--- a/Madrid_Darien_CIB302_Semana4.docx
+++ b/Madrid_Darien_CIB302_Semana4.docx
@@ -1,6 +1,6 @@
 
 <file path=word/document.xml><?xml version="1.0" encoding="utf-8"?>
-<w:document xmlns:wpc="http://schemas.microsoft.com/office/word/2010/wordprocessingCanvas" xmlns:cx="http://schemas.microsoft.com/office/drawing/2014/chartex" xmlns:mc="http://schemas.openxmlformats.org/markup-compatibility/2006" xmlns:o="urn:schemas-microsoft-com:office:office" xmlns:r="http://schemas.openxmlformats.org/officeDocument/2006/relationships" xmlns:m="http://schemas.openxmlformats.org/officeDocument/2006/math" xmlns:v="urn:schemas-microsoft-com:vml" xmlns:wp14="http://schemas.microsoft.com/office/word/2010/wordprocessingDrawing" xmlns:wp="http://schemas.openxmlformats.org/drawingml/2006/wordprocessingDrawing" xmlns:w10="urn:schemas-microsoft-com:office:word" xmlns:w="http://schemas.openxmlformats.org/wordprocessingml/2006/main" xmlns:w14="http://schemas.microsoft.com/office/word/2010/wordml" xmlns:w15="http://schemas.microsoft.com/office/word/2012/wordml" xmlns:w16se="http://schemas.microsoft.com/office/word/2015/wordml/symex" xmlns:wpg="http://schemas.microsoft.com/office/word/2010/wordprocessingGroup" xmlns:wpi="http://schemas.microsoft.com/office/word/2010/wordprocessingInk" xmlns:wne="http://schemas.microsoft.com/office/word/2006/wordml" xmlns:wps="http://schemas.microsoft.com/office/word/2010/wordprocessingShape" mc:Ignorable="w14 w15 w16se wp14">
+<w:document xmlns:wpc="http://schemas.microsoft.com/office/word/2010/wordprocessingCanvas" xmlns:cx="http://schemas.microsoft.com/office/drawing/2014/chartex" xmlns:cx1="http://schemas.microsoft.com/office/drawing/2015/9/8/chartex" xmlns:cx2="http://schemas.microsoft.com/office/drawing/2015/10/21/chartex" xmlns:cx3="http://schemas.microsoft.com/office/drawing/2016/5/9/chartex" xmlns:cx4="http://schemas.microsoft.com/office/drawing/2016/5/10/chartex" xmlns:cx5="http://schemas.microsoft.com/office/drawing/2016/5/11/chartex" xmlns:cx6="http://schemas.microsoft.com/office/drawing/2016/5/12/chartex" xmlns:cx7="http://schemas.microsoft.com/office/drawing/2016/5/13/chartex" xmlns:cx8="http://schemas.microsoft.com/office/drawing/2016/5/14/chartex" xmlns:mc="http://schemas.openxmlformats.org/markup-compatibility/2006" xmlns:aink="http://schemas.microsoft.com/office/drawing/2016/ink" xmlns:am3d="http://schemas.microsoft.com/office/drawing/2017/model3d" xmlns:o="urn:schemas-microsoft-com:office:office" xmlns:oel="http://schemas.microsoft.com/office/2019/extlst" xmlns:r="http://schemas.openxmlformats.org/officeDocument/2006/relationships" xmlns:m="http://schemas.openxmlformats.org/officeDocument/2006/math" xmlns:v="urn:schemas-microsoft-com:vml" xmlns:wp14="http://schemas.microsoft.com/office/word/2010/wordprocessingDrawing" xmlns:wp="http://schemas.openxmlformats.org/drawingml/2006/wordprocessingDrawing" xmlns:w10="urn:schemas-microsoft-com:office:word" xmlns:w="http://schemas.openxmlformats.org/wordprocessingml/2006/main" xmlns:w14="http://schemas.microsoft.com/office/word/2010/wordml" xmlns:w15="http://schemas.microsoft.com/office/word/2012/wordml" xmlns:w16cex="http://schemas.microsoft.com/office/word/2018/wordml/cex" xmlns:w16cid="http://schemas.microsoft.com/office/word/2016/wordml/cid" xmlns:w16="http://schemas.microsoft.com/office/word/2018/wordml" xmlns:w16du="http://schemas.microsoft.com/office/word/2023/wordml/word16du" xmlns:w16sdtdh="http://schemas.microsoft.com/office/word/2020/wordml/sdtdatahash" xmlns:w16sdtfl="http://schemas.microsoft.com/office/word/2024/wordml/sdtformatlock" xmlns:w16se="http://schemas.microsoft.com/office/word/2015/wordml/symex" xmlns:wpg="http://schemas.microsoft.com/office/word/2010/wordprocessingGroup" xmlns:wpi="http://schemas.microsoft.com/office/word/2010/wordprocessingInk" xmlns:wne="http://schemas.microsoft.com/office/word/2006/wordml" xmlns:wps="http://schemas.microsoft.com/office/word/2010/wordprocessingShape" mc:Ignorable="w14 w15 w16se w16cid w16 w16cex w16sdtdh w16sdtfl w16du wp14">
   <w:body>
     <w:p>
       <w:pPr>
@@ -9,8 +9,6 @@
         <w:jc w:val="center"/>
         <w:rPr>
           <w:rFonts w:ascii="Arial" w:eastAsia="Arial" w:hAnsi="Arial" w:cs="Arial"/>
-          <w:b/>
-          <w:bCs/>
           <w:color w:val="000000" w:themeColor="text1"/>
           <w:sz w:val="48"/>
           <w:szCs w:val="48"/>
@@ -20,8 +18,6 @@
       <w:r>
         <w:rPr>
           <w:rFonts w:ascii="Arial" w:eastAsia="Arial" w:hAnsi="Arial" w:cs="Arial"/>
-          <w:b/>
-          <w:bCs/>
           <w:color w:val="000000" w:themeColor="text1"/>
           <w:sz w:val="48"/>
           <w:szCs w:val="48"/>
@@ -61,7 +57,7 @@
                     <pic:cNvPicPr/>
                   </pic:nvPicPr>
                   <pic:blipFill>
-                    <a:blip r:embed="rId4">
+                    <a:blip r:embed="rId6">
                       <a:extLst>
                         <a:ext uri="{28A0092B-C50C-407E-A947-70E740481C1C}">
                           <a14:useLocalDpi xmlns:a14="http://schemas.microsoft.com/office/drawing/2010/main"/>
@@ -103,990 +99,1843 @@
         <w:rPr>
           <w:rFonts w:ascii="Arial" w:eastAsia="Arial" w:hAnsi="Arial" w:cs="Arial"/>
           <w:color w:val="000000" w:themeColor="text1"/>
-        </w:rPr>
-      </w:pPr>
-      <w:r>
-        <w:rPr>
-          <w:rFonts w:ascii="Arial" w:eastAsia="Arial" w:hAnsi="Arial" w:cs="Arial"/>
+          <w:sz w:val="28"/>
+          <w:szCs w:val="28"/>
+        </w:rPr>
+      </w:pPr>
+      <w:r>
+        <w:rPr>
+          <w:rFonts w:ascii="Arial" w:eastAsia="Arial" w:hAnsi="Arial" w:cs="Arial"/>
+          <w:color w:val="000000" w:themeColor="text1"/>
+          <w:sz w:val="28"/>
+          <w:szCs w:val="28"/>
+          <w:lang w:val="es-MX"/>
+        </w:rPr>
+        <w:t xml:space="preserve">Modulo: Taller de plataformas web. </w:t>
+      </w:r>
+    </w:p>
+    <w:p>
+      <w:pPr>
+        <w:spacing w:after="407" w:line="265" w:lineRule="auto"/>
+        <w:ind w:left="-5" w:hanging="10"/>
+        <w:rPr>
+          <w:rFonts w:ascii="Arial" w:eastAsia="Arial" w:hAnsi="Arial" w:cs="Arial"/>
+          <w:color w:val="000000" w:themeColor="text1"/>
+          <w:sz w:val="28"/>
+          <w:szCs w:val="28"/>
+        </w:rPr>
+      </w:pPr>
+      <w:r>
+        <w:rPr>
+          <w:rFonts w:ascii="Arial" w:eastAsia="Arial" w:hAnsi="Arial" w:cs="Arial"/>
+          <w:color w:val="000000" w:themeColor="text1"/>
+          <w:sz w:val="28"/>
+          <w:szCs w:val="28"/>
+          <w:lang w:val="es-MX"/>
+        </w:rPr>
+        <w:t xml:space="preserve">Semana: </w:t>
+      </w:r>
+      <w:r>
+        <w:rPr>
+          <w:rFonts w:ascii="Arial" w:eastAsia="Arial" w:hAnsi="Arial" w:cs="Arial"/>
+          <w:color w:val="000000" w:themeColor="text1"/>
+          <w:sz w:val="28"/>
+          <w:szCs w:val="28"/>
+          <w:lang w:val="es-MX"/>
+        </w:rPr>
+        <w:t>4</w:t>
+      </w:r>
+      <w:r>
+        <w:rPr>
+          <w:rFonts w:ascii="Arial" w:eastAsia="Arial" w:hAnsi="Arial" w:cs="Arial"/>
+          <w:color w:val="000000" w:themeColor="text1"/>
+          <w:sz w:val="28"/>
+          <w:szCs w:val="28"/>
+          <w:lang w:val="es-MX"/>
+        </w:rPr>
+        <w:t xml:space="preserve">. </w:t>
+      </w:r>
+    </w:p>
+    <w:p>
+      <w:pPr>
+        <w:spacing w:after="411" w:line="265" w:lineRule="auto"/>
+        <w:ind w:left="-5" w:hanging="10"/>
+        <w:rPr>
+          <w:rFonts w:ascii="Arial" w:eastAsia="Arial" w:hAnsi="Arial" w:cs="Arial"/>
+          <w:color w:val="000000" w:themeColor="text1"/>
+          <w:sz w:val="28"/>
+          <w:szCs w:val="28"/>
+        </w:rPr>
+      </w:pPr>
+      <w:r>
+        <w:rPr>
+          <w:rFonts w:ascii="Arial" w:eastAsia="Arial" w:hAnsi="Arial" w:cs="Arial"/>
+          <w:color w:val="000000" w:themeColor="text1"/>
+          <w:sz w:val="28"/>
+          <w:szCs w:val="28"/>
+          <w:lang w:val="es-MX"/>
+        </w:rPr>
+        <w:t xml:space="preserve">Docente: Zugehy Escalante Issele. </w:t>
+      </w:r>
+    </w:p>
+    <w:p>
+      <w:pPr>
+        <w:spacing w:after="406" w:line="265" w:lineRule="auto"/>
+        <w:ind w:left="-5" w:hanging="10"/>
+        <w:rPr>
+          <w:rFonts w:ascii="Arial" w:eastAsia="Arial" w:hAnsi="Arial" w:cs="Arial"/>
+          <w:color w:val="000000" w:themeColor="text1"/>
+          <w:sz w:val="28"/>
+          <w:szCs w:val="28"/>
+        </w:rPr>
+      </w:pPr>
+      <w:r>
+        <w:rPr>
+          <w:rFonts w:ascii="Arial" w:eastAsia="Arial" w:hAnsi="Arial" w:cs="Arial"/>
+          <w:color w:val="000000" w:themeColor="text1"/>
+          <w:sz w:val="28"/>
+          <w:szCs w:val="28"/>
+          <w:lang w:val="es-MX"/>
+        </w:rPr>
+        <w:t xml:space="preserve">Estudiante: </w:t>
+      </w:r>
+      <w:r>
+        <w:rPr>
+          <w:rFonts w:ascii="Arial" w:eastAsia="Arial" w:hAnsi="Arial" w:cs="Arial"/>
+          <w:color w:val="000000" w:themeColor="text1"/>
+          <w:sz w:val="28"/>
+          <w:szCs w:val="28"/>
+          <w:lang w:val="es-MX"/>
+        </w:rPr>
+        <w:tab/>
+      </w:r>
+      <w:r>
+        <w:rPr>
+          <w:rFonts w:ascii="Arial" w:eastAsia="Arial" w:hAnsi="Arial" w:cs="Arial"/>
+          <w:color w:val="000000" w:themeColor="text1"/>
+          <w:sz w:val="28"/>
+          <w:szCs w:val="28"/>
+          <w:lang w:val="es-MX"/>
+        </w:rPr>
+        <w:t>Darien Ignacio Madrid Salazar</w:t>
+      </w:r>
+      <w:r>
+        <w:rPr>
+          <w:rFonts w:ascii="Arial" w:eastAsia="Arial" w:hAnsi="Arial" w:cs="Arial"/>
+          <w:color w:val="000000" w:themeColor="text1"/>
+          <w:sz w:val="28"/>
+          <w:szCs w:val="28"/>
+          <w:lang w:val="es-MX"/>
+        </w:rPr>
+        <w:t>.</w:t>
+      </w:r>
+    </w:p>
+    <w:p>
+      <w:pPr>
+        <w:spacing w:after="406" w:line="265" w:lineRule="auto"/>
+        <w:ind w:left="1411" w:firstLine="713"/>
+        <w:rPr>
+          <w:rFonts w:ascii="Arial" w:eastAsia="Arial" w:hAnsi="Arial" w:cs="Arial"/>
+          <w:color w:val="000000" w:themeColor="text1"/>
+          <w:sz w:val="28"/>
+          <w:szCs w:val="28"/>
+        </w:rPr>
+      </w:pPr>
+      <w:r>
+        <w:rPr>
+          <w:rFonts w:ascii="Arial" w:eastAsia="Arial" w:hAnsi="Arial" w:cs="Arial"/>
+          <w:color w:val="000000" w:themeColor="text1"/>
+          <w:sz w:val="28"/>
+          <w:szCs w:val="28"/>
+          <w:lang w:val="es-MX"/>
+        </w:rPr>
+        <w:t xml:space="preserve">Diego </w:t>
+      </w:r>
+      <w:r>
+        <w:rPr>
+          <w:rFonts w:ascii="Arial" w:eastAsia="Arial" w:hAnsi="Arial" w:cs="Arial"/>
+          <w:color w:val="000000" w:themeColor="text1"/>
+          <w:sz w:val="28"/>
+          <w:szCs w:val="28"/>
+          <w:lang w:val="es-MX"/>
+        </w:rPr>
+        <w:t>B</w:t>
+      </w:r>
+      <w:r>
+        <w:rPr>
+          <w:rFonts w:ascii="Arial" w:eastAsia="Arial" w:hAnsi="Arial" w:cs="Arial"/>
+          <w:color w:val="000000" w:themeColor="text1"/>
+          <w:sz w:val="28"/>
+          <w:szCs w:val="28"/>
+          <w:lang w:val="es-MX"/>
+        </w:rPr>
+        <w:t>arahona</w:t>
+      </w:r>
+      <w:r>
+        <w:rPr>
+          <w:rFonts w:ascii="Arial" w:eastAsia="Arial" w:hAnsi="Arial" w:cs="Arial"/>
+          <w:color w:val="000000" w:themeColor="text1"/>
+          <w:sz w:val="28"/>
+          <w:szCs w:val="28"/>
+          <w:lang w:val="es-MX"/>
+        </w:rPr>
+        <w:t xml:space="preserve"> </w:t>
+      </w:r>
+      <w:proofErr w:type="spellStart"/>
+      <w:r>
+        <w:rPr>
+          <w:rFonts w:ascii="Arial" w:eastAsia="Arial" w:hAnsi="Arial" w:cs="Arial"/>
+          <w:color w:val="000000" w:themeColor="text1"/>
+          <w:sz w:val="28"/>
+          <w:szCs w:val="28"/>
+          <w:lang w:val="es-MX"/>
+        </w:rPr>
+        <w:t>Barahona</w:t>
+      </w:r>
+      <w:proofErr w:type="spellEnd"/>
+      <w:r>
+        <w:rPr>
+          <w:rFonts w:ascii="Arial" w:eastAsia="Arial" w:hAnsi="Arial" w:cs="Arial"/>
+          <w:color w:val="000000" w:themeColor="text1"/>
+          <w:sz w:val="28"/>
+          <w:szCs w:val="28"/>
+          <w:lang w:val="es-MX"/>
+        </w:rPr>
+        <w:t xml:space="preserve">. </w:t>
+      </w:r>
+    </w:p>
+    <w:p>
+      <w:pPr>
+        <w:spacing w:after="406" w:line="265" w:lineRule="auto"/>
+        <w:ind w:left="-5" w:hanging="10"/>
+        <w:rPr>
+          <w:rFonts w:ascii="Arial" w:eastAsia="Arial" w:hAnsi="Arial" w:cs="Arial"/>
+          <w:color w:val="000000" w:themeColor="text1"/>
+          <w:sz w:val="28"/>
+          <w:szCs w:val="28"/>
+        </w:rPr>
+      </w:pPr>
+      <w:r>
+        <w:rPr>
+          <w:rFonts w:ascii="Arial" w:eastAsia="Arial" w:hAnsi="Arial" w:cs="Arial"/>
+          <w:color w:val="000000" w:themeColor="text1"/>
+          <w:sz w:val="28"/>
+          <w:szCs w:val="28"/>
+          <w:lang w:val="es-MX"/>
+        </w:rPr>
+        <w:t xml:space="preserve">Fecha: </w:t>
+      </w:r>
+      <w:r>
+        <w:rPr>
+          <w:rFonts w:ascii="Arial" w:eastAsia="Arial" w:hAnsi="Arial" w:cs="Arial"/>
+          <w:color w:val="000000" w:themeColor="text1"/>
+          <w:sz w:val="28"/>
+          <w:szCs w:val="28"/>
+          <w:lang w:val="es-MX"/>
+        </w:rPr>
+        <w:t>14</w:t>
+      </w:r>
+      <w:r>
+        <w:rPr>
+          <w:rFonts w:ascii="Arial" w:eastAsia="Arial" w:hAnsi="Arial" w:cs="Arial"/>
+          <w:color w:val="000000" w:themeColor="text1"/>
+          <w:sz w:val="28"/>
+          <w:szCs w:val="28"/>
+          <w:lang w:val="es-MX"/>
+        </w:rPr>
+        <w:t>-0</w:t>
+      </w:r>
+      <w:r>
+        <w:rPr>
+          <w:rFonts w:ascii="Arial" w:eastAsia="Arial" w:hAnsi="Arial" w:cs="Arial"/>
+          <w:color w:val="000000" w:themeColor="text1"/>
+          <w:sz w:val="28"/>
+          <w:szCs w:val="28"/>
+          <w:lang w:val="es-MX"/>
+        </w:rPr>
+        <w:t>4</w:t>
+      </w:r>
+      <w:r>
+        <w:rPr>
+          <w:rFonts w:ascii="Arial" w:eastAsia="Arial" w:hAnsi="Arial" w:cs="Arial"/>
+          <w:color w:val="000000" w:themeColor="text1"/>
+          <w:sz w:val="28"/>
+          <w:szCs w:val="28"/>
+          <w:lang w:val="es-MX"/>
+        </w:rPr>
+        <w:t>-2026.</w:t>
+      </w:r>
+    </w:p>
+    <w:sdt>
+      <w:sdtPr>
+        <w:rPr>
+          <w:lang w:val="es-MX"/>
+        </w:rPr>
+        <w:id w:val="-2114115367"/>
+        <w:docPartObj>
+          <w:docPartGallery w:val="Table of Contents"/>
+          <w:docPartUnique/>
+        </w:docPartObj>
+      </w:sdtPr>
+      <w:sdtEndPr>
+        <w:rPr>
+          <w:rFonts w:asciiTheme="minorHAnsi" w:eastAsiaTheme="minorHAnsi" w:hAnsiTheme="minorHAnsi" w:cstheme="minorBidi"/>
           <w:b/>
           <w:bCs/>
-          <w:color w:val="000000" w:themeColor="text1"/>
-          <w:lang w:val="es-MX"/>
-        </w:rPr>
-        <w:t xml:space="preserve">Modulo: Taller de plataformas web. </w:t>
-      </w:r>
-    </w:p>
-    <w:p>
-      <w:pPr>
-        <w:spacing w:after="407" w:line="265" w:lineRule="auto"/>
-        <w:ind w:left="-5" w:hanging="10"/>
-        <w:rPr>
-          <w:rFonts w:ascii="Arial" w:eastAsia="Arial" w:hAnsi="Arial" w:cs="Arial"/>
-          <w:color w:val="000000" w:themeColor="text1"/>
-        </w:rPr>
-      </w:pPr>
-      <w:r>
-        <w:rPr>
-          <w:rFonts w:ascii="Arial" w:eastAsia="Arial" w:hAnsi="Arial" w:cs="Arial"/>
+          <w:color w:val="auto"/>
+          <w:sz w:val="24"/>
+          <w:szCs w:val="24"/>
+          <w:lang w:eastAsia="en-US"/>
+        </w:rPr>
+      </w:sdtEndPr>
+      <w:sdtContent>
+        <w:p>
+          <w:pPr>
+            <w:pStyle w:val="TtuloTDC"/>
+            <w:rPr>
+              <w:sz w:val="40"/>
+              <w:szCs w:val="40"/>
+              <w:lang w:val="es-MX"/>
+            </w:rPr>
+          </w:pPr>
+          <w:r>
+            <w:rPr>
+              <w:sz w:val="40"/>
+              <w:szCs w:val="40"/>
+              <w:lang w:val="es-MX"/>
+            </w:rPr>
+            <w:t>Índice de contenidos</w:t>
+          </w:r>
+        </w:p>
+        <w:p>
+          <w:pPr>
+            <w:rPr>
+              <w:lang w:val="es-MX" w:eastAsia="es-CL"/>
+            </w:rPr>
+          </w:pPr>
+        </w:p>
+        <w:p>
+          <w:pPr>
+            <w:pStyle w:val="TDC1"/>
+            <w:tabs>
+              <w:tab w:val="right" w:leader="dot" w:pos="8828"/>
+            </w:tabs>
+            <w:rPr>
+              <w:noProof/>
+            </w:rPr>
+          </w:pPr>
+          <w:r>
+            <w:fldChar w:fldCharType="begin"/>
+          </w:r>
+          <w:r>
+            <w:instrText xml:space="preserve"> TOC \o "1-3" \h \z \u </w:instrText>
+          </w:r>
+          <w:r>
+            <w:fldChar w:fldCharType="separate"/>
+          </w:r>
+          <w:hyperlink w:anchor="_Toc227088547" w:history="1">
+            <w:r>
+              <w:rPr>
+                <w:rStyle w:val="Hipervnculo"/>
+                <w:b/>
+                <w:bCs/>
+                <w:noProof/>
+              </w:rPr>
+              <w:t>INTRODUCCIÓN</w:t>
+            </w:r>
+            <w:r>
+              <w:rPr>
+                <w:noProof/>
+                <w:webHidden/>
+              </w:rPr>
+              <w:tab/>
+            </w:r>
+            <w:r>
+              <w:rPr>
+                <w:noProof/>
+                <w:webHidden/>
+              </w:rPr>
+              <w:fldChar w:fldCharType="begin"/>
+            </w:r>
+            <w:r>
+              <w:rPr>
+                <w:noProof/>
+                <w:webHidden/>
+              </w:rPr>
+              <w:instrText xml:space="preserve"> PAGEREF _Toc227088547 \h </w:instrText>
+            </w:r>
+            <w:r>
+              <w:rPr>
+                <w:noProof/>
+                <w:webHidden/>
+              </w:rPr>
+            </w:r>
+            <w:r>
+              <w:rPr>
+                <w:noProof/>
+                <w:webHidden/>
+              </w:rPr>
+              <w:fldChar w:fldCharType="separate"/>
+            </w:r>
+            <w:r>
+              <w:rPr>
+                <w:noProof/>
+                <w:webHidden/>
+              </w:rPr>
+              <w:t>3</w:t>
+            </w:r>
+            <w:r>
+              <w:rPr>
+                <w:noProof/>
+                <w:webHidden/>
+              </w:rPr>
+              <w:fldChar w:fldCharType="end"/>
+            </w:r>
+          </w:hyperlink>
+        </w:p>
+        <w:p>
+          <w:pPr>
+            <w:pStyle w:val="TDC1"/>
+            <w:tabs>
+              <w:tab w:val="right" w:leader="dot" w:pos="8828"/>
+            </w:tabs>
+            <w:rPr>
+              <w:noProof/>
+            </w:rPr>
+          </w:pPr>
+          <w:hyperlink w:anchor="_Toc227088548" w:history="1">
+            <w:r>
+              <w:rPr>
+                <w:rStyle w:val="Hipervnculo"/>
+                <w:b/>
+                <w:bCs/>
+                <w:noProof/>
+              </w:rPr>
+              <w:t>BACKEND Y APIREST</w:t>
+            </w:r>
+            <w:r>
+              <w:rPr>
+                <w:noProof/>
+                <w:webHidden/>
+              </w:rPr>
+              <w:tab/>
+            </w:r>
+            <w:r>
+              <w:rPr>
+                <w:noProof/>
+                <w:webHidden/>
+              </w:rPr>
+              <w:fldChar w:fldCharType="begin"/>
+            </w:r>
+            <w:r>
+              <w:rPr>
+                <w:noProof/>
+                <w:webHidden/>
+              </w:rPr>
+              <w:instrText xml:space="preserve"> PAGEREF _Toc227088548 \h </w:instrText>
+            </w:r>
+            <w:r>
+              <w:rPr>
+                <w:noProof/>
+                <w:webHidden/>
+              </w:rPr>
+            </w:r>
+            <w:r>
+              <w:rPr>
+                <w:noProof/>
+                <w:webHidden/>
+              </w:rPr>
+              <w:fldChar w:fldCharType="separate"/>
+            </w:r>
+            <w:r>
+              <w:rPr>
+                <w:noProof/>
+                <w:webHidden/>
+              </w:rPr>
+              <w:t>4</w:t>
+            </w:r>
+            <w:r>
+              <w:rPr>
+                <w:noProof/>
+                <w:webHidden/>
+              </w:rPr>
+              <w:fldChar w:fldCharType="end"/>
+            </w:r>
+          </w:hyperlink>
+        </w:p>
+        <w:p>
+          <w:pPr>
+            <w:pStyle w:val="TDC1"/>
+            <w:tabs>
+              <w:tab w:val="right" w:leader="dot" w:pos="8828"/>
+            </w:tabs>
+            <w:rPr>
+              <w:noProof/>
+            </w:rPr>
+          </w:pPr>
+          <w:hyperlink w:anchor="_Toc227088549" w:history="1">
+            <w:r>
+              <w:rPr>
+                <w:rStyle w:val="Hipervnculo"/>
+                <w:b/>
+                <w:bCs/>
+                <w:noProof/>
+              </w:rPr>
+              <w:t>NODE.JS Y EXPRESS</w:t>
+            </w:r>
+            <w:r>
+              <w:rPr>
+                <w:noProof/>
+                <w:webHidden/>
+              </w:rPr>
+              <w:tab/>
+            </w:r>
+            <w:r>
+              <w:rPr>
+                <w:noProof/>
+                <w:webHidden/>
+              </w:rPr>
+              <w:fldChar w:fldCharType="begin"/>
+            </w:r>
+            <w:r>
+              <w:rPr>
+                <w:noProof/>
+                <w:webHidden/>
+              </w:rPr>
+              <w:instrText xml:space="preserve"> PAGEREF _Toc227088549 \h </w:instrText>
+            </w:r>
+            <w:r>
+              <w:rPr>
+                <w:noProof/>
+                <w:webHidden/>
+              </w:rPr>
+            </w:r>
+            <w:r>
+              <w:rPr>
+                <w:noProof/>
+                <w:webHidden/>
+              </w:rPr>
+              <w:fldChar w:fldCharType="separate"/>
+            </w:r>
+            <w:r>
+              <w:rPr>
+                <w:noProof/>
+                <w:webHidden/>
+              </w:rPr>
+              <w:t>5</w:t>
+            </w:r>
+            <w:r>
+              <w:rPr>
+                <w:noProof/>
+                <w:webHidden/>
+              </w:rPr>
+              <w:fldChar w:fldCharType="end"/>
+            </w:r>
+          </w:hyperlink>
+        </w:p>
+        <w:p>
+          <w:pPr>
+            <w:pStyle w:val="TDC1"/>
+            <w:tabs>
+              <w:tab w:val="right" w:leader="dot" w:pos="8828"/>
+            </w:tabs>
+            <w:rPr>
+              <w:noProof/>
+            </w:rPr>
+          </w:pPr>
+          <w:hyperlink w:anchor="_Toc227088550" w:history="1">
+            <w:r>
+              <w:rPr>
+                <w:rStyle w:val="Hipervnculo"/>
+                <w:b/>
+                <w:bCs/>
+                <w:noProof/>
+              </w:rPr>
+              <w:t>IMPLEMENTACIÓN DEL SERVIDOR Y RUTA LOGIN</w:t>
+            </w:r>
+            <w:r>
+              <w:rPr>
+                <w:noProof/>
+                <w:webHidden/>
+              </w:rPr>
+              <w:tab/>
+            </w:r>
+            <w:r>
+              <w:rPr>
+                <w:noProof/>
+                <w:webHidden/>
+              </w:rPr>
+              <w:fldChar w:fldCharType="begin"/>
+            </w:r>
+            <w:r>
+              <w:rPr>
+                <w:noProof/>
+                <w:webHidden/>
+              </w:rPr>
+              <w:instrText xml:space="preserve"> PAGEREF _Toc227088550 \h </w:instrText>
+            </w:r>
+            <w:r>
+              <w:rPr>
+                <w:noProof/>
+                <w:webHidden/>
+              </w:rPr>
+            </w:r>
+            <w:r>
+              <w:rPr>
+                <w:noProof/>
+                <w:webHidden/>
+              </w:rPr>
+              <w:fldChar w:fldCharType="separate"/>
+            </w:r>
+            <w:r>
+              <w:rPr>
+                <w:noProof/>
+                <w:webHidden/>
+              </w:rPr>
+              <w:t>6</w:t>
+            </w:r>
+            <w:r>
+              <w:rPr>
+                <w:noProof/>
+                <w:webHidden/>
+              </w:rPr>
+              <w:fldChar w:fldCharType="end"/>
+            </w:r>
+          </w:hyperlink>
+        </w:p>
+        <w:p>
+          <w:pPr>
+            <w:pStyle w:val="TDC1"/>
+            <w:tabs>
+              <w:tab w:val="right" w:leader="dot" w:pos="8828"/>
+            </w:tabs>
+            <w:rPr>
+              <w:noProof/>
+            </w:rPr>
+          </w:pPr>
+          <w:hyperlink w:anchor="_Toc227088551" w:history="1">
+            <w:r>
+              <w:rPr>
+                <w:rStyle w:val="Hipervnculo"/>
+                <w:b/>
+                <w:bCs/>
+                <w:noProof/>
+              </w:rPr>
+              <w:t>AUTENTICACIÓN Y RUTA DE LOGIN</w:t>
+            </w:r>
+            <w:r>
+              <w:rPr>
+                <w:noProof/>
+                <w:webHidden/>
+              </w:rPr>
+              <w:tab/>
+            </w:r>
+            <w:r>
+              <w:rPr>
+                <w:noProof/>
+                <w:webHidden/>
+              </w:rPr>
+              <w:fldChar w:fldCharType="begin"/>
+            </w:r>
+            <w:r>
+              <w:rPr>
+                <w:noProof/>
+                <w:webHidden/>
+              </w:rPr>
+              <w:instrText xml:space="preserve"> PAGEREF _Toc227088551 \h </w:instrText>
+            </w:r>
+            <w:r>
+              <w:rPr>
+                <w:noProof/>
+                <w:webHidden/>
+              </w:rPr>
+            </w:r>
+            <w:r>
+              <w:rPr>
+                <w:noProof/>
+                <w:webHidden/>
+              </w:rPr>
+              <w:fldChar w:fldCharType="separate"/>
+            </w:r>
+            <w:r>
+              <w:rPr>
+                <w:noProof/>
+                <w:webHidden/>
+              </w:rPr>
+              <w:t>7</w:t>
+            </w:r>
+            <w:r>
+              <w:rPr>
+                <w:noProof/>
+                <w:webHidden/>
+              </w:rPr>
+              <w:fldChar w:fldCharType="end"/>
+            </w:r>
+          </w:hyperlink>
+        </w:p>
+        <w:p>
+          <w:pPr>
+            <w:pStyle w:val="TDC1"/>
+            <w:tabs>
+              <w:tab w:val="right" w:leader="dot" w:pos="8828"/>
+            </w:tabs>
+            <w:rPr>
+              <w:noProof/>
+            </w:rPr>
+          </w:pPr>
+          <w:hyperlink w:anchor="_Toc227088552" w:history="1">
+            <w:r>
+              <w:rPr>
+                <w:rStyle w:val="Hipervnculo"/>
+                <w:b/>
+                <w:bCs/>
+                <w:noProof/>
+              </w:rPr>
+              <w:t>MIDDLEWARE Y PROTECCIÓN DE RUTAS</w:t>
+            </w:r>
+            <w:r>
+              <w:rPr>
+                <w:noProof/>
+                <w:webHidden/>
+              </w:rPr>
+              <w:tab/>
+            </w:r>
+            <w:r>
+              <w:rPr>
+                <w:noProof/>
+                <w:webHidden/>
+              </w:rPr>
+              <w:fldChar w:fldCharType="begin"/>
+            </w:r>
+            <w:r>
+              <w:rPr>
+                <w:noProof/>
+                <w:webHidden/>
+              </w:rPr>
+              <w:instrText xml:space="preserve"> PAGEREF _Toc227088552 \h </w:instrText>
+            </w:r>
+            <w:r>
+              <w:rPr>
+                <w:noProof/>
+                <w:webHidden/>
+              </w:rPr>
+            </w:r>
+            <w:r>
+              <w:rPr>
+                <w:noProof/>
+                <w:webHidden/>
+              </w:rPr>
+              <w:fldChar w:fldCharType="separate"/>
+            </w:r>
+            <w:r>
+              <w:rPr>
+                <w:noProof/>
+                <w:webHidden/>
+              </w:rPr>
+              <w:t>9</w:t>
+            </w:r>
+            <w:r>
+              <w:rPr>
+                <w:noProof/>
+                <w:webHidden/>
+              </w:rPr>
+              <w:fldChar w:fldCharType="end"/>
+            </w:r>
+          </w:hyperlink>
+        </w:p>
+        <w:p>
+          <w:pPr>
+            <w:pStyle w:val="TDC1"/>
+            <w:tabs>
+              <w:tab w:val="right" w:leader="dot" w:pos="8828"/>
+            </w:tabs>
+            <w:rPr>
+              <w:noProof/>
+            </w:rPr>
+          </w:pPr>
+          <w:hyperlink w:anchor="_Toc227088553" w:history="1">
+            <w:r>
+              <w:rPr>
+                <w:rStyle w:val="Hipervnculo"/>
+                <w:noProof/>
+              </w:rPr>
+              <w:t>CIERRE DE SESION</w:t>
+            </w:r>
+            <w:r>
+              <w:rPr>
+                <w:noProof/>
+                <w:webHidden/>
+              </w:rPr>
+              <w:tab/>
+            </w:r>
+            <w:r>
+              <w:rPr>
+                <w:noProof/>
+                <w:webHidden/>
+              </w:rPr>
+              <w:fldChar w:fldCharType="begin"/>
+            </w:r>
+            <w:r>
+              <w:rPr>
+                <w:noProof/>
+                <w:webHidden/>
+              </w:rPr>
+              <w:instrText xml:space="preserve"> PAGEREF _Toc227088553 \h </w:instrText>
+            </w:r>
+            <w:r>
+              <w:rPr>
+                <w:noProof/>
+                <w:webHidden/>
+              </w:rPr>
+            </w:r>
+            <w:r>
+              <w:rPr>
+                <w:noProof/>
+                <w:webHidden/>
+              </w:rPr>
+              <w:fldChar w:fldCharType="separate"/>
+            </w:r>
+            <w:r>
+              <w:rPr>
+                <w:noProof/>
+                <w:webHidden/>
+              </w:rPr>
+              <w:t>12</w:t>
+            </w:r>
+            <w:r>
+              <w:rPr>
+                <w:noProof/>
+                <w:webHidden/>
+              </w:rPr>
+              <w:fldChar w:fldCharType="end"/>
+            </w:r>
+          </w:hyperlink>
+        </w:p>
+        <w:p>
+          <w:pPr>
+            <w:pStyle w:val="TDC1"/>
+            <w:tabs>
+              <w:tab w:val="right" w:leader="dot" w:pos="8828"/>
+            </w:tabs>
+            <w:rPr>
+              <w:noProof/>
+            </w:rPr>
+          </w:pPr>
+          <w:hyperlink w:anchor="_Toc227088554" w:history="1">
+            <w:r>
+              <w:rPr>
+                <w:rStyle w:val="Hipervnculo"/>
+                <w:noProof/>
+              </w:rPr>
+              <w:t>PRUEBAS DEL SISTEMA</w:t>
+            </w:r>
+            <w:r>
+              <w:rPr>
+                <w:noProof/>
+                <w:webHidden/>
+              </w:rPr>
+              <w:tab/>
+            </w:r>
+            <w:r>
+              <w:rPr>
+                <w:noProof/>
+                <w:webHidden/>
+              </w:rPr>
+              <w:fldChar w:fldCharType="begin"/>
+            </w:r>
+            <w:r>
+              <w:rPr>
+                <w:noProof/>
+                <w:webHidden/>
+              </w:rPr>
+              <w:instrText xml:space="preserve"> PAGEREF _Toc227088554 \h </w:instrText>
+            </w:r>
+            <w:r>
+              <w:rPr>
+                <w:noProof/>
+                <w:webHidden/>
+              </w:rPr>
+            </w:r>
+            <w:r>
+              <w:rPr>
+                <w:noProof/>
+                <w:webHidden/>
+              </w:rPr>
+              <w:fldChar w:fldCharType="separate"/>
+            </w:r>
+            <w:r>
+              <w:rPr>
+                <w:noProof/>
+                <w:webHidden/>
+              </w:rPr>
+              <w:t>13</w:t>
+            </w:r>
+            <w:r>
+              <w:rPr>
+                <w:noProof/>
+                <w:webHidden/>
+              </w:rPr>
+              <w:fldChar w:fldCharType="end"/>
+            </w:r>
+          </w:hyperlink>
+        </w:p>
+        <w:p>
+          <w:pPr>
+            <w:pStyle w:val="TDC1"/>
+            <w:tabs>
+              <w:tab w:val="right" w:leader="dot" w:pos="8828"/>
+            </w:tabs>
+            <w:rPr>
+              <w:noProof/>
+            </w:rPr>
+          </w:pPr>
+          <w:hyperlink w:anchor="_Toc227088555" w:history="1">
+            <w:r>
+              <w:rPr>
+                <w:rStyle w:val="Hipervnculo"/>
+                <w:noProof/>
+              </w:rPr>
+              <w:t>TRABAJO COLABORATIVO CON GITHUB (AMBOS)</w:t>
+            </w:r>
+            <w:r>
+              <w:rPr>
+                <w:noProof/>
+                <w:webHidden/>
+              </w:rPr>
+              <w:tab/>
+            </w:r>
+            <w:r>
+              <w:rPr>
+                <w:noProof/>
+                <w:webHidden/>
+              </w:rPr>
+              <w:fldChar w:fldCharType="begin"/>
+            </w:r>
+            <w:r>
+              <w:rPr>
+                <w:noProof/>
+                <w:webHidden/>
+              </w:rPr>
+              <w:instrText xml:space="preserve"> PAGEREF _Toc227088555 \h </w:instrText>
+            </w:r>
+            <w:r>
+              <w:rPr>
+                <w:noProof/>
+                <w:webHidden/>
+              </w:rPr>
+            </w:r>
+            <w:r>
+              <w:rPr>
+                <w:noProof/>
+                <w:webHidden/>
+              </w:rPr>
+              <w:fldChar w:fldCharType="separate"/>
+            </w:r>
+            <w:r>
+              <w:rPr>
+                <w:noProof/>
+                <w:webHidden/>
+              </w:rPr>
+              <w:t>14</w:t>
+            </w:r>
+            <w:r>
+              <w:rPr>
+                <w:noProof/>
+                <w:webHidden/>
+              </w:rPr>
+              <w:fldChar w:fldCharType="end"/>
+            </w:r>
+          </w:hyperlink>
+        </w:p>
+        <w:p>
+          <w:pPr>
+            <w:pStyle w:val="TDC1"/>
+            <w:tabs>
+              <w:tab w:val="right" w:leader="dot" w:pos="8828"/>
+            </w:tabs>
+            <w:rPr>
+              <w:noProof/>
+            </w:rPr>
+          </w:pPr>
+          <w:hyperlink w:anchor="_Toc227088556" w:history="1">
+            <w:r>
+              <w:rPr>
+                <w:rStyle w:val="Hipervnculo"/>
+                <w:noProof/>
+              </w:rPr>
+              <w:t>CONCLUSIÓN</w:t>
+            </w:r>
+            <w:r>
+              <w:rPr>
+                <w:noProof/>
+                <w:webHidden/>
+              </w:rPr>
+              <w:tab/>
+            </w:r>
+            <w:r>
+              <w:rPr>
+                <w:noProof/>
+                <w:webHidden/>
+              </w:rPr>
+              <w:fldChar w:fldCharType="begin"/>
+            </w:r>
+            <w:r>
+              <w:rPr>
+                <w:noProof/>
+                <w:webHidden/>
+              </w:rPr>
+              <w:instrText xml:space="preserve"> PAGEREF _Toc227088556 \h </w:instrText>
+            </w:r>
+            <w:r>
+              <w:rPr>
+                <w:noProof/>
+                <w:webHidden/>
+              </w:rPr>
+            </w:r>
+            <w:r>
+              <w:rPr>
+                <w:noProof/>
+                <w:webHidden/>
+              </w:rPr>
+              <w:fldChar w:fldCharType="separate"/>
+            </w:r>
+            <w:r>
+              <w:rPr>
+                <w:noProof/>
+                <w:webHidden/>
+              </w:rPr>
+              <w:t>15</w:t>
+            </w:r>
+            <w:r>
+              <w:rPr>
+                <w:noProof/>
+                <w:webHidden/>
+              </w:rPr>
+              <w:fldChar w:fldCharType="end"/>
+            </w:r>
+          </w:hyperlink>
+        </w:p>
+        <w:p>
+          <w:r>
+            <w:rPr>
+              <w:b/>
+              <w:bCs/>
+              <w:lang w:val="es-MX"/>
+            </w:rPr>
+            <w:fldChar w:fldCharType="end"/>
+          </w:r>
+        </w:p>
+      </w:sdtContent>
+    </w:sdt>
+    <w:p>
+      <w:pPr>
+        <w:spacing w:line="480" w:lineRule="auto"/>
+        <w:jc w:val="both"/>
+        <w:rPr>
           <w:b/>
           <w:bCs/>
-          <w:color w:val="000000" w:themeColor="text1"/>
-          <w:lang w:val="es-MX"/>
-        </w:rPr>
-        <w:t xml:space="preserve">Semana: </w:t>
-      </w:r>
-      <w:r>
-        <w:rPr>
-          <w:rFonts w:ascii="Arial" w:eastAsia="Arial" w:hAnsi="Arial" w:cs="Arial"/>
+        </w:rPr>
+      </w:pPr>
+    </w:p>
+    <w:p>
+      <w:pPr>
+        <w:rPr>
           <w:b/>
           <w:bCs/>
-          <w:color w:val="000000" w:themeColor="text1"/>
-          <w:lang w:val="es-MX"/>
-        </w:rPr>
-        <w:t>4</w:t>
-      </w:r>
-      <w:r>
-        <w:rPr>
-          <w:rFonts w:ascii="Arial" w:eastAsia="Arial" w:hAnsi="Arial" w:cs="Arial"/>
+        </w:rPr>
+      </w:pPr>
+      <w:r>
+        <w:rPr>
           <w:b/>
           <w:bCs/>
-          <w:color w:val="000000" w:themeColor="text1"/>
-          <w:lang w:val="es-MX"/>
-        </w:rPr>
-        <w:t>.</w:t>
-      </w:r>
-      <w:r>
-        <w:rPr>
-          <w:rFonts w:ascii="Arial" w:eastAsia="Arial" w:hAnsi="Arial" w:cs="Arial"/>
-          <w:color w:val="000000" w:themeColor="text1"/>
-          <w:lang w:val="es-MX"/>
-        </w:rPr>
-        <w:t xml:space="preserve"> </w:t>
-      </w:r>
-    </w:p>
-    <w:p>
-      <w:pPr>
-        <w:spacing w:after="411" w:line="265" w:lineRule="auto"/>
-        <w:ind w:left="-5" w:hanging="10"/>
-        <w:rPr>
-          <w:rFonts w:ascii="Arial" w:eastAsia="Arial" w:hAnsi="Arial" w:cs="Arial"/>
-          <w:color w:val="000000" w:themeColor="text1"/>
-        </w:rPr>
-      </w:pPr>
-      <w:r>
-        <w:rPr>
-          <w:rFonts w:ascii="Arial" w:eastAsia="Arial" w:hAnsi="Arial" w:cs="Arial"/>
+        </w:rPr>
+        <w:br w:type="page"/>
+      </w:r>
+    </w:p>
+    <w:p>
+      <w:pPr>
+        <w:pStyle w:val="Ttulo1"/>
+        <w:rPr>
           <w:b/>
           <w:bCs/>
-          <w:color w:val="000000" w:themeColor="text1"/>
-          <w:lang w:val="es-MX"/>
-        </w:rPr>
-        <w:t>Docente: Zugehy Escalante Issele.</w:t>
-      </w:r>
-      <w:r>
-        <w:rPr>
-          <w:rFonts w:ascii="Arial" w:eastAsia="Arial" w:hAnsi="Arial" w:cs="Arial"/>
-          <w:color w:val="000000" w:themeColor="text1"/>
-          <w:lang w:val="es-MX"/>
-        </w:rPr>
-        <w:t xml:space="preserve"> </w:t>
-      </w:r>
-    </w:p>
-    <w:p>
-      <w:pPr>
-        <w:spacing w:after="406" w:line="265" w:lineRule="auto"/>
-        <w:ind w:left="-5" w:hanging="10"/>
-        <w:rPr>
-          <w:rFonts w:ascii="Arial" w:eastAsia="Arial" w:hAnsi="Arial" w:cs="Arial"/>
-          <w:color w:val="000000" w:themeColor="text1"/>
-        </w:rPr>
-      </w:pPr>
-      <w:r>
-        <w:rPr>
-          <w:rFonts w:ascii="Arial" w:eastAsia="Arial" w:hAnsi="Arial" w:cs="Arial"/>
+        </w:rPr>
+      </w:pPr>
+      <w:bookmarkStart w:id="0" w:name="_Toc227088547"/>
+      <w:r>
+        <w:rPr>
           <w:b/>
           <w:bCs/>
-          <w:color w:val="000000" w:themeColor="text1"/>
-          <w:lang w:val="es-MX"/>
-        </w:rPr>
-        <w:t>Estudiante: Darien Ignacio Madrid Salazar</w:t>
-      </w:r>
-      <w:r>
-        <w:rPr>
-          <w:rFonts w:ascii="Arial" w:eastAsia="Arial" w:hAnsi="Arial" w:cs="Arial"/>
+        </w:rPr>
+        <w:lastRenderedPageBreak/>
+        <w:t>INTRODUCCIÓN</w:t>
+      </w:r>
+      <w:bookmarkEnd w:id="0"/>
+    </w:p>
+    <w:p>
+      <w:pPr>
+        <w:spacing w:before="240" w:after="240" w:line="480" w:lineRule="auto"/>
+        <w:jc w:val="both"/>
+      </w:pPr>
+      <w:r>
+        <w:rPr>
+          <w:rFonts w:ascii="Arial" w:eastAsia="Arial" w:hAnsi="Arial" w:cs="Arial"/>
+        </w:rPr>
+        <w:t>En la creación</w:t>
+      </w:r>
+      <w:r>
+        <w:rPr>
+          <w:rFonts w:ascii="Arial" w:eastAsia="Arial" w:hAnsi="Arial" w:cs="Arial"/>
+        </w:rPr>
+        <w:t xml:space="preserve"> de aplicacio</w:t>
+      </w:r>
+      <w:r>
+        <w:rPr>
+          <w:rFonts w:ascii="Arial" w:eastAsia="Arial" w:hAnsi="Arial" w:cs="Arial"/>
+        </w:rPr>
+        <w:t>nes web modernas, es esencial</w:t>
+      </w:r>
+      <w:r>
+        <w:rPr>
+          <w:rFonts w:ascii="Arial" w:eastAsia="Arial" w:hAnsi="Arial" w:cs="Arial"/>
+        </w:rPr>
+        <w:t xml:space="preserve"> comprender la diferencia </w:t>
+      </w:r>
+      <w:r>
+        <w:rPr>
+          <w:rFonts w:ascii="Arial" w:eastAsia="Arial" w:hAnsi="Arial" w:cs="Arial"/>
+        </w:rPr>
+        <w:t>entre frontend y backend,</w:t>
+      </w:r>
+      <w:r>
+        <w:rPr>
+          <w:rFonts w:ascii="Arial" w:eastAsia="Arial" w:hAnsi="Arial" w:cs="Arial"/>
+        </w:rPr>
+        <w:t xml:space="preserve"> este último </w:t>
+      </w:r>
+      <w:r>
+        <w:rPr>
+          <w:rFonts w:ascii="Arial" w:eastAsia="Arial" w:hAnsi="Arial" w:cs="Arial"/>
+        </w:rPr>
+        <w:t xml:space="preserve">es </w:t>
+      </w:r>
+      <w:r>
+        <w:rPr>
+          <w:rFonts w:ascii="Arial" w:eastAsia="Arial" w:hAnsi="Arial" w:cs="Arial"/>
+        </w:rPr>
+        <w:t>el encargado de gestionar la lógica del sistema, el acceso a los datos y la comunicac</w:t>
+      </w:r>
+      <w:r>
+        <w:rPr>
+          <w:rFonts w:ascii="Arial" w:eastAsia="Arial" w:hAnsi="Arial" w:cs="Arial"/>
+        </w:rPr>
+        <w:t>ión con otros servicios a través de</w:t>
+      </w:r>
+      <w:r>
+        <w:rPr>
+          <w:rFonts w:ascii="Arial" w:eastAsia="Arial" w:hAnsi="Arial" w:cs="Arial"/>
+        </w:rPr>
+        <w:t xml:space="preserve"> APIs. Una API REST (Applicatio</w:t>
+      </w:r>
+      <w:r>
+        <w:rPr>
+          <w:rFonts w:ascii="Arial" w:eastAsia="Arial" w:hAnsi="Arial" w:cs="Arial"/>
+        </w:rPr>
+        <w:t xml:space="preserve">n Programming </w:t>
+      </w:r>
+      <w:proofErr w:type="gramStart"/>
+      <w:r>
+        <w:rPr>
+          <w:rFonts w:ascii="Arial" w:eastAsia="Arial" w:hAnsi="Arial" w:cs="Arial"/>
+        </w:rPr>
+        <w:t>Interface</w:t>
+      </w:r>
+      <w:proofErr w:type="gramEnd"/>
+      <w:r>
+        <w:rPr>
+          <w:rFonts w:ascii="Arial" w:eastAsia="Arial" w:hAnsi="Arial" w:cs="Arial"/>
+        </w:rPr>
+        <w:t>) ayuda a</w:t>
+      </w:r>
+      <w:r>
+        <w:rPr>
+          <w:rFonts w:ascii="Arial" w:eastAsia="Arial" w:hAnsi="Arial" w:cs="Arial"/>
+        </w:rPr>
+        <w:t xml:space="preserve"> que dist</w:t>
+      </w:r>
+      <w:r>
+        <w:rPr>
+          <w:rFonts w:ascii="Arial" w:eastAsia="Arial" w:hAnsi="Arial" w:cs="Arial"/>
+        </w:rPr>
+        <w:t xml:space="preserve">intas aplicaciones puedan </w:t>
+      </w:r>
+      <w:r>
+        <w:rPr>
+          <w:rFonts w:ascii="Arial" w:eastAsia="Arial" w:hAnsi="Arial" w:cs="Arial"/>
+        </w:rPr>
+        <w:t>comunicarse</w:t>
+      </w:r>
+      <w:r>
+        <w:rPr>
+          <w:rFonts w:ascii="Arial" w:eastAsia="Arial" w:hAnsi="Arial" w:cs="Arial"/>
+        </w:rPr>
+        <w:t xml:space="preserve"> entre sí a través de solicitudes HTTP, </w:t>
+      </w:r>
+      <w:r>
+        <w:rPr>
+          <w:rFonts w:ascii="Arial" w:eastAsia="Arial" w:hAnsi="Arial" w:cs="Arial"/>
+        </w:rPr>
+        <w:t>lo que facilita el intercambio de información/datos de una manera mucho más estructurada y eficiente.</w:t>
+      </w:r>
+    </w:p>
+    <w:p>
+      <w:pPr>
+        <w:spacing w:before="240" w:after="240" w:line="480" w:lineRule="auto"/>
+        <w:jc w:val="both"/>
+      </w:pPr>
+      <w:r>
+        <w:rPr>
+          <w:rFonts w:ascii="Arial" w:eastAsia="Arial" w:hAnsi="Arial" w:cs="Arial"/>
+        </w:rPr>
+        <w:t>Dado esto</w:t>
+      </w:r>
+      <w:r>
+        <w:rPr>
+          <w:rFonts w:ascii="Arial" w:eastAsia="Arial" w:hAnsi="Arial" w:cs="Arial"/>
+        </w:rPr>
+        <w:t>, la seguridad</w:t>
+      </w:r>
+      <w:r>
+        <w:rPr>
+          <w:rFonts w:ascii="Arial" w:eastAsia="Arial" w:hAnsi="Arial" w:cs="Arial"/>
+        </w:rPr>
+        <w:t xml:space="preserve"> se vuelve esencial</w:t>
+      </w:r>
+      <w:r>
+        <w:rPr>
+          <w:rFonts w:ascii="Arial" w:eastAsia="Arial" w:hAnsi="Arial" w:cs="Arial"/>
+        </w:rPr>
+        <w:t>, especialmente en procesos</w:t>
+      </w:r>
+      <w:r>
+        <w:rPr>
+          <w:rFonts w:ascii="Arial" w:eastAsia="Arial" w:hAnsi="Arial" w:cs="Arial"/>
+        </w:rPr>
+        <w:t xml:space="preserve"> de autenticación de usuarios. Las t</w:t>
+      </w:r>
+      <w:r>
+        <w:rPr>
+          <w:rFonts w:ascii="Arial" w:eastAsia="Arial" w:hAnsi="Arial" w:cs="Arial"/>
+        </w:rPr>
+        <w:t xml:space="preserve">ecnologías como JSON Web Token (JWT) </w:t>
+      </w:r>
+      <w:r>
+        <w:rPr>
+          <w:rFonts w:ascii="Arial" w:eastAsia="Arial" w:hAnsi="Arial" w:cs="Arial"/>
+        </w:rPr>
+        <w:t>nos permiten verificar</w:t>
+      </w:r>
+      <w:r>
+        <w:rPr>
+          <w:rFonts w:ascii="Arial" w:eastAsia="Arial" w:hAnsi="Arial" w:cs="Arial"/>
+        </w:rPr>
+        <w:t xml:space="preserve"> la identidad de un usuario mediante tokens seguros, evitando el almace</w:t>
+      </w:r>
+      <w:r>
+        <w:rPr>
+          <w:rFonts w:ascii="Arial" w:eastAsia="Arial" w:hAnsi="Arial" w:cs="Arial"/>
+        </w:rPr>
+        <w:t xml:space="preserve">namiento de información </w:t>
+      </w:r>
+      <w:r>
+        <w:rPr>
+          <w:rFonts w:ascii="Arial" w:eastAsia="Arial" w:hAnsi="Arial" w:cs="Arial"/>
+        </w:rPr>
+        <w:t>crítica</w:t>
+      </w:r>
+      <w:r>
+        <w:rPr>
+          <w:rFonts w:ascii="Arial" w:eastAsia="Arial" w:hAnsi="Arial" w:cs="Arial"/>
+        </w:rPr>
+        <w:t xml:space="preserve"> o sensible</w:t>
+      </w:r>
+      <w:r>
+        <w:rPr>
+          <w:rFonts w:ascii="Arial" w:eastAsia="Arial" w:hAnsi="Arial" w:cs="Arial"/>
+        </w:rPr>
+        <w:t xml:space="preserve"> en el servidor y favoreciendo ar</w:t>
+      </w:r>
+      <w:r>
+        <w:rPr>
+          <w:rFonts w:ascii="Arial" w:eastAsia="Arial" w:hAnsi="Arial" w:cs="Arial"/>
+        </w:rPr>
+        <w:t>quitecturas escalables. De igual manera</w:t>
+      </w:r>
+      <w:r>
+        <w:rPr>
+          <w:rFonts w:ascii="Arial" w:eastAsia="Arial" w:hAnsi="Arial" w:cs="Arial"/>
+        </w:rPr>
+        <w:t>, el uso de cookies permite mantene</w:t>
+      </w:r>
+      <w:r>
+        <w:rPr>
+          <w:rFonts w:ascii="Arial" w:eastAsia="Arial" w:hAnsi="Arial" w:cs="Arial"/>
+        </w:rPr>
+        <w:t>r la sesión del usuario de manera</w:t>
+      </w:r>
+      <w:r>
+        <w:rPr>
+          <w:rFonts w:ascii="Arial" w:eastAsia="Arial" w:hAnsi="Arial" w:cs="Arial"/>
+        </w:rPr>
+        <w:t xml:space="preserve"> controlada, mejorando </w:t>
+      </w:r>
+      <w:r>
+        <w:rPr>
+          <w:rFonts w:ascii="Arial" w:eastAsia="Arial" w:hAnsi="Arial" w:cs="Arial"/>
+        </w:rPr>
+        <w:t xml:space="preserve">así </w:t>
+      </w:r>
+      <w:r>
+        <w:rPr>
+          <w:rFonts w:ascii="Arial" w:eastAsia="Arial" w:hAnsi="Arial" w:cs="Arial"/>
+        </w:rPr>
+        <w:t>la experiencia y seguridad en la interacción con el sistema.</w:t>
+      </w:r>
+    </w:p>
+    <w:p>
+      <w:pPr>
+        <w:spacing w:before="240" w:after="240" w:line="480" w:lineRule="auto"/>
+        <w:jc w:val="both"/>
+      </w:pPr>
+      <w:r>
+        <w:rPr>
+          <w:rFonts w:ascii="Arial" w:eastAsia="Arial" w:hAnsi="Arial" w:cs="Arial"/>
+        </w:rPr>
+        <w:t xml:space="preserve">A continuación, se </w:t>
+      </w:r>
+      <w:r>
+        <w:rPr>
+          <w:rFonts w:ascii="Arial" w:eastAsia="Arial" w:hAnsi="Arial" w:cs="Arial"/>
+        </w:rPr>
+        <w:t>desarrollará</w:t>
+      </w:r>
+      <w:r>
+        <w:rPr>
+          <w:rFonts w:ascii="Arial" w:eastAsia="Arial" w:hAnsi="Arial" w:cs="Arial"/>
+        </w:rPr>
+        <w:t xml:space="preserve"> un servidor backend utilizando Node.js y el </w:t>
+      </w:r>
+      <w:r>
+        <w:rPr>
+          <w:rFonts w:ascii="Arial" w:eastAsia="Arial" w:hAnsi="Arial" w:cs="Arial"/>
+        </w:rPr>
+        <w:t>framework Express, incorporando</w:t>
+      </w:r>
+      <w:r>
+        <w:rPr>
+          <w:rFonts w:ascii="Arial" w:eastAsia="Arial" w:hAnsi="Arial" w:cs="Arial"/>
+        </w:rPr>
+        <w:t xml:space="preserve"> una API que </w:t>
+      </w:r>
+      <w:r>
+        <w:rPr>
+          <w:rFonts w:ascii="Arial" w:eastAsia="Arial" w:hAnsi="Arial" w:cs="Arial"/>
+        </w:rPr>
+        <w:t xml:space="preserve">nos </w:t>
+      </w:r>
+      <w:r>
+        <w:rPr>
+          <w:rFonts w:ascii="Arial" w:eastAsia="Arial" w:hAnsi="Arial" w:cs="Arial"/>
+        </w:rPr>
+        <w:t>permita la autenticación de usuarios mediante JWT, el uso de cookies para la gestión de sesiones y la prote</w:t>
+      </w:r>
+      <w:r>
+        <w:rPr>
+          <w:rFonts w:ascii="Arial" w:eastAsia="Arial" w:hAnsi="Arial" w:cs="Arial"/>
+        </w:rPr>
+        <w:t xml:space="preserve">cción de rutas privadas a través de middleware. Por último, se </w:t>
+      </w:r>
+      <w:r>
+        <w:rPr>
+          <w:rFonts w:ascii="Arial" w:eastAsia="Arial" w:hAnsi="Arial" w:cs="Arial"/>
+        </w:rPr>
+        <w:t>evidenciará</w:t>
+      </w:r>
+      <w:r>
+        <w:rPr>
+          <w:rFonts w:ascii="Arial" w:eastAsia="Arial" w:hAnsi="Arial" w:cs="Arial"/>
+        </w:rPr>
+        <w:t xml:space="preserve"> el funcionamiento del sistema y se r</w:t>
+      </w:r>
+      <w:r>
+        <w:rPr>
+          <w:rFonts w:ascii="Arial" w:eastAsia="Arial" w:hAnsi="Arial" w:cs="Arial"/>
+        </w:rPr>
+        <w:t>ealizarán pruebas que pruebe la validación de autenticación</w:t>
+      </w:r>
+      <w:r>
+        <w:rPr>
+          <w:rFonts w:ascii="Arial" w:eastAsia="Arial" w:hAnsi="Arial" w:cs="Arial"/>
+        </w:rPr>
+        <w:t xml:space="preserve"> mediante Postman y VCS</w:t>
+      </w:r>
+      <w:r>
+        <w:rPr>
+          <w:rFonts w:ascii="Arial" w:eastAsia="Arial" w:hAnsi="Arial" w:cs="Arial"/>
+        </w:rPr>
+        <w:t>, junto con el u</w:t>
+      </w:r>
+      <w:r>
+        <w:rPr>
+          <w:rFonts w:ascii="Arial" w:eastAsia="Arial" w:hAnsi="Arial" w:cs="Arial"/>
+        </w:rPr>
+        <w:t>so de herramientas</w:t>
+      </w:r>
+      <w:r>
+        <w:rPr>
+          <w:rFonts w:ascii="Arial" w:eastAsia="Arial" w:hAnsi="Arial" w:cs="Arial"/>
+        </w:rPr>
+        <w:t xml:space="preserve"> como </w:t>
+      </w:r>
+      <w:r>
+        <w:rPr>
+          <w:rFonts w:ascii="Arial" w:eastAsia="Arial" w:hAnsi="Arial" w:cs="Arial"/>
+        </w:rPr>
+        <w:t>lo es GitHub para comproba</w:t>
+      </w:r>
+      <w:r>
+        <w:rPr>
+          <w:rFonts w:ascii="Arial" w:eastAsia="Arial" w:hAnsi="Arial" w:cs="Arial"/>
+        </w:rPr>
+        <w:t>r</w:t>
+      </w:r>
+      <w:r>
+        <w:rPr>
+          <w:rFonts w:ascii="Arial" w:eastAsia="Arial" w:hAnsi="Arial" w:cs="Arial"/>
+        </w:rPr>
+        <w:t xml:space="preserve"> así</w:t>
+      </w:r>
+      <w:r>
+        <w:rPr>
+          <w:rFonts w:ascii="Arial" w:eastAsia="Arial" w:hAnsi="Arial" w:cs="Arial"/>
+        </w:rPr>
+        <w:t xml:space="preserve"> el trabajo en equipo.</w:t>
+      </w:r>
+    </w:p>
+    <w:p>
+      <w:pPr>
+        <w:pStyle w:val="Ttulo1"/>
+        <w:rPr>
           <w:b/>
           <w:bCs/>
-          <w:color w:val="000000" w:themeColor="text1"/>
-          <w:lang w:val="es-MX"/>
-        </w:rPr>
-        <w:t>.</w:t>
-      </w:r>
-    </w:p>
-    <w:p>
-      <w:pPr>
-        <w:spacing w:after="406" w:line="265" w:lineRule="auto"/>
-        <w:ind w:left="-5" w:hanging="10"/>
-        <w:rPr>
-          <w:rFonts w:ascii="Arial" w:eastAsia="Arial" w:hAnsi="Arial" w:cs="Arial"/>
-          <w:color w:val="000000" w:themeColor="text1"/>
-        </w:rPr>
-      </w:pPr>
-      <w:r>
-        <w:rPr>
-          <w:rFonts w:ascii="Arial" w:eastAsia="Arial" w:hAnsi="Arial" w:cs="Arial"/>
+        </w:rPr>
+      </w:pPr>
+      <w:bookmarkStart w:id="1" w:name="_Toc227088548"/>
+      <w:r>
+        <w:rPr>
           <w:b/>
           <w:bCs/>
-          <w:color w:val="000000" w:themeColor="text1"/>
-          <w:lang w:val="es-MX"/>
-        </w:rPr>
-        <w:t xml:space="preserve">                     Diego barahona</w:t>
-      </w:r>
-      <w:r>
-        <w:rPr>
-          <w:rFonts w:ascii="Arial" w:eastAsia="Arial" w:hAnsi="Arial" w:cs="Arial"/>
+        </w:rPr>
+        <w:lastRenderedPageBreak/>
+        <w:t>BACKEND Y APIREST</w:t>
+      </w:r>
+      <w:bookmarkEnd w:id="1"/>
+    </w:p>
+    <w:p>
+      <w:pPr>
+        <w:spacing w:before="240" w:after="240" w:line="480" w:lineRule="auto"/>
+        <w:jc w:val="both"/>
+      </w:pPr>
+      <w:r>
+        <w:rPr>
+          <w:rFonts w:ascii="Arial" w:eastAsia="Arial" w:hAnsi="Arial" w:cs="Arial"/>
+        </w:rPr>
+        <w:t>El backend</w:t>
+      </w:r>
+      <w:r>
+        <w:rPr>
+          <w:rFonts w:ascii="Arial" w:eastAsia="Arial" w:hAnsi="Arial" w:cs="Arial"/>
+        </w:rPr>
+        <w:t xml:space="preserve"> es</w:t>
+      </w:r>
+      <w:r>
+        <w:rPr>
+          <w:rFonts w:ascii="Arial" w:eastAsia="Arial" w:hAnsi="Arial" w:cs="Arial"/>
+        </w:rPr>
+        <w:t xml:space="preserve"> la parte de una aplicación web</w:t>
+      </w:r>
+      <w:r>
+        <w:rPr>
+          <w:rFonts w:ascii="Arial" w:eastAsia="Arial" w:hAnsi="Arial" w:cs="Arial"/>
+        </w:rPr>
+        <w:t xml:space="preserve"> que </w:t>
+      </w:r>
+      <w:r>
+        <w:rPr>
+          <w:rFonts w:ascii="Arial" w:eastAsia="Arial" w:hAnsi="Arial" w:cs="Arial"/>
+        </w:rPr>
+        <w:t>está</w:t>
+      </w:r>
+      <w:r>
+        <w:rPr>
+          <w:rFonts w:ascii="Arial" w:eastAsia="Arial" w:hAnsi="Arial" w:cs="Arial"/>
+        </w:rPr>
+        <w:t xml:space="preserve"> encargada de gestionar la lógica del sistema, el procesamiento de </w:t>
+      </w:r>
+      <w:r>
+        <w:rPr>
+          <w:rFonts w:ascii="Arial" w:eastAsia="Arial" w:hAnsi="Arial" w:cs="Arial"/>
+        </w:rPr>
+        <w:t xml:space="preserve">los </w:t>
+      </w:r>
+      <w:r>
+        <w:rPr>
+          <w:rFonts w:ascii="Arial" w:eastAsia="Arial" w:hAnsi="Arial" w:cs="Arial"/>
+        </w:rPr>
+        <w:t>datos y la comunic</w:t>
+      </w:r>
+      <w:r>
+        <w:rPr>
+          <w:rFonts w:ascii="Arial" w:eastAsia="Arial" w:hAnsi="Arial" w:cs="Arial"/>
+        </w:rPr>
+        <w:t>ación con bases de datos o</w:t>
+      </w:r>
+      <w:r>
+        <w:rPr>
+          <w:rFonts w:ascii="Arial" w:eastAsia="Arial" w:hAnsi="Arial" w:cs="Arial"/>
+        </w:rPr>
+        <w:t xml:space="preserve"> servicios</w:t>
+      </w:r>
+      <w:r>
+        <w:rPr>
+          <w:rFonts w:ascii="Arial" w:eastAsia="Arial" w:hAnsi="Arial" w:cs="Arial"/>
+        </w:rPr>
+        <w:t xml:space="preserve"> que sean externos. A comparación del frontend, el cual</w:t>
+      </w:r>
+      <w:r>
+        <w:rPr>
+          <w:rFonts w:ascii="Arial" w:eastAsia="Arial" w:hAnsi="Arial" w:cs="Arial"/>
+        </w:rPr>
+        <w:t xml:space="preserve"> se enfoca en la interfaz visible para el u</w:t>
+      </w:r>
+      <w:r>
+        <w:rPr>
+          <w:rFonts w:ascii="Arial" w:eastAsia="Arial" w:hAnsi="Arial" w:cs="Arial"/>
+        </w:rPr>
+        <w:t>suario, el backend trabaja</w:t>
+      </w:r>
+      <w:r>
+        <w:rPr>
+          <w:rFonts w:ascii="Arial" w:eastAsia="Arial" w:hAnsi="Arial" w:cs="Arial"/>
+        </w:rPr>
+        <w:t xml:space="preserve"> en el servidor y es</w:t>
+      </w:r>
+      <w:r>
+        <w:rPr>
+          <w:rFonts w:ascii="Arial" w:eastAsia="Arial" w:hAnsi="Arial" w:cs="Arial"/>
+        </w:rPr>
+        <w:t xml:space="preserve"> el</w:t>
+      </w:r>
+      <w:r>
+        <w:rPr>
+          <w:rFonts w:ascii="Arial" w:eastAsia="Arial" w:hAnsi="Arial" w:cs="Arial"/>
+        </w:rPr>
+        <w:t xml:space="preserve"> responsable de garantizar que las solicitudes realizadas por el cliente sean procesadas</w:t>
+      </w:r>
+      <w:r>
+        <w:rPr>
+          <w:rFonts w:ascii="Arial" w:eastAsia="Arial" w:hAnsi="Arial" w:cs="Arial"/>
+        </w:rPr>
+        <w:t xml:space="preserve"> de manera correcta y segura.</w:t>
+      </w:r>
+      <w:r>
+        <w:rPr>
+          <w:rFonts w:ascii="Arial" w:eastAsia="Arial" w:hAnsi="Arial" w:cs="Arial"/>
+        </w:rPr>
+        <w:t xml:space="preserve"> </w:t>
+      </w:r>
+    </w:p>
+    <w:p>
+      <w:pPr>
+        <w:spacing w:before="240" w:after="240" w:line="480" w:lineRule="auto"/>
+        <w:jc w:val="both"/>
+      </w:pPr>
+      <w:r>
+        <w:rPr>
+          <w:rFonts w:ascii="Arial" w:eastAsia="Arial" w:hAnsi="Arial" w:cs="Arial"/>
+        </w:rPr>
+        <w:t>Por otro lado, una API REST</w:t>
+      </w:r>
+      <w:r>
+        <w:rPr>
+          <w:rFonts w:ascii="Arial" w:eastAsia="Arial" w:hAnsi="Arial" w:cs="Arial"/>
+        </w:rPr>
+        <w:t xml:space="preserve"> es un conjunto de reglas que permite la comu</w:t>
+      </w:r>
+      <w:r>
+        <w:rPr>
+          <w:rFonts w:ascii="Arial" w:eastAsia="Arial" w:hAnsi="Arial" w:cs="Arial"/>
+        </w:rPr>
+        <w:t>nicación entre sistemas a través</w:t>
+      </w:r>
+      <w:r>
+        <w:rPr>
+          <w:rFonts w:ascii="Arial" w:eastAsia="Arial" w:hAnsi="Arial" w:cs="Arial"/>
+        </w:rPr>
+        <w:t xml:space="preserve"> </w:t>
+      </w:r>
+      <w:r>
+        <w:rPr>
+          <w:rFonts w:ascii="Arial" w:eastAsia="Arial" w:hAnsi="Arial" w:cs="Arial"/>
+        </w:rPr>
+        <w:t>d</w:t>
+      </w:r>
+      <w:r>
+        <w:rPr>
+          <w:rFonts w:ascii="Arial" w:eastAsia="Arial" w:hAnsi="Arial" w:cs="Arial"/>
+        </w:rPr>
+        <w:t>el uso de protocolos HTTP. A través de una API REST, el</w:t>
+      </w:r>
+      <w:r>
+        <w:rPr>
+          <w:rFonts w:ascii="Arial" w:eastAsia="Arial" w:hAnsi="Arial" w:cs="Arial"/>
+        </w:rPr>
+        <w:t xml:space="preserve"> cliente puede realizar diferente</w:t>
+      </w:r>
+      <w:r>
+        <w:rPr>
+          <w:rFonts w:ascii="Arial" w:eastAsia="Arial" w:hAnsi="Arial" w:cs="Arial"/>
+        </w:rPr>
+        <w:t xml:space="preserve">s acciones sobre los recursos del servidor utilizando </w:t>
+      </w:r>
+      <w:r>
+        <w:rPr>
+          <w:rFonts w:ascii="Arial" w:eastAsia="Arial" w:hAnsi="Arial" w:cs="Arial"/>
+        </w:rPr>
+        <w:t>métodos como GET para obtener datos, POST para enviar datos, PUT para actualizar información</w:t>
+      </w:r>
+      <w:r>
+        <w:rPr>
+          <w:rFonts w:ascii="Arial" w:eastAsia="Arial" w:hAnsi="Arial" w:cs="Arial"/>
+        </w:rPr>
+        <w:t xml:space="preserve"> y DELETE </w:t>
+      </w:r>
+      <w:r>
+        <w:rPr>
+          <w:rFonts w:ascii="Arial" w:eastAsia="Arial" w:hAnsi="Arial" w:cs="Arial"/>
+        </w:rPr>
+        <w:t xml:space="preserve">para </w:t>
+      </w:r>
+      <w:r>
+        <w:rPr>
+          <w:rFonts w:ascii="Arial" w:eastAsia="Arial" w:hAnsi="Arial" w:cs="Arial"/>
+        </w:rPr>
+        <w:t>eliminar rec</w:t>
+      </w:r>
+      <w:r>
+        <w:rPr>
+          <w:rFonts w:ascii="Arial" w:eastAsia="Arial" w:hAnsi="Arial" w:cs="Arial"/>
+        </w:rPr>
+        <w:t>ursos</w:t>
+      </w:r>
+      <w:r>
+        <w:rPr>
+          <w:rFonts w:ascii="Arial" w:eastAsia="Arial" w:hAnsi="Arial" w:cs="Arial"/>
+        </w:rPr>
+        <w:t xml:space="preserve">. Esta estructura </w:t>
+      </w:r>
+      <w:r>
+        <w:rPr>
+          <w:rFonts w:ascii="Arial" w:eastAsia="Arial" w:hAnsi="Arial" w:cs="Arial"/>
+        </w:rPr>
+        <w:t xml:space="preserve">nos </w:t>
+      </w:r>
+      <w:r>
+        <w:rPr>
+          <w:rFonts w:ascii="Arial" w:eastAsia="Arial" w:hAnsi="Arial" w:cs="Arial"/>
+        </w:rPr>
+        <w:t>facilita</w:t>
+      </w:r>
+      <w:r>
+        <w:rPr>
+          <w:rFonts w:ascii="Arial" w:eastAsia="Arial" w:hAnsi="Arial" w:cs="Arial"/>
+        </w:rPr>
+        <w:t xml:space="preserve"> de mejor manera</w:t>
+      </w:r>
+      <w:r>
+        <w:rPr>
+          <w:rFonts w:ascii="Arial" w:eastAsia="Arial" w:hAnsi="Arial" w:cs="Arial"/>
+        </w:rPr>
+        <w:t xml:space="preserve"> la interoperabilidad entre </w:t>
+      </w:r>
+      <w:r>
+        <w:rPr>
+          <w:rFonts w:ascii="Arial" w:eastAsia="Arial" w:hAnsi="Arial" w:cs="Arial"/>
+        </w:rPr>
+        <w:t xml:space="preserve">las </w:t>
+      </w:r>
+      <w:r>
+        <w:rPr>
+          <w:rFonts w:ascii="Arial" w:eastAsia="Arial" w:hAnsi="Arial" w:cs="Arial"/>
+        </w:rPr>
+        <w:t xml:space="preserve">aplicaciones, permitiendo que el frontend consuma información del backend de </w:t>
+      </w:r>
+      <w:r>
+        <w:rPr>
+          <w:rFonts w:ascii="Arial" w:eastAsia="Arial" w:hAnsi="Arial" w:cs="Arial"/>
+        </w:rPr>
+        <w:t xml:space="preserve">una </w:t>
+      </w:r>
+      <w:r>
+        <w:rPr>
+          <w:rFonts w:ascii="Arial" w:eastAsia="Arial" w:hAnsi="Arial" w:cs="Arial"/>
+        </w:rPr>
+        <w:t>manera</w:t>
+      </w:r>
+      <w:r>
+        <w:rPr>
+          <w:rFonts w:ascii="Arial" w:eastAsia="Arial" w:hAnsi="Arial" w:cs="Arial"/>
+        </w:rPr>
+        <w:t xml:space="preserve"> más</w:t>
+      </w:r>
+      <w:r>
+        <w:rPr>
+          <w:rFonts w:ascii="Arial" w:eastAsia="Arial" w:hAnsi="Arial" w:cs="Arial"/>
+        </w:rPr>
+        <w:t xml:space="preserve"> organizada y estandarizada.</w:t>
+      </w:r>
+    </w:p>
+    <w:p>
+      <w:pPr>
+        <w:spacing w:before="240" w:after="240" w:line="480" w:lineRule="auto"/>
+        <w:jc w:val="both"/>
+      </w:pPr>
+      <w:r>
+        <w:rPr>
+          <w:rFonts w:ascii="Arial" w:eastAsia="Arial" w:hAnsi="Arial" w:cs="Arial"/>
+        </w:rPr>
+        <w:t>A continuación</w:t>
+      </w:r>
+      <w:r>
+        <w:rPr>
+          <w:rFonts w:ascii="Arial" w:eastAsia="Arial" w:hAnsi="Arial" w:cs="Arial"/>
+        </w:rPr>
+        <w:t xml:space="preserve">, el backend será implementado utilizando Node.js y Express, </w:t>
+      </w:r>
+      <w:r>
+        <w:rPr>
+          <w:rFonts w:ascii="Arial" w:eastAsia="Arial" w:hAnsi="Arial" w:cs="Arial"/>
+        </w:rPr>
+        <w:t>lo que nos permitirá poder crear una API REST</w:t>
+      </w:r>
+      <w:r>
+        <w:rPr>
+          <w:rFonts w:ascii="Arial" w:eastAsia="Arial" w:hAnsi="Arial" w:cs="Arial"/>
+        </w:rPr>
+        <w:t xml:space="preserve"> que gestione la autentic</w:t>
+      </w:r>
+      <w:r>
+        <w:rPr>
+          <w:rFonts w:ascii="Arial" w:eastAsia="Arial" w:hAnsi="Arial" w:cs="Arial"/>
+        </w:rPr>
+        <w:t>ación de los usuarios. De esta manera</w:t>
+      </w:r>
+      <w:r>
+        <w:rPr>
+          <w:rFonts w:ascii="Arial" w:eastAsia="Arial" w:hAnsi="Arial" w:cs="Arial"/>
+        </w:rPr>
+        <w:t>, el cliente podrá enviar sus credenciales al servidor</w:t>
+      </w:r>
+      <w:r>
+        <w:rPr>
+          <w:rFonts w:ascii="Arial" w:eastAsia="Arial" w:hAnsi="Arial" w:cs="Arial"/>
+        </w:rPr>
+        <w:t xml:space="preserve"> a través de una solicitud HTTP, la que </w:t>
+      </w:r>
+      <w:r>
+        <w:rPr>
+          <w:rFonts w:ascii="Arial" w:eastAsia="Arial" w:hAnsi="Arial" w:cs="Arial"/>
+        </w:rPr>
+        <w:t>será procesada para validar l</w:t>
+      </w:r>
+      <w:r>
+        <w:rPr>
+          <w:rFonts w:ascii="Arial" w:eastAsia="Arial" w:hAnsi="Arial" w:cs="Arial"/>
+        </w:rPr>
+        <w:t>a identidad del usuario y luego entregar una respuesta adecuada (</w:t>
+      </w:r>
+      <w:r>
+        <w:rPr>
+          <w:rFonts w:ascii="Arial" w:eastAsia="Arial" w:hAnsi="Arial" w:cs="Arial"/>
+        </w:rPr>
+        <w:t>permitiendo el acceso o rechazándolo</w:t>
+      </w:r>
+      <w:r>
+        <w:rPr>
+          <w:rFonts w:ascii="Arial" w:eastAsia="Arial" w:hAnsi="Arial" w:cs="Arial"/>
+        </w:rPr>
+        <w:t>)</w:t>
+      </w:r>
+      <w:r>
+        <w:rPr>
+          <w:rFonts w:ascii="Arial" w:eastAsia="Arial" w:hAnsi="Arial" w:cs="Arial"/>
+        </w:rPr>
+        <w:t xml:space="preserve">. Esto </w:t>
+      </w:r>
+      <w:r>
+        <w:rPr>
+          <w:rFonts w:ascii="Arial" w:eastAsia="Arial" w:hAnsi="Arial" w:cs="Arial"/>
+        </w:rPr>
+        <w:t xml:space="preserve">nos </w:t>
+      </w:r>
+      <w:r>
+        <w:rPr>
+          <w:rFonts w:ascii="Arial" w:eastAsia="Arial" w:hAnsi="Arial" w:cs="Arial"/>
+        </w:rPr>
+        <w:t>demuestra cómo el backend y la</w:t>
+      </w:r>
+      <w:r>
+        <w:rPr>
+          <w:rFonts w:ascii="Arial" w:eastAsia="Arial" w:hAnsi="Arial" w:cs="Arial"/>
+        </w:rPr>
+        <w:t>s APIs REST trabajan juntas</w:t>
+      </w:r>
+      <w:r>
+        <w:rPr>
+          <w:rFonts w:ascii="Arial" w:eastAsia="Arial" w:hAnsi="Arial" w:cs="Arial"/>
+        </w:rPr>
+        <w:t xml:space="preserve"> para constru</w:t>
+      </w:r>
+      <w:r>
+        <w:rPr>
+          <w:rFonts w:ascii="Arial" w:eastAsia="Arial" w:hAnsi="Arial" w:cs="Arial"/>
+        </w:rPr>
+        <w:t>ir aplicaciones web funcionales y organizadas</w:t>
+      </w:r>
+      <w:r>
+        <w:rPr>
+          <w:rFonts w:ascii="Arial" w:eastAsia="Arial" w:hAnsi="Arial" w:cs="Arial"/>
+        </w:rPr>
+        <w:t>.</w:t>
+      </w:r>
+    </w:p>
+    <w:p>
+      <w:pPr>
+        <w:pStyle w:val="Ttulo1"/>
+        <w:rPr>
           <w:b/>
           <w:bCs/>
-          <w:color w:val="000000" w:themeColor="text1"/>
-          <w:lang w:val="es-MX"/>
-        </w:rPr>
-        <w:t>.</w:t>
-      </w:r>
-      <w:r>
-        <w:rPr>
-          <w:rFonts w:ascii="Arial" w:eastAsia="Arial" w:hAnsi="Arial" w:cs="Arial"/>
-          <w:color w:val="000000" w:themeColor="text1"/>
-          <w:lang w:val="es-MX"/>
-        </w:rPr>
-        <w:t xml:space="preserve"> </w:t>
-      </w:r>
-    </w:p>
-    <w:p>
-      <w:pPr>
-        <w:spacing w:after="406" w:line="265" w:lineRule="auto"/>
-        <w:ind w:left="-5" w:hanging="10"/>
-        <w:rPr>
-          <w:rFonts w:ascii="Arial" w:eastAsia="Arial" w:hAnsi="Arial" w:cs="Arial"/>
-          <w:color w:val="000000" w:themeColor="text1"/>
-        </w:rPr>
-      </w:pPr>
-      <w:r>
-        <w:rPr>
-          <w:rFonts w:ascii="Arial" w:eastAsia="Arial" w:hAnsi="Arial" w:cs="Arial"/>
+        </w:rPr>
+      </w:pPr>
+      <w:bookmarkStart w:id="2" w:name="_Toc227088549"/>
+      <w:r>
+        <w:rPr>
           <w:b/>
           <w:bCs/>
-          <w:color w:val="000000" w:themeColor="text1"/>
-          <w:lang w:val="es-MX"/>
-        </w:rPr>
-        <w:t xml:space="preserve">Fecha: </w:t>
-      </w:r>
-      <w:r>
-        <w:rPr>
-          <w:rFonts w:ascii="Arial" w:eastAsia="Arial" w:hAnsi="Arial" w:cs="Arial"/>
-          <w:b/>
-          <w:bCs/>
-          <w:color w:val="000000" w:themeColor="text1"/>
-          <w:lang w:val="es-MX"/>
-        </w:rPr>
-        <w:t>14</w:t>
-      </w:r>
-      <w:r>
-        <w:rPr>
-          <w:rFonts w:ascii="Arial" w:eastAsia="Arial" w:hAnsi="Arial" w:cs="Arial"/>
-          <w:b/>
-          <w:bCs/>
-          <w:color w:val="000000" w:themeColor="text1"/>
-          <w:lang w:val="es-MX"/>
-        </w:rPr>
-        <w:t>-0</w:t>
-      </w:r>
-      <w:r>
-        <w:rPr>
-          <w:rFonts w:ascii="Arial" w:eastAsia="Arial" w:hAnsi="Arial" w:cs="Arial"/>
-          <w:b/>
-          <w:bCs/>
-          <w:color w:val="000000" w:themeColor="text1"/>
-          <w:lang w:val="es-MX"/>
-        </w:rPr>
-        <w:t>4</w:t>
-      </w:r>
-      <w:r>
-        <w:rPr>
-          <w:rFonts w:ascii="Arial" w:eastAsia="Arial" w:hAnsi="Arial" w:cs="Arial"/>
-          <w:b/>
-          <w:bCs/>
-          <w:color w:val="000000" w:themeColor="text1"/>
-          <w:lang w:val="es-MX"/>
-        </w:rPr>
-        <w:t>-2026.</w:t>
-      </w:r>
-    </w:p>
-    <w:p>
-      <w:pPr>
-        <w:spacing w:line="480" w:lineRule="auto"/>
-        <w:jc w:val="both"/>
-        <w:rPr>
-          <w:b/>
-          <w:bCs/>
-        </w:rPr>
-      </w:pPr>
-      <w:r>
-        <w:rPr>
-          <w:b/>
-          <w:bCs/>
-        </w:rPr>
-        <w:lastRenderedPageBreak/>
-        <w:t>INTRODUCCIÓN</w:t>
-      </w:r>
-    </w:p>
-    <w:p>
-      <w:pPr>
-        <w:spacing w:before="240" w:after="240" w:line="480" w:lineRule="auto"/>
-        <w:jc w:val="both"/>
-      </w:pPr>
-      <w:r>
-        <w:rPr>
-          <w:rFonts w:ascii="Arial" w:eastAsia="Arial" w:hAnsi="Arial" w:cs="Arial"/>
-        </w:rPr>
-        <w:t>En la creación</w:t>
-      </w:r>
-      <w:r>
-        <w:rPr>
-          <w:rFonts w:ascii="Arial" w:eastAsia="Arial" w:hAnsi="Arial" w:cs="Arial"/>
-        </w:rPr>
-        <w:t xml:space="preserve"> de aplicacio</w:t>
-      </w:r>
-      <w:r>
-        <w:rPr>
-          <w:rFonts w:ascii="Arial" w:eastAsia="Arial" w:hAnsi="Arial" w:cs="Arial"/>
-        </w:rPr>
-        <w:t>nes web modernas, es esencial</w:t>
-      </w:r>
-      <w:r>
-        <w:rPr>
-          <w:rFonts w:ascii="Arial" w:eastAsia="Arial" w:hAnsi="Arial" w:cs="Arial"/>
-        </w:rPr>
-        <w:t xml:space="preserve"> comprender la diferencia </w:t>
-      </w:r>
-      <w:r>
-        <w:rPr>
-          <w:rFonts w:ascii="Arial" w:eastAsia="Arial" w:hAnsi="Arial" w:cs="Arial"/>
-        </w:rPr>
-        <w:t>entre frontend y backend,</w:t>
-      </w:r>
-      <w:r>
-        <w:rPr>
-          <w:rFonts w:ascii="Arial" w:eastAsia="Arial" w:hAnsi="Arial" w:cs="Arial"/>
-        </w:rPr>
-        <w:t xml:space="preserve"> este último </w:t>
-      </w:r>
-      <w:r>
-        <w:rPr>
-          <w:rFonts w:ascii="Arial" w:eastAsia="Arial" w:hAnsi="Arial" w:cs="Arial"/>
-        </w:rPr>
-        <w:t xml:space="preserve">es </w:t>
-      </w:r>
-      <w:r>
-        <w:rPr>
-          <w:rFonts w:ascii="Arial" w:eastAsia="Arial" w:hAnsi="Arial" w:cs="Arial"/>
-        </w:rPr>
-        <w:t>el encargado de gestionar la lógica del sistema, el acceso a los datos y la comunicac</w:t>
-      </w:r>
-      <w:r>
-        <w:rPr>
-          <w:rFonts w:ascii="Arial" w:eastAsia="Arial" w:hAnsi="Arial" w:cs="Arial"/>
-        </w:rPr>
-        <w:t>ión con otros servicios a través de</w:t>
-      </w:r>
-      <w:r>
-        <w:rPr>
-          <w:rFonts w:ascii="Arial" w:eastAsia="Arial" w:hAnsi="Arial" w:cs="Arial"/>
-        </w:rPr>
-        <w:t xml:space="preserve"> APIs. Una API REST (Applicatio</w:t>
-      </w:r>
-      <w:r>
-        <w:rPr>
-          <w:rFonts w:ascii="Arial" w:eastAsia="Arial" w:hAnsi="Arial" w:cs="Arial"/>
-        </w:rPr>
-        <w:t>n Programming Interface) ayuda a</w:t>
-      </w:r>
-      <w:r>
-        <w:rPr>
-          <w:rFonts w:ascii="Arial" w:eastAsia="Arial" w:hAnsi="Arial" w:cs="Arial"/>
-        </w:rPr>
-        <w:t xml:space="preserve"> que dist</w:t>
-      </w:r>
-      <w:r>
-        <w:rPr>
-          <w:rFonts w:ascii="Arial" w:eastAsia="Arial" w:hAnsi="Arial" w:cs="Arial"/>
-        </w:rPr>
-        <w:t xml:space="preserve">intas aplicaciones puedan </w:t>
-      </w:r>
-      <w:r>
-        <w:rPr>
-          <w:rFonts w:ascii="Arial" w:eastAsia="Arial" w:hAnsi="Arial" w:cs="Arial"/>
-        </w:rPr>
-        <w:t>comunicarse</w:t>
-      </w:r>
-      <w:r>
-        <w:rPr>
-          <w:rFonts w:ascii="Arial" w:eastAsia="Arial" w:hAnsi="Arial" w:cs="Arial"/>
-        </w:rPr>
-        <w:t xml:space="preserve"> entre sí a través de solicitudes HTTP, </w:t>
-      </w:r>
-      <w:r>
-        <w:rPr>
-          <w:rFonts w:ascii="Arial" w:eastAsia="Arial" w:hAnsi="Arial" w:cs="Arial"/>
-        </w:rPr>
-        <w:t>lo que facilita el intercambio de información/datos de una manera mucho más estructurada y eficiente.</w:t>
-      </w:r>
-    </w:p>
-    <w:p>
-      <w:pPr>
-        <w:spacing w:before="240" w:after="240" w:line="480" w:lineRule="auto"/>
-        <w:jc w:val="both"/>
-      </w:pPr>
-      <w:r>
-        <w:rPr>
-          <w:rFonts w:ascii="Arial" w:eastAsia="Arial" w:hAnsi="Arial" w:cs="Arial"/>
-        </w:rPr>
-        <w:t>Dado esto</w:t>
-      </w:r>
-      <w:r>
-        <w:rPr>
-          <w:rFonts w:ascii="Arial" w:eastAsia="Arial" w:hAnsi="Arial" w:cs="Arial"/>
-        </w:rPr>
-        <w:t>, la seguridad</w:t>
-      </w:r>
-      <w:r>
-        <w:rPr>
-          <w:rFonts w:ascii="Arial" w:eastAsia="Arial" w:hAnsi="Arial" w:cs="Arial"/>
-        </w:rPr>
-        <w:t xml:space="preserve"> se vuelve esencial</w:t>
-      </w:r>
-      <w:r>
-        <w:rPr>
-          <w:rFonts w:ascii="Arial" w:eastAsia="Arial" w:hAnsi="Arial" w:cs="Arial"/>
-        </w:rPr>
-        <w:t>, especialmente en procesos</w:t>
-      </w:r>
-      <w:r>
-        <w:rPr>
-          <w:rFonts w:ascii="Arial" w:eastAsia="Arial" w:hAnsi="Arial" w:cs="Arial"/>
-        </w:rPr>
-        <w:t xml:space="preserve"> de autenticación de usuarios. Las t</w:t>
-      </w:r>
-      <w:r>
-        <w:rPr>
-          <w:rFonts w:ascii="Arial" w:eastAsia="Arial" w:hAnsi="Arial" w:cs="Arial"/>
-        </w:rPr>
-        <w:t xml:space="preserve">ecnologías como JSON Web Token (JWT) </w:t>
-      </w:r>
-      <w:r>
-        <w:rPr>
-          <w:rFonts w:ascii="Arial" w:eastAsia="Arial" w:hAnsi="Arial" w:cs="Arial"/>
-        </w:rPr>
-        <w:t>nos permiten verificar</w:t>
-      </w:r>
-      <w:r>
-        <w:rPr>
-          <w:rFonts w:ascii="Arial" w:eastAsia="Arial" w:hAnsi="Arial" w:cs="Arial"/>
-        </w:rPr>
-        <w:t xml:space="preserve"> la identidad de un usuario mediante tokens seguros, evitando el almace</w:t>
-      </w:r>
-      <w:r>
-        <w:rPr>
-          <w:rFonts w:ascii="Arial" w:eastAsia="Arial" w:hAnsi="Arial" w:cs="Arial"/>
-        </w:rPr>
-        <w:t xml:space="preserve">namiento de información </w:t>
-      </w:r>
-      <w:r>
-        <w:rPr>
-          <w:rFonts w:ascii="Arial" w:eastAsia="Arial" w:hAnsi="Arial" w:cs="Arial"/>
-        </w:rPr>
-        <w:t>crítica</w:t>
-      </w:r>
-      <w:r>
-        <w:rPr>
-          <w:rFonts w:ascii="Arial" w:eastAsia="Arial" w:hAnsi="Arial" w:cs="Arial"/>
-        </w:rPr>
-        <w:t xml:space="preserve"> o sensible</w:t>
-      </w:r>
-      <w:r>
-        <w:rPr>
-          <w:rFonts w:ascii="Arial" w:eastAsia="Arial" w:hAnsi="Arial" w:cs="Arial"/>
-        </w:rPr>
-        <w:t xml:space="preserve"> en el servidor y favoreciendo ar</w:t>
-      </w:r>
-      <w:r>
-        <w:rPr>
-          <w:rFonts w:ascii="Arial" w:eastAsia="Arial" w:hAnsi="Arial" w:cs="Arial"/>
-        </w:rPr>
-        <w:t>quitecturas escalables. De igual manera</w:t>
-      </w:r>
-      <w:r>
-        <w:rPr>
-          <w:rFonts w:ascii="Arial" w:eastAsia="Arial" w:hAnsi="Arial" w:cs="Arial"/>
-        </w:rPr>
-        <w:t>, el uso de cookies permite mantene</w:t>
-      </w:r>
-      <w:r>
-        <w:rPr>
-          <w:rFonts w:ascii="Arial" w:eastAsia="Arial" w:hAnsi="Arial" w:cs="Arial"/>
-        </w:rPr>
-        <w:t>r la sesión del usuario de manera</w:t>
-      </w:r>
-      <w:r>
-        <w:rPr>
-          <w:rFonts w:ascii="Arial" w:eastAsia="Arial" w:hAnsi="Arial" w:cs="Arial"/>
-        </w:rPr>
-        <w:t xml:space="preserve"> controlada, mejorando </w:t>
-      </w:r>
-      <w:r>
-        <w:rPr>
-          <w:rFonts w:ascii="Arial" w:eastAsia="Arial" w:hAnsi="Arial" w:cs="Arial"/>
-        </w:rPr>
-        <w:t xml:space="preserve">así </w:t>
-      </w:r>
-      <w:r>
-        <w:rPr>
-          <w:rFonts w:ascii="Arial" w:eastAsia="Arial" w:hAnsi="Arial" w:cs="Arial"/>
-        </w:rPr>
-        <w:t>la experiencia y seguridad en la interacción con el sistema.</w:t>
-      </w:r>
-    </w:p>
-    <w:p>
-      <w:pPr>
-        <w:spacing w:before="240" w:after="240" w:line="480" w:lineRule="auto"/>
-        <w:jc w:val="both"/>
-      </w:pPr>
-      <w:r>
-        <w:rPr>
-          <w:rFonts w:ascii="Arial" w:eastAsia="Arial" w:hAnsi="Arial" w:cs="Arial"/>
-        </w:rPr>
-        <w:t xml:space="preserve">A continuación, se </w:t>
-      </w:r>
-      <w:r>
-        <w:rPr>
-          <w:rFonts w:ascii="Arial" w:eastAsia="Arial" w:hAnsi="Arial" w:cs="Arial"/>
-        </w:rPr>
-        <w:t>desarrollar</w:t>
-      </w:r>
-      <w:r>
-        <w:rPr>
-          <w:rFonts w:ascii="Arial" w:eastAsia="Arial" w:hAnsi="Arial" w:cs="Arial"/>
-        </w:rPr>
-        <w:t>á</w:t>
-      </w:r>
-      <w:r>
-        <w:rPr>
-          <w:rFonts w:ascii="Arial" w:eastAsia="Arial" w:hAnsi="Arial" w:cs="Arial"/>
-        </w:rPr>
-        <w:t xml:space="preserve"> un servidor backend utilizando Node.js y el </w:t>
-      </w:r>
-      <w:r>
-        <w:rPr>
-          <w:rFonts w:ascii="Arial" w:eastAsia="Arial" w:hAnsi="Arial" w:cs="Arial"/>
-        </w:rPr>
-        <w:t>framework Express, incorporando</w:t>
-      </w:r>
-      <w:r>
-        <w:rPr>
-          <w:rFonts w:ascii="Arial" w:eastAsia="Arial" w:hAnsi="Arial" w:cs="Arial"/>
-        </w:rPr>
-        <w:t xml:space="preserve"> una API que </w:t>
-      </w:r>
-      <w:r>
-        <w:rPr>
-          <w:rFonts w:ascii="Arial" w:eastAsia="Arial" w:hAnsi="Arial" w:cs="Arial"/>
-        </w:rPr>
-        <w:t xml:space="preserve">nos </w:t>
-      </w:r>
-      <w:r>
-        <w:rPr>
-          <w:rFonts w:ascii="Arial" w:eastAsia="Arial" w:hAnsi="Arial" w:cs="Arial"/>
-        </w:rPr>
-        <w:t>permita la autenticación de usuarios mediante JWT, el uso de cookies para la gestión de sesiones y la prote</w:t>
-      </w:r>
-      <w:r>
-        <w:rPr>
-          <w:rFonts w:ascii="Arial" w:eastAsia="Arial" w:hAnsi="Arial" w:cs="Arial"/>
-        </w:rPr>
-        <w:t xml:space="preserve">cción de rutas privadas a través de middleware. Por último, se </w:t>
-      </w:r>
-      <w:r>
-        <w:rPr>
-          <w:rFonts w:ascii="Arial" w:eastAsia="Arial" w:hAnsi="Arial" w:cs="Arial"/>
-        </w:rPr>
-        <w:t>evidenciará</w:t>
-      </w:r>
-      <w:r>
-        <w:rPr>
-          <w:rFonts w:ascii="Arial" w:eastAsia="Arial" w:hAnsi="Arial" w:cs="Arial"/>
-        </w:rPr>
-        <w:t xml:space="preserve"> el funcionamiento del sistema y se r</w:t>
-      </w:r>
-      <w:r>
-        <w:rPr>
-          <w:rFonts w:ascii="Arial" w:eastAsia="Arial" w:hAnsi="Arial" w:cs="Arial"/>
-        </w:rPr>
-        <w:t>ealizarán pruebas que pruebe la validación de autenticación</w:t>
-      </w:r>
-      <w:r>
-        <w:rPr>
-          <w:rFonts w:ascii="Arial" w:eastAsia="Arial" w:hAnsi="Arial" w:cs="Arial"/>
-        </w:rPr>
-        <w:t>, junto con el u</w:t>
-      </w:r>
-      <w:r>
-        <w:rPr>
-          <w:rFonts w:ascii="Arial" w:eastAsia="Arial" w:hAnsi="Arial" w:cs="Arial"/>
-        </w:rPr>
-        <w:t>so de herramientas</w:t>
-      </w:r>
-      <w:r>
-        <w:rPr>
-          <w:rFonts w:ascii="Arial" w:eastAsia="Arial" w:hAnsi="Arial" w:cs="Arial"/>
-        </w:rPr>
-        <w:t xml:space="preserve"> como </w:t>
-      </w:r>
-      <w:r>
-        <w:rPr>
-          <w:rFonts w:ascii="Arial" w:eastAsia="Arial" w:hAnsi="Arial" w:cs="Arial"/>
-        </w:rPr>
-        <w:t>lo es GitHub para comproba</w:t>
-      </w:r>
-      <w:r>
-        <w:rPr>
-          <w:rFonts w:ascii="Arial" w:eastAsia="Arial" w:hAnsi="Arial" w:cs="Arial"/>
-        </w:rPr>
-        <w:t>r</w:t>
-      </w:r>
-      <w:r>
-        <w:rPr>
-          <w:rFonts w:ascii="Arial" w:eastAsia="Arial" w:hAnsi="Arial" w:cs="Arial"/>
-        </w:rPr>
-        <w:t xml:space="preserve"> así</w:t>
-      </w:r>
-      <w:r>
-        <w:rPr>
-          <w:rFonts w:ascii="Arial" w:eastAsia="Arial" w:hAnsi="Arial" w:cs="Arial"/>
-        </w:rPr>
-        <w:t xml:space="preserve"> el trabajo en equipo.</w:t>
-      </w:r>
-    </w:p>
-    <w:p>
-      <w:pPr>
-        <w:spacing w:line="480" w:lineRule="auto"/>
-        <w:jc w:val="both"/>
-        <w:rPr>
-          <w:b/>
-          <w:bCs/>
-        </w:rPr>
-      </w:pPr>
-      <w:r>
-        <w:rPr>
-          <w:b/>
-          <w:bCs/>
-        </w:rPr>
-        <w:lastRenderedPageBreak/>
-        <w:t>BACKEND Y APIREST</w:t>
-      </w:r>
-    </w:p>
-    <w:p>
-      <w:pPr>
-        <w:spacing w:before="240" w:after="240" w:line="480" w:lineRule="auto"/>
-        <w:jc w:val="both"/>
-      </w:pPr>
-      <w:r>
-        <w:rPr>
-          <w:rFonts w:ascii="Arial" w:eastAsia="Arial" w:hAnsi="Arial" w:cs="Arial"/>
-        </w:rPr>
-        <w:t>El backend</w:t>
-      </w:r>
-      <w:r>
-        <w:rPr>
-          <w:rFonts w:ascii="Arial" w:eastAsia="Arial" w:hAnsi="Arial" w:cs="Arial"/>
-        </w:rPr>
-        <w:t xml:space="preserve"> es</w:t>
-      </w:r>
-      <w:r>
-        <w:rPr>
-          <w:rFonts w:ascii="Arial" w:eastAsia="Arial" w:hAnsi="Arial" w:cs="Arial"/>
-        </w:rPr>
-        <w:t xml:space="preserve"> la parte de una aplicación web</w:t>
-      </w:r>
-      <w:r>
-        <w:rPr>
-          <w:rFonts w:ascii="Arial" w:eastAsia="Arial" w:hAnsi="Arial" w:cs="Arial"/>
-        </w:rPr>
-        <w:t xml:space="preserve"> que </w:t>
-      </w:r>
-      <w:r>
-        <w:rPr>
-          <w:rFonts w:ascii="Arial" w:eastAsia="Arial" w:hAnsi="Arial" w:cs="Arial"/>
-        </w:rPr>
-        <w:t>está</w:t>
-      </w:r>
-      <w:r>
-        <w:rPr>
-          <w:rFonts w:ascii="Arial" w:eastAsia="Arial" w:hAnsi="Arial" w:cs="Arial"/>
-        </w:rPr>
-        <w:t xml:space="preserve"> encargada de gestionar la lógica del sistema, el procesamiento de </w:t>
-      </w:r>
-      <w:r>
-        <w:rPr>
-          <w:rFonts w:ascii="Arial" w:eastAsia="Arial" w:hAnsi="Arial" w:cs="Arial"/>
-        </w:rPr>
-        <w:t xml:space="preserve">los </w:t>
-      </w:r>
-      <w:r>
-        <w:rPr>
-          <w:rFonts w:ascii="Arial" w:eastAsia="Arial" w:hAnsi="Arial" w:cs="Arial"/>
-        </w:rPr>
-        <w:t>datos y la comunic</w:t>
-      </w:r>
-      <w:r>
-        <w:rPr>
-          <w:rFonts w:ascii="Arial" w:eastAsia="Arial" w:hAnsi="Arial" w:cs="Arial"/>
-        </w:rPr>
-        <w:t>ación con bases de datos o</w:t>
-      </w:r>
-      <w:r>
-        <w:rPr>
-          <w:rFonts w:ascii="Arial" w:eastAsia="Arial" w:hAnsi="Arial" w:cs="Arial"/>
-        </w:rPr>
-        <w:t xml:space="preserve"> servicios</w:t>
-      </w:r>
-      <w:r>
-        <w:rPr>
-          <w:rFonts w:ascii="Arial" w:eastAsia="Arial" w:hAnsi="Arial" w:cs="Arial"/>
-        </w:rPr>
-        <w:t xml:space="preserve"> que sean externos. A comparación del frontend, el cual</w:t>
-      </w:r>
-      <w:r>
-        <w:rPr>
-          <w:rFonts w:ascii="Arial" w:eastAsia="Arial" w:hAnsi="Arial" w:cs="Arial"/>
-        </w:rPr>
-        <w:t xml:space="preserve"> se enfoca en la interfaz visible para el u</w:t>
-      </w:r>
-      <w:r>
-        <w:rPr>
-          <w:rFonts w:ascii="Arial" w:eastAsia="Arial" w:hAnsi="Arial" w:cs="Arial"/>
-        </w:rPr>
-        <w:t>suario, el backend trabaja</w:t>
-      </w:r>
-      <w:r>
-        <w:rPr>
-          <w:rFonts w:ascii="Arial" w:eastAsia="Arial" w:hAnsi="Arial" w:cs="Arial"/>
-        </w:rPr>
-        <w:t xml:space="preserve"> en el servidor y es</w:t>
-      </w:r>
-      <w:r>
-        <w:rPr>
-          <w:rFonts w:ascii="Arial" w:eastAsia="Arial" w:hAnsi="Arial" w:cs="Arial"/>
-        </w:rPr>
-        <w:t xml:space="preserve"> el</w:t>
-      </w:r>
-      <w:r>
-        <w:rPr>
-          <w:rFonts w:ascii="Arial" w:eastAsia="Arial" w:hAnsi="Arial" w:cs="Arial"/>
-        </w:rPr>
-        <w:t xml:space="preserve"> responsable de garantizar que las solicitudes realizadas por el cliente sean procesadas</w:t>
-      </w:r>
-      <w:r>
-        <w:rPr>
-          <w:rFonts w:ascii="Arial" w:eastAsia="Arial" w:hAnsi="Arial" w:cs="Arial"/>
-        </w:rPr>
-        <w:t xml:space="preserve"> de manera correcta y segura.</w:t>
-      </w:r>
-      <w:r>
-        <w:rPr>
-          <w:rFonts w:ascii="Arial" w:eastAsia="Arial" w:hAnsi="Arial" w:cs="Arial"/>
-        </w:rPr>
-        <w:t xml:space="preserve"> </w:t>
-      </w:r>
-    </w:p>
-    <w:p>
-      <w:pPr>
-        <w:spacing w:before="240" w:after="240" w:line="480" w:lineRule="auto"/>
-        <w:jc w:val="both"/>
-      </w:pPr>
-      <w:r>
-        <w:rPr>
-          <w:rFonts w:ascii="Arial" w:eastAsia="Arial" w:hAnsi="Arial" w:cs="Arial"/>
-        </w:rPr>
-        <w:t>Por otro lado, una API REST</w:t>
-      </w:r>
-      <w:r>
-        <w:rPr>
-          <w:rFonts w:ascii="Arial" w:eastAsia="Arial" w:hAnsi="Arial" w:cs="Arial"/>
-        </w:rPr>
-        <w:t xml:space="preserve"> es un conjunto de reglas que permite la comu</w:t>
-      </w:r>
-      <w:r>
-        <w:rPr>
-          <w:rFonts w:ascii="Arial" w:eastAsia="Arial" w:hAnsi="Arial" w:cs="Arial"/>
-        </w:rPr>
-        <w:t>nicación entre sistemas a través</w:t>
-      </w:r>
-      <w:r>
-        <w:rPr>
-          <w:rFonts w:ascii="Arial" w:eastAsia="Arial" w:hAnsi="Arial" w:cs="Arial"/>
-        </w:rPr>
-        <w:t xml:space="preserve"> </w:t>
-      </w:r>
-      <w:r>
-        <w:rPr>
-          <w:rFonts w:ascii="Arial" w:eastAsia="Arial" w:hAnsi="Arial" w:cs="Arial"/>
-        </w:rPr>
-        <w:t>d</w:t>
-      </w:r>
-      <w:r>
-        <w:rPr>
-          <w:rFonts w:ascii="Arial" w:eastAsia="Arial" w:hAnsi="Arial" w:cs="Arial"/>
-        </w:rPr>
-        <w:t>el uso de protocolos HTTP. A través de una API REST, el</w:t>
-      </w:r>
-      <w:r>
-        <w:rPr>
-          <w:rFonts w:ascii="Arial" w:eastAsia="Arial" w:hAnsi="Arial" w:cs="Arial"/>
-        </w:rPr>
-        <w:t xml:space="preserve"> cliente puede realizar diferente</w:t>
-      </w:r>
-      <w:r>
-        <w:rPr>
-          <w:rFonts w:ascii="Arial" w:eastAsia="Arial" w:hAnsi="Arial" w:cs="Arial"/>
-        </w:rPr>
-        <w:t xml:space="preserve">s acciones sobre los recursos del servidor utilizando </w:t>
-      </w:r>
-      <w:r>
-        <w:rPr>
-          <w:rFonts w:ascii="Arial" w:eastAsia="Arial" w:hAnsi="Arial" w:cs="Arial"/>
-        </w:rPr>
-        <w:t>métodos como GET para obtener datos, POST para enviar datos, PUT para actualizar información</w:t>
-      </w:r>
-      <w:r>
-        <w:rPr>
-          <w:rFonts w:ascii="Arial" w:eastAsia="Arial" w:hAnsi="Arial" w:cs="Arial"/>
-        </w:rPr>
-        <w:t xml:space="preserve"> y DELETE </w:t>
-      </w:r>
-      <w:r>
-        <w:rPr>
-          <w:rFonts w:ascii="Arial" w:eastAsia="Arial" w:hAnsi="Arial" w:cs="Arial"/>
-        </w:rPr>
-        <w:t xml:space="preserve">para </w:t>
-      </w:r>
-      <w:r>
-        <w:rPr>
-          <w:rFonts w:ascii="Arial" w:eastAsia="Arial" w:hAnsi="Arial" w:cs="Arial"/>
-        </w:rPr>
-        <w:t>eliminar rec</w:t>
-      </w:r>
-      <w:r>
-        <w:rPr>
-          <w:rFonts w:ascii="Arial" w:eastAsia="Arial" w:hAnsi="Arial" w:cs="Arial"/>
-        </w:rPr>
-        <w:t>ursos</w:t>
-      </w:r>
-      <w:r>
-        <w:rPr>
-          <w:rFonts w:ascii="Arial" w:eastAsia="Arial" w:hAnsi="Arial" w:cs="Arial"/>
-        </w:rPr>
-        <w:t xml:space="preserve">. Esta estructura </w:t>
-      </w:r>
-      <w:r>
-        <w:rPr>
-          <w:rFonts w:ascii="Arial" w:eastAsia="Arial" w:hAnsi="Arial" w:cs="Arial"/>
-        </w:rPr>
-        <w:t xml:space="preserve">nos </w:t>
-      </w:r>
-      <w:r>
-        <w:rPr>
-          <w:rFonts w:ascii="Arial" w:eastAsia="Arial" w:hAnsi="Arial" w:cs="Arial"/>
-        </w:rPr>
-        <w:t>facilita</w:t>
-      </w:r>
-      <w:r>
-        <w:rPr>
-          <w:rFonts w:ascii="Arial" w:eastAsia="Arial" w:hAnsi="Arial" w:cs="Arial"/>
-        </w:rPr>
-        <w:t xml:space="preserve"> de mejor manera</w:t>
-      </w:r>
-      <w:r>
-        <w:rPr>
-          <w:rFonts w:ascii="Arial" w:eastAsia="Arial" w:hAnsi="Arial" w:cs="Arial"/>
-        </w:rPr>
-        <w:t xml:space="preserve"> la interoperabilidad entre </w:t>
-      </w:r>
-      <w:r>
-        <w:rPr>
-          <w:rFonts w:ascii="Arial" w:eastAsia="Arial" w:hAnsi="Arial" w:cs="Arial"/>
-        </w:rPr>
-        <w:t xml:space="preserve">las </w:t>
-      </w:r>
-      <w:r>
-        <w:rPr>
-          <w:rFonts w:ascii="Arial" w:eastAsia="Arial" w:hAnsi="Arial" w:cs="Arial"/>
-        </w:rPr>
-        <w:t xml:space="preserve">aplicaciones, permitiendo que el frontend consuma información del backend de </w:t>
-      </w:r>
-      <w:r>
-        <w:rPr>
-          <w:rFonts w:ascii="Arial" w:eastAsia="Arial" w:hAnsi="Arial" w:cs="Arial"/>
-        </w:rPr>
-        <w:t xml:space="preserve">una </w:t>
-      </w:r>
-      <w:r>
-        <w:rPr>
-          <w:rFonts w:ascii="Arial" w:eastAsia="Arial" w:hAnsi="Arial" w:cs="Arial"/>
-        </w:rPr>
-        <w:t>manera</w:t>
-      </w:r>
-      <w:r>
-        <w:rPr>
-          <w:rFonts w:ascii="Arial" w:eastAsia="Arial" w:hAnsi="Arial" w:cs="Arial"/>
-        </w:rPr>
-        <w:t xml:space="preserve"> más</w:t>
-      </w:r>
-      <w:r>
-        <w:rPr>
-          <w:rFonts w:ascii="Arial" w:eastAsia="Arial" w:hAnsi="Arial" w:cs="Arial"/>
-        </w:rPr>
-        <w:t xml:space="preserve"> organizada y estandarizada.</w:t>
-      </w:r>
-    </w:p>
-    <w:p>
-      <w:pPr>
-        <w:spacing w:before="240" w:after="240" w:line="480" w:lineRule="auto"/>
-        <w:jc w:val="both"/>
-      </w:pPr>
-      <w:r>
-        <w:rPr>
-          <w:rFonts w:ascii="Arial" w:eastAsia="Arial" w:hAnsi="Arial" w:cs="Arial"/>
-        </w:rPr>
-        <w:t>A continuación</w:t>
-      </w:r>
-      <w:r>
-        <w:rPr>
-          <w:rFonts w:ascii="Arial" w:eastAsia="Arial" w:hAnsi="Arial" w:cs="Arial"/>
-        </w:rPr>
-        <w:t xml:space="preserve">, el backend será implementado utilizando Node.js y Express, </w:t>
-      </w:r>
-      <w:r>
-        <w:rPr>
-          <w:rFonts w:ascii="Arial" w:eastAsia="Arial" w:hAnsi="Arial" w:cs="Arial"/>
-        </w:rPr>
-        <w:t>lo que nos permitirá poder crear una API REST</w:t>
-      </w:r>
-      <w:r>
-        <w:rPr>
-          <w:rFonts w:ascii="Arial" w:eastAsia="Arial" w:hAnsi="Arial" w:cs="Arial"/>
-        </w:rPr>
-        <w:t xml:space="preserve"> que gestione la autentic</w:t>
-      </w:r>
-      <w:r>
-        <w:rPr>
-          <w:rFonts w:ascii="Arial" w:eastAsia="Arial" w:hAnsi="Arial" w:cs="Arial"/>
-        </w:rPr>
-        <w:t>ación de los usuarios. De esta manera</w:t>
-      </w:r>
-      <w:r>
-        <w:rPr>
-          <w:rFonts w:ascii="Arial" w:eastAsia="Arial" w:hAnsi="Arial" w:cs="Arial"/>
-        </w:rPr>
-        <w:t>, el cliente podrá enviar sus credenciales al servidor</w:t>
-      </w:r>
-      <w:r>
-        <w:rPr>
-          <w:rFonts w:ascii="Arial" w:eastAsia="Arial" w:hAnsi="Arial" w:cs="Arial"/>
-        </w:rPr>
-        <w:t xml:space="preserve"> a través de una solicitud HTTP, la que </w:t>
-      </w:r>
-      <w:r>
-        <w:rPr>
-          <w:rFonts w:ascii="Arial" w:eastAsia="Arial" w:hAnsi="Arial" w:cs="Arial"/>
-        </w:rPr>
-        <w:t>será procesada para validar l</w:t>
-      </w:r>
-      <w:r>
-        <w:rPr>
-          <w:rFonts w:ascii="Arial" w:eastAsia="Arial" w:hAnsi="Arial" w:cs="Arial"/>
-        </w:rPr>
-        <w:t>a identidad del usuario y luego entregar una respuesta adecuada (</w:t>
-      </w:r>
-      <w:r>
-        <w:rPr>
-          <w:rFonts w:ascii="Arial" w:eastAsia="Arial" w:hAnsi="Arial" w:cs="Arial"/>
-        </w:rPr>
-        <w:t>permitiendo el acceso o rechazándolo</w:t>
-      </w:r>
-      <w:r>
-        <w:rPr>
-          <w:rFonts w:ascii="Arial" w:eastAsia="Arial" w:hAnsi="Arial" w:cs="Arial"/>
-        </w:rPr>
-        <w:t>)</w:t>
-      </w:r>
-      <w:r>
-        <w:rPr>
-          <w:rFonts w:ascii="Arial" w:eastAsia="Arial" w:hAnsi="Arial" w:cs="Arial"/>
-        </w:rPr>
-        <w:t xml:space="preserve">. Esto </w:t>
-      </w:r>
-      <w:r>
-        <w:rPr>
-          <w:rFonts w:ascii="Arial" w:eastAsia="Arial" w:hAnsi="Arial" w:cs="Arial"/>
-        </w:rPr>
-        <w:t xml:space="preserve">nos </w:t>
-      </w:r>
-      <w:r>
-        <w:rPr>
-          <w:rFonts w:ascii="Arial" w:eastAsia="Arial" w:hAnsi="Arial" w:cs="Arial"/>
-        </w:rPr>
-        <w:t>demuestra cómo el backend y la</w:t>
-      </w:r>
-      <w:r>
-        <w:rPr>
-          <w:rFonts w:ascii="Arial" w:eastAsia="Arial" w:hAnsi="Arial" w:cs="Arial"/>
-        </w:rPr>
-        <w:t>s APIs REST trabajan juntas</w:t>
-      </w:r>
-      <w:r>
-        <w:rPr>
-          <w:rFonts w:ascii="Arial" w:eastAsia="Arial" w:hAnsi="Arial" w:cs="Arial"/>
-        </w:rPr>
-        <w:t xml:space="preserve"> para constru</w:t>
-      </w:r>
-      <w:r>
-        <w:rPr>
-          <w:rFonts w:ascii="Arial" w:eastAsia="Arial" w:hAnsi="Arial" w:cs="Arial"/>
-        </w:rPr>
-        <w:t>ir aplicaciones web funcionales y organizadas</w:t>
-      </w:r>
-      <w:r>
-        <w:rPr>
-          <w:rFonts w:ascii="Arial" w:eastAsia="Arial" w:hAnsi="Arial" w:cs="Arial"/>
-        </w:rPr>
-        <w:t>.</w:t>
-      </w:r>
-    </w:p>
-    <w:p>
-      <w:pPr>
-        <w:spacing w:line="480" w:lineRule="auto"/>
-        <w:jc w:val="both"/>
-        <w:rPr>
-          <w:b/>
-          <w:bCs/>
-        </w:rPr>
-      </w:pPr>
-      <w:r>
-        <w:rPr>
-          <w:b/>
-          <w:bCs/>
         </w:rPr>
         <w:lastRenderedPageBreak/>
         <w:t>NODE.JS Y EXPRESS</w:t>
       </w:r>
+      <w:bookmarkEnd w:id="2"/>
     </w:p>
     <w:p>
       <w:pPr>
@@ -1283,13 +2132,7 @@
         <w:rPr>
           <w:rFonts w:ascii="Arial" w:eastAsia="Arial" w:hAnsi="Arial" w:cs="Arial"/>
         </w:rPr>
-        <w:t xml:space="preserve">que tiene la capacidad de </w:t>
-      </w:r>
-      <w:r>
-        <w:rPr>
-          <w:rFonts w:ascii="Arial" w:eastAsia="Arial" w:hAnsi="Arial" w:cs="Arial"/>
-        </w:rPr>
-        <w:t>recibir</w:t>
+        <w:t>que tiene la capacidad de recibir</w:t>
       </w:r>
       <w:r>
         <w:rPr>
@@ -1381,14 +2224,14 @@
     <w:p/>
     <w:p>
       <w:pPr>
-        <w:spacing w:line="480" w:lineRule="auto"/>
-        <w:jc w:val="both"/>
+        <w:pStyle w:val="Ttulo1"/>
         <w:rPr>
           <w:rFonts w:eastAsiaTheme="minorEastAsia"/>
           <w:b/>
           <w:bCs/>
         </w:rPr>
       </w:pPr>
+      <w:bookmarkStart w:id="3" w:name="_Toc227088550"/>
       <w:r>
         <w:rPr>
           <w:b/>
@@ -1421,6 +2264,7 @@
         </w:rPr>
         <w:t xml:space="preserve"> Y RUTA LOGIN</w:t>
       </w:r>
+      <w:bookmarkEnd w:id="3"/>
     </w:p>
     <w:p>
       <w:pPr>
@@ -1605,13 +2449,7 @@
         <w:rPr>
           <w:rFonts w:eastAsiaTheme="minorEastAsia"/>
         </w:rPr>
-        <w:t xml:space="preserve">continuar </w:t>
-      </w:r>
-      <w:r>
-        <w:rPr>
-          <w:rFonts w:eastAsiaTheme="minorEastAsia"/>
-        </w:rPr>
-        <w:t>al siguiente proceso</w:t>
+        <w:t>continuar al siguiente proceso</w:t>
       </w:r>
       <w:r>
         <w:rPr>
@@ -1759,14 +2597,14 @@
     <w:p/>
     <w:p>
       <w:pPr>
-        <w:spacing w:line="480" w:lineRule="auto"/>
-        <w:jc w:val="both"/>
+        <w:pStyle w:val="Ttulo1"/>
         <w:rPr>
           <w:rFonts w:eastAsiaTheme="minorEastAsia"/>
           <w:b/>
           <w:bCs/>
         </w:rPr>
       </w:pPr>
+      <w:bookmarkStart w:id="4" w:name="_Toc227088551"/>
       <w:r>
         <w:rPr>
           <w:rFonts w:eastAsiaTheme="minorEastAsia"/>
@@ -1776,6 +2614,7 @@
         <w:lastRenderedPageBreak/>
         <w:t>AUTENTICACIÓN Y RUTA DE LOGIN</w:t>
       </w:r>
+      <w:bookmarkEnd w:id="4"/>
     </w:p>
     <w:p>
       <w:pPr>
@@ -2220,6 +3059,3727 @@
           <w:rFonts w:eastAsiaTheme="minorEastAsia"/>
         </w:rPr>
         <w:t xml:space="preserve"> buenas prácticas en el desarrollo backend.</w:t>
+      </w:r>
+    </w:p>
+    <w:p>
+      <w:r>
+        <w:br w:type="page"/>
+      </w:r>
+    </w:p>
+    <w:p>
+      <w:pPr>
+        <w:pStyle w:val="Ttulo1"/>
+        <w:rPr>
+          <w:b/>
+          <w:bCs/>
+        </w:rPr>
+      </w:pPr>
+      <w:bookmarkStart w:id="5" w:name="_Toc227088552"/>
+      <w:r>
+        <w:rPr>
+          <w:b/>
+          <w:bCs/>
+        </w:rPr>
+        <w:lastRenderedPageBreak/>
+        <w:t>MIDDLEWARE Y PROTECCIÓN DE RUTAS</w:t>
+      </w:r>
+      <w:bookmarkEnd w:id="5"/>
+    </w:p>
+    <w:p/>
+    <w:p>
+      <w:pPr>
+        <w:spacing w:line="360" w:lineRule="auto"/>
+        <w:jc w:val="both"/>
+      </w:pPr>
+      <w:r>
+        <w:t xml:space="preserve">En el </w:t>
+      </w:r>
+      <w:proofErr w:type="spellStart"/>
+      <w:r>
+        <w:t>backen</w:t>
+      </w:r>
+      <w:r>
+        <w:t>d</w:t>
+      </w:r>
+      <w:proofErr w:type="spellEnd"/>
+      <w:r>
+        <w:t xml:space="preserve">, la utilización de un middleware es fundamental, ya que su función se ejecuta entre la solicitud de un cliente ya </w:t>
+      </w:r>
+      <w:proofErr w:type="spellStart"/>
+      <w:r>
+        <w:t>logeado</w:t>
+      </w:r>
+      <w:proofErr w:type="spellEnd"/>
+      <w:r>
+        <w:t xml:space="preserve"> y la respuesta que le entrega el servidor, esto lo realiza validando o transformando la información que recibe, antes de permitir que la solicitud avance hacia la ruta final, es nuestro portero que permite el paso al lugar solo a quienes estén autorizados, entregando seguridad al sistema mediante la </w:t>
+      </w:r>
+      <w:r>
+        <w:t>autenticación</w:t>
+      </w:r>
+      <w:r>
+        <w:t xml:space="preserve"> de un token JWT</w:t>
+      </w:r>
+      <w:r>
+        <w:t>.</w:t>
+      </w:r>
+    </w:p>
+    <w:p>
+      <w:pPr>
+        <w:spacing w:line="360" w:lineRule="auto"/>
+        <w:jc w:val="both"/>
+      </w:pPr>
+    </w:p>
+    <w:p>
+      <w:pPr>
+        <w:spacing w:line="360" w:lineRule="auto"/>
+        <w:jc w:val="both"/>
+      </w:pPr>
+      <w:r>
+        <w:t xml:space="preserve">Para implementarlo en nuestro trabajo, primero se </w:t>
+      </w:r>
+      <w:r>
+        <w:t>creó</w:t>
+      </w:r>
+      <w:r>
+        <w:t xml:space="preserve"> un archivo “authMiddleware.js” el cual se encarga de leer la cookie enviada por el cliente, extrae de esta el token y verifica que sea </w:t>
+      </w:r>
+      <w:r>
+        <w:t>válido</w:t>
+      </w:r>
+      <w:r>
+        <w:t>, para esto utiliza la clave secreta definida en el servidor, si es correcto permite continuar, en caso contrario responde con un “HTTP 401” indicando que no está autorizado.</w:t>
+      </w:r>
+    </w:p>
+    <w:p>
+      <w:pPr>
+        <w:spacing w:line="360" w:lineRule="auto"/>
+        <w:jc w:val="both"/>
+      </w:pPr>
+    </w:p>
+    <w:p>
+      <w:pPr>
+        <w:spacing w:line="240" w:lineRule="auto"/>
+        <w:rPr>
+          <w:highlight w:val="cyan"/>
+          <w:lang w:val="es-CL"/>
+        </w:rPr>
+      </w:pPr>
+      <w:proofErr w:type="spellStart"/>
+      <w:r>
+        <w:rPr>
+          <w:highlight w:val="cyan"/>
+          <w:lang w:val="es-CL"/>
+        </w:rPr>
+        <w:t>const</w:t>
+      </w:r>
+      <w:proofErr w:type="spellEnd"/>
+      <w:r>
+        <w:rPr>
+          <w:highlight w:val="cyan"/>
+          <w:lang w:val="es-CL"/>
+        </w:rPr>
+        <w:t xml:space="preserve"> </w:t>
+      </w:r>
+      <w:proofErr w:type="spellStart"/>
+      <w:r>
+        <w:rPr>
+          <w:highlight w:val="cyan"/>
+          <w:lang w:val="es-CL"/>
+        </w:rPr>
+        <w:t>jwt</w:t>
+      </w:r>
+      <w:proofErr w:type="spellEnd"/>
+      <w:r>
+        <w:rPr>
+          <w:highlight w:val="cyan"/>
+          <w:lang w:val="es-CL"/>
+        </w:rPr>
+        <w:t xml:space="preserve"> = </w:t>
+      </w:r>
+      <w:proofErr w:type="spellStart"/>
+      <w:r>
+        <w:rPr>
+          <w:highlight w:val="cyan"/>
+          <w:lang w:val="es-CL"/>
+        </w:rPr>
+        <w:t>require</w:t>
+      </w:r>
+      <w:proofErr w:type="spellEnd"/>
+      <w:r>
+        <w:rPr>
+          <w:highlight w:val="cyan"/>
+          <w:lang w:val="es-CL"/>
+        </w:rPr>
+        <w:t>("</w:t>
+      </w:r>
+      <w:proofErr w:type="spellStart"/>
+      <w:r>
+        <w:rPr>
+          <w:highlight w:val="cyan"/>
+          <w:lang w:val="es-CL"/>
+        </w:rPr>
+        <w:t>jsonwebtoken</w:t>
+      </w:r>
+      <w:proofErr w:type="spellEnd"/>
+      <w:r>
+        <w:rPr>
+          <w:highlight w:val="cyan"/>
+          <w:lang w:val="es-CL"/>
+        </w:rPr>
+        <w:t>");</w:t>
+      </w:r>
+    </w:p>
+    <w:p>
+      <w:pPr>
+        <w:spacing w:line="240" w:lineRule="auto"/>
+        <w:rPr>
+          <w:highlight w:val="cyan"/>
+          <w:lang w:val="es-CL"/>
+        </w:rPr>
+      </w:pPr>
+    </w:p>
+    <w:p>
+      <w:pPr>
+        <w:spacing w:line="240" w:lineRule="auto"/>
+        <w:rPr>
+          <w:highlight w:val="cyan"/>
+          <w:lang w:val="es-CL"/>
+        </w:rPr>
+      </w:pPr>
+      <w:r>
+        <w:rPr>
+          <w:noProof/>
+          <w:highlight w:val="cyan"/>
+          <w:lang w:val="es-CL"/>
+        </w:rPr>
+        <mc:AlternateContent>
+          <mc:Choice Requires="wps">
+            <w:drawing>
+              <wp:anchor distT="0" distB="0" distL="114300" distR="114300" simplePos="0" relativeHeight="251659264" behindDoc="0" locked="0" layoutInCell="1" allowOverlap="1" wp14:anchorId="6B76F73D" wp14:editId="4D2C5011">
+                <wp:simplePos x="0" y="0"/>
+                <wp:positionH relativeFrom="column">
+                  <wp:posOffset>29210</wp:posOffset>
+                </wp:positionH>
+                <wp:positionV relativeFrom="paragraph">
+                  <wp:posOffset>194945</wp:posOffset>
+                </wp:positionV>
+                <wp:extent cx="3192145" cy="339725"/>
+                <wp:effectExtent l="19050" t="19050" r="27305" b="22225"/>
+                <wp:wrapNone/>
+                <wp:docPr id="2068766827" name="Rectángulo 1"/>
+                <wp:cNvGraphicFramePr/>
+                <a:graphic xmlns:a="http://schemas.openxmlformats.org/drawingml/2006/main">
+                  <a:graphicData uri="http://schemas.microsoft.com/office/word/2010/wordprocessingShape">
+                    <wps:wsp>
+                      <wps:cNvSpPr/>
+                      <wps:spPr>
+                        <a:xfrm>
+                          <a:off x="0" y="0"/>
+                          <a:ext cx="3192145" cy="339725"/>
+                        </a:xfrm>
+                        <a:prstGeom prst="rect">
+                          <a:avLst/>
+                        </a:prstGeom>
+                        <a:solidFill>
+                          <a:srgbClr val="FFFF00">
+                            <a:alpha val="32000"/>
+                          </a:srgbClr>
+                        </a:solidFill>
+                        <a:ln w="28575">
+                          <a:solidFill>
+                            <a:srgbClr val="EE0000"/>
+                          </a:solidFill>
+                        </a:ln>
+                      </wps:spPr>
+                      <wps:style>
+                        <a:lnRef idx="2">
+                          <a:schemeClr val="accent1">
+                            <a:shade val="15000"/>
+                          </a:schemeClr>
+                        </a:lnRef>
+                        <a:fillRef idx="1">
+                          <a:schemeClr val="accent1"/>
+                        </a:fillRef>
+                        <a:effectRef idx="0">
+                          <a:schemeClr val="accent1"/>
+                        </a:effectRef>
+                        <a:fontRef idx="minor">
+                          <a:schemeClr val="lt1"/>
+                        </a:fontRef>
+                      </wps:style>
+                      <wps:txbx>
+                        <w:txbxContent>
+                          <w:p>
+                            <w:pPr>
+                              <w:jc w:val="right"/>
+                              <w:rPr>
+                                <w:b/>
+                                <w:bCs/>
+                                <w:color w:val="000000" w:themeColor="text1"/>
+                                <w:sz w:val="32"/>
+                                <w:szCs w:val="32"/>
+                                <w:lang w:val="es-CL"/>
+                                <w14:shadow w14:blurRad="38100" w14:dist="19050" w14:dir="2700000" w14:sx="100000" w14:sy="100000" w14:kx="0" w14:ky="0" w14:algn="tl">
+                                  <w14:schemeClr w14:val="dk1">
+                                    <w14:alpha w14:val="60000"/>
+                                  </w14:schemeClr>
+                                </w14:shadow>
+                                <w14:textOutline w14:w="0" w14:cap="flat" w14:cmpd="sng" w14:algn="ctr">
+                                  <w14:noFill/>
+                                  <w14:prstDash w14:val="solid"/>
+                                  <w14:round/>
+                                </w14:textOutline>
+                              </w:rPr>
+                            </w:pPr>
+                            <w:r>
+                              <w:rPr>
+                                <w:b/>
+                                <w:bCs/>
+                                <w:color w:val="000000" w:themeColor="text1"/>
+                                <w:sz w:val="32"/>
+                                <w:szCs w:val="32"/>
+                                <w:lang w:val="es-CL"/>
+                                <w14:shadow w14:blurRad="38100" w14:dist="19050" w14:dir="2700000" w14:sx="100000" w14:sy="100000" w14:kx="0" w14:ky="0" w14:algn="tl">
+                                  <w14:schemeClr w14:val="dk1">
+                                    <w14:alpha w14:val="60000"/>
+                                  </w14:schemeClr>
+                                </w14:shadow>
+                                <w14:textOutline w14:w="0" w14:cap="flat" w14:cmpd="sng" w14:algn="ctr">
+                                  <w14:noFill/>
+                                  <w14:prstDash w14:val="solid"/>
+                                  <w14:round/>
+                                </w14:textOutline>
+                              </w:rPr>
+                              <w:t>1</w:t>
+                            </w:r>
+                          </w:p>
+                        </w:txbxContent>
+                      </wps:txbx>
+                      <wps:bodyPr rot="0" spcFirstLastPara="0" vertOverflow="overflow" horzOverflow="overflow" vert="horz" wrap="square" lIns="91440" tIns="45720" rIns="91440" bIns="45720" numCol="1" spcCol="0" rtlCol="0" fromWordArt="0" anchor="ctr" anchorCtr="0" forceAA="0" compatLnSpc="1">
+                        <a:prstTxWarp prst="textNoShape">
+                          <a:avLst/>
+                        </a:prstTxWarp>
+                        <a:noAutofit/>
+                      </wps:bodyPr>
+                    </wps:wsp>
+                  </a:graphicData>
+                </a:graphic>
+                <wp14:sizeRelH relativeFrom="margin">
+                  <wp14:pctWidth>0</wp14:pctWidth>
+                </wp14:sizeRelH>
+                <wp14:sizeRelV relativeFrom="margin">
+                  <wp14:pctHeight>0</wp14:pctHeight>
+                </wp14:sizeRelV>
+              </wp:anchor>
+            </w:drawing>
+          </mc:Choice>
+          <mc:Fallback>
+            <w:pict>
+              <v:rect w14:anchorId="6B76F73D" id="Rectángulo 1" o:spid="_x0000_s1026" style="position:absolute;margin-left:2.3pt;margin-top:15.35pt;width:251.35pt;height:26.75pt;z-index:251659264;visibility:visible;mso-wrap-style:square;mso-width-percent:0;mso-height-percent:0;mso-wrap-distance-left:9pt;mso-wrap-distance-top:0;mso-wrap-distance-right:9pt;mso-wrap-distance-bottom:0;mso-position-horizontal:absolute;mso-position-horizontal-relative:text;mso-position-vertical:absolute;mso-position-vertical-relative:text;mso-width-percent:0;mso-height-percent:0;mso-width-relative:margin;mso-height-relative:margin;v-text-anchor:middle" o:gfxdata="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" fillcolor="yellow" strokecolor="#e00" strokeweight="2.25pt">
+                <v:fill opacity="21074f"/>
+                <v:textbox>
+                  <w:txbxContent>
+                    <w:p>
+                      <w:pPr>
+                        <w:jc w:val="right"/>
+                        <w:rPr>
+                          <w:b/>
+                          <w:bCs/>
+                          <w:color w:val="000000" w:themeColor="text1"/>
+                          <w:sz w:val="32"/>
+                          <w:szCs w:val="32"/>
+                          <w:lang w:val="es-CL"/>
+                          <w14:shadow w14:blurRad="38100" w14:dist="19050" w14:dir="2700000" w14:sx="100000" w14:sy="100000" w14:kx="0" w14:ky="0" w14:algn="tl">
+                            <w14:schemeClr w14:val="dk1">
+                              <w14:alpha w14:val="60000"/>
+                            </w14:schemeClr>
+                          </w14:shadow>
+                          <w14:textOutline w14:w="0" w14:cap="flat" w14:cmpd="sng" w14:algn="ctr">
+                            <w14:noFill/>
+                            <w14:prstDash w14:val="solid"/>
+                            <w14:round/>
+                          </w14:textOutline>
+                        </w:rPr>
+                      </w:pPr>
+                      <w:r>
+                        <w:rPr>
+                          <w:b/>
+                          <w:bCs/>
+                          <w:color w:val="000000" w:themeColor="text1"/>
+                          <w:sz w:val="32"/>
+                          <w:szCs w:val="32"/>
+                          <w:lang w:val="es-CL"/>
+                          <w14:shadow w14:blurRad="38100" w14:dist="19050" w14:dir="2700000" w14:sx="100000" w14:sy="100000" w14:kx="0" w14:ky="0" w14:algn="tl">
+                            <w14:schemeClr w14:val="dk1">
+                              <w14:alpha w14:val="60000"/>
+                            </w14:schemeClr>
+                          </w14:shadow>
+                          <w14:textOutline w14:w="0" w14:cap="flat" w14:cmpd="sng" w14:algn="ctr">
+                            <w14:noFill/>
+                            <w14:prstDash w14:val="solid"/>
+                            <w14:round/>
+                          </w14:textOutline>
+                        </w:rPr>
+                        <w:t>1</w:t>
+                      </w:r>
+                    </w:p>
+                  </w:txbxContent>
+                </v:textbox>
+              </v:rect>
+            </w:pict>
+          </mc:Fallback>
+        </mc:AlternateContent>
+      </w:r>
+      <w:proofErr w:type="spellStart"/>
+      <w:proofErr w:type="gramStart"/>
+      <w:r>
+        <w:rPr>
+          <w:highlight w:val="cyan"/>
+          <w:lang w:val="es-CL"/>
+        </w:rPr>
+        <w:t>module.exports</w:t>
+      </w:r>
+      <w:proofErr w:type="spellEnd"/>
+      <w:proofErr w:type="gramEnd"/>
+      <w:r>
+        <w:rPr>
+          <w:highlight w:val="cyan"/>
+          <w:lang w:val="es-CL"/>
+        </w:rPr>
+        <w:t xml:space="preserve"> = (</w:t>
+      </w:r>
+      <w:proofErr w:type="spellStart"/>
+      <w:r>
+        <w:rPr>
+          <w:highlight w:val="cyan"/>
+          <w:lang w:val="es-CL"/>
+        </w:rPr>
+        <w:t>req</w:t>
+      </w:r>
+      <w:proofErr w:type="spellEnd"/>
+      <w:r>
+        <w:rPr>
+          <w:highlight w:val="cyan"/>
+          <w:lang w:val="es-CL"/>
+        </w:rPr>
+        <w:t xml:space="preserve">, res, </w:t>
+      </w:r>
+      <w:proofErr w:type="spellStart"/>
+      <w:r>
+        <w:rPr>
+          <w:highlight w:val="cyan"/>
+          <w:lang w:val="es-CL"/>
+        </w:rPr>
+        <w:t>next</w:t>
+      </w:r>
+      <w:proofErr w:type="spellEnd"/>
+      <w:r>
+        <w:rPr>
+          <w:highlight w:val="cyan"/>
+          <w:lang w:val="es-CL"/>
+        </w:rPr>
+        <w:t>) =&gt; {</w:t>
+      </w:r>
+    </w:p>
+    <w:p>
+      <w:pPr>
+        <w:spacing w:line="240" w:lineRule="auto"/>
+        <w:rPr>
+          <w:highlight w:val="cyan"/>
+          <w:lang w:val="es-CL"/>
+        </w:rPr>
+      </w:pPr>
+      <w:r>
+        <w:rPr>
+          <w:highlight w:val="cyan"/>
+          <w:lang w:val="es-CL"/>
+        </w:rPr>
+        <w:t xml:space="preserve">    </w:t>
+      </w:r>
+      <w:proofErr w:type="spellStart"/>
+      <w:r>
+        <w:rPr>
+          <w:highlight w:val="cyan"/>
+          <w:lang w:val="es-CL"/>
+        </w:rPr>
+        <w:t>const</w:t>
+      </w:r>
+      <w:proofErr w:type="spellEnd"/>
+      <w:r>
+        <w:rPr>
+          <w:highlight w:val="cyan"/>
+          <w:lang w:val="es-CL"/>
+        </w:rPr>
+        <w:t xml:space="preserve"> token = </w:t>
+      </w:r>
+      <w:proofErr w:type="spellStart"/>
+      <w:proofErr w:type="gramStart"/>
+      <w:r>
+        <w:rPr>
+          <w:highlight w:val="cyan"/>
+          <w:lang w:val="es-CL"/>
+        </w:rPr>
+        <w:t>req.cookies?.</w:t>
+      </w:r>
+      <w:proofErr w:type="gramEnd"/>
+      <w:r>
+        <w:rPr>
+          <w:highlight w:val="cyan"/>
+          <w:lang w:val="es-CL"/>
+        </w:rPr>
+        <w:t>token</w:t>
+      </w:r>
+      <w:proofErr w:type="spellEnd"/>
+      <w:r>
+        <w:rPr>
+          <w:highlight w:val="cyan"/>
+          <w:lang w:val="es-CL"/>
+        </w:rPr>
+        <w:t>;</w:t>
+      </w:r>
+    </w:p>
+    <w:p>
+      <w:pPr>
+        <w:spacing w:line="240" w:lineRule="auto"/>
+        <w:rPr>
+          <w:highlight w:val="cyan"/>
+          <w:lang w:val="es-CL"/>
+        </w:rPr>
+      </w:pPr>
+      <w:r>
+        <w:rPr>
+          <w:highlight w:val="cyan"/>
+          <w:lang w:val="es-CL"/>
+        </w:rPr>
+        <w:t xml:space="preserve">    </w:t>
+      </w:r>
+      <w:proofErr w:type="spellStart"/>
+      <w:r>
+        <w:rPr>
+          <w:highlight w:val="cyan"/>
+          <w:lang w:val="es-CL"/>
+        </w:rPr>
+        <w:t>if</w:t>
+      </w:r>
+      <w:proofErr w:type="spellEnd"/>
+      <w:r>
+        <w:rPr>
+          <w:highlight w:val="cyan"/>
+          <w:lang w:val="es-CL"/>
+        </w:rPr>
+        <w:t xml:space="preserve"> </w:t>
+      </w:r>
+      <w:proofErr w:type="gramStart"/>
+      <w:r>
+        <w:rPr>
+          <w:highlight w:val="cyan"/>
+          <w:lang w:val="es-CL"/>
+        </w:rPr>
+        <w:t>(!token</w:t>
+      </w:r>
+      <w:proofErr w:type="gramEnd"/>
+      <w:r>
+        <w:rPr>
+          <w:highlight w:val="cyan"/>
+          <w:lang w:val="es-CL"/>
+        </w:rPr>
+        <w:t>) {</w:t>
+      </w:r>
+    </w:p>
+    <w:p>
+      <w:pPr>
+        <w:spacing w:line="240" w:lineRule="auto"/>
+        <w:rPr>
+          <w:highlight w:val="cyan"/>
+          <w:lang w:val="es-CL"/>
+        </w:rPr>
+      </w:pPr>
+      <w:r>
+        <w:rPr>
+          <w:highlight w:val="cyan"/>
+          <w:lang w:val="es-CL"/>
+        </w:rPr>
+        <w:t xml:space="preserve">        </w:t>
+      </w:r>
+      <w:proofErr w:type="spellStart"/>
+      <w:r>
+        <w:rPr>
+          <w:highlight w:val="cyan"/>
+          <w:lang w:val="es-CL"/>
+        </w:rPr>
+        <w:t>return</w:t>
+      </w:r>
+      <w:proofErr w:type="spellEnd"/>
+      <w:r>
+        <w:rPr>
+          <w:highlight w:val="cyan"/>
+          <w:lang w:val="es-CL"/>
+        </w:rPr>
+        <w:t xml:space="preserve"> </w:t>
+      </w:r>
+      <w:proofErr w:type="spellStart"/>
+      <w:proofErr w:type="gramStart"/>
+      <w:r>
+        <w:rPr>
+          <w:highlight w:val="cyan"/>
+          <w:lang w:val="es-CL"/>
+        </w:rPr>
+        <w:t>res.status</w:t>
+      </w:r>
+      <w:proofErr w:type="spellEnd"/>
+      <w:proofErr w:type="gramEnd"/>
+      <w:r>
+        <w:rPr>
+          <w:highlight w:val="cyan"/>
+          <w:lang w:val="es-CL"/>
+        </w:rPr>
+        <w:t>(401</w:t>
+      </w:r>
+      <w:proofErr w:type="gramStart"/>
+      <w:r>
+        <w:rPr>
+          <w:highlight w:val="cyan"/>
+          <w:lang w:val="es-CL"/>
+        </w:rPr>
+        <w:t>).</w:t>
+      </w:r>
+      <w:proofErr w:type="spellStart"/>
+      <w:r>
+        <w:rPr>
+          <w:highlight w:val="cyan"/>
+          <w:lang w:val="es-CL"/>
+        </w:rPr>
+        <w:t>json</w:t>
+      </w:r>
+      <w:proofErr w:type="spellEnd"/>
+      <w:r>
+        <w:rPr>
+          <w:highlight w:val="cyan"/>
+          <w:lang w:val="es-CL"/>
+        </w:rPr>
+        <w:t xml:space="preserve">({ </w:t>
+      </w:r>
+      <w:proofErr w:type="spellStart"/>
+      <w:r>
+        <w:rPr>
+          <w:highlight w:val="cyan"/>
+          <w:lang w:val="es-CL"/>
+        </w:rPr>
+        <w:t>message</w:t>
+      </w:r>
+      <w:proofErr w:type="spellEnd"/>
+      <w:proofErr w:type="gramEnd"/>
+      <w:r>
+        <w:rPr>
+          <w:highlight w:val="cyan"/>
+          <w:lang w:val="es-CL"/>
+        </w:rPr>
+        <w:t>: "No autorizado. Token no encontrado.</w:t>
+      </w:r>
+      <w:proofErr w:type="gramStart"/>
+      <w:r>
+        <w:rPr>
+          <w:highlight w:val="cyan"/>
+          <w:lang w:val="es-CL"/>
+        </w:rPr>
+        <w:t>" }</w:t>
+      </w:r>
+      <w:proofErr w:type="gramEnd"/>
+      <w:r>
+        <w:rPr>
+          <w:highlight w:val="cyan"/>
+          <w:lang w:val="es-CL"/>
+        </w:rPr>
+        <w:t>);</w:t>
+      </w:r>
+    </w:p>
+    <w:p>
+      <w:pPr>
+        <w:spacing w:line="240" w:lineRule="auto"/>
+        <w:rPr>
+          <w:highlight w:val="cyan"/>
+          <w:lang w:val="es-CL"/>
+        </w:rPr>
+      </w:pPr>
+      <w:r>
+        <w:rPr>
+          <w:highlight w:val="cyan"/>
+          <w:lang w:val="es-CL"/>
+        </w:rPr>
+        <w:t>    }</w:t>
+      </w:r>
+    </w:p>
+    <w:p>
+      <w:pPr>
+        <w:spacing w:line="240" w:lineRule="auto"/>
+        <w:rPr>
+          <w:highlight w:val="cyan"/>
+          <w:lang w:val="es-CL"/>
+        </w:rPr>
+      </w:pPr>
+      <w:r>
+        <w:rPr>
+          <w:noProof/>
+          <w:highlight w:val="cyan"/>
+          <w:lang w:val="es-CL"/>
+        </w:rPr>
+        <mc:AlternateContent>
+          <mc:Choice Requires="wps">
+            <w:drawing>
+              <wp:anchor distT="0" distB="0" distL="114300" distR="114300" simplePos="0" relativeHeight="251661312" behindDoc="0" locked="0" layoutInCell="1" allowOverlap="1" wp14:anchorId="046AE08C" wp14:editId="053AAC1B">
+                <wp:simplePos x="0" y="0"/>
+                <wp:positionH relativeFrom="column">
+                  <wp:posOffset>302048</wp:posOffset>
+                </wp:positionH>
+                <wp:positionV relativeFrom="paragraph">
+                  <wp:posOffset>183938</wp:posOffset>
+                </wp:positionV>
+                <wp:extent cx="4933950" cy="339725"/>
+                <wp:effectExtent l="19050" t="19050" r="19050" b="22225"/>
+                <wp:wrapNone/>
+                <wp:docPr id="933879174" name="Rectángulo 1"/>
+                <wp:cNvGraphicFramePr/>
+                <a:graphic xmlns:a="http://schemas.openxmlformats.org/drawingml/2006/main">
+                  <a:graphicData uri="http://schemas.microsoft.com/office/word/2010/wordprocessingShape">
+                    <wps:wsp>
+                      <wps:cNvSpPr/>
+                      <wps:spPr>
+                        <a:xfrm>
+                          <a:off x="0" y="0"/>
+                          <a:ext cx="4933950" cy="339725"/>
+                        </a:xfrm>
+                        <a:prstGeom prst="rect">
+                          <a:avLst/>
+                        </a:prstGeom>
+                        <a:solidFill>
+                          <a:srgbClr val="FFFF00">
+                            <a:alpha val="32000"/>
+                          </a:srgbClr>
+                        </a:solidFill>
+                        <a:ln w="28575">
+                          <a:solidFill>
+                            <a:srgbClr val="EE0000"/>
+                          </a:solidFill>
+                        </a:ln>
+                      </wps:spPr>
+                      <wps:style>
+                        <a:lnRef idx="2">
+                          <a:schemeClr val="accent1">
+                            <a:shade val="15000"/>
+                          </a:schemeClr>
+                        </a:lnRef>
+                        <a:fillRef idx="1">
+                          <a:schemeClr val="accent1"/>
+                        </a:fillRef>
+                        <a:effectRef idx="0">
+                          <a:schemeClr val="accent1"/>
+                        </a:effectRef>
+                        <a:fontRef idx="minor">
+                          <a:schemeClr val="lt1"/>
+                        </a:fontRef>
+                      </wps:style>
+                      <wps:txbx>
+                        <w:txbxContent>
+                          <w:p>
+                            <w:pPr>
+                              <w:jc w:val="right"/>
+                              <w:rPr>
+                                <w:b/>
+                                <w:bCs/>
+                                <w:color w:val="000000" w:themeColor="text1"/>
+                                <w:sz w:val="32"/>
+                                <w:szCs w:val="32"/>
+                                <w:lang w:val="es-CL"/>
+                                <w14:shadow w14:blurRad="38100" w14:dist="19050" w14:dir="2700000" w14:sx="100000" w14:sy="100000" w14:kx="0" w14:ky="0" w14:algn="tl">
+                                  <w14:schemeClr w14:val="dk1">
+                                    <w14:alpha w14:val="60000"/>
+                                  </w14:schemeClr>
+                                </w14:shadow>
+                                <w14:textOutline w14:w="0" w14:cap="flat" w14:cmpd="sng" w14:algn="ctr">
+                                  <w14:noFill/>
+                                  <w14:prstDash w14:val="solid"/>
+                                  <w14:round/>
+                                </w14:textOutline>
+                              </w:rPr>
+                            </w:pPr>
+                            <w:r>
+                              <w:rPr>
+                                <w:b/>
+                                <w:bCs/>
+                                <w:color w:val="000000" w:themeColor="text1"/>
+                                <w:sz w:val="32"/>
+                                <w:szCs w:val="32"/>
+                                <w:lang w:val="es-CL"/>
+                                <w14:shadow w14:blurRad="38100" w14:dist="19050" w14:dir="2700000" w14:sx="100000" w14:sy="100000" w14:kx="0" w14:ky="0" w14:algn="tl">
+                                  <w14:schemeClr w14:val="dk1">
+                                    <w14:alpha w14:val="60000"/>
+                                  </w14:schemeClr>
+                                </w14:shadow>
+                                <w14:textOutline w14:w="0" w14:cap="flat" w14:cmpd="sng" w14:algn="ctr">
+                                  <w14:noFill/>
+                                  <w14:prstDash w14:val="solid"/>
+                                  <w14:round/>
+                                </w14:textOutline>
+                              </w:rPr>
+                              <w:t>2</w:t>
+                            </w:r>
+                          </w:p>
+                        </w:txbxContent>
+                      </wps:txbx>
+                      <wps:bodyPr rot="0" spcFirstLastPara="0" vertOverflow="overflow" horzOverflow="overflow" vert="horz" wrap="square" lIns="91440" tIns="45720" rIns="91440" bIns="45720" numCol="1" spcCol="0" rtlCol="0" fromWordArt="0" anchor="ctr" anchorCtr="0" forceAA="0" compatLnSpc="1">
+                        <a:prstTxWarp prst="textNoShape">
+                          <a:avLst/>
+                        </a:prstTxWarp>
+                        <a:noAutofit/>
+                      </wps:bodyPr>
+                    </wps:wsp>
+                  </a:graphicData>
+                </a:graphic>
+                <wp14:sizeRelH relativeFrom="margin">
+                  <wp14:pctWidth>0</wp14:pctWidth>
+                </wp14:sizeRelH>
+                <wp14:sizeRelV relativeFrom="margin">
+                  <wp14:pctHeight>0</wp14:pctHeight>
+                </wp14:sizeRelV>
+              </wp:anchor>
+            </w:drawing>
+          </mc:Choice>
+          <mc:Fallback>
+            <w:pict>
+              <v:rect w14:anchorId="046AE08C" id="_x0000_s1027" style="position:absolute;margin-left:23.8pt;margin-top:14.5pt;width:388.5pt;height:26.75pt;z-index:251661312;visibility:visible;mso-wrap-style:square;mso-width-percent:0;mso-height-percent:0;mso-wrap-distance-left:9pt;mso-wrap-distance-top:0;mso-wrap-distance-right:9pt;mso-wrap-distance-bottom:0;mso-position-horizontal:absolute;mso-position-horizontal-relative:text;mso-position-vertical:absolute;mso-position-vertical-relative:text;mso-width-percent:0;mso-height-percent:0;mso-width-relative:margin;mso-height-relative:margin;v-text-anchor:middle" o:gfxdata="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" fillcolor="yellow" strokecolor="#e00" strokeweight="2.25pt">
+                <v:fill opacity="21074f"/>
+                <v:textbox>
+                  <w:txbxContent>
+                    <w:p>
+                      <w:pPr>
+                        <w:jc w:val="right"/>
+                        <w:rPr>
+                          <w:b/>
+                          <w:bCs/>
+                          <w:color w:val="000000" w:themeColor="text1"/>
+                          <w:sz w:val="32"/>
+                          <w:szCs w:val="32"/>
+                          <w:lang w:val="es-CL"/>
+                          <w14:shadow w14:blurRad="38100" w14:dist="19050" w14:dir="2700000" w14:sx="100000" w14:sy="100000" w14:kx="0" w14:ky="0" w14:algn="tl">
+                            <w14:schemeClr w14:val="dk1">
+                              <w14:alpha w14:val="60000"/>
+                            </w14:schemeClr>
+                          </w14:shadow>
+                          <w14:textOutline w14:w="0" w14:cap="flat" w14:cmpd="sng" w14:algn="ctr">
+                            <w14:noFill/>
+                            <w14:prstDash w14:val="solid"/>
+                            <w14:round/>
+                          </w14:textOutline>
+                        </w:rPr>
+                      </w:pPr>
+                      <w:r>
+                        <w:rPr>
+                          <w:b/>
+                          <w:bCs/>
+                          <w:color w:val="000000" w:themeColor="text1"/>
+                          <w:sz w:val="32"/>
+                          <w:szCs w:val="32"/>
+                          <w:lang w:val="es-CL"/>
+                          <w14:shadow w14:blurRad="38100" w14:dist="19050" w14:dir="2700000" w14:sx="100000" w14:sy="100000" w14:kx="0" w14:ky="0" w14:algn="tl">
+                            <w14:schemeClr w14:val="dk1">
+                              <w14:alpha w14:val="60000"/>
+                            </w14:schemeClr>
+                          </w14:shadow>
+                          <w14:textOutline w14:w="0" w14:cap="flat" w14:cmpd="sng" w14:algn="ctr">
+                            <w14:noFill/>
+                            <w14:prstDash w14:val="solid"/>
+                            <w14:round/>
+                          </w14:textOutline>
+                        </w:rPr>
+                        <w:t>2</w:t>
+                      </w:r>
+                    </w:p>
+                  </w:txbxContent>
+                </v:textbox>
+              </v:rect>
+            </w:pict>
+          </mc:Fallback>
+        </mc:AlternateContent>
+      </w:r>
+      <w:r>
+        <w:rPr>
+          <w:highlight w:val="cyan"/>
+          <w:lang w:val="es-CL"/>
+        </w:rPr>
+        <w:t>    try {</w:t>
+      </w:r>
+    </w:p>
+    <w:p>
+      <w:pPr>
+        <w:spacing w:line="240" w:lineRule="auto"/>
+        <w:rPr>
+          <w:highlight w:val="cyan"/>
+          <w:lang w:val="es-CL"/>
+        </w:rPr>
+      </w:pPr>
+      <w:r>
+        <w:rPr>
+          <w:highlight w:val="cyan"/>
+          <w:lang w:val="es-CL"/>
+        </w:rPr>
+        <w:t xml:space="preserve">        </w:t>
+      </w:r>
+      <w:proofErr w:type="spellStart"/>
+      <w:r>
+        <w:rPr>
+          <w:highlight w:val="cyan"/>
+          <w:lang w:val="es-CL"/>
+        </w:rPr>
+        <w:t>const</w:t>
+      </w:r>
+      <w:proofErr w:type="spellEnd"/>
+      <w:r>
+        <w:rPr>
+          <w:highlight w:val="cyan"/>
+          <w:lang w:val="es-CL"/>
+        </w:rPr>
+        <w:t xml:space="preserve"> </w:t>
+      </w:r>
+      <w:proofErr w:type="spellStart"/>
+      <w:r>
+        <w:rPr>
+          <w:highlight w:val="cyan"/>
+          <w:lang w:val="es-CL"/>
+        </w:rPr>
+        <w:t>decoded</w:t>
+      </w:r>
+      <w:proofErr w:type="spellEnd"/>
+      <w:r>
+        <w:rPr>
+          <w:highlight w:val="cyan"/>
+          <w:lang w:val="es-CL"/>
+        </w:rPr>
+        <w:t xml:space="preserve"> = </w:t>
+      </w:r>
+      <w:proofErr w:type="spellStart"/>
+      <w:proofErr w:type="gramStart"/>
+      <w:r>
+        <w:rPr>
+          <w:highlight w:val="cyan"/>
+          <w:lang w:val="es-CL"/>
+        </w:rPr>
+        <w:t>jwt.verify</w:t>
+      </w:r>
+      <w:proofErr w:type="spellEnd"/>
+      <w:proofErr w:type="gramEnd"/>
+      <w:r>
+        <w:rPr>
+          <w:highlight w:val="cyan"/>
+          <w:lang w:val="es-CL"/>
+        </w:rPr>
+        <w:t xml:space="preserve">(token, </w:t>
+      </w:r>
+      <w:proofErr w:type="spellStart"/>
+      <w:r>
+        <w:rPr>
+          <w:highlight w:val="cyan"/>
+          <w:lang w:val="es-CL"/>
+        </w:rPr>
+        <w:t>process.env.JWT_SECRET</w:t>
+      </w:r>
+      <w:proofErr w:type="spellEnd"/>
+      <w:r>
+        <w:rPr>
+          <w:highlight w:val="cyan"/>
+          <w:lang w:val="es-CL"/>
+        </w:rPr>
+        <w:t>);</w:t>
+      </w:r>
+    </w:p>
+    <w:p>
+      <w:pPr>
+        <w:spacing w:line="240" w:lineRule="auto"/>
+        <w:rPr>
+          <w:highlight w:val="cyan"/>
+          <w:lang w:val="es-CL"/>
+        </w:rPr>
+      </w:pPr>
+      <w:r>
+        <w:rPr>
+          <w:highlight w:val="cyan"/>
+          <w:lang w:val="es-CL"/>
+        </w:rPr>
+        <w:t xml:space="preserve">        // Guardamos los datos del usuario en </w:t>
+      </w:r>
+      <w:proofErr w:type="spellStart"/>
+      <w:r>
+        <w:rPr>
+          <w:highlight w:val="cyan"/>
+          <w:lang w:val="es-CL"/>
+        </w:rPr>
+        <w:t>req.user</w:t>
+      </w:r>
+      <w:proofErr w:type="spellEnd"/>
+    </w:p>
+    <w:p>
+      <w:pPr>
+        <w:spacing w:line="240" w:lineRule="auto"/>
+        <w:rPr>
+          <w:highlight w:val="cyan"/>
+          <w:lang w:val="es-CL"/>
+        </w:rPr>
+      </w:pPr>
+      <w:r>
+        <w:rPr>
+          <w:highlight w:val="cyan"/>
+          <w:lang w:val="es-CL"/>
+        </w:rPr>
+        <w:t xml:space="preserve">        </w:t>
+      </w:r>
+      <w:proofErr w:type="spellStart"/>
+      <w:r>
+        <w:rPr>
+          <w:highlight w:val="cyan"/>
+          <w:lang w:val="es-CL"/>
+        </w:rPr>
+        <w:t>req.user</w:t>
+      </w:r>
+      <w:proofErr w:type="spellEnd"/>
+      <w:r>
+        <w:rPr>
+          <w:highlight w:val="cyan"/>
+          <w:lang w:val="es-CL"/>
+        </w:rPr>
+        <w:t xml:space="preserve"> = </w:t>
+      </w:r>
+      <w:proofErr w:type="spellStart"/>
+      <w:r>
+        <w:rPr>
+          <w:highlight w:val="cyan"/>
+          <w:lang w:val="es-CL"/>
+        </w:rPr>
+        <w:t>decoded</w:t>
+      </w:r>
+      <w:proofErr w:type="spellEnd"/>
+      <w:r>
+        <w:rPr>
+          <w:highlight w:val="cyan"/>
+          <w:lang w:val="es-CL"/>
+        </w:rPr>
+        <w:t>;</w:t>
+      </w:r>
+    </w:p>
+    <w:p>
+      <w:pPr>
+        <w:spacing w:line="240" w:lineRule="auto"/>
+        <w:rPr>
+          <w:highlight w:val="cyan"/>
+          <w:lang w:val="es-CL"/>
+        </w:rPr>
+      </w:pPr>
+      <w:r>
+        <w:rPr>
+          <w:highlight w:val="cyan"/>
+          <w:lang w:val="es-CL"/>
+        </w:rPr>
+        <w:t xml:space="preserve">        </w:t>
+      </w:r>
+      <w:proofErr w:type="spellStart"/>
+      <w:proofErr w:type="gramStart"/>
+      <w:r>
+        <w:rPr>
+          <w:highlight w:val="cyan"/>
+          <w:lang w:val="es-CL"/>
+        </w:rPr>
+        <w:t>next</w:t>
+      </w:r>
+      <w:proofErr w:type="spellEnd"/>
+      <w:r>
+        <w:rPr>
+          <w:highlight w:val="cyan"/>
+          <w:lang w:val="es-CL"/>
+        </w:rPr>
+        <w:t>(</w:t>
+      </w:r>
+      <w:proofErr w:type="gramEnd"/>
+      <w:r>
+        <w:rPr>
+          <w:highlight w:val="cyan"/>
+          <w:lang w:val="es-CL"/>
+        </w:rPr>
+        <w:t>); // continuar a la ruta protegida</w:t>
+      </w:r>
+    </w:p>
+    <w:p>
+      <w:pPr>
+        <w:spacing w:line="240" w:lineRule="auto"/>
+        <w:rPr>
+          <w:highlight w:val="cyan"/>
+          <w:lang w:val="es-CL"/>
+        </w:rPr>
+      </w:pPr>
+      <w:r>
+        <w:rPr>
+          <w:highlight w:val="cyan"/>
+          <w:lang w:val="es-CL"/>
+        </w:rPr>
+        <w:t>    } catch (error) {</w:t>
+      </w:r>
+    </w:p>
+    <w:p>
+      <w:pPr>
+        <w:spacing w:line="240" w:lineRule="auto"/>
+        <w:rPr>
+          <w:lang w:val="es-CL"/>
+        </w:rPr>
+      </w:pPr>
+      <w:r>
+        <w:rPr>
+          <w:highlight w:val="cyan"/>
+          <w:lang w:val="es-CL"/>
+        </w:rPr>
+        <w:lastRenderedPageBreak/>
+        <w:t xml:space="preserve">        </w:t>
+      </w:r>
+      <w:proofErr w:type="spellStart"/>
+      <w:r>
+        <w:rPr>
+          <w:highlight w:val="cyan"/>
+          <w:lang w:val="es-CL"/>
+        </w:rPr>
+        <w:t>return</w:t>
+      </w:r>
+      <w:proofErr w:type="spellEnd"/>
+      <w:r>
+        <w:rPr>
+          <w:highlight w:val="cyan"/>
+          <w:lang w:val="es-CL"/>
+        </w:rPr>
+        <w:t xml:space="preserve"> </w:t>
+      </w:r>
+      <w:proofErr w:type="spellStart"/>
+      <w:proofErr w:type="gramStart"/>
+      <w:r>
+        <w:rPr>
+          <w:highlight w:val="cyan"/>
+          <w:lang w:val="es-CL"/>
+        </w:rPr>
+        <w:t>res.status</w:t>
+      </w:r>
+      <w:proofErr w:type="spellEnd"/>
+      <w:proofErr w:type="gramEnd"/>
+      <w:r>
+        <w:rPr>
+          <w:highlight w:val="cyan"/>
+          <w:lang w:val="es-CL"/>
+        </w:rPr>
+        <w:t>(401</w:t>
+      </w:r>
+      <w:proofErr w:type="gramStart"/>
+      <w:r>
+        <w:rPr>
+          <w:highlight w:val="cyan"/>
+          <w:lang w:val="es-CL"/>
+        </w:rPr>
+        <w:t>).</w:t>
+      </w:r>
+      <w:proofErr w:type="spellStart"/>
+      <w:r>
+        <w:rPr>
+          <w:highlight w:val="cyan"/>
+          <w:lang w:val="es-CL"/>
+        </w:rPr>
+        <w:t>json</w:t>
+      </w:r>
+      <w:proofErr w:type="spellEnd"/>
+      <w:r>
+        <w:rPr>
+          <w:highlight w:val="cyan"/>
+          <w:lang w:val="es-CL"/>
+        </w:rPr>
+        <w:t xml:space="preserve">({ </w:t>
+      </w:r>
+      <w:proofErr w:type="spellStart"/>
+      <w:r>
+        <w:rPr>
+          <w:highlight w:val="cyan"/>
+          <w:lang w:val="es-CL"/>
+        </w:rPr>
+        <w:t>message</w:t>
+      </w:r>
+      <w:proofErr w:type="spellEnd"/>
+      <w:proofErr w:type="gramEnd"/>
+      <w:r>
+        <w:rPr>
+          <w:highlight w:val="cyan"/>
+          <w:lang w:val="es-CL"/>
+        </w:rPr>
+        <w:t>: "Token inválido o expirado.</w:t>
+      </w:r>
+      <w:proofErr w:type="gramStart"/>
+      <w:r>
+        <w:rPr>
+          <w:highlight w:val="cyan"/>
+          <w:lang w:val="es-CL"/>
+        </w:rPr>
+        <w:t>" }</w:t>
+      </w:r>
+      <w:proofErr w:type="gramEnd"/>
+      <w:r>
+        <w:rPr>
+          <w:highlight w:val="cyan"/>
+          <w:lang w:val="es-CL"/>
+        </w:rPr>
+        <w:t>);</w:t>
+      </w:r>
+    </w:p>
+    <w:p>
+      <w:pPr>
+        <w:spacing w:line="240" w:lineRule="auto"/>
+        <w:rPr>
+          <w:highlight w:val="cyan"/>
+          <w:lang w:val="es-CL"/>
+        </w:rPr>
+      </w:pPr>
+      <w:r>
+        <w:rPr>
+          <w:lang w:val="es-CL"/>
+        </w:rPr>
+        <w:t xml:space="preserve">    </w:t>
+      </w:r>
+      <w:r>
+        <w:rPr>
+          <w:highlight w:val="cyan"/>
+          <w:lang w:val="es-CL"/>
+        </w:rPr>
+        <w:t>}</w:t>
+      </w:r>
+    </w:p>
+    <w:p>
+      <w:pPr>
+        <w:spacing w:line="240" w:lineRule="auto"/>
+        <w:rPr>
+          <w:lang w:val="es-CL"/>
+        </w:rPr>
+      </w:pPr>
+      <w:r>
+        <w:rPr>
+          <w:highlight w:val="cyan"/>
+          <w:lang w:val="es-CL"/>
+        </w:rPr>
+        <w:t>};</w:t>
+      </w:r>
+    </w:p>
+    <w:p>
+      <w:pPr>
+        <w:rPr>
+          <w:lang w:val="es-CL"/>
+        </w:rPr>
+      </w:pPr>
+    </w:p>
+    <w:p>
+      <w:pPr>
+        <w:spacing w:line="360" w:lineRule="auto"/>
+        <w:jc w:val="both"/>
+        <w:rPr>
+          <w:lang w:val="es-CL"/>
+        </w:rPr>
+      </w:pPr>
+      <w:r>
+        <w:rPr>
+          <w:lang w:val="es-CL"/>
+        </w:rPr>
+        <w:t xml:space="preserve">En el punto N°1, el Middleware, revisa si el cliente </w:t>
+      </w:r>
+      <w:r>
+        <w:rPr>
+          <w:lang w:val="es-CL"/>
+        </w:rPr>
+        <w:t>envió</w:t>
+      </w:r>
+      <w:r>
+        <w:rPr>
+          <w:lang w:val="es-CL"/>
+        </w:rPr>
+        <w:t xml:space="preserve"> una cookie llamada token, si no existe, significa que el usuario no ha iniciado sesión, por lo cual devuelve un mensaje de “No autorizado…” y corta la ejecución.</w:t>
+      </w:r>
+    </w:p>
+    <w:p>
+      <w:pPr>
+        <w:spacing w:line="360" w:lineRule="auto"/>
+        <w:jc w:val="both"/>
+      </w:pPr>
+      <w:r>
+        <w:t xml:space="preserve">El punto N°2, el Middleware verifica que el token sea </w:t>
+      </w:r>
+      <w:proofErr w:type="spellStart"/>
+      <w:r>
+        <w:t>valido</w:t>
+      </w:r>
+      <w:proofErr w:type="spellEnd"/>
+      <w:r>
+        <w:t>, si es así se obtiene del JWT (id, usuario, rol), en caso de estar mal, se devuelve el error 401.</w:t>
+      </w:r>
+    </w:p>
+    <w:p>
+      <w:pPr>
+        <w:spacing w:line="360" w:lineRule="auto"/>
+        <w:jc w:val="both"/>
+      </w:pPr>
+      <w:r>
+        <w:t>A lo anterior, se implemento un segundo Middleware llamado “roleMiddleware.js” que tiene por objetivo restringir el acceso al sistema según el rol del usuario que se conecta, para realizarlo recibo los parámetros los roles permitidos para una ruta especifica y compara el ro</w:t>
+      </w:r>
+      <w:r>
+        <w:t>l</w:t>
+      </w:r>
+      <w:r>
+        <w:t xml:space="preserve"> del usuari</w:t>
+      </w:r>
+      <w:r>
+        <w:t>o, este NO VALIDA EL TOKER, porque eso lo realizo “</w:t>
+      </w:r>
+      <w:proofErr w:type="spellStart"/>
+      <w:r>
+        <w:t>authMiddleware</w:t>
+      </w:r>
+      <w:proofErr w:type="spellEnd"/>
+      <w:r>
+        <w:t>”, solo usa la información ya verificada previamente</w:t>
+      </w:r>
+      <w:r>
+        <w:t>.</w:t>
+      </w:r>
+    </w:p>
+    <w:p>
+      <w:pPr>
+        <w:spacing w:line="360" w:lineRule="auto"/>
+        <w:jc w:val="both"/>
+      </w:pPr>
+    </w:p>
+    <w:p>
+      <w:pPr>
+        <w:spacing w:line="240" w:lineRule="auto"/>
+        <w:rPr>
+          <w:highlight w:val="cyan"/>
+          <w:lang w:val="es-CL"/>
+        </w:rPr>
+      </w:pPr>
+      <w:proofErr w:type="spellStart"/>
+      <w:proofErr w:type="gramStart"/>
+      <w:r>
+        <w:rPr>
+          <w:highlight w:val="cyan"/>
+          <w:lang w:val="es-CL"/>
+        </w:rPr>
+        <w:t>module.exports</w:t>
+      </w:r>
+      <w:proofErr w:type="spellEnd"/>
+      <w:proofErr w:type="gramEnd"/>
+      <w:r>
+        <w:rPr>
+          <w:highlight w:val="cyan"/>
+          <w:lang w:val="es-CL"/>
+        </w:rPr>
+        <w:t xml:space="preserve"> = (</w:t>
+      </w:r>
+      <w:proofErr w:type="spellStart"/>
+      <w:r>
+        <w:rPr>
+          <w:highlight w:val="cyan"/>
+          <w:lang w:val="es-CL"/>
+        </w:rPr>
+        <w:t>rolesPermitidos</w:t>
+      </w:r>
+      <w:proofErr w:type="spellEnd"/>
+      <w:r>
+        <w:rPr>
+          <w:highlight w:val="cyan"/>
+          <w:lang w:val="es-CL"/>
+        </w:rPr>
+        <w:t xml:space="preserve"> = []) =&gt; {</w:t>
+      </w:r>
+    </w:p>
+    <w:p>
+      <w:pPr>
+        <w:spacing w:line="240" w:lineRule="auto"/>
+        <w:rPr>
+          <w:highlight w:val="cyan"/>
+          <w:lang w:val="es-CL"/>
+        </w:rPr>
+      </w:pPr>
+      <w:r>
+        <w:rPr>
+          <w:noProof/>
+          <w:highlight w:val="cyan"/>
+          <w:lang w:val="es-CL"/>
+        </w:rPr>
+        <mc:AlternateContent>
+          <mc:Choice Requires="wps">
+            <w:drawing>
+              <wp:anchor distT="0" distB="0" distL="114300" distR="114300" simplePos="0" relativeHeight="251663360" behindDoc="0" locked="0" layoutInCell="1" allowOverlap="1" wp14:anchorId="2ED832EC" wp14:editId="61961CDD">
+                <wp:simplePos x="0" y="0"/>
+                <wp:positionH relativeFrom="margin">
+                  <wp:align>left</wp:align>
+                </wp:positionH>
+                <wp:positionV relativeFrom="paragraph">
+                  <wp:posOffset>202777</wp:posOffset>
+                </wp:positionV>
+                <wp:extent cx="3192145" cy="339725"/>
+                <wp:effectExtent l="19050" t="19050" r="27305" b="22225"/>
+                <wp:wrapNone/>
+                <wp:docPr id="710683512" name="Rectángulo 1"/>
+                <wp:cNvGraphicFramePr/>
+                <a:graphic xmlns:a="http://schemas.openxmlformats.org/drawingml/2006/main">
+                  <a:graphicData uri="http://schemas.microsoft.com/office/word/2010/wordprocessingShape">
+                    <wps:wsp>
+                      <wps:cNvSpPr/>
+                      <wps:spPr>
+                        <a:xfrm>
+                          <a:off x="0" y="0"/>
+                          <a:ext cx="3192145" cy="339725"/>
+                        </a:xfrm>
+                        <a:prstGeom prst="rect">
+                          <a:avLst/>
+                        </a:prstGeom>
+                        <a:solidFill>
+                          <a:srgbClr val="FFFF00">
+                            <a:alpha val="32000"/>
+                          </a:srgbClr>
+                        </a:solidFill>
+                        <a:ln w="28575">
+                          <a:solidFill>
+                            <a:srgbClr val="EE0000"/>
+                          </a:solidFill>
+                        </a:ln>
+                      </wps:spPr>
+                      <wps:style>
+                        <a:lnRef idx="2">
+                          <a:schemeClr val="accent1">
+                            <a:shade val="15000"/>
+                          </a:schemeClr>
+                        </a:lnRef>
+                        <a:fillRef idx="1">
+                          <a:schemeClr val="accent1"/>
+                        </a:fillRef>
+                        <a:effectRef idx="0">
+                          <a:schemeClr val="accent1"/>
+                        </a:effectRef>
+                        <a:fontRef idx="minor">
+                          <a:schemeClr val="lt1"/>
+                        </a:fontRef>
+                      </wps:style>
+                      <wps:txbx>
+                        <w:txbxContent>
+                          <w:p>
+                            <w:pPr>
+                              <w:jc w:val="right"/>
+                              <w:rPr>
+                                <w:b/>
+                                <w:bCs/>
+                                <w:color w:val="000000" w:themeColor="text1"/>
+                                <w:sz w:val="32"/>
+                                <w:szCs w:val="32"/>
+                                <w:lang w:val="es-CL"/>
+                                <w14:shadow w14:blurRad="38100" w14:dist="19050" w14:dir="2700000" w14:sx="100000" w14:sy="100000" w14:kx="0" w14:ky="0" w14:algn="tl">
+                                  <w14:schemeClr w14:val="dk1">
+                                    <w14:alpha w14:val="60000"/>
+                                  </w14:schemeClr>
+                                </w14:shadow>
+                                <w14:textOutline w14:w="0" w14:cap="flat" w14:cmpd="sng" w14:algn="ctr">
+                                  <w14:noFill/>
+                                  <w14:prstDash w14:val="solid"/>
+                                  <w14:round/>
+                                </w14:textOutline>
+                              </w:rPr>
+                            </w:pPr>
+                            <w:r>
+                              <w:rPr>
+                                <w:b/>
+                                <w:bCs/>
+                                <w:color w:val="000000" w:themeColor="text1"/>
+                                <w:sz w:val="32"/>
+                                <w:szCs w:val="32"/>
+                                <w:lang w:val="es-CL"/>
+                                <w14:shadow w14:blurRad="38100" w14:dist="19050" w14:dir="2700000" w14:sx="100000" w14:sy="100000" w14:kx="0" w14:ky="0" w14:algn="tl">
+                                  <w14:schemeClr w14:val="dk1">
+                                    <w14:alpha w14:val="60000"/>
+                                  </w14:schemeClr>
+                                </w14:shadow>
+                                <w14:textOutline w14:w="0" w14:cap="flat" w14:cmpd="sng" w14:algn="ctr">
+                                  <w14:noFill/>
+                                  <w14:prstDash w14:val="solid"/>
+                                  <w14:round/>
+                                </w14:textOutline>
+                              </w:rPr>
+                              <w:t>1</w:t>
+                            </w:r>
+                          </w:p>
+                        </w:txbxContent>
+                      </wps:txbx>
+                      <wps:bodyPr rot="0" spcFirstLastPara="0" vertOverflow="overflow" horzOverflow="overflow" vert="horz" wrap="square" lIns="91440" tIns="45720" rIns="91440" bIns="45720" numCol="1" spcCol="0" rtlCol="0" fromWordArt="0" anchor="ctr" anchorCtr="0" forceAA="0" compatLnSpc="1">
+                        <a:prstTxWarp prst="textNoShape">
+                          <a:avLst/>
+                        </a:prstTxWarp>
+                        <a:noAutofit/>
+                      </wps:bodyPr>
+                    </wps:wsp>
+                  </a:graphicData>
+                </a:graphic>
+                <wp14:sizeRelH relativeFrom="margin">
+                  <wp14:pctWidth>0</wp14:pctWidth>
+                </wp14:sizeRelH>
+                <wp14:sizeRelV relativeFrom="margin">
+                  <wp14:pctHeight>0</wp14:pctHeight>
+                </wp14:sizeRelV>
+              </wp:anchor>
+            </w:drawing>
+          </mc:Choice>
+          <mc:Fallback>
+            <w:pict>
+              <v:rect w14:anchorId="2ED832EC" id="_x0000_s1028" style="position:absolute;margin-left:0;margin-top:15.95pt;width:251.35pt;height:26.75pt;z-index:251663360;visibility:visible;mso-wrap-style:square;mso-width-percent:0;mso-height-percent:0;mso-wrap-distance-left:9pt;mso-wrap-distance-top:0;mso-wrap-distance-right:9pt;mso-wrap-distance-bottom:0;mso-position-horizontal:left;mso-position-horizontal-relative:margin;mso-position-vertical:absolute;mso-position-vertical-relative:text;mso-width-percent:0;mso-height-percent:0;mso-width-relative:margin;mso-height-relative:margin;v-text-anchor:middle" o:gfxdata="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" fillcolor="yellow" strokecolor="#e00" strokeweight="2.25pt">
+                <v:fill opacity="21074f"/>
+                <v:textbox>
+                  <w:txbxContent>
+                    <w:p>
+                      <w:pPr>
+                        <w:jc w:val="right"/>
+                        <w:rPr>
+                          <w:b/>
+                          <w:bCs/>
+                          <w:color w:val="000000" w:themeColor="text1"/>
+                          <w:sz w:val="32"/>
+                          <w:szCs w:val="32"/>
+                          <w:lang w:val="es-CL"/>
+                          <w14:shadow w14:blurRad="38100" w14:dist="19050" w14:dir="2700000" w14:sx="100000" w14:sy="100000" w14:kx="0" w14:ky="0" w14:algn="tl">
+                            <w14:schemeClr w14:val="dk1">
+                              <w14:alpha w14:val="60000"/>
+                            </w14:schemeClr>
+                          </w14:shadow>
+                          <w14:textOutline w14:w="0" w14:cap="flat" w14:cmpd="sng" w14:algn="ctr">
+                            <w14:noFill/>
+                            <w14:prstDash w14:val="solid"/>
+                            <w14:round/>
+                          </w14:textOutline>
+                        </w:rPr>
+                      </w:pPr>
+                      <w:r>
+                        <w:rPr>
+                          <w:b/>
+                          <w:bCs/>
+                          <w:color w:val="000000" w:themeColor="text1"/>
+                          <w:sz w:val="32"/>
+                          <w:szCs w:val="32"/>
+                          <w:lang w:val="es-CL"/>
+                          <w14:shadow w14:blurRad="38100" w14:dist="19050" w14:dir="2700000" w14:sx="100000" w14:sy="100000" w14:kx="0" w14:ky="0" w14:algn="tl">
+                            <w14:schemeClr w14:val="dk1">
+                              <w14:alpha w14:val="60000"/>
+                            </w14:schemeClr>
+                          </w14:shadow>
+                          <w14:textOutline w14:w="0" w14:cap="flat" w14:cmpd="sng" w14:algn="ctr">
+                            <w14:noFill/>
+                            <w14:prstDash w14:val="solid"/>
+                            <w14:round/>
+                          </w14:textOutline>
+                        </w:rPr>
+                        <w:t>1</w:t>
+                      </w:r>
+                    </w:p>
+                  </w:txbxContent>
+                </v:textbox>
+                <w10:wrap anchorx="margin"/>
+              </v:rect>
+            </w:pict>
+          </mc:Fallback>
+        </mc:AlternateContent>
+      </w:r>
+      <w:r>
+        <w:rPr>
+          <w:highlight w:val="cyan"/>
+          <w:lang w:val="es-CL"/>
+        </w:rPr>
+        <w:t xml:space="preserve">    </w:t>
+      </w:r>
+      <w:proofErr w:type="spellStart"/>
+      <w:r>
+        <w:rPr>
+          <w:highlight w:val="cyan"/>
+          <w:lang w:val="es-CL"/>
+        </w:rPr>
+        <w:t>return</w:t>
+      </w:r>
+      <w:proofErr w:type="spellEnd"/>
+      <w:r>
+        <w:rPr>
+          <w:highlight w:val="cyan"/>
+          <w:lang w:val="es-CL"/>
+        </w:rPr>
+        <w:t xml:space="preserve"> (</w:t>
+      </w:r>
+      <w:proofErr w:type="spellStart"/>
+      <w:r>
+        <w:rPr>
+          <w:highlight w:val="cyan"/>
+          <w:lang w:val="es-CL"/>
+        </w:rPr>
+        <w:t>req</w:t>
+      </w:r>
+      <w:proofErr w:type="spellEnd"/>
+      <w:r>
+        <w:rPr>
+          <w:highlight w:val="cyan"/>
+          <w:lang w:val="es-CL"/>
+        </w:rPr>
+        <w:t xml:space="preserve">, res, </w:t>
+      </w:r>
+      <w:proofErr w:type="spellStart"/>
+      <w:r>
+        <w:rPr>
+          <w:highlight w:val="cyan"/>
+          <w:lang w:val="es-CL"/>
+        </w:rPr>
+        <w:t>next</w:t>
+      </w:r>
+      <w:proofErr w:type="spellEnd"/>
+      <w:r>
+        <w:rPr>
+          <w:highlight w:val="cyan"/>
+          <w:lang w:val="es-CL"/>
+        </w:rPr>
+        <w:t>) =&gt; {</w:t>
+      </w:r>
+    </w:p>
+    <w:p>
+      <w:pPr>
+        <w:spacing w:line="240" w:lineRule="auto"/>
+        <w:rPr>
+          <w:highlight w:val="cyan"/>
+          <w:lang w:val="es-CL"/>
+        </w:rPr>
+      </w:pPr>
+      <w:r>
+        <w:rPr>
+          <w:highlight w:val="cyan"/>
+          <w:lang w:val="es-CL"/>
+        </w:rPr>
+        <w:t xml:space="preserve">        </w:t>
+      </w:r>
+      <w:proofErr w:type="spellStart"/>
+      <w:r>
+        <w:rPr>
+          <w:highlight w:val="cyan"/>
+          <w:lang w:val="es-CL"/>
+        </w:rPr>
+        <w:t>const</w:t>
+      </w:r>
+      <w:proofErr w:type="spellEnd"/>
+      <w:r>
+        <w:rPr>
+          <w:highlight w:val="cyan"/>
+          <w:lang w:val="es-CL"/>
+        </w:rPr>
+        <w:t xml:space="preserve"> </w:t>
+      </w:r>
+      <w:proofErr w:type="spellStart"/>
+      <w:r>
+        <w:rPr>
+          <w:highlight w:val="cyan"/>
+          <w:lang w:val="es-CL"/>
+        </w:rPr>
+        <w:t>rolUsuario</w:t>
+      </w:r>
+      <w:proofErr w:type="spellEnd"/>
+      <w:r>
+        <w:rPr>
+          <w:highlight w:val="cyan"/>
+          <w:lang w:val="es-CL"/>
+        </w:rPr>
+        <w:t xml:space="preserve"> = </w:t>
+      </w:r>
+      <w:proofErr w:type="gramStart"/>
+      <w:r>
+        <w:rPr>
+          <w:highlight w:val="cyan"/>
+          <w:lang w:val="es-CL"/>
+        </w:rPr>
+        <w:t>req.</w:t>
+      </w:r>
+      <w:proofErr w:type="spellStart"/>
+      <w:r>
+        <w:rPr>
+          <w:highlight w:val="cyan"/>
+          <w:lang w:val="es-CL"/>
+        </w:rPr>
+        <w:t>user</w:t>
+      </w:r>
+      <w:proofErr w:type="spellEnd"/>
+      <w:r>
+        <w:rPr>
+          <w:highlight w:val="cyan"/>
+          <w:lang w:val="es-CL"/>
+        </w:rPr>
+        <w:t>?.</w:t>
+      </w:r>
+      <w:proofErr w:type="gramEnd"/>
+      <w:r>
+        <w:rPr>
+          <w:highlight w:val="cyan"/>
+          <w:lang w:val="es-CL"/>
+        </w:rPr>
+        <w:t>rol;</w:t>
+      </w:r>
+    </w:p>
+    <w:p>
+      <w:pPr>
+        <w:spacing w:line="240" w:lineRule="auto"/>
+        <w:rPr>
+          <w:highlight w:val="cyan"/>
+          <w:lang w:val="es-CL"/>
+        </w:rPr>
+      </w:pPr>
+      <w:r>
+        <w:rPr>
+          <w:highlight w:val="cyan"/>
+          <w:lang w:val="es-CL"/>
+        </w:rPr>
+        <w:t xml:space="preserve">        </w:t>
+      </w:r>
+      <w:proofErr w:type="spellStart"/>
+      <w:r>
+        <w:rPr>
+          <w:highlight w:val="cyan"/>
+          <w:lang w:val="es-CL"/>
+        </w:rPr>
+        <w:t>if</w:t>
+      </w:r>
+      <w:proofErr w:type="spellEnd"/>
+      <w:r>
+        <w:rPr>
+          <w:highlight w:val="cyan"/>
+          <w:lang w:val="es-CL"/>
+        </w:rPr>
+        <w:t xml:space="preserve"> </w:t>
+      </w:r>
+      <w:proofErr w:type="gramStart"/>
+      <w:r>
+        <w:rPr>
+          <w:highlight w:val="cyan"/>
+          <w:lang w:val="es-CL"/>
+        </w:rPr>
+        <w:t>(!</w:t>
+      </w:r>
+      <w:proofErr w:type="spellStart"/>
+      <w:r>
+        <w:rPr>
+          <w:highlight w:val="cyan"/>
+          <w:lang w:val="es-CL"/>
+        </w:rPr>
+        <w:t>rolUsuario</w:t>
+      </w:r>
+      <w:proofErr w:type="spellEnd"/>
+      <w:proofErr w:type="gramEnd"/>
+      <w:r>
+        <w:rPr>
+          <w:highlight w:val="cyan"/>
+          <w:lang w:val="es-CL"/>
+        </w:rPr>
+        <w:t>) {</w:t>
+      </w:r>
+    </w:p>
+    <w:p>
+      <w:pPr>
+        <w:spacing w:line="240" w:lineRule="auto"/>
+        <w:rPr>
+          <w:highlight w:val="cyan"/>
+          <w:lang w:val="es-CL"/>
+        </w:rPr>
+      </w:pPr>
+      <w:r>
+        <w:rPr>
+          <w:highlight w:val="cyan"/>
+          <w:lang w:val="es-CL"/>
+        </w:rPr>
+        <w:t xml:space="preserve">            </w:t>
+      </w:r>
+      <w:proofErr w:type="spellStart"/>
+      <w:r>
+        <w:rPr>
+          <w:highlight w:val="cyan"/>
+          <w:lang w:val="es-CL"/>
+        </w:rPr>
+        <w:t>return</w:t>
+      </w:r>
+      <w:proofErr w:type="spellEnd"/>
+      <w:r>
+        <w:rPr>
+          <w:highlight w:val="cyan"/>
+          <w:lang w:val="es-CL"/>
+        </w:rPr>
+        <w:t xml:space="preserve"> </w:t>
+      </w:r>
+      <w:proofErr w:type="spellStart"/>
+      <w:proofErr w:type="gramStart"/>
+      <w:r>
+        <w:rPr>
+          <w:highlight w:val="cyan"/>
+          <w:lang w:val="es-CL"/>
+        </w:rPr>
+        <w:t>res.status</w:t>
+      </w:r>
+      <w:proofErr w:type="spellEnd"/>
+      <w:proofErr w:type="gramEnd"/>
+      <w:r>
+        <w:rPr>
+          <w:highlight w:val="cyan"/>
+          <w:lang w:val="es-CL"/>
+        </w:rPr>
+        <w:t>(403</w:t>
+      </w:r>
+      <w:proofErr w:type="gramStart"/>
+      <w:r>
+        <w:rPr>
+          <w:highlight w:val="cyan"/>
+          <w:lang w:val="es-CL"/>
+        </w:rPr>
+        <w:t>).</w:t>
+      </w:r>
+      <w:proofErr w:type="spellStart"/>
+      <w:r>
+        <w:rPr>
+          <w:highlight w:val="cyan"/>
+          <w:lang w:val="es-CL"/>
+        </w:rPr>
+        <w:t>json</w:t>
+      </w:r>
+      <w:proofErr w:type="spellEnd"/>
+      <w:r>
+        <w:rPr>
+          <w:highlight w:val="cyan"/>
+          <w:lang w:val="es-CL"/>
+        </w:rPr>
+        <w:t xml:space="preserve">({ </w:t>
+      </w:r>
+      <w:proofErr w:type="spellStart"/>
+      <w:r>
+        <w:rPr>
+          <w:highlight w:val="cyan"/>
+          <w:lang w:val="es-CL"/>
+        </w:rPr>
+        <w:t>message</w:t>
+      </w:r>
+      <w:proofErr w:type="spellEnd"/>
+      <w:proofErr w:type="gramEnd"/>
+      <w:r>
+        <w:rPr>
+          <w:highlight w:val="cyan"/>
+          <w:lang w:val="es-CL"/>
+        </w:rPr>
+        <w:t>: "Acceso denegado. No se encontró rol.</w:t>
+      </w:r>
+      <w:proofErr w:type="gramStart"/>
+      <w:r>
+        <w:rPr>
+          <w:highlight w:val="cyan"/>
+          <w:lang w:val="es-CL"/>
+        </w:rPr>
+        <w:t>" }</w:t>
+      </w:r>
+      <w:proofErr w:type="gramEnd"/>
+      <w:r>
+        <w:rPr>
+          <w:highlight w:val="cyan"/>
+          <w:lang w:val="es-CL"/>
+        </w:rPr>
+        <w:t>);</w:t>
+      </w:r>
+    </w:p>
+    <w:p>
+      <w:pPr>
+        <w:spacing w:line="240" w:lineRule="auto"/>
+        <w:rPr>
+          <w:highlight w:val="cyan"/>
+          <w:lang w:val="es-CL"/>
+        </w:rPr>
+      </w:pPr>
+      <w:r>
+        <w:rPr>
+          <w:highlight w:val="cyan"/>
+          <w:lang w:val="es-CL"/>
+        </w:rPr>
+        <w:t>        }</w:t>
+      </w:r>
+    </w:p>
+    <w:p>
+      <w:pPr>
+        <w:spacing w:line="240" w:lineRule="auto"/>
+        <w:rPr>
+          <w:highlight w:val="cyan"/>
+          <w:lang w:val="es-CL"/>
+        </w:rPr>
+      </w:pPr>
+      <w:r>
+        <w:rPr>
+          <w:highlight w:val="cyan"/>
+          <w:lang w:val="es-CL"/>
+        </w:rPr>
+        <w:t xml:space="preserve">        </w:t>
+      </w:r>
+      <w:proofErr w:type="spellStart"/>
+      <w:r>
+        <w:rPr>
+          <w:highlight w:val="cyan"/>
+          <w:lang w:val="es-CL"/>
+        </w:rPr>
+        <w:t>if</w:t>
+      </w:r>
+      <w:proofErr w:type="spellEnd"/>
+      <w:r>
+        <w:rPr>
+          <w:highlight w:val="cyan"/>
+          <w:lang w:val="es-CL"/>
+        </w:rPr>
+        <w:t xml:space="preserve"> </w:t>
+      </w:r>
+      <w:proofErr w:type="gramStart"/>
+      <w:r>
+        <w:rPr>
+          <w:highlight w:val="cyan"/>
+          <w:lang w:val="es-CL"/>
+        </w:rPr>
+        <w:t>(!</w:t>
+      </w:r>
+      <w:proofErr w:type="spellStart"/>
+      <w:r>
+        <w:rPr>
+          <w:highlight w:val="cyan"/>
+          <w:lang w:val="es-CL"/>
+        </w:rPr>
+        <w:t>rolesPermitidos.includes</w:t>
+      </w:r>
+      <w:proofErr w:type="spellEnd"/>
+      <w:proofErr w:type="gramEnd"/>
+      <w:r>
+        <w:rPr>
+          <w:highlight w:val="cyan"/>
+          <w:lang w:val="es-CL"/>
+        </w:rPr>
+        <w:t>(</w:t>
+      </w:r>
+      <w:proofErr w:type="spellStart"/>
+      <w:r>
+        <w:rPr>
+          <w:highlight w:val="cyan"/>
+          <w:lang w:val="es-CL"/>
+        </w:rPr>
+        <w:t>rolUsuario</w:t>
+      </w:r>
+      <w:proofErr w:type="spellEnd"/>
+      <w:r>
+        <w:rPr>
+          <w:highlight w:val="cyan"/>
+          <w:lang w:val="es-CL"/>
+        </w:rPr>
+        <w:t>)) {</w:t>
+      </w:r>
+    </w:p>
+    <w:p>
+      <w:pPr>
+        <w:spacing w:line="240" w:lineRule="auto"/>
+        <w:rPr>
+          <w:highlight w:val="cyan"/>
+          <w:lang w:val="es-CL"/>
+        </w:rPr>
+      </w:pPr>
+      <w:r>
+        <w:rPr>
+          <w:highlight w:val="cyan"/>
+          <w:lang w:val="es-CL"/>
+        </w:rPr>
+        <w:t xml:space="preserve">            </w:t>
+      </w:r>
+      <w:proofErr w:type="spellStart"/>
+      <w:r>
+        <w:rPr>
+          <w:highlight w:val="cyan"/>
+          <w:lang w:val="es-CL"/>
+        </w:rPr>
+        <w:t>return</w:t>
+      </w:r>
+      <w:proofErr w:type="spellEnd"/>
+      <w:r>
+        <w:rPr>
+          <w:highlight w:val="cyan"/>
+          <w:lang w:val="es-CL"/>
+        </w:rPr>
+        <w:t xml:space="preserve"> </w:t>
+      </w:r>
+      <w:proofErr w:type="spellStart"/>
+      <w:proofErr w:type="gramStart"/>
+      <w:r>
+        <w:rPr>
+          <w:highlight w:val="cyan"/>
+          <w:lang w:val="es-CL"/>
+        </w:rPr>
+        <w:t>res.status</w:t>
+      </w:r>
+      <w:proofErr w:type="spellEnd"/>
+      <w:proofErr w:type="gramEnd"/>
+      <w:r>
+        <w:rPr>
+          <w:highlight w:val="cyan"/>
+          <w:lang w:val="es-CL"/>
+        </w:rPr>
+        <w:t>(403</w:t>
+      </w:r>
+      <w:proofErr w:type="gramStart"/>
+      <w:r>
+        <w:rPr>
+          <w:highlight w:val="cyan"/>
+          <w:lang w:val="es-CL"/>
+        </w:rPr>
+        <w:t>).</w:t>
+      </w:r>
+      <w:proofErr w:type="spellStart"/>
+      <w:r>
+        <w:rPr>
+          <w:highlight w:val="cyan"/>
+          <w:lang w:val="es-CL"/>
+        </w:rPr>
+        <w:t>json</w:t>
+      </w:r>
+      <w:proofErr w:type="spellEnd"/>
+      <w:r>
+        <w:rPr>
+          <w:highlight w:val="cyan"/>
+          <w:lang w:val="es-CL"/>
+        </w:rPr>
+        <w:t xml:space="preserve">({ </w:t>
+      </w:r>
+      <w:proofErr w:type="spellStart"/>
+      <w:r>
+        <w:rPr>
+          <w:highlight w:val="cyan"/>
+          <w:lang w:val="es-CL"/>
+        </w:rPr>
+        <w:t>message</w:t>
+      </w:r>
+      <w:proofErr w:type="spellEnd"/>
+      <w:proofErr w:type="gramEnd"/>
+      <w:r>
+        <w:rPr>
+          <w:highlight w:val="cyan"/>
+          <w:lang w:val="es-CL"/>
+        </w:rPr>
+        <w:t>: "Acceso denegado. No tienes permisos suficientes.</w:t>
+      </w:r>
+      <w:proofErr w:type="gramStart"/>
+      <w:r>
+        <w:rPr>
+          <w:highlight w:val="cyan"/>
+          <w:lang w:val="es-CL"/>
+        </w:rPr>
+        <w:t>" }</w:t>
+      </w:r>
+      <w:proofErr w:type="gramEnd"/>
+      <w:r>
+        <w:rPr>
+          <w:highlight w:val="cyan"/>
+          <w:lang w:val="es-CL"/>
+        </w:rPr>
+        <w:t>);</w:t>
+      </w:r>
+    </w:p>
+    <w:p>
+      <w:pPr>
+        <w:spacing w:line="240" w:lineRule="auto"/>
+        <w:rPr>
+          <w:highlight w:val="cyan"/>
+          <w:lang w:val="es-CL"/>
+        </w:rPr>
+      </w:pPr>
+      <w:r>
+        <w:rPr>
+          <w:highlight w:val="cyan"/>
+          <w:lang w:val="es-CL"/>
+        </w:rPr>
+        <w:t>        }</w:t>
+      </w:r>
+    </w:p>
+    <w:p>
+      <w:pPr>
+        <w:spacing w:line="240" w:lineRule="auto"/>
+        <w:rPr>
+          <w:highlight w:val="cyan"/>
+          <w:lang w:val="es-CL"/>
+        </w:rPr>
+      </w:pPr>
+      <w:r>
+        <w:rPr>
+          <w:highlight w:val="cyan"/>
+          <w:lang w:val="es-CL"/>
+        </w:rPr>
+        <w:t xml:space="preserve">        </w:t>
+      </w:r>
+      <w:proofErr w:type="spellStart"/>
+      <w:proofErr w:type="gramStart"/>
+      <w:r>
+        <w:rPr>
+          <w:highlight w:val="cyan"/>
+          <w:lang w:val="es-CL"/>
+        </w:rPr>
+        <w:t>next</w:t>
+      </w:r>
+      <w:proofErr w:type="spellEnd"/>
+      <w:r>
+        <w:rPr>
+          <w:highlight w:val="cyan"/>
+          <w:lang w:val="es-CL"/>
+        </w:rPr>
+        <w:t>(</w:t>
+      </w:r>
+      <w:proofErr w:type="gramEnd"/>
+      <w:r>
+        <w:rPr>
+          <w:highlight w:val="cyan"/>
+          <w:lang w:val="es-CL"/>
+        </w:rPr>
+        <w:t>);</w:t>
+      </w:r>
+    </w:p>
+    <w:p>
+      <w:pPr>
+        <w:spacing w:line="240" w:lineRule="auto"/>
+        <w:rPr>
+          <w:lang w:val="es-CL"/>
+        </w:rPr>
+      </w:pPr>
+      <w:r>
+        <w:rPr>
+          <w:highlight w:val="cyan"/>
+          <w:lang w:val="es-CL"/>
+        </w:rPr>
+        <w:t>    };</w:t>
+      </w:r>
+    </w:p>
+    <w:p>
+      <w:pPr>
+        <w:rPr>
+          <w:lang w:val="es-CL"/>
+        </w:rPr>
+      </w:pPr>
+      <w:r>
+        <w:rPr>
+          <w:highlight w:val="cyan"/>
+          <w:lang w:val="es-CL"/>
+        </w:rPr>
+        <w:t>};</w:t>
+      </w:r>
+    </w:p>
+    <w:p>
+      <w:pPr>
+        <w:spacing w:line="360" w:lineRule="auto"/>
+      </w:pPr>
+      <w:r>
+        <w:rPr>
+          <w:lang w:val="es-CL"/>
+        </w:rPr>
+        <w:lastRenderedPageBreak/>
+        <w:t xml:space="preserve">El N°1, es de donde el </w:t>
+      </w:r>
+      <w:proofErr w:type="spellStart"/>
+      <w:r>
+        <w:rPr>
+          <w:lang w:val="es-CL"/>
+        </w:rPr>
+        <w:t>rolMiddleware</w:t>
+      </w:r>
+      <w:proofErr w:type="spellEnd"/>
+      <w:r>
+        <w:rPr>
+          <w:lang w:val="es-CL"/>
+        </w:rPr>
+        <w:t xml:space="preserve"> obtiene el rol del usuario, recordando que ya decodifico el Token JWT en la fase anterior.</w:t>
+      </w:r>
+    </w:p>
+    <w:p>
+      <w:pPr>
+        <w:spacing w:line="360" w:lineRule="auto"/>
+        <w:jc w:val="both"/>
+      </w:pPr>
+      <w:r>
+        <w:t>Finalmente, se protegió la ruta privada del sistema (/api/viajes), la cual no puede ser accedida si el usuario no ha iniciado la sesión y por tanto su token debe ser validado, de esta forma una persona que conozca la dirección exacta de una página interna no podrá ingresar por que no tiene un inicio de sesión y aun que lo tenga si logra acceder a una pagina privada del servidor, si no tiene el rol correspondiente tampoco podrá ingresar.</w:t>
+      </w:r>
+    </w:p>
+    <w:p>
+      <w:pPr>
+        <w:spacing w:line="240" w:lineRule="auto"/>
+        <w:rPr>
+          <w:highlight w:val="cyan"/>
+          <w:lang w:val="es-CL"/>
+        </w:rPr>
+      </w:pPr>
+      <w:proofErr w:type="spellStart"/>
+      <w:r>
+        <w:rPr>
+          <w:highlight w:val="cyan"/>
+          <w:lang w:val="es-CL"/>
+        </w:rPr>
+        <w:t>const</w:t>
+      </w:r>
+      <w:proofErr w:type="spellEnd"/>
+      <w:r>
+        <w:rPr>
+          <w:highlight w:val="cyan"/>
+          <w:lang w:val="es-CL"/>
+        </w:rPr>
+        <w:t xml:space="preserve"> </w:t>
+      </w:r>
+      <w:proofErr w:type="spellStart"/>
+      <w:r>
+        <w:rPr>
+          <w:highlight w:val="cyan"/>
+          <w:lang w:val="es-CL"/>
+        </w:rPr>
+        <w:t>express</w:t>
+      </w:r>
+      <w:proofErr w:type="spellEnd"/>
+      <w:r>
+        <w:rPr>
+          <w:highlight w:val="cyan"/>
+          <w:lang w:val="es-CL"/>
+        </w:rPr>
+        <w:t xml:space="preserve"> = </w:t>
+      </w:r>
+      <w:proofErr w:type="spellStart"/>
+      <w:r>
+        <w:rPr>
+          <w:highlight w:val="cyan"/>
+          <w:lang w:val="es-CL"/>
+        </w:rPr>
+        <w:t>require</w:t>
+      </w:r>
+      <w:proofErr w:type="spellEnd"/>
+      <w:r>
+        <w:rPr>
+          <w:highlight w:val="cyan"/>
+          <w:lang w:val="es-CL"/>
+        </w:rPr>
+        <w:t>("</w:t>
+      </w:r>
+      <w:proofErr w:type="spellStart"/>
+      <w:r>
+        <w:rPr>
+          <w:highlight w:val="cyan"/>
+          <w:lang w:val="es-CL"/>
+        </w:rPr>
+        <w:t>express</w:t>
+      </w:r>
+      <w:proofErr w:type="spellEnd"/>
+      <w:r>
+        <w:rPr>
+          <w:highlight w:val="cyan"/>
+          <w:lang w:val="es-CL"/>
+        </w:rPr>
+        <w:t>");</w:t>
+      </w:r>
+    </w:p>
+    <w:p>
+      <w:pPr>
+        <w:spacing w:line="240" w:lineRule="auto"/>
+        <w:rPr>
+          <w:highlight w:val="cyan"/>
+          <w:lang w:val="es-CL"/>
+        </w:rPr>
+      </w:pPr>
+      <w:proofErr w:type="spellStart"/>
+      <w:r>
+        <w:rPr>
+          <w:highlight w:val="cyan"/>
+          <w:lang w:val="es-CL"/>
+        </w:rPr>
+        <w:t>const</w:t>
+      </w:r>
+      <w:proofErr w:type="spellEnd"/>
+      <w:r>
+        <w:rPr>
+          <w:highlight w:val="cyan"/>
+          <w:lang w:val="es-CL"/>
+        </w:rPr>
+        <w:t xml:space="preserve"> </w:t>
+      </w:r>
+      <w:proofErr w:type="spellStart"/>
+      <w:r>
+        <w:rPr>
+          <w:highlight w:val="cyan"/>
+          <w:lang w:val="es-CL"/>
+        </w:rPr>
+        <w:t>router</w:t>
+      </w:r>
+      <w:proofErr w:type="spellEnd"/>
+      <w:r>
+        <w:rPr>
+          <w:highlight w:val="cyan"/>
+          <w:lang w:val="es-CL"/>
+        </w:rPr>
+        <w:t xml:space="preserve"> = </w:t>
+      </w:r>
+      <w:proofErr w:type="spellStart"/>
+      <w:proofErr w:type="gramStart"/>
+      <w:r>
+        <w:rPr>
+          <w:highlight w:val="cyan"/>
+          <w:lang w:val="es-CL"/>
+        </w:rPr>
+        <w:t>express.Router</w:t>
+      </w:r>
+      <w:proofErr w:type="spellEnd"/>
+      <w:proofErr w:type="gramEnd"/>
+      <w:r>
+        <w:rPr>
+          <w:highlight w:val="cyan"/>
+          <w:lang w:val="es-CL"/>
+        </w:rPr>
+        <w:t>();</w:t>
+      </w:r>
+    </w:p>
+    <w:p>
+      <w:pPr>
+        <w:spacing w:line="240" w:lineRule="auto"/>
+        <w:rPr>
+          <w:highlight w:val="cyan"/>
+          <w:lang w:val="es-CL"/>
+        </w:rPr>
+      </w:pPr>
+      <w:proofErr w:type="spellStart"/>
+      <w:r>
+        <w:rPr>
+          <w:highlight w:val="cyan"/>
+          <w:lang w:val="es-CL"/>
+        </w:rPr>
+        <w:t>const</w:t>
+      </w:r>
+      <w:proofErr w:type="spellEnd"/>
+      <w:r>
+        <w:rPr>
+          <w:highlight w:val="cyan"/>
+          <w:lang w:val="es-CL"/>
+        </w:rPr>
+        <w:t xml:space="preserve"> </w:t>
+      </w:r>
+      <w:proofErr w:type="spellStart"/>
+      <w:r>
+        <w:rPr>
+          <w:highlight w:val="cyan"/>
+          <w:lang w:val="es-CL"/>
+        </w:rPr>
+        <w:t>authMiddleware</w:t>
+      </w:r>
+      <w:proofErr w:type="spellEnd"/>
+      <w:r>
+        <w:rPr>
+          <w:highlight w:val="cyan"/>
+          <w:lang w:val="es-CL"/>
+        </w:rPr>
+        <w:t xml:space="preserve"> = </w:t>
+      </w:r>
+      <w:proofErr w:type="spellStart"/>
+      <w:proofErr w:type="gramStart"/>
+      <w:r>
+        <w:rPr>
+          <w:highlight w:val="cyan"/>
+          <w:lang w:val="es-CL"/>
+        </w:rPr>
+        <w:t>require</w:t>
+      </w:r>
+      <w:proofErr w:type="spellEnd"/>
+      <w:r>
+        <w:rPr>
+          <w:highlight w:val="cyan"/>
+          <w:lang w:val="es-CL"/>
+        </w:rPr>
+        <w:t>("..</w:t>
+      </w:r>
+      <w:proofErr w:type="gramEnd"/>
+      <w:r>
+        <w:rPr>
+          <w:highlight w:val="cyan"/>
+          <w:lang w:val="es-CL"/>
+        </w:rPr>
+        <w:t>/middleware/</w:t>
+      </w:r>
+      <w:proofErr w:type="spellStart"/>
+      <w:r>
+        <w:rPr>
+          <w:highlight w:val="cyan"/>
+          <w:lang w:val="es-CL"/>
+        </w:rPr>
+        <w:t>authMiddleware</w:t>
+      </w:r>
+      <w:proofErr w:type="spellEnd"/>
+      <w:r>
+        <w:rPr>
+          <w:highlight w:val="cyan"/>
+          <w:lang w:val="es-CL"/>
+        </w:rPr>
+        <w:t>");</w:t>
+      </w:r>
+    </w:p>
+    <w:p>
+      <w:pPr>
+        <w:spacing w:line="240" w:lineRule="auto"/>
+        <w:rPr>
+          <w:highlight w:val="cyan"/>
+          <w:lang w:val="es-CL"/>
+        </w:rPr>
+      </w:pPr>
+      <w:proofErr w:type="spellStart"/>
+      <w:r>
+        <w:rPr>
+          <w:highlight w:val="cyan"/>
+          <w:lang w:val="es-CL"/>
+        </w:rPr>
+        <w:t>const</w:t>
+      </w:r>
+      <w:proofErr w:type="spellEnd"/>
+      <w:r>
+        <w:rPr>
+          <w:highlight w:val="cyan"/>
+          <w:lang w:val="es-CL"/>
+        </w:rPr>
+        <w:t xml:space="preserve"> </w:t>
+      </w:r>
+      <w:proofErr w:type="spellStart"/>
+      <w:r>
+        <w:rPr>
+          <w:highlight w:val="cyan"/>
+          <w:lang w:val="es-CL"/>
+        </w:rPr>
+        <w:t>roleMiddleware</w:t>
+      </w:r>
+      <w:proofErr w:type="spellEnd"/>
+      <w:r>
+        <w:rPr>
+          <w:highlight w:val="cyan"/>
+          <w:lang w:val="es-CL"/>
+        </w:rPr>
+        <w:t xml:space="preserve"> = </w:t>
+      </w:r>
+      <w:proofErr w:type="spellStart"/>
+      <w:proofErr w:type="gramStart"/>
+      <w:r>
+        <w:rPr>
+          <w:highlight w:val="cyan"/>
+          <w:lang w:val="es-CL"/>
+        </w:rPr>
+        <w:t>require</w:t>
+      </w:r>
+      <w:proofErr w:type="spellEnd"/>
+      <w:r>
+        <w:rPr>
+          <w:highlight w:val="cyan"/>
+          <w:lang w:val="es-CL"/>
+        </w:rPr>
+        <w:t>("..</w:t>
+      </w:r>
+      <w:proofErr w:type="gramEnd"/>
+      <w:r>
+        <w:rPr>
+          <w:highlight w:val="cyan"/>
+          <w:lang w:val="es-CL"/>
+        </w:rPr>
+        <w:t>/middleware/</w:t>
+      </w:r>
+      <w:proofErr w:type="spellStart"/>
+      <w:r>
+        <w:rPr>
+          <w:highlight w:val="cyan"/>
+          <w:lang w:val="es-CL"/>
+        </w:rPr>
+        <w:t>roleMiddleware</w:t>
+      </w:r>
+      <w:proofErr w:type="spellEnd"/>
+      <w:r>
+        <w:rPr>
+          <w:highlight w:val="cyan"/>
+          <w:lang w:val="es-CL"/>
+        </w:rPr>
+        <w:t>");</w:t>
+      </w:r>
+    </w:p>
+    <w:p>
+      <w:pPr>
+        <w:spacing w:line="240" w:lineRule="auto"/>
+        <w:rPr>
+          <w:highlight w:val="cyan"/>
+          <w:lang w:val="es-CL"/>
+        </w:rPr>
+      </w:pPr>
+      <w:proofErr w:type="spellStart"/>
+      <w:r>
+        <w:rPr>
+          <w:highlight w:val="cyan"/>
+          <w:lang w:val="es-CL"/>
+        </w:rPr>
+        <w:t>const</w:t>
+      </w:r>
+      <w:proofErr w:type="spellEnd"/>
+      <w:r>
+        <w:rPr>
+          <w:highlight w:val="cyan"/>
+          <w:lang w:val="es-CL"/>
+        </w:rPr>
+        <w:t xml:space="preserve"> </w:t>
+      </w:r>
+      <w:proofErr w:type="gramStart"/>
+      <w:r>
+        <w:rPr>
+          <w:highlight w:val="cyan"/>
+          <w:lang w:val="es-CL"/>
+        </w:rPr>
+        <w:t xml:space="preserve">{ </w:t>
+      </w:r>
+      <w:proofErr w:type="spellStart"/>
+      <w:r>
+        <w:rPr>
+          <w:highlight w:val="cyan"/>
+          <w:lang w:val="es-CL"/>
+        </w:rPr>
+        <w:t>obtenerViajes</w:t>
+      </w:r>
+      <w:proofErr w:type="spellEnd"/>
+      <w:proofErr w:type="gramEnd"/>
+      <w:r>
+        <w:rPr>
+          <w:highlight w:val="cyan"/>
+          <w:lang w:val="es-CL"/>
+        </w:rPr>
+        <w:t xml:space="preserve"> } = </w:t>
+      </w:r>
+      <w:proofErr w:type="spellStart"/>
+      <w:proofErr w:type="gramStart"/>
+      <w:r>
+        <w:rPr>
+          <w:highlight w:val="cyan"/>
+          <w:lang w:val="es-CL"/>
+        </w:rPr>
+        <w:t>require</w:t>
+      </w:r>
+      <w:proofErr w:type="spellEnd"/>
+      <w:r>
+        <w:rPr>
+          <w:highlight w:val="cyan"/>
+          <w:lang w:val="es-CL"/>
+        </w:rPr>
+        <w:t>("..</w:t>
+      </w:r>
+      <w:proofErr w:type="gramEnd"/>
+      <w:r>
+        <w:rPr>
+          <w:highlight w:val="cyan"/>
+          <w:lang w:val="es-CL"/>
+        </w:rPr>
+        <w:t>/</w:t>
+      </w:r>
+      <w:proofErr w:type="spellStart"/>
+      <w:r>
+        <w:rPr>
+          <w:highlight w:val="cyan"/>
+          <w:lang w:val="es-CL"/>
+        </w:rPr>
+        <w:t>controllers</w:t>
+      </w:r>
+      <w:proofErr w:type="spellEnd"/>
+      <w:r>
+        <w:rPr>
+          <w:highlight w:val="cyan"/>
+          <w:lang w:val="es-CL"/>
+        </w:rPr>
+        <w:t>/</w:t>
+      </w:r>
+      <w:proofErr w:type="spellStart"/>
+      <w:r>
+        <w:rPr>
+          <w:highlight w:val="cyan"/>
+          <w:lang w:val="es-CL"/>
+        </w:rPr>
+        <w:t>viajesController</w:t>
+      </w:r>
+      <w:proofErr w:type="spellEnd"/>
+      <w:r>
+        <w:rPr>
+          <w:highlight w:val="cyan"/>
+          <w:lang w:val="es-CL"/>
+        </w:rPr>
+        <w:t>");</w:t>
+      </w:r>
+    </w:p>
+    <w:p>
+      <w:pPr>
+        <w:spacing w:line="240" w:lineRule="auto"/>
+        <w:rPr>
+          <w:highlight w:val="cyan"/>
+          <w:lang w:val="es-CL"/>
+        </w:rPr>
+      </w:pPr>
+      <w:r>
+        <w:rPr>
+          <w:highlight w:val="cyan"/>
+          <w:lang w:val="es-CL"/>
+        </w:rPr>
+        <w:t>// Ruta protegida: solo usuarios autenticados</w:t>
+      </w:r>
+    </w:p>
+    <w:p>
+      <w:pPr>
+        <w:spacing w:line="240" w:lineRule="auto"/>
+        <w:rPr>
+          <w:highlight w:val="cyan"/>
+          <w:lang w:val="es-CL"/>
+        </w:rPr>
+      </w:pPr>
+      <w:proofErr w:type="spellStart"/>
+      <w:proofErr w:type="gramStart"/>
+      <w:r>
+        <w:rPr>
+          <w:highlight w:val="cyan"/>
+          <w:lang w:val="es-CL"/>
+        </w:rPr>
+        <w:t>router.get</w:t>
+      </w:r>
+      <w:proofErr w:type="spellEnd"/>
+      <w:r>
+        <w:rPr>
+          <w:highlight w:val="cyan"/>
+          <w:lang w:val="es-CL"/>
+        </w:rPr>
+        <w:t>(</w:t>
+      </w:r>
+      <w:proofErr w:type="gramEnd"/>
+      <w:r>
+        <w:rPr>
+          <w:highlight w:val="cyan"/>
+          <w:lang w:val="es-CL"/>
+        </w:rPr>
+        <w:t xml:space="preserve">"/", </w:t>
+      </w:r>
+      <w:proofErr w:type="spellStart"/>
+      <w:r>
+        <w:rPr>
+          <w:highlight w:val="cyan"/>
+          <w:lang w:val="es-CL"/>
+        </w:rPr>
+        <w:t>authMiddleware</w:t>
+      </w:r>
+      <w:proofErr w:type="spellEnd"/>
+      <w:r>
+        <w:rPr>
+          <w:highlight w:val="cyan"/>
+          <w:lang w:val="es-CL"/>
+        </w:rPr>
+        <w:t xml:space="preserve">, </w:t>
+      </w:r>
+      <w:proofErr w:type="spellStart"/>
+      <w:r>
+        <w:rPr>
+          <w:highlight w:val="cyan"/>
+          <w:lang w:val="es-CL"/>
+        </w:rPr>
+        <w:t>obtenerViajes</w:t>
+      </w:r>
+      <w:proofErr w:type="spellEnd"/>
+      <w:r>
+        <w:rPr>
+          <w:highlight w:val="cyan"/>
+          <w:lang w:val="es-CL"/>
+        </w:rPr>
+        <w:t>);</w:t>
+      </w:r>
+    </w:p>
+    <w:p>
+      <w:pPr>
+        <w:spacing w:line="240" w:lineRule="auto"/>
+        <w:rPr>
+          <w:highlight w:val="cyan"/>
+          <w:lang w:val="es-CL"/>
+        </w:rPr>
+      </w:pPr>
+      <w:r>
+        <w:rPr>
+          <w:highlight w:val="cyan"/>
+          <w:lang w:val="es-CL"/>
+        </w:rPr>
+        <w:t>// Ruta protegida por rol: solo administradores</w:t>
+      </w:r>
+    </w:p>
+    <w:p>
+      <w:pPr>
+        <w:spacing w:line="240" w:lineRule="auto"/>
+        <w:rPr>
+          <w:highlight w:val="cyan"/>
+          <w:lang w:val="es-CL"/>
+        </w:rPr>
+      </w:pPr>
+      <w:proofErr w:type="spellStart"/>
+      <w:proofErr w:type="gramStart"/>
+      <w:r>
+        <w:rPr>
+          <w:highlight w:val="cyan"/>
+          <w:lang w:val="es-CL"/>
+        </w:rPr>
+        <w:t>router.get</w:t>
+      </w:r>
+      <w:proofErr w:type="spellEnd"/>
+      <w:r>
+        <w:rPr>
+          <w:highlight w:val="cyan"/>
+          <w:lang w:val="es-CL"/>
+        </w:rPr>
+        <w:t>(</w:t>
+      </w:r>
+      <w:proofErr w:type="gramEnd"/>
+      <w:r>
+        <w:rPr>
+          <w:highlight w:val="cyan"/>
+          <w:lang w:val="es-CL"/>
+        </w:rPr>
+        <w:t>"/</w:t>
+      </w:r>
+      <w:proofErr w:type="spellStart"/>
+      <w:r>
+        <w:rPr>
+          <w:highlight w:val="cyan"/>
+          <w:lang w:val="es-CL"/>
+        </w:rPr>
+        <w:t>admin</w:t>
+      </w:r>
+      <w:proofErr w:type="spellEnd"/>
+      <w:r>
+        <w:rPr>
+          <w:highlight w:val="cyan"/>
+          <w:lang w:val="es-CL"/>
+        </w:rPr>
+        <w:t xml:space="preserve">", </w:t>
+      </w:r>
+      <w:proofErr w:type="spellStart"/>
+      <w:r>
+        <w:rPr>
+          <w:highlight w:val="cyan"/>
+          <w:lang w:val="es-CL"/>
+        </w:rPr>
+        <w:t>authMiddleware</w:t>
+      </w:r>
+      <w:proofErr w:type="spellEnd"/>
+      <w:r>
+        <w:rPr>
+          <w:highlight w:val="cyan"/>
+          <w:lang w:val="es-CL"/>
+        </w:rPr>
+        <w:t xml:space="preserve">, </w:t>
+      </w:r>
+      <w:proofErr w:type="spellStart"/>
+      <w:r>
+        <w:rPr>
+          <w:highlight w:val="cyan"/>
+          <w:lang w:val="es-CL"/>
+        </w:rPr>
+        <w:t>roleMiddleware</w:t>
+      </w:r>
+      <w:proofErr w:type="spellEnd"/>
+      <w:r>
+        <w:rPr>
+          <w:highlight w:val="cyan"/>
+          <w:lang w:val="es-CL"/>
+        </w:rPr>
+        <w:t>(["administrador"]), (</w:t>
+      </w:r>
+      <w:proofErr w:type="spellStart"/>
+      <w:r>
+        <w:rPr>
+          <w:highlight w:val="cyan"/>
+          <w:lang w:val="es-CL"/>
+        </w:rPr>
+        <w:t>req</w:t>
+      </w:r>
+      <w:proofErr w:type="spellEnd"/>
+      <w:r>
+        <w:rPr>
+          <w:highlight w:val="cyan"/>
+          <w:lang w:val="es-CL"/>
+        </w:rPr>
+        <w:t>, res) =&gt; {</w:t>
+      </w:r>
+    </w:p>
+    <w:p>
+      <w:pPr>
+        <w:spacing w:line="240" w:lineRule="auto"/>
+        <w:rPr>
+          <w:highlight w:val="cyan"/>
+          <w:lang w:val="es-CL"/>
+        </w:rPr>
+      </w:pPr>
+      <w:r>
+        <w:rPr>
+          <w:highlight w:val="cyan"/>
+          <w:lang w:val="es-CL"/>
+        </w:rPr>
+        <w:t xml:space="preserve">    </w:t>
+      </w:r>
+      <w:proofErr w:type="spellStart"/>
+      <w:proofErr w:type="gramStart"/>
+      <w:r>
+        <w:rPr>
+          <w:highlight w:val="cyan"/>
+          <w:lang w:val="es-CL"/>
+        </w:rPr>
+        <w:t>res.json</w:t>
+      </w:r>
+      <w:proofErr w:type="spellEnd"/>
+      <w:r>
+        <w:rPr>
+          <w:highlight w:val="cyan"/>
+          <w:lang w:val="es-CL"/>
+        </w:rPr>
+        <w:t xml:space="preserve">({ </w:t>
+      </w:r>
+      <w:proofErr w:type="spellStart"/>
+      <w:r>
+        <w:rPr>
+          <w:highlight w:val="cyan"/>
+          <w:lang w:val="es-CL"/>
+        </w:rPr>
+        <w:t>message</w:t>
+      </w:r>
+      <w:proofErr w:type="spellEnd"/>
+      <w:proofErr w:type="gramEnd"/>
+      <w:r>
+        <w:rPr>
+          <w:highlight w:val="cyan"/>
+          <w:lang w:val="es-CL"/>
+        </w:rPr>
+        <w:t>: "Bienvenido administrador, tienes acceso total a los viajes.</w:t>
+      </w:r>
+      <w:proofErr w:type="gramStart"/>
+      <w:r>
+        <w:rPr>
+          <w:highlight w:val="cyan"/>
+          <w:lang w:val="es-CL"/>
+        </w:rPr>
+        <w:t>" }</w:t>
+      </w:r>
+      <w:proofErr w:type="gramEnd"/>
+      <w:r>
+        <w:rPr>
+          <w:highlight w:val="cyan"/>
+          <w:lang w:val="es-CL"/>
+        </w:rPr>
+        <w:t>);</w:t>
+      </w:r>
+    </w:p>
+    <w:p>
+      <w:pPr>
+        <w:spacing w:line="240" w:lineRule="auto"/>
+        <w:rPr>
+          <w:highlight w:val="cyan"/>
+          <w:lang w:val="es-CL"/>
+        </w:rPr>
+      </w:pPr>
+      <w:r>
+        <w:rPr>
+          <w:highlight w:val="cyan"/>
+          <w:lang w:val="es-CL"/>
+        </w:rPr>
+        <w:t>});</w:t>
+      </w:r>
+    </w:p>
+    <w:p>
+      <w:pPr>
+        <w:spacing w:line="240" w:lineRule="auto"/>
+        <w:rPr>
+          <w:highlight w:val="cyan"/>
+          <w:lang w:val="es-CL"/>
+        </w:rPr>
+      </w:pPr>
+      <w:r>
+        <w:rPr>
+          <w:highlight w:val="cyan"/>
+          <w:lang w:val="es-CL"/>
+        </w:rPr>
+        <w:t>// Ruta protegida por rol: solo técnicos</w:t>
+      </w:r>
+    </w:p>
+    <w:p>
+      <w:pPr>
+        <w:spacing w:line="240" w:lineRule="auto"/>
+        <w:rPr>
+          <w:highlight w:val="cyan"/>
+          <w:lang w:val="es-CL"/>
+        </w:rPr>
+      </w:pPr>
+      <w:proofErr w:type="spellStart"/>
+      <w:proofErr w:type="gramStart"/>
+      <w:r>
+        <w:rPr>
+          <w:highlight w:val="cyan"/>
+          <w:lang w:val="es-CL"/>
+        </w:rPr>
+        <w:t>router.get</w:t>
+      </w:r>
+      <w:proofErr w:type="spellEnd"/>
+      <w:r>
+        <w:rPr>
+          <w:highlight w:val="cyan"/>
+          <w:lang w:val="es-CL"/>
+        </w:rPr>
+        <w:t>(</w:t>
+      </w:r>
+      <w:proofErr w:type="gramEnd"/>
+      <w:r>
+        <w:rPr>
+          <w:highlight w:val="cyan"/>
+          <w:lang w:val="es-CL"/>
+        </w:rPr>
+        <w:t>"/</w:t>
+      </w:r>
+      <w:proofErr w:type="spellStart"/>
+      <w:r>
+        <w:rPr>
+          <w:highlight w:val="cyan"/>
+          <w:lang w:val="es-CL"/>
+        </w:rPr>
+        <w:t>tecnico</w:t>
+      </w:r>
+      <w:proofErr w:type="spellEnd"/>
+      <w:r>
+        <w:rPr>
+          <w:highlight w:val="cyan"/>
+          <w:lang w:val="es-CL"/>
+        </w:rPr>
+        <w:t xml:space="preserve">", </w:t>
+      </w:r>
+      <w:proofErr w:type="spellStart"/>
+      <w:r>
+        <w:rPr>
+          <w:highlight w:val="cyan"/>
+          <w:lang w:val="es-CL"/>
+        </w:rPr>
+        <w:t>authMiddleware</w:t>
+      </w:r>
+      <w:proofErr w:type="spellEnd"/>
+      <w:r>
+        <w:rPr>
+          <w:highlight w:val="cyan"/>
+          <w:lang w:val="es-CL"/>
+        </w:rPr>
+        <w:t xml:space="preserve">, </w:t>
+      </w:r>
+      <w:proofErr w:type="spellStart"/>
+      <w:r>
+        <w:rPr>
+          <w:highlight w:val="cyan"/>
+          <w:lang w:val="es-CL"/>
+        </w:rPr>
+        <w:t>roleMiddleware</w:t>
+      </w:r>
+      <w:proofErr w:type="spellEnd"/>
+      <w:r>
+        <w:rPr>
+          <w:highlight w:val="cyan"/>
+          <w:lang w:val="es-CL"/>
+        </w:rPr>
+        <w:t>(["</w:t>
+      </w:r>
+      <w:proofErr w:type="spellStart"/>
+      <w:r>
+        <w:rPr>
+          <w:highlight w:val="cyan"/>
+          <w:lang w:val="es-CL"/>
+        </w:rPr>
+        <w:t>tecnico</w:t>
+      </w:r>
+      <w:proofErr w:type="spellEnd"/>
+      <w:r>
+        <w:rPr>
+          <w:highlight w:val="cyan"/>
+          <w:lang w:val="es-CL"/>
+        </w:rPr>
+        <w:t>"]), (</w:t>
+      </w:r>
+      <w:proofErr w:type="spellStart"/>
+      <w:r>
+        <w:rPr>
+          <w:highlight w:val="cyan"/>
+          <w:lang w:val="es-CL"/>
+        </w:rPr>
+        <w:t>req</w:t>
+      </w:r>
+      <w:proofErr w:type="spellEnd"/>
+      <w:r>
+        <w:rPr>
+          <w:highlight w:val="cyan"/>
+          <w:lang w:val="es-CL"/>
+        </w:rPr>
+        <w:t>, res) =&gt; {</w:t>
+      </w:r>
+    </w:p>
+    <w:p>
+      <w:pPr>
+        <w:spacing w:line="240" w:lineRule="auto"/>
+        <w:rPr>
+          <w:highlight w:val="cyan"/>
+          <w:lang w:val="es-CL"/>
+        </w:rPr>
+      </w:pPr>
+      <w:r>
+        <w:rPr>
+          <w:highlight w:val="cyan"/>
+          <w:lang w:val="es-CL"/>
+        </w:rPr>
+        <w:t xml:space="preserve">    </w:t>
+      </w:r>
+      <w:proofErr w:type="spellStart"/>
+      <w:proofErr w:type="gramStart"/>
+      <w:r>
+        <w:rPr>
+          <w:highlight w:val="cyan"/>
+          <w:lang w:val="es-CL"/>
+        </w:rPr>
+        <w:t>res.json</w:t>
+      </w:r>
+      <w:proofErr w:type="spellEnd"/>
+      <w:r>
+        <w:rPr>
+          <w:highlight w:val="cyan"/>
+          <w:lang w:val="es-CL"/>
+        </w:rPr>
+        <w:t xml:space="preserve">({ </w:t>
+      </w:r>
+      <w:proofErr w:type="spellStart"/>
+      <w:r>
+        <w:rPr>
+          <w:highlight w:val="cyan"/>
+          <w:lang w:val="es-CL"/>
+        </w:rPr>
+        <w:t>message</w:t>
+      </w:r>
+      <w:proofErr w:type="spellEnd"/>
+      <w:proofErr w:type="gramEnd"/>
+      <w:r>
+        <w:rPr>
+          <w:highlight w:val="cyan"/>
+          <w:lang w:val="es-CL"/>
+        </w:rPr>
+        <w:t>: "Bienvenido técnico, acceso autorizado.</w:t>
+      </w:r>
+      <w:proofErr w:type="gramStart"/>
+      <w:r>
+        <w:rPr>
+          <w:highlight w:val="cyan"/>
+          <w:lang w:val="es-CL"/>
+        </w:rPr>
+        <w:t>" }</w:t>
+      </w:r>
+      <w:proofErr w:type="gramEnd"/>
+      <w:r>
+        <w:rPr>
+          <w:highlight w:val="cyan"/>
+          <w:lang w:val="es-CL"/>
+        </w:rPr>
+        <w:t>);</w:t>
+      </w:r>
+    </w:p>
+    <w:p>
+      <w:pPr>
+        <w:spacing w:line="240" w:lineRule="auto"/>
+        <w:rPr>
+          <w:highlight w:val="cyan"/>
+          <w:lang w:val="es-CL"/>
+        </w:rPr>
+      </w:pPr>
+      <w:r>
+        <w:rPr>
+          <w:highlight w:val="cyan"/>
+          <w:lang w:val="es-CL"/>
+        </w:rPr>
+        <w:t>});</w:t>
+      </w:r>
+    </w:p>
+    <w:p>
+      <w:pPr>
+        <w:spacing w:line="240" w:lineRule="auto"/>
+        <w:rPr>
+          <w:highlight w:val="cyan"/>
+          <w:lang w:val="es-CL"/>
+        </w:rPr>
+      </w:pPr>
+      <w:r>
+        <w:rPr>
+          <w:highlight w:val="cyan"/>
+          <w:lang w:val="es-CL"/>
+        </w:rPr>
+        <w:t>// Ruta protegida por rol: solo VIP</w:t>
+      </w:r>
+    </w:p>
+    <w:p>
+      <w:pPr>
+        <w:spacing w:line="240" w:lineRule="auto"/>
+        <w:rPr>
+          <w:highlight w:val="cyan"/>
+          <w:lang w:val="es-CL"/>
+        </w:rPr>
+      </w:pPr>
+      <w:proofErr w:type="spellStart"/>
+      <w:proofErr w:type="gramStart"/>
+      <w:r>
+        <w:rPr>
+          <w:highlight w:val="cyan"/>
+          <w:lang w:val="es-CL"/>
+        </w:rPr>
+        <w:t>router.get</w:t>
+      </w:r>
+      <w:proofErr w:type="spellEnd"/>
+      <w:r>
+        <w:rPr>
+          <w:highlight w:val="cyan"/>
+          <w:lang w:val="es-CL"/>
+        </w:rPr>
+        <w:t>(</w:t>
+      </w:r>
+      <w:proofErr w:type="gramEnd"/>
+      <w:r>
+        <w:rPr>
+          <w:highlight w:val="cyan"/>
+          <w:lang w:val="es-CL"/>
+        </w:rPr>
+        <w:t xml:space="preserve">"/vip", </w:t>
+      </w:r>
+      <w:proofErr w:type="spellStart"/>
+      <w:r>
+        <w:rPr>
+          <w:highlight w:val="cyan"/>
+          <w:lang w:val="es-CL"/>
+        </w:rPr>
+        <w:t>authMiddleware</w:t>
+      </w:r>
+      <w:proofErr w:type="spellEnd"/>
+      <w:r>
+        <w:rPr>
+          <w:highlight w:val="cyan"/>
+          <w:lang w:val="es-CL"/>
+        </w:rPr>
+        <w:t xml:space="preserve">, </w:t>
+      </w:r>
+      <w:proofErr w:type="spellStart"/>
+      <w:r>
+        <w:rPr>
+          <w:highlight w:val="cyan"/>
+          <w:lang w:val="es-CL"/>
+        </w:rPr>
+        <w:t>roleMiddleware</w:t>
+      </w:r>
+      <w:proofErr w:type="spellEnd"/>
+      <w:r>
+        <w:rPr>
+          <w:highlight w:val="cyan"/>
+          <w:lang w:val="es-CL"/>
+        </w:rPr>
+        <w:t>(["vip"]), (</w:t>
+      </w:r>
+      <w:proofErr w:type="spellStart"/>
+      <w:r>
+        <w:rPr>
+          <w:highlight w:val="cyan"/>
+          <w:lang w:val="es-CL"/>
+        </w:rPr>
+        <w:t>req</w:t>
+      </w:r>
+      <w:proofErr w:type="spellEnd"/>
+      <w:r>
+        <w:rPr>
+          <w:highlight w:val="cyan"/>
+          <w:lang w:val="es-CL"/>
+        </w:rPr>
+        <w:t>, res) =&gt; {</w:t>
+      </w:r>
+    </w:p>
+    <w:p>
+      <w:pPr>
+        <w:spacing w:line="240" w:lineRule="auto"/>
+        <w:rPr>
+          <w:highlight w:val="cyan"/>
+          <w:lang w:val="es-CL"/>
+        </w:rPr>
+      </w:pPr>
+      <w:r>
+        <w:rPr>
+          <w:highlight w:val="cyan"/>
+          <w:lang w:val="es-CL"/>
+        </w:rPr>
+        <w:t xml:space="preserve">    </w:t>
+      </w:r>
+      <w:proofErr w:type="spellStart"/>
+      <w:proofErr w:type="gramStart"/>
+      <w:r>
+        <w:rPr>
+          <w:highlight w:val="cyan"/>
+          <w:lang w:val="es-CL"/>
+        </w:rPr>
+        <w:t>res.json</w:t>
+      </w:r>
+      <w:proofErr w:type="spellEnd"/>
+      <w:r>
+        <w:rPr>
+          <w:highlight w:val="cyan"/>
+          <w:lang w:val="es-CL"/>
+        </w:rPr>
+        <w:t xml:space="preserve">({ </w:t>
+      </w:r>
+      <w:proofErr w:type="spellStart"/>
+      <w:r>
+        <w:rPr>
+          <w:highlight w:val="cyan"/>
+          <w:lang w:val="es-CL"/>
+        </w:rPr>
+        <w:t>message</w:t>
+      </w:r>
+      <w:proofErr w:type="spellEnd"/>
+      <w:proofErr w:type="gramEnd"/>
+      <w:r>
+        <w:rPr>
+          <w:highlight w:val="cyan"/>
+          <w:lang w:val="es-CL"/>
+        </w:rPr>
+        <w:t>: "Bienvenido usuario VIP, acceso autorizado.</w:t>
+      </w:r>
+      <w:proofErr w:type="gramStart"/>
+      <w:r>
+        <w:rPr>
+          <w:highlight w:val="cyan"/>
+          <w:lang w:val="es-CL"/>
+        </w:rPr>
+        <w:t>" }</w:t>
+      </w:r>
+      <w:proofErr w:type="gramEnd"/>
+      <w:r>
+        <w:rPr>
+          <w:highlight w:val="cyan"/>
+          <w:lang w:val="es-CL"/>
+        </w:rPr>
+        <w:t>);</w:t>
+      </w:r>
+    </w:p>
+    <w:p>
+      <w:pPr>
+        <w:spacing w:line="240" w:lineRule="auto"/>
+        <w:rPr>
+          <w:highlight w:val="cyan"/>
+          <w:lang w:val="es-CL"/>
+        </w:rPr>
+      </w:pPr>
+      <w:r>
+        <w:rPr>
+          <w:highlight w:val="cyan"/>
+          <w:lang w:val="es-CL"/>
+        </w:rPr>
+        <w:t>});</w:t>
+      </w:r>
+    </w:p>
+    <w:p>
+      <w:pPr>
+        <w:spacing w:line="240" w:lineRule="auto"/>
+      </w:pPr>
+      <w:proofErr w:type="spellStart"/>
+      <w:proofErr w:type="gramStart"/>
+      <w:r>
+        <w:rPr>
+          <w:highlight w:val="cyan"/>
+          <w:lang w:val="es-CL"/>
+        </w:rPr>
+        <w:t>module.exports</w:t>
+      </w:r>
+      <w:proofErr w:type="spellEnd"/>
+      <w:proofErr w:type="gramEnd"/>
+      <w:r>
+        <w:rPr>
+          <w:highlight w:val="cyan"/>
+          <w:lang w:val="es-CL"/>
+        </w:rPr>
+        <w:t xml:space="preserve"> = </w:t>
+      </w:r>
+      <w:proofErr w:type="spellStart"/>
+      <w:r>
+        <w:rPr>
+          <w:highlight w:val="cyan"/>
+          <w:lang w:val="es-CL"/>
+        </w:rPr>
+        <w:t>router</w:t>
+      </w:r>
+      <w:proofErr w:type="spellEnd"/>
+      <w:r>
+        <w:rPr>
+          <w:highlight w:val="cyan"/>
+          <w:lang w:val="es-CL"/>
+        </w:rPr>
+        <w:t>;</w:t>
+      </w:r>
+    </w:p>
+    <w:p>
+      <w:pPr>
+        <w:pStyle w:val="Ttulo1"/>
+      </w:pPr>
+      <w:bookmarkStart w:id="6" w:name="_Toc227088553"/>
+      <w:r>
+        <w:lastRenderedPageBreak/>
+        <w:t>CIERRE DE SESION</w:t>
+      </w:r>
+      <w:bookmarkEnd w:id="6"/>
+    </w:p>
+    <w:p/>
+    <w:p>
+      <w:pPr>
+        <w:spacing w:line="360" w:lineRule="auto"/>
+        <w:jc w:val="both"/>
+      </w:pPr>
+      <w:r>
+        <w:t xml:space="preserve">En este trabajo, nuestro </w:t>
+      </w:r>
+      <w:proofErr w:type="spellStart"/>
+      <w:r>
+        <w:t>backend</w:t>
+      </w:r>
+      <w:proofErr w:type="spellEnd"/>
+      <w:r>
+        <w:t xml:space="preserve"> realiza un cierre de sesión que significa, que se ELIMINA la COOKIE token del navegador/cliente, por </w:t>
+      </w:r>
+      <w:proofErr w:type="gramStart"/>
+      <w:r>
+        <w:t>tanto</w:t>
+      </w:r>
+      <w:proofErr w:type="gramEnd"/>
+      <w:r>
+        <w:t xml:space="preserve"> el deja invalida la sesión del usuario del lado del cliente, eso hace que NO pasen las solicitudes por el “</w:t>
+      </w:r>
+      <w:proofErr w:type="spellStart"/>
+      <w:r>
+        <w:t>authMiddleware</w:t>
+      </w:r>
+      <w:proofErr w:type="spellEnd"/>
+      <w:r>
+        <w:t>”, no se borra el token del servidor, pero al quitar la cookie el cliente deja de enviarlo y el Middleware ya no lo acepta.</w:t>
+      </w:r>
+    </w:p>
+    <w:p>
+      <w:pPr>
+        <w:spacing w:line="360" w:lineRule="auto"/>
+        <w:jc w:val="both"/>
+      </w:pPr>
+      <w:r>
+        <w:t>En el “authController.js” tenemos el siguiente código:</w:t>
+      </w:r>
+    </w:p>
+    <w:p>
+      <w:pPr>
+        <w:spacing w:line="240" w:lineRule="auto"/>
+        <w:jc w:val="both"/>
+        <w:rPr>
+          <w:highlight w:val="cyan"/>
+          <w:lang w:val="es-CL"/>
+        </w:rPr>
+      </w:pPr>
+      <w:r>
+        <w:rPr>
+          <w:highlight w:val="cyan"/>
+          <w:lang w:val="es-CL"/>
+        </w:rPr>
+        <w:t>// LOGOUT</w:t>
+      </w:r>
+    </w:p>
+    <w:p>
+      <w:pPr>
+        <w:spacing w:line="240" w:lineRule="auto"/>
+        <w:jc w:val="both"/>
+        <w:rPr>
+          <w:highlight w:val="cyan"/>
+          <w:lang w:val="es-CL"/>
+        </w:rPr>
+      </w:pPr>
+      <w:r>
+        <w:rPr>
+          <w:noProof/>
+          <w:highlight w:val="cyan"/>
+          <w:lang w:val="es-CL"/>
+        </w:rPr>
+        <mc:AlternateContent>
+          <mc:Choice Requires="wps">
+            <w:drawing>
+              <wp:anchor distT="0" distB="0" distL="114300" distR="114300" simplePos="0" relativeHeight="251665408" behindDoc="0" locked="0" layoutInCell="1" allowOverlap="1" wp14:anchorId="43C050AF" wp14:editId="3AF9E194">
+                <wp:simplePos x="0" y="0"/>
+                <wp:positionH relativeFrom="margin">
+                  <wp:posOffset>50800</wp:posOffset>
+                </wp:positionH>
+                <wp:positionV relativeFrom="paragraph">
+                  <wp:posOffset>178011</wp:posOffset>
+                </wp:positionV>
+                <wp:extent cx="3192145" cy="339725"/>
+                <wp:effectExtent l="19050" t="19050" r="27305" b="22225"/>
+                <wp:wrapNone/>
+                <wp:docPr id="1040523910" name="Rectángulo 1"/>
+                <wp:cNvGraphicFramePr/>
+                <a:graphic xmlns:a="http://schemas.openxmlformats.org/drawingml/2006/main">
+                  <a:graphicData uri="http://schemas.microsoft.com/office/word/2010/wordprocessingShape">
+                    <wps:wsp>
+                      <wps:cNvSpPr/>
+                      <wps:spPr>
+                        <a:xfrm>
+                          <a:off x="0" y="0"/>
+                          <a:ext cx="3192145" cy="339725"/>
+                        </a:xfrm>
+                        <a:prstGeom prst="rect">
+                          <a:avLst/>
+                        </a:prstGeom>
+                        <a:solidFill>
+                          <a:srgbClr val="FFFF00">
+                            <a:alpha val="32000"/>
+                          </a:srgbClr>
+                        </a:solidFill>
+                        <a:ln w="28575">
+                          <a:solidFill>
+                            <a:srgbClr val="EE0000"/>
+                          </a:solidFill>
+                        </a:ln>
+                      </wps:spPr>
+                      <wps:style>
+                        <a:lnRef idx="2">
+                          <a:schemeClr val="accent1">
+                            <a:shade val="15000"/>
+                          </a:schemeClr>
+                        </a:lnRef>
+                        <a:fillRef idx="1">
+                          <a:schemeClr val="accent1"/>
+                        </a:fillRef>
+                        <a:effectRef idx="0">
+                          <a:schemeClr val="accent1"/>
+                        </a:effectRef>
+                        <a:fontRef idx="minor">
+                          <a:schemeClr val="lt1"/>
+                        </a:fontRef>
+                      </wps:style>
+                      <wps:txbx>
+                        <w:txbxContent>
+                          <w:p>
+                            <w:pPr>
+                              <w:jc w:val="right"/>
+                              <w:rPr>
+                                <w:b/>
+                                <w:bCs/>
+                                <w:color w:val="000000" w:themeColor="text1"/>
+                                <w:sz w:val="32"/>
+                                <w:szCs w:val="32"/>
+                                <w:lang w:val="es-CL"/>
+                                <w14:shadow w14:blurRad="38100" w14:dist="19050" w14:dir="2700000" w14:sx="100000" w14:sy="100000" w14:kx="0" w14:ky="0" w14:algn="tl">
+                                  <w14:schemeClr w14:val="dk1">
+                                    <w14:alpha w14:val="60000"/>
+                                  </w14:schemeClr>
+                                </w14:shadow>
+                                <w14:textOutline w14:w="0" w14:cap="flat" w14:cmpd="sng" w14:algn="ctr">
+                                  <w14:noFill/>
+                                  <w14:prstDash w14:val="solid"/>
+                                  <w14:round/>
+                                </w14:textOutline>
+                              </w:rPr>
+                            </w:pPr>
+                            <w:r>
+                              <w:rPr>
+                                <w:b/>
+                                <w:bCs/>
+                                <w:color w:val="000000" w:themeColor="text1"/>
+                                <w:sz w:val="32"/>
+                                <w:szCs w:val="32"/>
+                                <w:lang w:val="es-CL"/>
+                                <w14:shadow w14:blurRad="38100" w14:dist="19050" w14:dir="2700000" w14:sx="100000" w14:sy="100000" w14:kx="0" w14:ky="0" w14:algn="tl">
+                                  <w14:schemeClr w14:val="dk1">
+                                    <w14:alpha w14:val="60000"/>
+                                  </w14:schemeClr>
+                                </w14:shadow>
+                                <w14:textOutline w14:w="0" w14:cap="flat" w14:cmpd="sng" w14:algn="ctr">
+                                  <w14:noFill/>
+                                  <w14:prstDash w14:val="solid"/>
+                                  <w14:round/>
+                                </w14:textOutline>
+                              </w:rPr>
+                              <w:t>1</w:t>
+                            </w:r>
+                          </w:p>
+                        </w:txbxContent>
+                      </wps:txbx>
+                      <wps:bodyPr rot="0" spcFirstLastPara="0" vertOverflow="overflow" horzOverflow="overflow" vert="horz" wrap="square" lIns="91440" tIns="45720" rIns="91440" bIns="45720" numCol="1" spcCol="0" rtlCol="0" fromWordArt="0" anchor="ctr" anchorCtr="0" forceAA="0" compatLnSpc="1">
+                        <a:prstTxWarp prst="textNoShape">
+                          <a:avLst/>
+                        </a:prstTxWarp>
+                        <a:noAutofit/>
+                      </wps:bodyPr>
+                    </wps:wsp>
+                  </a:graphicData>
+                </a:graphic>
+                <wp14:sizeRelH relativeFrom="margin">
+                  <wp14:pctWidth>0</wp14:pctWidth>
+                </wp14:sizeRelH>
+                <wp14:sizeRelV relativeFrom="margin">
+                  <wp14:pctHeight>0</wp14:pctHeight>
+                </wp14:sizeRelV>
+              </wp:anchor>
+            </w:drawing>
+          </mc:Choice>
+          <mc:Fallback>
+            <w:pict>
+              <v:rect w14:anchorId="43C050AF" id="_x0000_s1029" style="position:absolute;left:0;text-align:left;margin-left:4pt;margin-top:14pt;width:251.35pt;height:26.75pt;z-index:251665408;visibility:visible;mso-wrap-style:square;mso-width-percent:0;mso-height-percent:0;mso-wrap-distance-left:9pt;mso-wrap-distance-top:0;mso-wrap-distance-right:9pt;mso-wrap-distance-bottom:0;mso-position-horizontal:absolute;mso-position-horizontal-relative:margin;mso-position-vertical:absolute;mso-position-vertical-relative:text;mso-width-percent:0;mso-height-percent:0;mso-width-relative:margin;mso-height-relative:margin;v-text-anchor:middle" o:gfxdata="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" fillcolor="yellow" strokecolor="#e00" strokeweight="2.25pt">
+                <v:fill opacity="21074f"/>
+                <v:textbox>
+                  <w:txbxContent>
+                    <w:p>
+                      <w:pPr>
+                        <w:jc w:val="right"/>
+                        <w:rPr>
+                          <w:b/>
+                          <w:bCs/>
+                          <w:color w:val="000000" w:themeColor="text1"/>
+                          <w:sz w:val="32"/>
+                          <w:szCs w:val="32"/>
+                          <w:lang w:val="es-CL"/>
+                          <w14:shadow w14:blurRad="38100" w14:dist="19050" w14:dir="2700000" w14:sx="100000" w14:sy="100000" w14:kx="0" w14:ky="0" w14:algn="tl">
+                            <w14:schemeClr w14:val="dk1">
+                              <w14:alpha w14:val="60000"/>
+                            </w14:schemeClr>
+                          </w14:shadow>
+                          <w14:textOutline w14:w="0" w14:cap="flat" w14:cmpd="sng" w14:algn="ctr">
+                            <w14:noFill/>
+                            <w14:prstDash w14:val="solid"/>
+                            <w14:round/>
+                          </w14:textOutline>
+                        </w:rPr>
+                      </w:pPr>
+                      <w:r>
+                        <w:rPr>
+                          <w:b/>
+                          <w:bCs/>
+                          <w:color w:val="000000" w:themeColor="text1"/>
+                          <w:sz w:val="32"/>
+                          <w:szCs w:val="32"/>
+                          <w:lang w:val="es-CL"/>
+                          <w14:shadow w14:blurRad="38100" w14:dist="19050" w14:dir="2700000" w14:sx="100000" w14:sy="100000" w14:kx="0" w14:ky="0" w14:algn="tl">
+                            <w14:schemeClr w14:val="dk1">
+                              <w14:alpha w14:val="60000"/>
+                            </w14:schemeClr>
+                          </w14:shadow>
+                          <w14:textOutline w14:w="0" w14:cap="flat" w14:cmpd="sng" w14:algn="ctr">
+                            <w14:noFill/>
+                            <w14:prstDash w14:val="solid"/>
+                            <w14:round/>
+                          </w14:textOutline>
+                        </w:rPr>
+                        <w:t>1</w:t>
+                      </w:r>
+                    </w:p>
+                  </w:txbxContent>
+                </v:textbox>
+                <w10:wrap anchorx="margin"/>
+              </v:rect>
+            </w:pict>
+          </mc:Fallback>
+        </mc:AlternateContent>
+      </w:r>
+      <w:proofErr w:type="spellStart"/>
+      <w:proofErr w:type="gramStart"/>
+      <w:r>
+        <w:rPr>
+          <w:highlight w:val="cyan"/>
+          <w:lang w:val="es-CL"/>
+        </w:rPr>
+        <w:t>exports.logout</w:t>
+      </w:r>
+      <w:proofErr w:type="spellEnd"/>
+      <w:proofErr w:type="gramEnd"/>
+      <w:r>
+        <w:rPr>
+          <w:highlight w:val="cyan"/>
+          <w:lang w:val="es-CL"/>
+        </w:rPr>
+        <w:t xml:space="preserve"> = (</w:t>
+      </w:r>
+      <w:proofErr w:type="spellStart"/>
+      <w:r>
+        <w:rPr>
+          <w:highlight w:val="cyan"/>
+          <w:lang w:val="es-CL"/>
+        </w:rPr>
+        <w:t>req</w:t>
+      </w:r>
+      <w:proofErr w:type="spellEnd"/>
+      <w:r>
+        <w:rPr>
+          <w:highlight w:val="cyan"/>
+          <w:lang w:val="es-CL"/>
+        </w:rPr>
+        <w:t>, res) =&gt; {</w:t>
+      </w:r>
+    </w:p>
+    <w:p>
+      <w:pPr>
+        <w:spacing w:line="240" w:lineRule="auto"/>
+        <w:jc w:val="both"/>
+        <w:rPr>
+          <w:highlight w:val="cyan"/>
+          <w:lang w:val="es-CL"/>
+        </w:rPr>
+      </w:pPr>
+      <w:r>
+        <w:rPr>
+          <w:highlight w:val="cyan"/>
+          <w:lang w:val="es-CL"/>
+        </w:rPr>
+        <w:t xml:space="preserve">    </w:t>
+      </w:r>
+      <w:proofErr w:type="spellStart"/>
+      <w:proofErr w:type="gramStart"/>
+      <w:r>
+        <w:rPr>
+          <w:highlight w:val="cyan"/>
+          <w:lang w:val="es-CL"/>
+        </w:rPr>
+        <w:t>res.clearCookie</w:t>
+      </w:r>
+      <w:proofErr w:type="spellEnd"/>
+      <w:proofErr w:type="gramEnd"/>
+      <w:r>
+        <w:rPr>
+          <w:highlight w:val="cyan"/>
+          <w:lang w:val="es-CL"/>
+        </w:rPr>
+        <w:t>("token");</w:t>
+      </w:r>
+    </w:p>
+    <w:p>
+      <w:pPr>
+        <w:spacing w:line="240" w:lineRule="auto"/>
+        <w:jc w:val="both"/>
+        <w:rPr>
+          <w:highlight w:val="cyan"/>
+          <w:lang w:val="es-CL"/>
+        </w:rPr>
+      </w:pPr>
+      <w:r>
+        <w:rPr>
+          <w:highlight w:val="cyan"/>
+          <w:lang w:val="es-CL"/>
+        </w:rPr>
+        <w:t xml:space="preserve">    </w:t>
+      </w:r>
+      <w:proofErr w:type="spellStart"/>
+      <w:proofErr w:type="gramStart"/>
+      <w:r>
+        <w:rPr>
+          <w:highlight w:val="cyan"/>
+          <w:lang w:val="es-CL"/>
+        </w:rPr>
+        <w:t>res.json</w:t>
+      </w:r>
+      <w:proofErr w:type="spellEnd"/>
+      <w:r>
+        <w:rPr>
+          <w:highlight w:val="cyan"/>
+          <w:lang w:val="es-CL"/>
+        </w:rPr>
+        <w:t xml:space="preserve">({ </w:t>
+      </w:r>
+      <w:proofErr w:type="spellStart"/>
+      <w:r>
+        <w:rPr>
+          <w:highlight w:val="cyan"/>
+          <w:lang w:val="es-CL"/>
+        </w:rPr>
+        <w:t>message</w:t>
+      </w:r>
+      <w:proofErr w:type="spellEnd"/>
+      <w:proofErr w:type="gramEnd"/>
+      <w:r>
+        <w:rPr>
+          <w:highlight w:val="cyan"/>
+          <w:lang w:val="es-CL"/>
+        </w:rPr>
+        <w:t>: "Sesión cerrada correctamente</w:t>
+      </w:r>
+      <w:proofErr w:type="gramStart"/>
+      <w:r>
+        <w:rPr>
+          <w:highlight w:val="cyan"/>
+          <w:lang w:val="es-CL"/>
+        </w:rPr>
+        <w:t>" }</w:t>
+      </w:r>
+      <w:proofErr w:type="gramEnd"/>
+      <w:r>
+        <w:rPr>
+          <w:highlight w:val="cyan"/>
+          <w:lang w:val="es-CL"/>
+        </w:rPr>
+        <w:t>);</w:t>
+      </w:r>
+    </w:p>
+    <w:p>
+      <w:pPr>
+        <w:spacing w:line="240" w:lineRule="auto"/>
+        <w:jc w:val="both"/>
+        <w:rPr>
+          <w:lang w:val="es-CL"/>
+        </w:rPr>
+      </w:pPr>
+      <w:r>
+        <w:rPr>
+          <w:highlight w:val="cyan"/>
+          <w:lang w:val="es-CL"/>
+        </w:rPr>
+        <w:t>};</w:t>
+      </w:r>
+    </w:p>
+    <w:p>
+      <w:pPr>
+        <w:spacing w:line="360" w:lineRule="auto"/>
+        <w:jc w:val="both"/>
+      </w:pPr>
+    </w:p>
+    <w:p>
+      <w:pPr>
+        <w:spacing w:line="360" w:lineRule="auto"/>
+        <w:jc w:val="both"/>
+      </w:pPr>
+      <w:r>
+        <w:t>En el cuadro N°1, lo que se hace es decirle al navegador/cliente que elimine la cookie llamada “token”, en esta “cookie” esta guardado el JWT cuando se realizo el “</w:t>
+      </w:r>
+      <w:proofErr w:type="spellStart"/>
+      <w:r>
+        <w:t>login</w:t>
+      </w:r>
+      <w:proofErr w:type="spellEnd"/>
+      <w:r>
+        <w:t>”, entonces al borrarla el cliente ya no tiene el token, ni los datos de conexión.</w:t>
+      </w:r>
+    </w:p>
+    <w:p/>
+    <w:p>
+      <w:pPr>
+        <w:jc w:val="both"/>
+      </w:pPr>
+      <w:r>
+        <w:t xml:space="preserve">La </w:t>
+      </w:r>
+      <w:proofErr w:type="spellStart"/>
+      <w:r>
+        <w:t>ultima</w:t>
+      </w:r>
+      <w:proofErr w:type="spellEnd"/>
+      <w:r>
+        <w:t xml:space="preserve"> línea es cuando nos encontramos en el </w:t>
+      </w:r>
+      <w:proofErr w:type="spellStart"/>
+      <w:r>
+        <w:t>frontend</w:t>
+      </w:r>
+      <w:proofErr w:type="spellEnd"/>
+      <w:r>
+        <w:t xml:space="preserve"> y al cerrar sesión, aparece el mensaje de “Sesión cerrada correctamente” al borrar la cookie.</w:t>
       </w:r>
     </w:p>
     <w:p/>
@@ -2230,186 +6790,2292 @@
     <w:p/>
     <w:p/>
     <w:p/>
-    <w:p/>
-    <w:p/>
-    <w:p/>
-    <w:p/>
-    <w:p/>
-    <w:p/>
-    <w:p/>
-    <w:p/>
-    <w:p/>
-    <w:p/>
-    <w:p/>
-    <w:p/>
-    <w:p>
+    <w:p>
+      <w:pPr>
+        <w:pStyle w:val="Ttulo1"/>
+      </w:pPr>
+      <w:bookmarkStart w:id="7" w:name="_Toc227088554"/>
       <w:r>
         <w:lastRenderedPageBreak/>
-        <w:t>AUTENTICACIÓN CON JWT Y USO DE COOKIES</w:t>
-      </w:r>
-    </w:p>
-    <w:p/>
-    <w:p/>
-    <w:p/>
-    <w:p/>
-    <w:p/>
-    <w:p/>
-    <w:p/>
-    <w:p/>
-    <w:p/>
-    <w:p/>
-    <w:p/>
-    <w:p/>
-    <w:p/>
-    <w:p/>
-    <w:p/>
-    <w:p/>
-    <w:p/>
-    <w:p/>
-    <w:p/>
-    <w:p/>
-    <w:p/>
-    <w:p/>
-    <w:p/>
-    <w:p/>
-    <w:p/>
-    <w:p/>
-    <w:p>
+        <w:t>PRUEBAS DEL SISTEMA</w:t>
+      </w:r>
+      <w:bookmarkEnd w:id="7"/>
+    </w:p>
+    <w:p>
+      <w:pPr>
+        <w:jc w:val="both"/>
+      </w:pPr>
+    </w:p>
+    <w:p>
+      <w:pPr>
+        <w:jc w:val="both"/>
+      </w:pPr>
+      <w:r>
+        <w:t xml:space="preserve">Para realizar las pruebas del sistema, debemos considerar algunos antecedentes, este trabajo subido a </w:t>
+      </w:r>
+      <w:proofErr w:type="spellStart"/>
+      <w:r>
+        <w:t>Gitub</w:t>
+      </w:r>
+      <w:proofErr w:type="spellEnd"/>
+      <w:r>
+        <w:t xml:space="preserve"> se </w:t>
+      </w:r>
+      <w:r>
+        <w:t>trabajó</w:t>
+      </w:r>
+      <w:r>
+        <w:t xml:space="preserve"> en VSC “Visual Studio Code” en este programa se simula y se realiza todo el trabajo de código del servidor o pagina que hemos realizado, pero este por mismo no es capaz de visualizar una pagina que no hallamos realizado, en esta caso como el trabajo fue solo </w:t>
+      </w:r>
+      <w:proofErr w:type="spellStart"/>
+      <w:r>
+        <w:t>backend</w:t>
+      </w:r>
+      <w:proofErr w:type="spellEnd"/>
+      <w:r>
+        <w:t>, no existe una pagina principal de inicio o paginas internas, por lo cual se utiliza un programa llamado Postman, que permite enviar solicitudes HTTP al servidor Express.js y de esta forma obtener las respuestas sobre nuestro trabajo</w:t>
+      </w:r>
+      <w:r>
+        <w:t>, una vez indicado esto procedemos a mostrar las pruebas del sistema.</w:t>
+      </w:r>
+      <w:r>
+        <w:br/>
+      </w:r>
+    </w:p>
+    <w:p>
+      <w:pPr>
+        <w:keepNext/>
+        <w:jc w:val="both"/>
+      </w:pPr>
+      <w:r>
+        <w:drawing>
+          <wp:inline distT="0" distB="0" distL="0" distR="0" wp14:anchorId="02FCBE9D" wp14:editId="3A2F6F6B">
+            <wp:extent cx="5612130" cy="4182110"/>
+            <wp:effectExtent l="19050" t="19050" r="26670" b="27940"/>
+            <wp:docPr id="345456753" name="Imagen 1"/>
+            <wp:cNvGraphicFramePr>
+              <a:graphicFrameLocks xmlns:a="http://schemas.openxmlformats.org/drawingml/2006/main" noChangeAspect="1"/>
+            </wp:cNvGraphicFramePr>
+            <a:graphic xmlns:a="http://schemas.openxmlformats.org/drawingml/2006/main">
+              <a:graphicData uri="http://schemas.openxmlformats.org/drawingml/2006/picture">
+                <pic:pic xmlns:pic="http://schemas.openxmlformats.org/drawingml/2006/picture">
+                  <pic:nvPicPr>
+                    <pic:cNvPr id="345456753" name=""/>
+                    <pic:cNvPicPr/>
+                  </pic:nvPicPr>
+                  <pic:blipFill>
+                    <a:blip r:embed="rId7"/>
+                    <a:stretch>
+                      <a:fillRect/>
+                    </a:stretch>
+                  </pic:blipFill>
+                  <pic:spPr>
+                    <a:xfrm>
+                      <a:off x="0" y="0"/>
+                      <a:ext cx="5612130" cy="4182110"/>
+                    </a:xfrm>
+                    <a:prstGeom prst="rect">
+                      <a:avLst/>
+                    </a:prstGeom>
+                    <a:ln>
+                      <a:solidFill>
+                        <a:schemeClr val="tx1"/>
+                      </a:solidFill>
+                    </a:ln>
+                  </pic:spPr>
+                </pic:pic>
+              </a:graphicData>
+            </a:graphic>
+          </wp:inline>
+        </w:drawing>
+      </w:r>
+    </w:p>
+    <w:p>
+      <w:pPr>
+        <w:pStyle w:val="Descripcin"/>
+        <w:jc w:val="both"/>
+      </w:pPr>
+      <w:r>
+        <w:t xml:space="preserve">Ilustración </w:t>
+      </w:r>
+      <w:fldSimple w:instr=" SEQ Ilustración \* ARABIC ">
+        <w:r>
+          <w:rPr>
+            <w:noProof/>
+          </w:rPr>
+          <w:t>1</w:t>
+        </w:r>
+      </w:fldSimple>
+      <w:r>
+        <w:t>. Trabajo semana 4 en VSC.</w:t>
+      </w:r>
+    </w:p>
+    <w:p>
+      <w:pPr>
+        <w:jc w:val="both"/>
+      </w:pPr>
+    </w:p>
+    <w:p>
+      <w:pPr>
+        <w:jc w:val="both"/>
+      </w:pPr>
+      <w:r>
+        <w:t xml:space="preserve">Para realizar las pruebas, se </w:t>
+      </w:r>
+      <w:proofErr w:type="spellStart"/>
+      <w:r>
+        <w:t>descargo</w:t>
+      </w:r>
+      <w:proofErr w:type="spellEnd"/>
+      <w:r>
+        <w:t xml:space="preserve"> también “</w:t>
+      </w:r>
+      <w:proofErr w:type="spellStart"/>
+      <w:r>
+        <w:t>node_modules</w:t>
+      </w:r>
+      <w:proofErr w:type="spellEnd"/>
+      <w:r>
+        <w:t xml:space="preserve">” para simular la </w:t>
+      </w:r>
+      <w:proofErr w:type="spellStart"/>
+      <w:r>
+        <w:t>pagina</w:t>
+      </w:r>
+      <w:proofErr w:type="spellEnd"/>
+      <w:r>
+        <w:t>, ya con esto debemos abrir una terminal e iniciar “</w:t>
+      </w:r>
+      <w:proofErr w:type="spellStart"/>
+      <w:r>
+        <w:t>node</w:t>
+      </w:r>
+      <w:proofErr w:type="spellEnd"/>
+      <w:r>
+        <w:t xml:space="preserve"> app.js”.</w:t>
+      </w:r>
+    </w:p>
+    <w:p>
+      <w:pPr>
+        <w:jc w:val="both"/>
+      </w:pPr>
+    </w:p>
+    <w:p>
+      <w:pPr>
+        <w:keepNext/>
+        <w:jc w:val="both"/>
+      </w:pPr>
+      <w:r>
+        <w:drawing>
+          <wp:inline distT="0" distB="0" distL="0" distR="0" wp14:anchorId="30FEB3A2" wp14:editId="6E78DBFA">
+            <wp:extent cx="5560484" cy="810293"/>
+            <wp:effectExtent l="19050" t="19050" r="21590" b="27940"/>
+            <wp:docPr id="1286792549" name="Imagen 1"/>
+            <wp:cNvGraphicFramePr>
+              <a:graphicFrameLocks xmlns:a="http://schemas.openxmlformats.org/drawingml/2006/main" noChangeAspect="1"/>
+            </wp:cNvGraphicFramePr>
+            <a:graphic xmlns:a="http://schemas.openxmlformats.org/drawingml/2006/main">
+              <a:graphicData uri="http://schemas.openxmlformats.org/drawingml/2006/picture">
+                <pic:pic xmlns:pic="http://schemas.openxmlformats.org/drawingml/2006/picture">
+                  <pic:nvPicPr>
+                    <pic:cNvPr id="1286792549" name=""/>
+                    <pic:cNvPicPr/>
+                  </pic:nvPicPr>
+                  <pic:blipFill rotWithShape="1">
+                    <a:blip r:embed="rId8"/>
+                    <a:srcRect t="75857" r="34182"/>
+                    <a:stretch>
+                      <a:fillRect/>
+                    </a:stretch>
+                  </pic:blipFill>
+                  <pic:spPr bwMode="auto">
+                    <a:xfrm>
+                      <a:off x="0" y="0"/>
+                      <a:ext cx="5715441" cy="832874"/>
+                    </a:xfrm>
+                    <a:prstGeom prst="rect">
+                      <a:avLst/>
+                    </a:prstGeom>
+                    <a:ln w="9525" cap="flat" cmpd="sng" algn="ctr">
+                      <a:solidFill>
+                        <a:sysClr val="windowText" lastClr="000000"/>
+                      </a:solidFill>
+                      <a:prstDash val="solid"/>
+                      <a:round/>
+                      <a:headEnd type="none" w="med" len="med"/>
+                      <a:tailEnd type="none" w="med" len="med"/>
+                      <a:extLst>
+                        <a:ext uri="{C807C97D-BFC1-408E-A445-0C87EB9F89A2}">
+                          <ask:lineSketchStyleProps xmlns:ask="http://schemas.microsoft.com/office/drawing/2018/sketchyshapes" sd="0">
+                            <a:custGeom>
+                              <a:avLst/>
+                              <a:gdLst/>
+                              <a:ahLst/>
+                              <a:cxnLst/>
+                              <a:rect l="0" t="0" r="0" b="0"/>
+                              <a:pathLst/>
+                            </a:custGeom>
+                            <ask:type/>
+                          </ask:lineSketchStyleProps>
+                        </a:ext>
+                      </a:extLst>
+                    </a:ln>
+                    <a:extLst>
+                      <a:ext uri="{53640926-AAD7-44D8-BBD7-CCE9431645EC}">
+                        <a14:shadowObscured xmlns:a14="http://schemas.microsoft.com/office/drawing/2010/main"/>
+                      </a:ext>
+                    </a:extLst>
+                  </pic:spPr>
+                </pic:pic>
+              </a:graphicData>
+            </a:graphic>
+          </wp:inline>
+        </w:drawing>
+      </w:r>
+    </w:p>
+    <w:p>
+      <w:pPr>
+        <w:pStyle w:val="Descripcin"/>
+        <w:jc w:val="both"/>
+      </w:pPr>
+      <w:r>
+        <w:t xml:space="preserve">Ilustración </w:t>
+      </w:r>
+      <w:fldSimple w:instr=" SEQ Ilustración \* ARABIC ">
+        <w:r>
+          <w:rPr>
+            <w:noProof/>
+          </w:rPr>
+          <w:t>2</w:t>
+        </w:r>
+      </w:fldSimple>
+      <w:r>
+        <w:t>. Activación del servidor “</w:t>
+      </w:r>
+      <w:proofErr w:type="spellStart"/>
+      <w:r>
+        <w:t>node</w:t>
+      </w:r>
+      <w:proofErr w:type="spellEnd"/>
+      <w:r>
+        <w:t xml:space="preserve"> app.js” en http://localhost:3000</w:t>
+      </w:r>
+    </w:p>
+    <w:p>
+      <w:pPr>
+        <w:jc w:val="both"/>
+      </w:pPr>
+      <w:r>
+        <w:t>Con el servidor corriendo y ya habiendo descargo el programa Postman,</w:t>
+      </w:r>
+    </w:p>
+    <w:p>
+      <w:pPr>
+        <w:jc w:val="both"/>
+      </w:pPr>
+    </w:p>
+    <w:p>
+      <w:pPr>
+        <w:keepNext/>
+        <w:jc w:val="both"/>
+      </w:pPr>
+      <w:r>
+        <w:rPr>
+          <w:noProof/>
+          <w:highlight w:val="cyan"/>
+          <w:lang w:val="es-CL"/>
+        </w:rPr>
+        <mc:AlternateContent>
+          <mc:Choice Requires="wps">
+            <w:drawing>
+              <wp:anchor distT="0" distB="0" distL="114300" distR="114300" simplePos="0" relativeHeight="251681792" behindDoc="0" locked="0" layoutInCell="1" allowOverlap="1" wp14:anchorId="17FB7327" wp14:editId="482CB955">
+                <wp:simplePos x="0" y="0"/>
+                <wp:positionH relativeFrom="margin">
+                  <wp:posOffset>661035</wp:posOffset>
+                </wp:positionH>
+                <wp:positionV relativeFrom="paragraph">
+                  <wp:posOffset>1864995</wp:posOffset>
+                </wp:positionV>
+                <wp:extent cx="991870" cy="402590"/>
+                <wp:effectExtent l="19050" t="19050" r="17780" b="16510"/>
+                <wp:wrapNone/>
+                <wp:docPr id="497125985" name="Rectángulo 1"/>
+                <wp:cNvGraphicFramePr/>
+                <a:graphic xmlns:a="http://schemas.openxmlformats.org/drawingml/2006/main">
+                  <a:graphicData uri="http://schemas.microsoft.com/office/word/2010/wordprocessingShape">
+                    <wps:wsp>
+                      <wps:cNvSpPr/>
+                      <wps:spPr>
+                        <a:xfrm>
+                          <a:off x="0" y="0"/>
+                          <a:ext cx="991870" cy="402590"/>
+                        </a:xfrm>
+                        <a:prstGeom prst="rect">
+                          <a:avLst/>
+                        </a:prstGeom>
+                        <a:solidFill>
+                          <a:srgbClr val="FFFF00">
+                            <a:alpha val="32000"/>
+                          </a:srgbClr>
+                        </a:solidFill>
+                        <a:ln w="28575">
+                          <a:solidFill>
+                            <a:srgbClr val="EE0000"/>
+                          </a:solidFill>
+                        </a:ln>
+                      </wps:spPr>
+                      <wps:style>
+                        <a:lnRef idx="2">
+                          <a:schemeClr val="accent1">
+                            <a:shade val="15000"/>
+                          </a:schemeClr>
+                        </a:lnRef>
+                        <a:fillRef idx="1">
+                          <a:schemeClr val="accent1"/>
+                        </a:fillRef>
+                        <a:effectRef idx="0">
+                          <a:schemeClr val="accent1"/>
+                        </a:effectRef>
+                        <a:fontRef idx="minor">
+                          <a:schemeClr val="lt1"/>
+                        </a:fontRef>
+                      </wps:style>
+                      <wps:txbx>
+                        <w:txbxContent>
+                          <w:p>
+                            <w:pPr>
+                              <w:jc w:val="right"/>
+                              <w:rPr>
+                                <w:b/>
+                                <w:bCs/>
+                                <w:color w:val="000000" w:themeColor="text1"/>
+                                <w:sz w:val="32"/>
+                                <w:szCs w:val="32"/>
+                                <w:lang w:val="es-CL"/>
+                                <w14:shadow w14:blurRad="38100" w14:dist="19050" w14:dir="2700000" w14:sx="100000" w14:sy="100000" w14:kx="0" w14:ky="0" w14:algn="tl">
+                                  <w14:schemeClr w14:val="dk1">
+                                    <w14:alpha w14:val="60000"/>
+                                  </w14:schemeClr>
+                                </w14:shadow>
+                                <w14:textOutline w14:w="0" w14:cap="flat" w14:cmpd="sng" w14:algn="ctr">
+                                  <w14:noFill/>
+                                  <w14:prstDash w14:val="solid"/>
+                                  <w14:round/>
+                                </w14:textOutline>
+                              </w:rPr>
+                            </w:pPr>
+                            <w:r>
+                              <w:rPr>
+                                <w:b/>
+                                <w:bCs/>
+                                <w:color w:val="000000" w:themeColor="text1"/>
+                                <w:sz w:val="32"/>
+                                <w:szCs w:val="32"/>
+                                <w:lang w:val="es-CL"/>
+                                <w14:shadow w14:blurRad="38100" w14:dist="19050" w14:dir="2700000" w14:sx="100000" w14:sy="100000" w14:kx="0" w14:ky="0" w14:algn="tl">
+                                  <w14:schemeClr w14:val="dk1">
+                                    <w14:alpha w14:val="60000"/>
+                                  </w14:schemeClr>
+                                </w14:shadow>
+                                <w14:textOutline w14:w="0" w14:cap="flat" w14:cmpd="sng" w14:algn="ctr">
+                                  <w14:noFill/>
+                                  <w14:prstDash w14:val="solid"/>
+                                  <w14:round/>
+                                </w14:textOutline>
+                              </w:rPr>
+                              <w:t>8</w:t>
+                            </w:r>
+                          </w:p>
+                        </w:txbxContent>
+                      </wps:txbx>
+                      <wps:bodyPr rot="0" spcFirstLastPara="0" vertOverflow="overflow" horzOverflow="overflow" vert="horz" wrap="square" lIns="91440" tIns="45720" rIns="91440" bIns="45720" numCol="1" spcCol="0" rtlCol="0" fromWordArt="0" anchor="ctr" anchorCtr="0" forceAA="0" compatLnSpc="1">
+                        <a:prstTxWarp prst="textNoShape">
+                          <a:avLst/>
+                        </a:prstTxWarp>
+                        <a:noAutofit/>
+                      </wps:bodyPr>
+                    </wps:wsp>
+                  </a:graphicData>
+                </a:graphic>
+                <wp14:sizeRelH relativeFrom="margin">
+                  <wp14:pctWidth>0</wp14:pctWidth>
+                </wp14:sizeRelH>
+                <wp14:sizeRelV relativeFrom="margin">
+                  <wp14:pctHeight>0</wp14:pctHeight>
+                </wp14:sizeRelV>
+              </wp:anchor>
+            </w:drawing>
+          </mc:Choice>
+          <mc:Fallback>
+            <w:pict>
+              <v:rect w14:anchorId="17FB7327" id="_x0000_s1030" style="position:absolute;left:0;text-align:left;margin-left:52.05pt;margin-top:146.85pt;width:78.1pt;height:31.7pt;z-index:251681792;visibility:visible;mso-wrap-style:square;mso-width-percent:0;mso-height-percent:0;mso-wrap-distance-left:9pt;mso-wrap-distance-top:0;mso-wrap-distance-right:9pt;mso-wrap-distance-bottom:0;mso-position-horizontal:absolute;mso-position-horizontal-relative:margin;mso-position-vertical:absolute;mso-position-vertical-relative:text;mso-width-percent:0;mso-height-percent:0;mso-width-relative:margin;mso-height-relative:margin;v-text-anchor:middle" o:gfxdata="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" fillcolor="yellow" strokecolor="#e00" strokeweight="2.25pt">
+                <v:fill opacity="21074f"/>
+                <v:textbox>
+                  <w:txbxContent>
+                    <w:p>
+                      <w:pPr>
+                        <w:jc w:val="right"/>
+                        <w:rPr>
+                          <w:b/>
+                          <w:bCs/>
+                          <w:color w:val="000000" w:themeColor="text1"/>
+                          <w:sz w:val="32"/>
+                          <w:szCs w:val="32"/>
+                          <w:lang w:val="es-CL"/>
+                          <w14:shadow w14:blurRad="38100" w14:dist="19050" w14:dir="2700000" w14:sx="100000" w14:sy="100000" w14:kx="0" w14:ky="0" w14:algn="tl">
+                            <w14:schemeClr w14:val="dk1">
+                              <w14:alpha w14:val="60000"/>
+                            </w14:schemeClr>
+                          </w14:shadow>
+                          <w14:textOutline w14:w="0" w14:cap="flat" w14:cmpd="sng" w14:algn="ctr">
+                            <w14:noFill/>
+                            <w14:prstDash w14:val="solid"/>
+                            <w14:round/>
+                          </w14:textOutline>
+                        </w:rPr>
+                      </w:pPr>
+                      <w:r>
+                        <w:rPr>
+                          <w:b/>
+                          <w:bCs/>
+                          <w:color w:val="000000" w:themeColor="text1"/>
+                          <w:sz w:val="32"/>
+                          <w:szCs w:val="32"/>
+                          <w:lang w:val="es-CL"/>
+                          <w14:shadow w14:blurRad="38100" w14:dist="19050" w14:dir="2700000" w14:sx="100000" w14:sy="100000" w14:kx="0" w14:ky="0" w14:algn="tl">
+                            <w14:schemeClr w14:val="dk1">
+                              <w14:alpha w14:val="60000"/>
+                            </w14:schemeClr>
+                          </w14:shadow>
+                          <w14:textOutline w14:w="0" w14:cap="flat" w14:cmpd="sng" w14:algn="ctr">
+                            <w14:noFill/>
+                            <w14:prstDash w14:val="solid"/>
+                            <w14:round/>
+                          </w14:textOutline>
+                        </w:rPr>
+                        <w:t>8</w:t>
+                      </w:r>
+                    </w:p>
+                  </w:txbxContent>
+                </v:textbox>
+                <w10:wrap anchorx="margin"/>
+              </v:rect>
+            </w:pict>
+          </mc:Fallback>
+        </mc:AlternateContent>
+      </w:r>
+      <w:r>
+        <w:rPr>
+          <w:noProof/>
+          <w:highlight w:val="cyan"/>
+          <w:lang w:val="es-CL"/>
+        </w:rPr>
+        <mc:AlternateContent>
+          <mc:Choice Requires="wps">
+            <w:drawing>
+              <wp:anchor distT="0" distB="0" distL="114300" distR="114300" simplePos="0" relativeHeight="251679744" behindDoc="0" locked="0" layoutInCell="1" allowOverlap="1" wp14:anchorId="020BEC85" wp14:editId="1135D45B">
+                <wp:simplePos x="0" y="0"/>
+                <wp:positionH relativeFrom="margin">
+                  <wp:posOffset>828675</wp:posOffset>
+                </wp:positionH>
+                <wp:positionV relativeFrom="paragraph">
+                  <wp:posOffset>1189355</wp:posOffset>
+                </wp:positionV>
+                <wp:extent cx="991870" cy="402590"/>
+                <wp:effectExtent l="19050" t="19050" r="17780" b="16510"/>
+                <wp:wrapNone/>
+                <wp:docPr id="540692441" name="Rectángulo 1"/>
+                <wp:cNvGraphicFramePr/>
+                <a:graphic xmlns:a="http://schemas.openxmlformats.org/drawingml/2006/main">
+                  <a:graphicData uri="http://schemas.microsoft.com/office/word/2010/wordprocessingShape">
+                    <wps:wsp>
+                      <wps:cNvSpPr/>
+                      <wps:spPr>
+                        <a:xfrm>
+                          <a:off x="0" y="0"/>
+                          <a:ext cx="991870" cy="402590"/>
+                        </a:xfrm>
+                        <a:prstGeom prst="rect">
+                          <a:avLst/>
+                        </a:prstGeom>
+                        <a:solidFill>
+                          <a:srgbClr val="FFFF00">
+                            <a:alpha val="32000"/>
+                          </a:srgbClr>
+                        </a:solidFill>
+                        <a:ln w="28575">
+                          <a:solidFill>
+                            <a:srgbClr val="EE0000"/>
+                          </a:solidFill>
+                        </a:ln>
+                      </wps:spPr>
+                      <wps:style>
+                        <a:lnRef idx="2">
+                          <a:schemeClr val="accent1">
+                            <a:shade val="15000"/>
+                          </a:schemeClr>
+                        </a:lnRef>
+                        <a:fillRef idx="1">
+                          <a:schemeClr val="accent1"/>
+                        </a:fillRef>
+                        <a:effectRef idx="0">
+                          <a:schemeClr val="accent1"/>
+                        </a:effectRef>
+                        <a:fontRef idx="minor">
+                          <a:schemeClr val="lt1"/>
+                        </a:fontRef>
+                      </wps:style>
+                      <wps:txbx>
+                        <w:txbxContent>
+                          <w:p>
+                            <w:pPr>
+                              <w:jc w:val="right"/>
+                              <w:rPr>
+                                <w:b/>
+                                <w:bCs/>
+                                <w:color w:val="000000" w:themeColor="text1"/>
+                                <w:sz w:val="32"/>
+                                <w:szCs w:val="32"/>
+                                <w:lang w:val="es-CL"/>
+                                <w14:shadow w14:blurRad="38100" w14:dist="19050" w14:dir="2700000" w14:sx="100000" w14:sy="100000" w14:kx="0" w14:ky="0" w14:algn="tl">
+                                  <w14:schemeClr w14:val="dk1">
+                                    <w14:alpha w14:val="60000"/>
+                                  </w14:schemeClr>
+                                </w14:shadow>
+                                <w14:textOutline w14:w="0" w14:cap="flat" w14:cmpd="sng" w14:algn="ctr">
+                                  <w14:noFill/>
+                                  <w14:prstDash w14:val="solid"/>
+                                  <w14:round/>
+                                </w14:textOutline>
+                              </w:rPr>
+                            </w:pPr>
+                            <w:r>
+                              <w:rPr>
+                                <w:b/>
+                                <w:bCs/>
+                                <w:color w:val="000000" w:themeColor="text1"/>
+                                <w:sz w:val="32"/>
+                                <w:szCs w:val="32"/>
+                                <w:lang w:val="es-CL"/>
+                                <w14:shadow w14:blurRad="38100" w14:dist="19050" w14:dir="2700000" w14:sx="100000" w14:sy="100000" w14:kx="0" w14:ky="0" w14:algn="tl">
+                                  <w14:schemeClr w14:val="dk1">
+                                    <w14:alpha w14:val="60000"/>
+                                  </w14:schemeClr>
+                                </w14:shadow>
+                                <w14:textOutline w14:w="0" w14:cap="flat" w14:cmpd="sng" w14:algn="ctr">
+                                  <w14:noFill/>
+                                  <w14:prstDash w14:val="solid"/>
+                                  <w14:round/>
+                                </w14:textOutline>
+                              </w:rPr>
+                              <w:t>7</w:t>
+                            </w:r>
+                          </w:p>
+                        </w:txbxContent>
+                      </wps:txbx>
+                      <wps:bodyPr rot="0" spcFirstLastPara="0" vertOverflow="overflow" horzOverflow="overflow" vert="horz" wrap="square" lIns="91440" tIns="45720" rIns="91440" bIns="45720" numCol="1" spcCol="0" rtlCol="0" fromWordArt="0" anchor="ctr" anchorCtr="0" forceAA="0" compatLnSpc="1">
+                        <a:prstTxWarp prst="textNoShape">
+                          <a:avLst/>
+                        </a:prstTxWarp>
+                        <a:noAutofit/>
+                      </wps:bodyPr>
+                    </wps:wsp>
+                  </a:graphicData>
+                </a:graphic>
+                <wp14:sizeRelH relativeFrom="margin">
+                  <wp14:pctWidth>0</wp14:pctWidth>
+                </wp14:sizeRelH>
+                <wp14:sizeRelV relativeFrom="margin">
+                  <wp14:pctHeight>0</wp14:pctHeight>
+                </wp14:sizeRelV>
+              </wp:anchor>
+            </w:drawing>
+          </mc:Choice>
+          <mc:Fallback>
+            <w:pict>
+              <v:rect w14:anchorId="020BEC85" id="_x0000_s1031" style="position:absolute;left:0;text-align:left;margin-left:65.25pt;margin-top:93.65pt;width:78.1pt;height:31.7pt;z-index:251679744;visibility:visible;mso-wrap-style:square;mso-width-percent:0;mso-height-percent:0;mso-wrap-distance-left:9pt;mso-wrap-distance-top:0;mso-wrap-distance-right:9pt;mso-wrap-distance-bottom:0;mso-position-horizontal:absolute;mso-position-horizontal-relative:margin;mso-position-vertical:absolute;mso-position-vertical-relative:text;mso-width-percent:0;mso-height-percent:0;mso-width-relative:margin;mso-height-relative:margin;v-text-anchor:middle" o:gfxdata="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" fillcolor="yellow" strokecolor="#e00" strokeweight="2.25pt">
+                <v:fill opacity="21074f"/>
+                <v:textbox>
+                  <w:txbxContent>
+                    <w:p>
+                      <w:pPr>
+                        <w:jc w:val="right"/>
+                        <w:rPr>
+                          <w:b/>
+                          <w:bCs/>
+                          <w:color w:val="000000" w:themeColor="text1"/>
+                          <w:sz w:val="32"/>
+                          <w:szCs w:val="32"/>
+                          <w:lang w:val="es-CL"/>
+                          <w14:shadow w14:blurRad="38100" w14:dist="19050" w14:dir="2700000" w14:sx="100000" w14:sy="100000" w14:kx="0" w14:ky="0" w14:algn="tl">
+                            <w14:schemeClr w14:val="dk1">
+                              <w14:alpha w14:val="60000"/>
+                            </w14:schemeClr>
+                          </w14:shadow>
+                          <w14:textOutline w14:w="0" w14:cap="flat" w14:cmpd="sng" w14:algn="ctr">
+                            <w14:noFill/>
+                            <w14:prstDash w14:val="solid"/>
+                            <w14:round/>
+                          </w14:textOutline>
+                        </w:rPr>
+                      </w:pPr>
+                      <w:r>
+                        <w:rPr>
+                          <w:b/>
+                          <w:bCs/>
+                          <w:color w:val="000000" w:themeColor="text1"/>
+                          <w:sz w:val="32"/>
+                          <w:szCs w:val="32"/>
+                          <w:lang w:val="es-CL"/>
+                          <w14:shadow w14:blurRad="38100" w14:dist="19050" w14:dir="2700000" w14:sx="100000" w14:sy="100000" w14:kx="0" w14:ky="0" w14:algn="tl">
+                            <w14:schemeClr w14:val="dk1">
+                              <w14:alpha w14:val="60000"/>
+                            </w14:schemeClr>
+                          </w14:shadow>
+                          <w14:textOutline w14:w="0" w14:cap="flat" w14:cmpd="sng" w14:algn="ctr">
+                            <w14:noFill/>
+                            <w14:prstDash w14:val="solid"/>
+                            <w14:round/>
+                          </w14:textOutline>
+                        </w:rPr>
+                        <w:t>7</w:t>
+                      </w:r>
+                    </w:p>
+                  </w:txbxContent>
+                </v:textbox>
+                <w10:wrap anchorx="margin"/>
+              </v:rect>
+            </w:pict>
+          </mc:Fallback>
+        </mc:AlternateContent>
+      </w:r>
+      <w:r>
+        <w:rPr>
+          <w:noProof/>
+          <w:highlight w:val="cyan"/>
+          <w:lang w:val="es-CL"/>
+        </w:rPr>
+        <mc:AlternateContent>
+          <mc:Choice Requires="wps">
+            <w:drawing>
+              <wp:anchor distT="0" distB="0" distL="114300" distR="114300" simplePos="0" relativeHeight="251677696" behindDoc="0" locked="0" layoutInCell="1" allowOverlap="1" wp14:anchorId="0F94A642" wp14:editId="73A7955C">
+                <wp:simplePos x="0" y="0"/>
+                <wp:positionH relativeFrom="margin">
+                  <wp:posOffset>2693035</wp:posOffset>
+                </wp:positionH>
+                <wp:positionV relativeFrom="paragraph">
+                  <wp:posOffset>955675</wp:posOffset>
+                </wp:positionV>
+                <wp:extent cx="509270" cy="342900"/>
+                <wp:effectExtent l="19050" t="19050" r="24130" b="19050"/>
+                <wp:wrapNone/>
+                <wp:docPr id="23394338" name="Rectángulo 1"/>
+                <wp:cNvGraphicFramePr/>
+                <a:graphic xmlns:a="http://schemas.openxmlformats.org/drawingml/2006/main">
+                  <a:graphicData uri="http://schemas.microsoft.com/office/word/2010/wordprocessingShape">
+                    <wps:wsp>
+                      <wps:cNvSpPr/>
+                      <wps:spPr>
+                        <a:xfrm>
+                          <a:off x="0" y="0"/>
+                          <a:ext cx="509270" cy="342900"/>
+                        </a:xfrm>
+                        <a:prstGeom prst="rect">
+                          <a:avLst/>
+                        </a:prstGeom>
+                        <a:solidFill>
+                          <a:srgbClr val="FFFF00">
+                            <a:alpha val="32000"/>
+                          </a:srgbClr>
+                        </a:solidFill>
+                        <a:ln w="28575">
+                          <a:solidFill>
+                            <a:srgbClr val="EE0000"/>
+                          </a:solidFill>
+                        </a:ln>
+                      </wps:spPr>
+                      <wps:style>
+                        <a:lnRef idx="2">
+                          <a:schemeClr val="accent1">
+                            <a:shade val="15000"/>
+                          </a:schemeClr>
+                        </a:lnRef>
+                        <a:fillRef idx="1">
+                          <a:schemeClr val="accent1"/>
+                        </a:fillRef>
+                        <a:effectRef idx="0">
+                          <a:schemeClr val="accent1"/>
+                        </a:effectRef>
+                        <a:fontRef idx="minor">
+                          <a:schemeClr val="lt1"/>
+                        </a:fontRef>
+                      </wps:style>
+                      <wps:txbx>
+                        <w:txbxContent>
+                          <w:p>
+                            <w:pPr>
+                              <w:jc w:val="right"/>
+                              <w:rPr>
+                                <w:b/>
+                                <w:bCs/>
+                                <w:color w:val="000000" w:themeColor="text1"/>
+                                <w:sz w:val="32"/>
+                                <w:szCs w:val="32"/>
+                                <w:lang w:val="es-CL"/>
+                                <w14:shadow w14:blurRad="38100" w14:dist="19050" w14:dir="2700000" w14:sx="100000" w14:sy="100000" w14:kx="0" w14:ky="0" w14:algn="tl">
+                                  <w14:schemeClr w14:val="dk1">
+                                    <w14:alpha w14:val="60000"/>
+                                  </w14:schemeClr>
+                                </w14:shadow>
+                                <w14:textOutline w14:w="0" w14:cap="flat" w14:cmpd="sng" w14:algn="ctr">
+                                  <w14:noFill/>
+                                  <w14:prstDash w14:val="solid"/>
+                                  <w14:round/>
+                                </w14:textOutline>
+                              </w:rPr>
+                            </w:pPr>
+                            <w:r>
+                              <w:rPr>
+                                <w:b/>
+                                <w:bCs/>
+                                <w:color w:val="000000" w:themeColor="text1"/>
+                                <w:sz w:val="32"/>
+                                <w:szCs w:val="32"/>
+                                <w:lang w:val="es-CL"/>
+                                <w14:shadow w14:blurRad="38100" w14:dist="19050" w14:dir="2700000" w14:sx="100000" w14:sy="100000" w14:kx="0" w14:ky="0" w14:algn="tl">
+                                  <w14:schemeClr w14:val="dk1">
+                                    <w14:alpha w14:val="60000"/>
+                                  </w14:schemeClr>
+                                </w14:shadow>
+                                <w14:textOutline w14:w="0" w14:cap="flat" w14:cmpd="sng" w14:algn="ctr">
+                                  <w14:noFill/>
+                                  <w14:prstDash w14:val="solid"/>
+                                  <w14:round/>
+                                </w14:textOutline>
+                              </w:rPr>
+                              <w:t>6</w:t>
+                            </w:r>
+                          </w:p>
+                        </w:txbxContent>
+                      </wps:txbx>
+                      <wps:bodyPr rot="0" spcFirstLastPara="0" vertOverflow="overflow" horzOverflow="overflow" vert="horz" wrap="square" lIns="91440" tIns="45720" rIns="91440" bIns="45720" numCol="1" spcCol="0" rtlCol="0" fromWordArt="0" anchor="ctr" anchorCtr="0" forceAA="0" compatLnSpc="1">
+                        <a:prstTxWarp prst="textNoShape">
+                          <a:avLst/>
+                        </a:prstTxWarp>
+                        <a:noAutofit/>
+                      </wps:bodyPr>
+                    </wps:wsp>
+                  </a:graphicData>
+                </a:graphic>
+                <wp14:sizeRelH relativeFrom="margin">
+                  <wp14:pctWidth>0</wp14:pctWidth>
+                </wp14:sizeRelH>
+                <wp14:sizeRelV relativeFrom="margin">
+                  <wp14:pctHeight>0</wp14:pctHeight>
+                </wp14:sizeRelV>
+              </wp:anchor>
+            </w:drawing>
+          </mc:Choice>
+          <mc:Fallback>
+            <w:pict>
+              <v:rect w14:anchorId="0F94A642" id="_x0000_s1032" style="position:absolute;left:0;text-align:left;margin-left:212.05pt;margin-top:75.25pt;width:40.1pt;height:27pt;z-index:251677696;visibility:visible;mso-wrap-style:square;mso-width-percent:0;mso-height-percent:0;mso-wrap-distance-left:9pt;mso-wrap-distance-top:0;mso-wrap-distance-right:9pt;mso-wrap-distance-bottom:0;mso-position-horizontal:absolute;mso-position-horizontal-relative:margin;mso-position-vertical:absolute;mso-position-vertical-relative:text;mso-width-percent:0;mso-height-percent:0;mso-width-relative:margin;mso-height-relative:margin;v-text-anchor:middle" o:gfxdata="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" fillcolor="yellow" strokecolor="#e00" strokeweight="2.25pt">
+                <v:fill opacity="21074f"/>
+                <v:textbox>
+                  <w:txbxContent>
+                    <w:p>
+                      <w:pPr>
+                        <w:jc w:val="right"/>
+                        <w:rPr>
+                          <w:b/>
+                          <w:bCs/>
+                          <w:color w:val="000000" w:themeColor="text1"/>
+                          <w:sz w:val="32"/>
+                          <w:szCs w:val="32"/>
+                          <w:lang w:val="es-CL"/>
+                          <w14:shadow w14:blurRad="38100" w14:dist="19050" w14:dir="2700000" w14:sx="100000" w14:sy="100000" w14:kx="0" w14:ky="0" w14:algn="tl">
+                            <w14:schemeClr w14:val="dk1">
+                              <w14:alpha w14:val="60000"/>
+                            </w14:schemeClr>
+                          </w14:shadow>
+                          <w14:textOutline w14:w="0" w14:cap="flat" w14:cmpd="sng" w14:algn="ctr">
+                            <w14:noFill/>
+                            <w14:prstDash w14:val="solid"/>
+                            <w14:round/>
+                          </w14:textOutline>
+                        </w:rPr>
+                      </w:pPr>
+                      <w:r>
+                        <w:rPr>
+                          <w:b/>
+                          <w:bCs/>
+                          <w:color w:val="000000" w:themeColor="text1"/>
+                          <w:sz w:val="32"/>
+                          <w:szCs w:val="32"/>
+                          <w:lang w:val="es-CL"/>
+                          <w14:shadow w14:blurRad="38100" w14:dist="19050" w14:dir="2700000" w14:sx="100000" w14:sy="100000" w14:kx="0" w14:ky="0" w14:algn="tl">
+                            <w14:schemeClr w14:val="dk1">
+                              <w14:alpha w14:val="60000"/>
+                            </w14:schemeClr>
+                          </w14:shadow>
+                          <w14:textOutline w14:w="0" w14:cap="flat" w14:cmpd="sng" w14:algn="ctr">
+                            <w14:noFill/>
+                            <w14:prstDash w14:val="solid"/>
+                            <w14:round/>
+                          </w14:textOutline>
+                        </w:rPr>
+                        <w:t>6</w:t>
+                      </w:r>
+                    </w:p>
+                  </w:txbxContent>
+                </v:textbox>
+                <w10:wrap anchorx="margin"/>
+              </v:rect>
+            </w:pict>
+          </mc:Fallback>
+        </mc:AlternateContent>
+      </w:r>
+      <w:r>
+        <w:rPr>
+          <w:noProof/>
+          <w:highlight w:val="cyan"/>
+          <w:lang w:val="es-CL"/>
+        </w:rPr>
+        <mc:AlternateContent>
+          <mc:Choice Requires="wps">
+            <w:drawing>
+              <wp:anchor distT="0" distB="0" distL="114300" distR="114300" simplePos="0" relativeHeight="251675648" behindDoc="0" locked="0" layoutInCell="1" allowOverlap="1" wp14:anchorId="129F7EF8" wp14:editId="23086C18">
+                <wp:simplePos x="0" y="0"/>
+                <wp:positionH relativeFrom="margin">
+                  <wp:posOffset>2042795</wp:posOffset>
+                </wp:positionH>
+                <wp:positionV relativeFrom="paragraph">
+                  <wp:posOffset>986155</wp:posOffset>
+                </wp:positionV>
+                <wp:extent cx="509270" cy="342900"/>
+                <wp:effectExtent l="19050" t="19050" r="24130" b="19050"/>
+                <wp:wrapNone/>
+                <wp:docPr id="889698805" name="Rectángulo 1"/>
+                <wp:cNvGraphicFramePr/>
+                <a:graphic xmlns:a="http://schemas.openxmlformats.org/drawingml/2006/main">
+                  <a:graphicData uri="http://schemas.microsoft.com/office/word/2010/wordprocessingShape">
+                    <wps:wsp>
+                      <wps:cNvSpPr/>
+                      <wps:spPr>
+                        <a:xfrm>
+                          <a:off x="0" y="0"/>
+                          <a:ext cx="509270" cy="342900"/>
+                        </a:xfrm>
+                        <a:prstGeom prst="rect">
+                          <a:avLst/>
+                        </a:prstGeom>
+                        <a:solidFill>
+                          <a:srgbClr val="FFFF00">
+                            <a:alpha val="32000"/>
+                          </a:srgbClr>
+                        </a:solidFill>
+                        <a:ln w="28575">
+                          <a:solidFill>
+                            <a:srgbClr val="EE0000"/>
+                          </a:solidFill>
+                        </a:ln>
+                      </wps:spPr>
+                      <wps:style>
+                        <a:lnRef idx="2">
+                          <a:schemeClr val="accent1">
+                            <a:shade val="15000"/>
+                          </a:schemeClr>
+                        </a:lnRef>
+                        <a:fillRef idx="1">
+                          <a:schemeClr val="accent1"/>
+                        </a:fillRef>
+                        <a:effectRef idx="0">
+                          <a:schemeClr val="accent1"/>
+                        </a:effectRef>
+                        <a:fontRef idx="minor">
+                          <a:schemeClr val="lt1"/>
+                        </a:fontRef>
+                      </wps:style>
+                      <wps:txbx>
+                        <w:txbxContent>
+                          <w:p>
+                            <w:pPr>
+                              <w:jc w:val="right"/>
+                              <w:rPr>
+                                <w:b/>
+                                <w:bCs/>
+                                <w:color w:val="000000" w:themeColor="text1"/>
+                                <w:sz w:val="32"/>
+                                <w:szCs w:val="32"/>
+                                <w:lang w:val="es-CL"/>
+                                <w14:shadow w14:blurRad="38100" w14:dist="19050" w14:dir="2700000" w14:sx="100000" w14:sy="100000" w14:kx="0" w14:ky="0" w14:algn="tl">
+                                  <w14:schemeClr w14:val="dk1">
+                                    <w14:alpha w14:val="60000"/>
+                                  </w14:schemeClr>
+                                </w14:shadow>
+                                <w14:textOutline w14:w="0" w14:cap="flat" w14:cmpd="sng" w14:algn="ctr">
+                                  <w14:noFill/>
+                                  <w14:prstDash w14:val="solid"/>
+                                  <w14:round/>
+                                </w14:textOutline>
+                              </w:rPr>
+                            </w:pPr>
+                            <w:r>
+                              <w:rPr>
+                                <w:b/>
+                                <w:bCs/>
+                                <w:color w:val="000000" w:themeColor="text1"/>
+                                <w:sz w:val="32"/>
+                                <w:szCs w:val="32"/>
+                                <w:lang w:val="es-CL"/>
+                                <w14:shadow w14:blurRad="38100" w14:dist="19050" w14:dir="2700000" w14:sx="100000" w14:sy="100000" w14:kx="0" w14:ky="0" w14:algn="tl">
+                                  <w14:schemeClr w14:val="dk1">
+                                    <w14:alpha w14:val="60000"/>
+                                  </w14:schemeClr>
+                                </w14:shadow>
+                                <w14:textOutline w14:w="0" w14:cap="flat" w14:cmpd="sng" w14:algn="ctr">
+                                  <w14:noFill/>
+                                  <w14:prstDash w14:val="solid"/>
+                                  <w14:round/>
+                                </w14:textOutline>
+                              </w:rPr>
+                              <w:t>5</w:t>
+                            </w:r>
+                          </w:p>
+                        </w:txbxContent>
+                      </wps:txbx>
+                      <wps:bodyPr rot="0" spcFirstLastPara="0" vertOverflow="overflow" horzOverflow="overflow" vert="horz" wrap="square" lIns="91440" tIns="45720" rIns="91440" bIns="45720" numCol="1" spcCol="0" rtlCol="0" fromWordArt="0" anchor="ctr" anchorCtr="0" forceAA="0" compatLnSpc="1">
+                        <a:prstTxWarp prst="textNoShape">
+                          <a:avLst/>
+                        </a:prstTxWarp>
+                        <a:noAutofit/>
+                      </wps:bodyPr>
+                    </wps:wsp>
+                  </a:graphicData>
+                </a:graphic>
+                <wp14:sizeRelH relativeFrom="margin">
+                  <wp14:pctWidth>0</wp14:pctWidth>
+                </wp14:sizeRelH>
+                <wp14:sizeRelV relativeFrom="margin">
+                  <wp14:pctHeight>0</wp14:pctHeight>
+                </wp14:sizeRelV>
+              </wp:anchor>
+            </w:drawing>
+          </mc:Choice>
+          <mc:Fallback>
+            <w:pict>
+              <v:rect w14:anchorId="129F7EF8" id="_x0000_s1033" style="position:absolute;left:0;text-align:left;margin-left:160.85pt;margin-top:77.65pt;width:40.1pt;height:27pt;z-index:251675648;visibility:visible;mso-wrap-style:square;mso-width-percent:0;mso-height-percent:0;mso-wrap-distance-left:9pt;mso-wrap-distance-top:0;mso-wrap-distance-right:9pt;mso-wrap-distance-bottom:0;mso-position-horizontal:absolute;mso-position-horizontal-relative:margin;mso-position-vertical:absolute;mso-position-vertical-relative:text;mso-width-percent:0;mso-height-percent:0;mso-width-relative:margin;mso-height-relative:margin;v-text-anchor:middle" o:gfxdata="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" fillcolor="yellow" strokecolor="#e00" strokeweight="2.25pt">
+                <v:fill opacity="21074f"/>
+                <v:textbox>
+                  <w:txbxContent>
+                    <w:p>
+                      <w:pPr>
+                        <w:jc w:val="right"/>
+                        <w:rPr>
+                          <w:b/>
+                          <w:bCs/>
+                          <w:color w:val="000000" w:themeColor="text1"/>
+                          <w:sz w:val="32"/>
+                          <w:szCs w:val="32"/>
+                          <w:lang w:val="es-CL"/>
+                          <w14:shadow w14:blurRad="38100" w14:dist="19050" w14:dir="2700000" w14:sx="100000" w14:sy="100000" w14:kx="0" w14:ky="0" w14:algn="tl">
+                            <w14:schemeClr w14:val="dk1">
+                              <w14:alpha w14:val="60000"/>
+                            </w14:schemeClr>
+                          </w14:shadow>
+                          <w14:textOutline w14:w="0" w14:cap="flat" w14:cmpd="sng" w14:algn="ctr">
+                            <w14:noFill/>
+                            <w14:prstDash w14:val="solid"/>
+                            <w14:round/>
+                          </w14:textOutline>
+                        </w:rPr>
+                      </w:pPr>
+                      <w:r>
+                        <w:rPr>
+                          <w:b/>
+                          <w:bCs/>
+                          <w:color w:val="000000" w:themeColor="text1"/>
+                          <w:sz w:val="32"/>
+                          <w:szCs w:val="32"/>
+                          <w:lang w:val="es-CL"/>
+                          <w14:shadow w14:blurRad="38100" w14:dist="19050" w14:dir="2700000" w14:sx="100000" w14:sy="100000" w14:kx="0" w14:ky="0" w14:algn="tl">
+                            <w14:schemeClr w14:val="dk1">
+                              <w14:alpha w14:val="60000"/>
+                            </w14:schemeClr>
+                          </w14:shadow>
+                          <w14:textOutline w14:w="0" w14:cap="flat" w14:cmpd="sng" w14:algn="ctr">
+                            <w14:noFill/>
+                            <w14:prstDash w14:val="solid"/>
+                            <w14:round/>
+                          </w14:textOutline>
+                        </w:rPr>
+                        <w:t>5</w:t>
+                      </w:r>
+                    </w:p>
+                  </w:txbxContent>
+                </v:textbox>
+                <w10:wrap anchorx="margin"/>
+              </v:rect>
+            </w:pict>
+          </mc:Fallback>
+        </mc:AlternateContent>
+      </w:r>
+      <w:r>
+        <w:rPr>
+          <w:noProof/>
+          <w:highlight w:val="cyan"/>
+          <w:lang w:val="es-CL"/>
+        </w:rPr>
+        <mc:AlternateContent>
+          <mc:Choice Requires="wps">
+            <w:drawing>
+              <wp:anchor distT="0" distB="0" distL="114300" distR="114300" simplePos="0" relativeHeight="251673600" behindDoc="0" locked="0" layoutInCell="1" allowOverlap="1" wp14:anchorId="3A6C2955" wp14:editId="54E78646">
+                <wp:simplePos x="0" y="0"/>
+                <wp:positionH relativeFrom="margin">
+                  <wp:posOffset>1712595</wp:posOffset>
+                </wp:positionH>
+                <wp:positionV relativeFrom="paragraph">
+                  <wp:posOffset>681355</wp:posOffset>
+                </wp:positionV>
+                <wp:extent cx="509270" cy="342900"/>
+                <wp:effectExtent l="19050" t="19050" r="24130" b="19050"/>
+                <wp:wrapNone/>
+                <wp:docPr id="256636323" name="Rectángulo 1"/>
+                <wp:cNvGraphicFramePr/>
+                <a:graphic xmlns:a="http://schemas.openxmlformats.org/drawingml/2006/main">
+                  <a:graphicData uri="http://schemas.microsoft.com/office/word/2010/wordprocessingShape">
+                    <wps:wsp>
+                      <wps:cNvSpPr/>
+                      <wps:spPr>
+                        <a:xfrm>
+                          <a:off x="0" y="0"/>
+                          <a:ext cx="509270" cy="342900"/>
+                        </a:xfrm>
+                        <a:prstGeom prst="rect">
+                          <a:avLst/>
+                        </a:prstGeom>
+                        <a:solidFill>
+                          <a:srgbClr val="FFFF00">
+                            <a:alpha val="32000"/>
+                          </a:srgbClr>
+                        </a:solidFill>
+                        <a:ln w="28575">
+                          <a:solidFill>
+                            <a:srgbClr val="EE0000"/>
+                          </a:solidFill>
+                        </a:ln>
+                      </wps:spPr>
+                      <wps:style>
+                        <a:lnRef idx="2">
+                          <a:schemeClr val="accent1">
+                            <a:shade val="15000"/>
+                          </a:schemeClr>
+                        </a:lnRef>
+                        <a:fillRef idx="1">
+                          <a:schemeClr val="accent1"/>
+                        </a:fillRef>
+                        <a:effectRef idx="0">
+                          <a:schemeClr val="accent1"/>
+                        </a:effectRef>
+                        <a:fontRef idx="minor">
+                          <a:schemeClr val="lt1"/>
+                        </a:fontRef>
+                      </wps:style>
+                      <wps:txbx>
+                        <w:txbxContent>
+                          <w:p>
+                            <w:pPr>
+                              <w:jc w:val="right"/>
+                              <w:rPr>
+                                <w:b/>
+                                <w:bCs/>
+                                <w:color w:val="000000" w:themeColor="text1"/>
+                                <w:sz w:val="32"/>
+                                <w:szCs w:val="32"/>
+                                <w:lang w:val="es-CL"/>
+                                <w14:shadow w14:blurRad="38100" w14:dist="19050" w14:dir="2700000" w14:sx="100000" w14:sy="100000" w14:kx="0" w14:ky="0" w14:algn="tl">
+                                  <w14:schemeClr w14:val="dk1">
+                                    <w14:alpha w14:val="60000"/>
+                                  </w14:schemeClr>
+                                </w14:shadow>
+                                <w14:textOutline w14:w="0" w14:cap="flat" w14:cmpd="sng" w14:algn="ctr">
+                                  <w14:noFill/>
+                                  <w14:prstDash w14:val="solid"/>
+                                  <w14:round/>
+                                </w14:textOutline>
+                              </w:rPr>
+                            </w:pPr>
+                            <w:r>
+                              <w:rPr>
+                                <w:b/>
+                                <w:bCs/>
+                                <w:color w:val="000000" w:themeColor="text1"/>
+                                <w:sz w:val="32"/>
+                                <w:szCs w:val="32"/>
+                                <w:lang w:val="es-CL"/>
+                                <w14:shadow w14:blurRad="38100" w14:dist="19050" w14:dir="2700000" w14:sx="100000" w14:sy="100000" w14:kx="0" w14:ky="0" w14:algn="tl">
+                                  <w14:schemeClr w14:val="dk1">
+                                    <w14:alpha w14:val="60000"/>
+                                  </w14:schemeClr>
+                                </w14:shadow>
+                                <w14:textOutline w14:w="0" w14:cap="flat" w14:cmpd="sng" w14:algn="ctr">
+                                  <w14:noFill/>
+                                  <w14:prstDash w14:val="solid"/>
+                                  <w14:round/>
+                                </w14:textOutline>
+                              </w:rPr>
+                              <w:t>4</w:t>
+                            </w:r>
+                          </w:p>
+                        </w:txbxContent>
+                      </wps:txbx>
+                      <wps:bodyPr rot="0" spcFirstLastPara="0" vertOverflow="overflow" horzOverflow="overflow" vert="horz" wrap="square" lIns="91440" tIns="45720" rIns="91440" bIns="45720" numCol="1" spcCol="0" rtlCol="0" fromWordArt="0" anchor="ctr" anchorCtr="0" forceAA="0" compatLnSpc="1">
+                        <a:prstTxWarp prst="textNoShape">
+                          <a:avLst/>
+                        </a:prstTxWarp>
+                        <a:noAutofit/>
+                      </wps:bodyPr>
+                    </wps:wsp>
+                  </a:graphicData>
+                </a:graphic>
+                <wp14:sizeRelH relativeFrom="margin">
+                  <wp14:pctWidth>0</wp14:pctWidth>
+                </wp14:sizeRelH>
+                <wp14:sizeRelV relativeFrom="margin">
+                  <wp14:pctHeight>0</wp14:pctHeight>
+                </wp14:sizeRelV>
+              </wp:anchor>
+            </w:drawing>
+          </mc:Choice>
+          <mc:Fallback>
+            <w:pict>
+              <v:rect w14:anchorId="3A6C2955" id="_x0000_s1034" style="position:absolute;left:0;text-align:left;margin-left:134.85pt;margin-top:53.65pt;width:40.1pt;height:27pt;z-index:251673600;visibility:visible;mso-wrap-style:square;mso-width-percent:0;mso-height-percent:0;mso-wrap-distance-left:9pt;mso-wrap-distance-top:0;mso-wrap-distance-right:9pt;mso-wrap-distance-bottom:0;mso-position-horizontal:absolute;mso-position-horizontal-relative:margin;mso-position-vertical:absolute;mso-position-vertical-relative:text;mso-width-percent:0;mso-height-percent:0;mso-width-relative:margin;mso-height-relative:margin;v-text-anchor:middle" o:gfxdata="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" fillcolor="yellow" strokecolor="#e00" strokeweight="2.25pt">
+                <v:fill opacity="21074f"/>
+                <v:textbox>
+                  <w:txbxContent>
+                    <w:p>
+                      <w:pPr>
+                        <w:jc w:val="right"/>
+                        <w:rPr>
+                          <w:b/>
+                          <w:bCs/>
+                          <w:color w:val="000000" w:themeColor="text1"/>
+                          <w:sz w:val="32"/>
+                          <w:szCs w:val="32"/>
+                          <w:lang w:val="es-CL"/>
+                          <w14:shadow w14:blurRad="38100" w14:dist="19050" w14:dir="2700000" w14:sx="100000" w14:sy="100000" w14:kx="0" w14:ky="0" w14:algn="tl">
+                            <w14:schemeClr w14:val="dk1">
+                              <w14:alpha w14:val="60000"/>
+                            </w14:schemeClr>
+                          </w14:shadow>
+                          <w14:textOutline w14:w="0" w14:cap="flat" w14:cmpd="sng" w14:algn="ctr">
+                            <w14:noFill/>
+                            <w14:prstDash w14:val="solid"/>
+                            <w14:round/>
+                          </w14:textOutline>
+                        </w:rPr>
+                      </w:pPr>
+                      <w:r>
+                        <w:rPr>
+                          <w:b/>
+                          <w:bCs/>
+                          <w:color w:val="000000" w:themeColor="text1"/>
+                          <w:sz w:val="32"/>
+                          <w:szCs w:val="32"/>
+                          <w:lang w:val="es-CL"/>
+                          <w14:shadow w14:blurRad="38100" w14:dist="19050" w14:dir="2700000" w14:sx="100000" w14:sy="100000" w14:kx="0" w14:ky="0" w14:algn="tl">
+                            <w14:schemeClr w14:val="dk1">
+                              <w14:alpha w14:val="60000"/>
+                            </w14:schemeClr>
+                          </w14:shadow>
+                          <w14:textOutline w14:w="0" w14:cap="flat" w14:cmpd="sng" w14:algn="ctr">
+                            <w14:noFill/>
+                            <w14:prstDash w14:val="solid"/>
+                            <w14:round/>
+                          </w14:textOutline>
+                        </w:rPr>
+                        <w:t>4</w:t>
+                      </w:r>
+                    </w:p>
+                  </w:txbxContent>
+                </v:textbox>
+                <w10:wrap anchorx="margin"/>
+              </v:rect>
+            </w:pict>
+          </mc:Fallback>
+        </mc:AlternateContent>
+      </w:r>
+      <w:r>
+        <w:rPr>
+          <w:noProof/>
+          <w:highlight w:val="cyan"/>
+          <w:lang w:val="es-CL"/>
+        </w:rPr>
+        <mc:AlternateContent>
+          <mc:Choice Requires="wps">
+            <w:drawing>
+              <wp:anchor distT="0" distB="0" distL="114300" distR="114300" simplePos="0" relativeHeight="251671552" behindDoc="0" locked="0" layoutInCell="1" allowOverlap="1" wp14:anchorId="4D079FEA" wp14:editId="4ABA0E46">
+                <wp:simplePos x="0" y="0"/>
+                <wp:positionH relativeFrom="margin">
+                  <wp:posOffset>625475</wp:posOffset>
+                </wp:positionH>
+                <wp:positionV relativeFrom="paragraph">
+                  <wp:posOffset>564515</wp:posOffset>
+                </wp:positionV>
+                <wp:extent cx="509270" cy="342900"/>
+                <wp:effectExtent l="19050" t="19050" r="24130" b="19050"/>
+                <wp:wrapNone/>
+                <wp:docPr id="2067919406" name="Rectángulo 1"/>
+                <wp:cNvGraphicFramePr/>
+                <a:graphic xmlns:a="http://schemas.openxmlformats.org/drawingml/2006/main">
+                  <a:graphicData uri="http://schemas.microsoft.com/office/word/2010/wordprocessingShape">
+                    <wps:wsp>
+                      <wps:cNvSpPr/>
+                      <wps:spPr>
+                        <a:xfrm>
+                          <a:off x="0" y="0"/>
+                          <a:ext cx="509270" cy="342900"/>
+                        </a:xfrm>
+                        <a:prstGeom prst="rect">
+                          <a:avLst/>
+                        </a:prstGeom>
+                        <a:solidFill>
+                          <a:srgbClr val="FFFF00">
+                            <a:alpha val="32000"/>
+                          </a:srgbClr>
+                        </a:solidFill>
+                        <a:ln w="28575">
+                          <a:solidFill>
+                            <a:srgbClr val="EE0000"/>
+                          </a:solidFill>
+                        </a:ln>
+                      </wps:spPr>
+                      <wps:style>
+                        <a:lnRef idx="2">
+                          <a:schemeClr val="accent1">
+                            <a:shade val="15000"/>
+                          </a:schemeClr>
+                        </a:lnRef>
+                        <a:fillRef idx="1">
+                          <a:schemeClr val="accent1"/>
+                        </a:fillRef>
+                        <a:effectRef idx="0">
+                          <a:schemeClr val="accent1"/>
+                        </a:effectRef>
+                        <a:fontRef idx="minor">
+                          <a:schemeClr val="lt1"/>
+                        </a:fontRef>
+                      </wps:style>
+                      <wps:txbx>
+                        <w:txbxContent>
+                          <w:p>
+                            <w:pPr>
+                              <w:jc w:val="right"/>
+                              <w:rPr>
+                                <w:b/>
+                                <w:bCs/>
+                                <w:color w:val="000000" w:themeColor="text1"/>
+                                <w:sz w:val="32"/>
+                                <w:szCs w:val="32"/>
+                                <w:lang w:val="es-CL"/>
+                                <w14:shadow w14:blurRad="38100" w14:dist="19050" w14:dir="2700000" w14:sx="100000" w14:sy="100000" w14:kx="0" w14:ky="0" w14:algn="tl">
+                                  <w14:schemeClr w14:val="dk1">
+                                    <w14:alpha w14:val="60000"/>
+                                  </w14:schemeClr>
+                                </w14:shadow>
+                                <w14:textOutline w14:w="0" w14:cap="flat" w14:cmpd="sng" w14:algn="ctr">
+                                  <w14:noFill/>
+                                  <w14:prstDash w14:val="solid"/>
+                                  <w14:round/>
+                                </w14:textOutline>
+                              </w:rPr>
+                            </w:pPr>
+                            <w:r>
+                              <w:rPr>
+                                <w:b/>
+                                <w:bCs/>
+                                <w:color w:val="000000" w:themeColor="text1"/>
+                                <w:sz w:val="32"/>
+                                <w:szCs w:val="32"/>
+                                <w:lang w:val="es-CL"/>
+                                <w14:shadow w14:blurRad="38100" w14:dist="19050" w14:dir="2700000" w14:sx="100000" w14:sy="100000" w14:kx="0" w14:ky="0" w14:algn="tl">
+                                  <w14:schemeClr w14:val="dk1">
+                                    <w14:alpha w14:val="60000"/>
+                                  </w14:schemeClr>
+                                </w14:shadow>
+                                <w14:textOutline w14:w="0" w14:cap="flat" w14:cmpd="sng" w14:algn="ctr">
+                                  <w14:noFill/>
+                                  <w14:prstDash w14:val="solid"/>
+                                  <w14:round/>
+                                </w14:textOutline>
+                              </w:rPr>
+                              <w:t>3</w:t>
+                            </w:r>
+                          </w:p>
+                        </w:txbxContent>
+                      </wps:txbx>
+                      <wps:bodyPr rot="0" spcFirstLastPara="0" vertOverflow="overflow" horzOverflow="overflow" vert="horz" wrap="square" lIns="91440" tIns="45720" rIns="91440" bIns="45720" numCol="1" spcCol="0" rtlCol="0" fromWordArt="0" anchor="ctr" anchorCtr="0" forceAA="0" compatLnSpc="1">
+                        <a:prstTxWarp prst="textNoShape">
+                          <a:avLst/>
+                        </a:prstTxWarp>
+                        <a:noAutofit/>
+                      </wps:bodyPr>
+                    </wps:wsp>
+                  </a:graphicData>
+                </a:graphic>
+                <wp14:sizeRelH relativeFrom="margin">
+                  <wp14:pctWidth>0</wp14:pctWidth>
+                </wp14:sizeRelH>
+                <wp14:sizeRelV relativeFrom="margin">
+                  <wp14:pctHeight>0</wp14:pctHeight>
+                </wp14:sizeRelV>
+              </wp:anchor>
+            </w:drawing>
+          </mc:Choice>
+          <mc:Fallback>
+            <w:pict>
+              <v:rect w14:anchorId="4D079FEA" id="_x0000_s1035" style="position:absolute;left:0;text-align:left;margin-left:49.25pt;margin-top:44.45pt;width:40.1pt;height:27pt;z-index:251671552;visibility:visible;mso-wrap-style:square;mso-width-percent:0;mso-height-percent:0;mso-wrap-distance-left:9pt;mso-wrap-distance-top:0;mso-wrap-distance-right:9pt;mso-wrap-distance-bottom:0;mso-position-horizontal:absolute;mso-position-horizontal-relative:margin;mso-position-vertical:absolute;mso-position-vertical-relative:text;mso-width-percent:0;mso-height-percent:0;mso-width-relative:margin;mso-height-relative:margin;v-text-anchor:middle" o:gfxdata="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" fillcolor="yellow" strokecolor="#e00" strokeweight="2.25pt">
+                <v:fill opacity="21074f"/>
+                <v:textbox>
+                  <w:txbxContent>
+                    <w:p>
+                      <w:pPr>
+                        <w:jc w:val="right"/>
+                        <w:rPr>
+                          <w:b/>
+                          <w:bCs/>
+                          <w:color w:val="000000" w:themeColor="text1"/>
+                          <w:sz w:val="32"/>
+                          <w:szCs w:val="32"/>
+                          <w:lang w:val="es-CL"/>
+                          <w14:shadow w14:blurRad="38100" w14:dist="19050" w14:dir="2700000" w14:sx="100000" w14:sy="100000" w14:kx="0" w14:ky="0" w14:algn="tl">
+                            <w14:schemeClr w14:val="dk1">
+                              <w14:alpha w14:val="60000"/>
+                            </w14:schemeClr>
+                          </w14:shadow>
+                          <w14:textOutline w14:w="0" w14:cap="flat" w14:cmpd="sng" w14:algn="ctr">
+                            <w14:noFill/>
+                            <w14:prstDash w14:val="solid"/>
+                            <w14:round/>
+                          </w14:textOutline>
+                        </w:rPr>
+                      </w:pPr>
+                      <w:r>
+                        <w:rPr>
+                          <w:b/>
+                          <w:bCs/>
+                          <w:color w:val="000000" w:themeColor="text1"/>
+                          <w:sz w:val="32"/>
+                          <w:szCs w:val="32"/>
+                          <w:lang w:val="es-CL"/>
+                          <w14:shadow w14:blurRad="38100" w14:dist="19050" w14:dir="2700000" w14:sx="100000" w14:sy="100000" w14:kx="0" w14:ky="0" w14:algn="tl">
+                            <w14:schemeClr w14:val="dk1">
+                              <w14:alpha w14:val="60000"/>
+                            </w14:schemeClr>
+                          </w14:shadow>
+                          <w14:textOutline w14:w="0" w14:cap="flat" w14:cmpd="sng" w14:algn="ctr">
+                            <w14:noFill/>
+                            <w14:prstDash w14:val="solid"/>
+                            <w14:round/>
+                          </w14:textOutline>
+                        </w:rPr>
+                        <w:t>3</w:t>
+                      </w:r>
+                    </w:p>
+                  </w:txbxContent>
+                </v:textbox>
+                <w10:wrap anchorx="margin"/>
+              </v:rect>
+            </w:pict>
+          </mc:Fallback>
+        </mc:AlternateContent>
+      </w:r>
+      <w:r>
+        <w:rPr>
+          <w:noProof/>
+          <w:highlight w:val="cyan"/>
+          <w:lang w:val="es-CL"/>
+        </w:rPr>
+        <mc:AlternateContent>
+          <mc:Choice Requires="wps">
+            <w:drawing>
+              <wp:anchor distT="0" distB="0" distL="114300" distR="114300" simplePos="0" relativeHeight="251669504" behindDoc="0" locked="0" layoutInCell="1" allowOverlap="1" wp14:anchorId="567504E8" wp14:editId="38AD490C">
+                <wp:simplePos x="0" y="0"/>
+                <wp:positionH relativeFrom="margin">
+                  <wp:posOffset>782955</wp:posOffset>
+                </wp:positionH>
+                <wp:positionV relativeFrom="paragraph">
+                  <wp:posOffset>255905</wp:posOffset>
+                </wp:positionV>
+                <wp:extent cx="1017270" cy="342900"/>
+                <wp:effectExtent l="19050" t="19050" r="11430" b="19050"/>
+                <wp:wrapNone/>
+                <wp:docPr id="1037208117" name="Rectángulo 1"/>
+                <wp:cNvGraphicFramePr/>
+                <a:graphic xmlns:a="http://schemas.openxmlformats.org/drawingml/2006/main">
+                  <a:graphicData uri="http://schemas.microsoft.com/office/word/2010/wordprocessingShape">
+                    <wps:wsp>
+                      <wps:cNvSpPr/>
+                      <wps:spPr>
+                        <a:xfrm>
+                          <a:off x="0" y="0"/>
+                          <a:ext cx="1017270" cy="342900"/>
+                        </a:xfrm>
+                        <a:prstGeom prst="rect">
+                          <a:avLst/>
+                        </a:prstGeom>
+                        <a:solidFill>
+                          <a:srgbClr val="FFFF00">
+                            <a:alpha val="32000"/>
+                          </a:srgbClr>
+                        </a:solidFill>
+                        <a:ln w="28575">
+                          <a:solidFill>
+                            <a:srgbClr val="EE0000"/>
+                          </a:solidFill>
+                        </a:ln>
+                      </wps:spPr>
+                      <wps:style>
+                        <a:lnRef idx="2">
+                          <a:schemeClr val="accent1">
+                            <a:shade val="15000"/>
+                          </a:schemeClr>
+                        </a:lnRef>
+                        <a:fillRef idx="1">
+                          <a:schemeClr val="accent1"/>
+                        </a:fillRef>
+                        <a:effectRef idx="0">
+                          <a:schemeClr val="accent1"/>
+                        </a:effectRef>
+                        <a:fontRef idx="minor">
+                          <a:schemeClr val="lt1"/>
+                        </a:fontRef>
+                      </wps:style>
+                      <wps:txbx>
+                        <w:txbxContent>
+                          <w:p>
+                            <w:pPr>
+                              <w:jc w:val="right"/>
+                              <w:rPr>
+                                <w:b/>
+                                <w:bCs/>
+                                <w:color w:val="000000" w:themeColor="text1"/>
+                                <w:sz w:val="32"/>
+                                <w:szCs w:val="32"/>
+                                <w:lang w:val="es-CL"/>
+                                <w14:shadow w14:blurRad="38100" w14:dist="19050" w14:dir="2700000" w14:sx="100000" w14:sy="100000" w14:kx="0" w14:ky="0" w14:algn="tl">
+                                  <w14:schemeClr w14:val="dk1">
+                                    <w14:alpha w14:val="60000"/>
+                                  </w14:schemeClr>
+                                </w14:shadow>
+                                <w14:textOutline w14:w="0" w14:cap="flat" w14:cmpd="sng" w14:algn="ctr">
+                                  <w14:noFill/>
+                                  <w14:prstDash w14:val="solid"/>
+                                  <w14:round/>
+                                </w14:textOutline>
+                              </w:rPr>
+                            </w:pPr>
+                            <w:r>
+                              <w:rPr>
+                                <w:b/>
+                                <w:bCs/>
+                                <w:color w:val="000000" w:themeColor="text1"/>
+                                <w:sz w:val="32"/>
+                                <w:szCs w:val="32"/>
+                                <w:lang w:val="es-CL"/>
+                                <w14:shadow w14:blurRad="38100" w14:dist="19050" w14:dir="2700000" w14:sx="100000" w14:sy="100000" w14:kx="0" w14:ky="0" w14:algn="tl">
+                                  <w14:schemeClr w14:val="dk1">
+                                    <w14:alpha w14:val="60000"/>
+                                  </w14:schemeClr>
+                                </w14:shadow>
+                                <w14:textOutline w14:w="0" w14:cap="flat" w14:cmpd="sng" w14:algn="ctr">
+                                  <w14:noFill/>
+                                  <w14:prstDash w14:val="solid"/>
+                                  <w14:round/>
+                                </w14:textOutline>
+                              </w:rPr>
+                              <w:t>2</w:t>
+                            </w:r>
+                          </w:p>
+                        </w:txbxContent>
+                      </wps:txbx>
+                      <wps:bodyPr rot="0" spcFirstLastPara="0" vertOverflow="overflow" horzOverflow="overflow" vert="horz" wrap="square" lIns="91440" tIns="45720" rIns="91440" bIns="45720" numCol="1" spcCol="0" rtlCol="0" fromWordArt="0" anchor="ctr" anchorCtr="0" forceAA="0" compatLnSpc="1">
+                        <a:prstTxWarp prst="textNoShape">
+                          <a:avLst/>
+                        </a:prstTxWarp>
+                        <a:noAutofit/>
+                      </wps:bodyPr>
+                    </wps:wsp>
+                  </a:graphicData>
+                </a:graphic>
+                <wp14:sizeRelH relativeFrom="margin">
+                  <wp14:pctWidth>0</wp14:pctWidth>
+                </wp14:sizeRelH>
+                <wp14:sizeRelV relativeFrom="margin">
+                  <wp14:pctHeight>0</wp14:pctHeight>
+                </wp14:sizeRelV>
+              </wp:anchor>
+            </w:drawing>
+          </mc:Choice>
+          <mc:Fallback>
+            <w:pict>
+              <v:rect w14:anchorId="567504E8" id="_x0000_s1036" style="position:absolute;left:0;text-align:left;margin-left:61.65pt;margin-top:20.15pt;width:80.1pt;height:27pt;z-index:251669504;visibility:visible;mso-wrap-style:square;mso-width-percent:0;mso-height-percent:0;mso-wrap-distance-left:9pt;mso-wrap-distance-top:0;mso-wrap-distance-right:9pt;mso-wrap-distance-bottom:0;mso-position-horizontal:absolute;mso-position-horizontal-relative:margin;mso-position-vertical:absolute;mso-position-vertical-relative:text;mso-width-percent:0;mso-height-percent:0;mso-width-relative:margin;mso-height-relative:margin;v-text-anchor:middle" o:gfxdata="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" fillcolor="yellow" strokecolor="#e00" strokeweight="2.25pt">
+                <v:fill opacity="21074f"/>
+                <v:textbox>
+                  <w:txbxContent>
+                    <w:p>
+                      <w:pPr>
+                        <w:jc w:val="right"/>
+                        <w:rPr>
+                          <w:b/>
+                          <w:bCs/>
+                          <w:color w:val="000000" w:themeColor="text1"/>
+                          <w:sz w:val="32"/>
+                          <w:szCs w:val="32"/>
+                          <w:lang w:val="es-CL"/>
+                          <w14:shadow w14:blurRad="38100" w14:dist="19050" w14:dir="2700000" w14:sx="100000" w14:sy="100000" w14:kx="0" w14:ky="0" w14:algn="tl">
+                            <w14:schemeClr w14:val="dk1">
+                              <w14:alpha w14:val="60000"/>
+                            </w14:schemeClr>
+                          </w14:shadow>
+                          <w14:textOutline w14:w="0" w14:cap="flat" w14:cmpd="sng" w14:algn="ctr">
+                            <w14:noFill/>
+                            <w14:prstDash w14:val="solid"/>
+                            <w14:round/>
+                          </w14:textOutline>
+                        </w:rPr>
+                      </w:pPr>
+                      <w:r>
+                        <w:rPr>
+                          <w:b/>
+                          <w:bCs/>
+                          <w:color w:val="000000" w:themeColor="text1"/>
+                          <w:sz w:val="32"/>
+                          <w:szCs w:val="32"/>
+                          <w:lang w:val="es-CL"/>
+                          <w14:shadow w14:blurRad="38100" w14:dist="19050" w14:dir="2700000" w14:sx="100000" w14:sy="100000" w14:kx="0" w14:ky="0" w14:algn="tl">
+                            <w14:schemeClr w14:val="dk1">
+                              <w14:alpha w14:val="60000"/>
+                            </w14:schemeClr>
+                          </w14:shadow>
+                          <w14:textOutline w14:w="0" w14:cap="flat" w14:cmpd="sng" w14:algn="ctr">
+                            <w14:noFill/>
+                            <w14:prstDash w14:val="solid"/>
+                            <w14:round/>
+                          </w14:textOutline>
+                        </w:rPr>
+                        <w:t>2</w:t>
+                      </w:r>
+                    </w:p>
+                  </w:txbxContent>
+                </v:textbox>
+                <w10:wrap anchorx="margin"/>
+              </v:rect>
+            </w:pict>
+          </mc:Fallback>
+        </mc:AlternateContent>
+      </w:r>
+      <w:r>
+        <w:rPr>
+          <w:noProof/>
+          <w:highlight w:val="cyan"/>
+          <w:lang w:val="es-CL"/>
+        </w:rPr>
+        <mc:AlternateContent>
+          <mc:Choice Requires="wps">
+            <w:drawing>
+              <wp:anchor distT="0" distB="0" distL="114300" distR="114300" simplePos="0" relativeHeight="251667456" behindDoc="0" locked="0" layoutInCell="1" allowOverlap="1" wp14:anchorId="76C98ECC" wp14:editId="05FFBC20">
+                <wp:simplePos x="0" y="0"/>
+                <wp:positionH relativeFrom="margin">
+                  <wp:align>left</wp:align>
+                </wp:positionH>
+                <wp:positionV relativeFrom="paragraph">
+                  <wp:posOffset>154305</wp:posOffset>
+                </wp:positionV>
+                <wp:extent cx="519430" cy="314960"/>
+                <wp:effectExtent l="19050" t="19050" r="13970" b="27940"/>
+                <wp:wrapNone/>
+                <wp:docPr id="1429375514" name="Rectángulo 1"/>
+                <wp:cNvGraphicFramePr/>
+                <a:graphic xmlns:a="http://schemas.openxmlformats.org/drawingml/2006/main">
+                  <a:graphicData uri="http://schemas.microsoft.com/office/word/2010/wordprocessingShape">
+                    <wps:wsp>
+                      <wps:cNvSpPr/>
+                      <wps:spPr>
+                        <a:xfrm>
+                          <a:off x="0" y="0"/>
+                          <a:ext cx="519430" cy="314960"/>
+                        </a:xfrm>
+                        <a:prstGeom prst="rect">
+                          <a:avLst/>
+                        </a:prstGeom>
+                        <a:solidFill>
+                          <a:srgbClr val="FFFF00">
+                            <a:alpha val="32000"/>
+                          </a:srgbClr>
+                        </a:solidFill>
+                        <a:ln w="28575">
+                          <a:solidFill>
+                            <a:srgbClr val="EE0000"/>
+                          </a:solidFill>
+                        </a:ln>
+                      </wps:spPr>
+                      <wps:style>
+                        <a:lnRef idx="2">
+                          <a:schemeClr val="accent1">
+                            <a:shade val="15000"/>
+                          </a:schemeClr>
+                        </a:lnRef>
+                        <a:fillRef idx="1">
+                          <a:schemeClr val="accent1"/>
+                        </a:fillRef>
+                        <a:effectRef idx="0">
+                          <a:schemeClr val="accent1"/>
+                        </a:effectRef>
+                        <a:fontRef idx="minor">
+                          <a:schemeClr val="lt1"/>
+                        </a:fontRef>
+                      </wps:style>
+                      <wps:txbx>
+                        <w:txbxContent>
+                          <w:p>
+                            <w:pPr>
+                              <w:jc w:val="right"/>
+                              <w:rPr>
+                                <w:b/>
+                                <w:bCs/>
+                                <w:color w:val="000000" w:themeColor="text1"/>
+                                <w:sz w:val="32"/>
+                                <w:szCs w:val="32"/>
+                                <w:lang w:val="es-CL"/>
+                                <w14:shadow w14:blurRad="38100" w14:dist="19050" w14:dir="2700000" w14:sx="100000" w14:sy="100000" w14:kx="0" w14:ky="0" w14:algn="tl">
+                                  <w14:schemeClr w14:val="dk1">
+                                    <w14:alpha w14:val="60000"/>
+                                  </w14:schemeClr>
+                                </w14:shadow>
+                                <w14:textOutline w14:w="0" w14:cap="flat" w14:cmpd="sng" w14:algn="ctr">
+                                  <w14:noFill/>
+                                  <w14:prstDash w14:val="solid"/>
+                                  <w14:round/>
+                                </w14:textOutline>
+                              </w:rPr>
+                            </w:pPr>
+                            <w:r>
+                              <w:rPr>
+                                <w:b/>
+                                <w:bCs/>
+                                <w:color w:val="000000" w:themeColor="text1"/>
+                                <w:sz w:val="32"/>
+                                <w:szCs w:val="32"/>
+                                <w:lang w:val="es-CL"/>
+                                <w14:shadow w14:blurRad="38100" w14:dist="19050" w14:dir="2700000" w14:sx="100000" w14:sy="100000" w14:kx="0" w14:ky="0" w14:algn="tl">
+                                  <w14:schemeClr w14:val="dk1">
+                                    <w14:alpha w14:val="60000"/>
+                                  </w14:schemeClr>
+                                </w14:shadow>
+                                <w14:textOutline w14:w="0" w14:cap="flat" w14:cmpd="sng" w14:algn="ctr">
+                                  <w14:noFill/>
+                                  <w14:prstDash w14:val="solid"/>
+                                  <w14:round/>
+                                </w14:textOutline>
+                              </w:rPr>
+                              <w:t>1</w:t>
+                            </w:r>
+                          </w:p>
+                        </w:txbxContent>
+                      </wps:txbx>
+                      <wps:bodyPr rot="0" spcFirstLastPara="0" vertOverflow="overflow" horzOverflow="overflow" vert="horz" wrap="square" lIns="91440" tIns="45720" rIns="91440" bIns="45720" numCol="1" spcCol="0" rtlCol="0" fromWordArt="0" anchor="ctr" anchorCtr="0" forceAA="0" compatLnSpc="1">
+                        <a:prstTxWarp prst="textNoShape">
+                          <a:avLst/>
+                        </a:prstTxWarp>
+                        <a:noAutofit/>
+                      </wps:bodyPr>
+                    </wps:wsp>
+                  </a:graphicData>
+                </a:graphic>
+                <wp14:sizeRelH relativeFrom="margin">
+                  <wp14:pctWidth>0</wp14:pctWidth>
+                </wp14:sizeRelH>
+                <wp14:sizeRelV relativeFrom="margin">
+                  <wp14:pctHeight>0</wp14:pctHeight>
+                </wp14:sizeRelV>
+              </wp:anchor>
+            </w:drawing>
+          </mc:Choice>
+          <mc:Fallback>
+            <w:pict>
+              <v:rect w14:anchorId="76C98ECC" id="_x0000_s1037" style="position:absolute;left:0;text-align:left;margin-left:0;margin-top:12.15pt;width:40.9pt;height:24.8pt;z-index:251667456;visibility:visible;mso-wrap-style:square;mso-width-percent:0;mso-height-percent:0;mso-wrap-distance-left:9pt;mso-wrap-distance-top:0;mso-wrap-distance-right:9pt;mso-wrap-distance-bottom:0;mso-position-horizontal:left;mso-position-horizontal-relative:margin;mso-position-vertical:absolute;mso-position-vertical-relative:text;mso-width-percent:0;mso-height-percent:0;mso-width-relative:margin;mso-height-relative:margin;v-text-anchor:middle" o:gfxdata="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" fillcolor="yellow" strokecolor="#e00" strokeweight="2.25pt">
+                <v:fill opacity="21074f"/>
+                <v:textbox>
+                  <w:txbxContent>
+                    <w:p>
+                      <w:pPr>
+                        <w:jc w:val="right"/>
+                        <w:rPr>
+                          <w:b/>
+                          <w:bCs/>
+                          <w:color w:val="000000" w:themeColor="text1"/>
+                          <w:sz w:val="32"/>
+                          <w:szCs w:val="32"/>
+                          <w:lang w:val="es-CL"/>
+                          <w14:shadow w14:blurRad="38100" w14:dist="19050" w14:dir="2700000" w14:sx="100000" w14:sy="100000" w14:kx="0" w14:ky="0" w14:algn="tl">
+                            <w14:schemeClr w14:val="dk1">
+                              <w14:alpha w14:val="60000"/>
+                            </w14:schemeClr>
+                          </w14:shadow>
+                          <w14:textOutline w14:w="0" w14:cap="flat" w14:cmpd="sng" w14:algn="ctr">
+                            <w14:noFill/>
+                            <w14:prstDash w14:val="solid"/>
+                            <w14:round/>
+                          </w14:textOutline>
+                        </w:rPr>
+                      </w:pPr>
+                      <w:r>
+                        <w:rPr>
+                          <w:b/>
+                          <w:bCs/>
+                          <w:color w:val="000000" w:themeColor="text1"/>
+                          <w:sz w:val="32"/>
+                          <w:szCs w:val="32"/>
+                          <w:lang w:val="es-CL"/>
+                          <w14:shadow w14:blurRad="38100" w14:dist="19050" w14:dir="2700000" w14:sx="100000" w14:sy="100000" w14:kx="0" w14:ky="0" w14:algn="tl">
+                            <w14:schemeClr w14:val="dk1">
+                              <w14:alpha w14:val="60000"/>
+                            </w14:schemeClr>
+                          </w14:shadow>
+                          <w14:textOutline w14:w="0" w14:cap="flat" w14:cmpd="sng" w14:algn="ctr">
+                            <w14:noFill/>
+                            <w14:prstDash w14:val="solid"/>
+                            <w14:round/>
+                          </w14:textOutline>
+                        </w:rPr>
+                        <w:t>1</w:t>
+                      </w:r>
+                    </w:p>
+                  </w:txbxContent>
+                </v:textbox>
+                <w10:wrap anchorx="margin"/>
+              </v:rect>
+            </w:pict>
+          </mc:Fallback>
+        </mc:AlternateContent>
+      </w:r>
+      <w:r>
+        <w:drawing>
+          <wp:inline distT="0" distB="0" distL="0" distR="0" wp14:anchorId="34E87F32" wp14:editId="3D58FFF2">
+            <wp:extent cx="5588596" cy="2261870"/>
+            <wp:effectExtent l="19050" t="19050" r="12700" b="24130"/>
+            <wp:docPr id="1148658846" name="Imagen 1"/>
+            <wp:cNvGraphicFramePr>
+              <a:graphicFrameLocks xmlns:a="http://schemas.openxmlformats.org/drawingml/2006/main" noChangeAspect="1"/>
+            </wp:cNvGraphicFramePr>
+            <a:graphic xmlns:a="http://schemas.openxmlformats.org/drawingml/2006/main">
+              <a:graphicData uri="http://schemas.openxmlformats.org/drawingml/2006/picture">
+                <pic:pic xmlns:pic="http://schemas.openxmlformats.org/drawingml/2006/picture">
+                  <pic:nvPicPr>
+                    <pic:cNvPr id="1148658846" name=""/>
+                    <pic:cNvPicPr/>
+                  </pic:nvPicPr>
+                  <pic:blipFill>
+                    <a:blip r:embed="rId9"/>
+                    <a:stretch>
+                      <a:fillRect/>
+                    </a:stretch>
+                  </pic:blipFill>
+                  <pic:spPr>
+                    <a:xfrm>
+                      <a:off x="0" y="0"/>
+                      <a:ext cx="5595263" cy="2264568"/>
+                    </a:xfrm>
+                    <a:prstGeom prst="rect">
+                      <a:avLst/>
+                    </a:prstGeom>
+                    <a:ln>
+                      <a:solidFill>
+                        <a:schemeClr val="tx1"/>
+                      </a:solidFill>
+                    </a:ln>
+                  </pic:spPr>
+                </pic:pic>
+              </a:graphicData>
+            </a:graphic>
+          </wp:inline>
+        </w:drawing>
+      </w:r>
+    </w:p>
+    <w:p>
+      <w:pPr>
+        <w:pStyle w:val="Descripcin"/>
+        <w:jc w:val="both"/>
+      </w:pPr>
+      <w:r>
+        <w:t xml:space="preserve">Ilustración </w:t>
+      </w:r>
+      <w:fldSimple w:instr=" SEQ Ilustración \* ARABIC ">
+        <w:r>
+          <w:rPr>
+            <w:noProof/>
+          </w:rPr>
+          <w:t>3</w:t>
+        </w:r>
+      </w:fldSimple>
+      <w:r>
+        <w:t>. Login en Postman.</w:t>
+      </w:r>
+    </w:p>
+    <w:p>
+      <w:pPr>
+        <w:jc w:val="both"/>
+      </w:pPr>
+    </w:p>
+    <w:p>
+      <w:pPr>
+        <w:jc w:val="both"/>
+      </w:pPr>
+      <w:r>
+        <w:t xml:space="preserve">Desglosamos los pasos que utilizamos la primera vez con </w:t>
+      </w:r>
+      <w:r>
+        <w:t>Postman</w:t>
+      </w:r>
+    </w:p>
+    <w:p>
+      <w:pPr>
+        <w:pStyle w:val="Prrafodelista"/>
+        <w:numPr>
+          <w:ilvl w:val="0"/>
+          <w:numId w:val="1"/>
+        </w:numPr>
+        <w:jc w:val="both"/>
+      </w:pPr>
+      <w:r>
+        <w:t xml:space="preserve">Seleccionamos </w:t>
+      </w:r>
+      <w:r>
+        <w:t xml:space="preserve">“NEW” y </w:t>
+      </w:r>
+      <w:r>
+        <w:t>“HTTP protocolo”.</w:t>
+      </w:r>
+    </w:p>
+    <w:p>
+      <w:pPr>
+        <w:pStyle w:val="Prrafodelista"/>
+        <w:numPr>
+          <w:ilvl w:val="0"/>
+          <w:numId w:val="1"/>
+        </w:numPr>
+        <w:jc w:val="both"/>
+      </w:pPr>
+      <w:r>
+        <w:t xml:space="preserve">En el recuadro ingresamos la página del servidor </w:t>
+      </w:r>
+      <w:hyperlink r:id="rId10" w:history="1">
+        <w:r>
+          <w:rPr>
+            <w:rStyle w:val="Hipervnculo"/>
+          </w:rPr>
+          <w:t>http://localhost:3000/login</w:t>
+        </w:r>
+      </w:hyperlink>
+    </w:p>
+    <w:p>
+      <w:pPr>
+        <w:pStyle w:val="Prrafodelista"/>
+        <w:numPr>
+          <w:ilvl w:val="0"/>
+          <w:numId w:val="1"/>
+        </w:numPr>
+        <w:jc w:val="both"/>
+      </w:pPr>
+      <w:r>
+        <w:t>Seleccionamos “POST”, por que es para enviar datos al servidor, no es una consulta, este es el método estándar de autenticación.</w:t>
+      </w:r>
+    </w:p>
+    <w:p>
+      <w:pPr>
+        <w:pStyle w:val="Prrafodelista"/>
+        <w:numPr>
+          <w:ilvl w:val="0"/>
+          <w:numId w:val="1"/>
+        </w:numPr>
+        <w:jc w:val="both"/>
+      </w:pPr>
+      <w:r>
+        <w:t xml:space="preserve">Luego debemos ir al “BODY” que es donde colocaremos nuestro código de inicio, es obligatorio colocar </w:t>
+      </w:r>
+      <w:proofErr w:type="spellStart"/>
+      <w:r>
+        <w:t>body</w:t>
+      </w:r>
+      <w:proofErr w:type="spellEnd"/>
+      <w:r>
+        <w:t>.</w:t>
+      </w:r>
+    </w:p>
+    <w:p>
+      <w:pPr>
+        <w:pStyle w:val="Prrafodelista"/>
+        <w:numPr>
+          <w:ilvl w:val="0"/>
+          <w:numId w:val="1"/>
+        </w:numPr>
+        <w:jc w:val="both"/>
+      </w:pPr>
+      <w:r>
+        <w:t>Seleccionamos “RAW”, por que permite enviar texto plano, de esta forma es compatible con el middleware “</w:t>
+      </w:r>
+      <w:proofErr w:type="spellStart"/>
+      <w:proofErr w:type="gramStart"/>
+      <w:r>
+        <w:t>express.json</w:t>
+      </w:r>
+      <w:proofErr w:type="spellEnd"/>
+      <w:proofErr w:type="gramEnd"/>
+      <w:r>
+        <w:t>() del servidor.</w:t>
+      </w:r>
+    </w:p>
+    <w:p>
+      <w:pPr>
+        <w:pStyle w:val="Prrafodelista"/>
+        <w:numPr>
+          <w:ilvl w:val="0"/>
+          <w:numId w:val="1"/>
+        </w:numPr>
+        <w:jc w:val="both"/>
+      </w:pPr>
+      <w:r>
+        <w:t>Seleccionamos “JSON” por que el servidor espera un objeto JSON para recibir las credenciales como un objeto estructurado.</w:t>
+      </w:r>
+    </w:p>
+    <w:p>
+      <w:pPr>
+        <w:pStyle w:val="Prrafodelista"/>
+        <w:numPr>
+          <w:ilvl w:val="0"/>
+          <w:numId w:val="1"/>
+        </w:numPr>
+        <w:jc w:val="both"/>
+      </w:pPr>
+      <w:r>
+        <w:t xml:space="preserve">Pegamos nuestro inicio de sesión, como si lo hubiéramos realizado en una </w:t>
+      </w:r>
+      <w:proofErr w:type="spellStart"/>
+      <w:r>
+        <w:t>pagina</w:t>
+      </w:r>
+      <w:proofErr w:type="spellEnd"/>
+      <w:r>
+        <w:t xml:space="preserve"> “usuario”: “</w:t>
+      </w:r>
+      <w:proofErr w:type="spellStart"/>
+      <w:proofErr w:type="gramStart"/>
+      <w:r>
+        <w:t>admin</w:t>
+      </w:r>
+      <w:proofErr w:type="spellEnd"/>
+      <w:r>
+        <w:t>”/</w:t>
+      </w:r>
+      <w:proofErr w:type="gramEnd"/>
+      <w:r>
+        <w:t xml:space="preserve"> “</w:t>
+      </w:r>
+      <w:proofErr w:type="spellStart"/>
+      <w:proofErr w:type="gramStart"/>
+      <w:r>
+        <w:t>password</w:t>
+      </w:r>
+      <w:proofErr w:type="spellEnd"/>
+      <w:proofErr w:type="gramEnd"/>
+      <w:r>
+        <w:t>”: “1234”.</w:t>
+      </w:r>
+    </w:p>
+    <w:p>
+      <w:pPr>
+        <w:pStyle w:val="Prrafodelista"/>
+        <w:numPr>
+          <w:ilvl w:val="0"/>
+          <w:numId w:val="1"/>
+        </w:numPr>
+        <w:jc w:val="both"/>
+      </w:pPr>
       <w:r>
         <w:lastRenderedPageBreak/>
-        <w:t>MIDDLEWARE Y PROTECCIÓN DE RUTAS (DIEGO)</w:t>
-      </w:r>
-    </w:p>
-    <w:p/>
-    <w:p/>
-    <w:p/>
-    <w:p/>
-    <w:p/>
-    <w:p/>
-    <w:p/>
-    <w:p/>
-    <w:p/>
-    <w:p/>
-    <w:p/>
-    <w:p/>
-    <w:p/>
-    <w:p/>
-    <w:p/>
-    <w:p/>
-    <w:p/>
-    <w:p/>
-    <w:p/>
-    <w:p/>
-    <w:p/>
-    <w:p/>
-    <w:p/>
-    <w:p/>
-    <w:p/>
-    <w:p/>
-    <w:p>
-      <w:r>
-        <w:lastRenderedPageBreak/>
-        <w:t>CIERRE DE SESION (DIEGO)</w:t>
-      </w:r>
-    </w:p>
-    <w:p/>
-    <w:p/>
-    <w:p/>
-    <w:p/>
-    <w:p/>
-    <w:p/>
-    <w:p/>
-    <w:p>
-      <w:bookmarkStart w:id="0" w:name="_GoBack"/>
-      <w:bookmarkEnd w:id="0"/>
-    </w:p>
-    <w:p/>
-    <w:p/>
-    <w:p/>
-    <w:p/>
-    <w:p/>
-    <w:p/>
-    <w:p/>
-    <w:p/>
-    <w:p/>
-    <w:p/>
-    <w:p/>
-    <w:p/>
-    <w:p/>
-    <w:p/>
-    <w:p/>
-    <w:p/>
-    <w:p/>
-    <w:p/>
-    <w:p>
-      <w:r>
-        <w:lastRenderedPageBreak/>
-        <w:t>PRUEBAS DEL SISTEMA (DIEGO)</w:t>
-      </w:r>
-    </w:p>
-    <w:p/>
-    <w:p/>
-    <w:p/>
-    <w:p/>
-    <w:p/>
-    <w:p/>
-    <w:p/>
-    <w:p/>
-    <w:p/>
-    <w:p/>
-    <w:p/>
-    <w:p/>
-    <w:p/>
-    <w:p/>
-    <w:p/>
-    <w:p/>
-    <w:p/>
-    <w:p/>
-    <w:p/>
-    <w:p/>
-    <w:p/>
-    <w:p/>
-    <w:p/>
-    <w:p/>
-    <w:p/>
-    <w:p/>
-    <w:p>
-      <w:r>
-        <w:lastRenderedPageBreak/>
+        <w:t xml:space="preserve">Finalmente podemos observar </w:t>
+      </w:r>
+      <w:proofErr w:type="spellStart"/>
+      <w:r>
+        <w:t>como</w:t>
+      </w:r>
+      <w:proofErr w:type="spellEnd"/>
+      <w:r>
+        <w:t xml:space="preserve"> nuestro servidor, verifico nuestro usuario, vio que era valido y nos sale el mensaje de “Login correcto”.</w:t>
+      </w:r>
+    </w:p>
+    <w:p>
+      <w:pPr>
+        <w:pStyle w:val="Prrafodelista"/>
+        <w:jc w:val="both"/>
+      </w:pPr>
+    </w:p>
+    <w:p>
+      <w:pPr>
+        <w:pStyle w:val="Prrafodelista"/>
+        <w:jc w:val="both"/>
+      </w:pPr>
+    </w:p>
+    <w:p>
+      <w:pPr>
+        <w:jc w:val="both"/>
+      </w:pPr>
+    </w:p>
+    <w:p>
+      <w:pPr>
+        <w:jc w:val="both"/>
+      </w:pPr>
+    </w:p>
+    <w:p>
+      <w:pPr>
+        <w:jc w:val="both"/>
+      </w:pPr>
+    </w:p>
+    <w:p>
+      <w:pPr>
+        <w:jc w:val="both"/>
+      </w:pPr>
+    </w:p>
+    <w:p>
+      <w:pPr>
+        <w:jc w:val="both"/>
+      </w:pPr>
+    </w:p>
+    <w:p>
+      <w:pPr>
+        <w:jc w:val="both"/>
+      </w:pPr>
+    </w:p>
+    <w:p>
+      <w:pPr>
+        <w:jc w:val="both"/>
+      </w:pPr>
+    </w:p>
+    <w:p>
+      <w:pPr>
+        <w:jc w:val="both"/>
+      </w:pPr>
+    </w:p>
+    <w:p>
+      <w:pPr>
+        <w:jc w:val="both"/>
+      </w:pPr>
+    </w:p>
+    <w:p>
+      <w:pPr>
+        <w:jc w:val="both"/>
+      </w:pPr>
+    </w:p>
+    <w:p>
+      <w:pPr>
+        <w:jc w:val="both"/>
+      </w:pPr>
+    </w:p>
+    <w:p>
+      <w:pPr>
+        <w:jc w:val="both"/>
+      </w:pPr>
+    </w:p>
+    <w:p>
+      <w:pPr>
+        <w:jc w:val="both"/>
+      </w:pPr>
+    </w:p>
+    <w:p>
+      <w:pPr>
+        <w:jc w:val="both"/>
+      </w:pPr>
+    </w:p>
+    <w:p>
+      <w:pPr>
+        <w:jc w:val="both"/>
+      </w:pPr>
+    </w:p>
+    <w:p>
+      <w:pPr>
+        <w:jc w:val="both"/>
+      </w:pPr>
+    </w:p>
+    <w:p>
+      <w:pPr>
+        <w:jc w:val="both"/>
+      </w:pPr>
+    </w:p>
+    <w:p>
+      <w:pPr>
+        <w:jc w:val="both"/>
+      </w:pPr>
+    </w:p>
+    <w:p>
+      <w:pPr>
+        <w:jc w:val="both"/>
+      </w:pPr>
+    </w:p>
+    <w:p>
+      <w:pPr>
+        <w:pStyle w:val="Ttulo1"/>
+        <w:jc w:val="both"/>
+      </w:pPr>
+      <w:bookmarkStart w:id="8" w:name="_Toc227088555"/>
+      <w:r>
         <w:t>TRABAJO COLABORATIVO CON GITHUB (AMBOS)</w:t>
       </w:r>
-    </w:p>
-    <w:p/>
-    <w:p/>
-    <w:p/>
-    <w:p/>
-    <w:p/>
-    <w:p/>
-    <w:p/>
-    <w:p/>
-    <w:p/>
-    <w:p/>
-    <w:p/>
-    <w:p/>
-    <w:p/>
-    <w:p/>
-    <w:p/>
-    <w:p/>
-    <w:p/>
-    <w:p/>
-    <w:p/>
-    <w:p/>
-    <w:p/>
-    <w:p/>
-    <w:p/>
-    <w:p/>
-    <w:p/>
-    <w:p/>
-    <w:p>
-      <w:r>
-        <w:lastRenderedPageBreak/>
+      <w:bookmarkEnd w:id="8"/>
+    </w:p>
+    <w:p>
+      <w:pPr>
+        <w:jc w:val="both"/>
+      </w:pPr>
+    </w:p>
+    <w:p>
+      <w:pPr>
+        <w:jc w:val="both"/>
+      </w:pPr>
+    </w:p>
+    <w:p>
+      <w:pPr>
+        <w:jc w:val="both"/>
+      </w:pPr>
+    </w:p>
+    <w:p>
+      <w:pPr>
+        <w:jc w:val="both"/>
+      </w:pPr>
+    </w:p>
+    <w:p>
+      <w:pPr>
+        <w:jc w:val="both"/>
+      </w:pPr>
+    </w:p>
+    <w:p>
+      <w:pPr>
+        <w:jc w:val="both"/>
+      </w:pPr>
+    </w:p>
+    <w:p>
+      <w:pPr>
+        <w:jc w:val="both"/>
+      </w:pPr>
+    </w:p>
+    <w:p>
+      <w:pPr>
+        <w:jc w:val="both"/>
+      </w:pPr>
+    </w:p>
+    <w:p>
+      <w:pPr>
+        <w:jc w:val="both"/>
+      </w:pPr>
+    </w:p>
+    <w:p>
+      <w:pPr>
+        <w:jc w:val="both"/>
+      </w:pPr>
+    </w:p>
+    <w:p>
+      <w:pPr>
+        <w:jc w:val="both"/>
+      </w:pPr>
+    </w:p>
+    <w:p>
+      <w:pPr>
+        <w:jc w:val="both"/>
+      </w:pPr>
+    </w:p>
+    <w:p>
+      <w:pPr>
+        <w:jc w:val="both"/>
+      </w:pPr>
+    </w:p>
+    <w:p>
+      <w:pPr>
+        <w:jc w:val="both"/>
+      </w:pPr>
+    </w:p>
+    <w:p>
+      <w:pPr>
+        <w:jc w:val="both"/>
+      </w:pPr>
+    </w:p>
+    <w:p>
+      <w:pPr>
+        <w:jc w:val="both"/>
+      </w:pPr>
+    </w:p>
+    <w:p>
+      <w:pPr>
+        <w:jc w:val="both"/>
+      </w:pPr>
+    </w:p>
+    <w:p>
+      <w:pPr>
+        <w:jc w:val="both"/>
+      </w:pPr>
+    </w:p>
+    <w:p>
+      <w:pPr>
+        <w:jc w:val="both"/>
+      </w:pPr>
+    </w:p>
+    <w:p>
+      <w:pPr>
+        <w:jc w:val="both"/>
+      </w:pPr>
+    </w:p>
+    <w:p>
+      <w:pPr>
+        <w:jc w:val="both"/>
+      </w:pPr>
+    </w:p>
+    <w:p>
+      <w:pPr>
+        <w:jc w:val="both"/>
+      </w:pPr>
+    </w:p>
+    <w:p>
+      <w:pPr>
+        <w:jc w:val="both"/>
+      </w:pPr>
+    </w:p>
+    <w:p>
+      <w:pPr>
+        <w:jc w:val="both"/>
+      </w:pPr>
+    </w:p>
+    <w:p>
+      <w:pPr>
+        <w:jc w:val="both"/>
+      </w:pPr>
+    </w:p>
+    <w:p>
+      <w:r>
+        <w:br w:type="page"/>
+      </w:r>
+    </w:p>
+    <w:p>
+      <w:pPr>
+        <w:jc w:val="both"/>
+      </w:pPr>
+    </w:p>
+    <w:p>
+      <w:pPr>
+        <w:pStyle w:val="Ttulo1"/>
+      </w:pPr>
+      <w:bookmarkStart w:id="9" w:name="_Toc227088556"/>
+      <w:r>
         <w:t>CONCLUSIÓN</w:t>
       </w:r>
+      <w:bookmarkEnd w:id="9"/>
     </w:p>
     <w:sectPr>
       <w:pgSz w:w="12240" w:h="15840" w:code="1"/>
@@ -2421,8 +9087,105 @@
 </w:document>
 </file>
 
+<file path=word/numbering.xml><?xml version="1.0" encoding="utf-8"?>
+<w:numbering xmlns:wpc="http://schemas.microsoft.com/office/word/2010/wordprocessingCanvas" xmlns:cx="http://schemas.microsoft.com/office/drawing/2014/chartex" xmlns:cx1="http://schemas.microsoft.com/office/drawing/2015/9/8/chartex" xmlns:cx2="http://schemas.microsoft.com/office/drawing/2015/10/21/chartex" xmlns:cx3="http://schemas.microsoft.com/office/drawing/2016/5/9/chartex" xmlns:cx4="http://schemas.microsoft.com/office/drawing/2016/5/10/chartex" xmlns:cx5="http://schemas.microsoft.com/office/drawing/2016/5/11/chartex" xmlns:cx6="http://schemas.microsoft.com/office/drawing/2016/5/12/chartex" xmlns:cx7="http://schemas.microsoft.com/office/drawing/2016/5/13/chartex" xmlns:cx8="http://schemas.microsoft.com/office/drawing/2016/5/14/chartex" xmlns:mc="http://schemas.openxmlformats.org/markup-compatibility/2006" xmlns:aink="http://schemas.microsoft.com/office/drawing/2016/ink" xmlns:am3d="http://schemas.microsoft.com/office/drawing/2017/model3d" xmlns:o="urn:schemas-microsoft-com:office:office" xmlns:oel="http://schemas.microsoft.com/office/2019/extlst" xmlns:r="http://schemas.openxmlformats.org/officeDocument/2006/relationships" xmlns:m="http://schemas.openxmlformats.org/officeDocument/2006/math" xmlns:v="urn:schemas-microsoft-com:vml" xmlns:wp14="http://schemas.microsoft.com/office/word/2010/wordprocessingDrawing" xmlns:wp="http://schemas.openxmlformats.org/drawingml/2006/wordprocessingDrawing" xmlns:w10="urn:schemas-microsoft-com:office:word" xmlns:w="http://schemas.openxmlformats.org/wordprocessingml/2006/main" xmlns:w14="http://schemas.microsoft.com/office/word/2010/wordml" xmlns:w15="http://schemas.microsoft.com/office/word/2012/wordml" xmlns:w16cex="http://schemas.microsoft.com/office/word/2018/wordml/cex" xmlns:w16cid="http://schemas.microsoft.com/office/word/2016/wordml/cid" xmlns:w16="http://schemas.microsoft.com/office/word/2018/wordml" xmlns:w16du="http://schemas.microsoft.com/office/word/2023/wordml/word16du" xmlns:w16sdtdh="http://schemas.microsoft.com/office/word/2020/wordml/sdtdatahash" xmlns:w16sdtfl="http://schemas.microsoft.com/office/word/2024/wordml/sdtformatlock" xmlns:w16se="http://schemas.microsoft.com/office/word/2015/wordml/symex" xmlns:wpg="http://schemas.microsoft.com/office/word/2010/wordprocessingGroup" xmlns:wpi="http://schemas.microsoft.com/office/word/2010/wordprocessingInk" xmlns:wne="http://schemas.microsoft.com/office/word/2006/wordml" xmlns:wps="http://schemas.microsoft.com/office/word/2010/wordprocessingShape" mc:Ignorable="w14 w15 w16se w16cid w16 w16cex w16sdtdh w16sdtfl w16du wp14">
+  <w:abstractNum w:abstractNumId="0" w15:restartNumberingAfterBreak="0">
+    <w:nsid w:val="7FE6627C"/>
+    <w:multiLevelType w:val="hybridMultilevel"/>
+    <w:tmpl w:val="57EC9498"/>
+    <w:lvl w:ilvl="0" w:tplc="340A000F">
+      <w:start w:val="1"/>
+      <w:numFmt w:val="decimal"/>
+      <w:lvlText w:val="%1."/>
+      <w:lvlJc w:val="left"/>
+      <w:pPr>
+        <w:ind w:left="720" w:hanging="360"/>
+      </w:pPr>
+      <w:rPr>
+        <w:rFonts w:hint="default"/>
+      </w:rPr>
+    </w:lvl>
+    <w:lvl w:ilvl="1" w:tplc="340A0019" w:tentative="1">
+      <w:start w:val="1"/>
+      <w:numFmt w:val="lowerLetter"/>
+      <w:lvlText w:val="%2."/>
+      <w:lvlJc w:val="left"/>
+      <w:pPr>
+        <w:ind w:left="1440" w:hanging="360"/>
+      </w:pPr>
+    </w:lvl>
+    <w:lvl w:ilvl="2" w:tplc="340A001B" w:tentative="1">
+      <w:start w:val="1"/>
+      <w:numFmt w:val="lowerRoman"/>
+      <w:lvlText w:val="%3."/>
+      <w:lvlJc w:val="right"/>
+      <w:pPr>
+        <w:ind w:left="2160" w:hanging="180"/>
+      </w:pPr>
+    </w:lvl>
+    <w:lvl w:ilvl="3" w:tplc="340A000F" w:tentative="1">
+      <w:start w:val="1"/>
+      <w:numFmt w:val="decimal"/>
+      <w:lvlText w:val="%4."/>
+      <w:lvlJc w:val="left"/>
+      <w:pPr>
+        <w:ind w:left="2880" w:hanging="360"/>
+      </w:pPr>
+    </w:lvl>
+    <w:lvl w:ilvl="4" w:tplc="340A0019" w:tentative="1">
+      <w:start w:val="1"/>
+      <w:numFmt w:val="lowerLetter"/>
+      <w:lvlText w:val="%5."/>
+      <w:lvlJc w:val="left"/>
+      <w:pPr>
+        <w:ind w:left="3600" w:hanging="360"/>
+      </w:pPr>
+    </w:lvl>
+    <w:lvl w:ilvl="5" w:tplc="340A001B" w:tentative="1">
+      <w:start w:val="1"/>
+      <w:numFmt w:val="lowerRoman"/>
+      <w:lvlText w:val="%6."/>
+      <w:lvlJc w:val="right"/>
+      <w:pPr>
+        <w:ind w:left="4320" w:hanging="180"/>
+      </w:pPr>
+    </w:lvl>
+    <w:lvl w:ilvl="6" w:tplc="340A000F" w:tentative="1">
+      <w:start w:val="1"/>
+      <w:numFmt w:val="decimal"/>
+      <w:lvlText w:val="%7."/>
+      <w:lvlJc w:val="left"/>
+      <w:pPr>
+        <w:ind w:left="5040" w:hanging="360"/>
+      </w:pPr>
+    </w:lvl>
+    <w:lvl w:ilvl="7" w:tplc="340A0019" w:tentative="1">
+      <w:start w:val="1"/>
+      <w:numFmt w:val="lowerLetter"/>
+      <w:lvlText w:val="%8."/>
+      <w:lvlJc w:val="left"/>
+      <w:pPr>
+        <w:ind w:left="5760" w:hanging="360"/>
+      </w:pPr>
+    </w:lvl>
+    <w:lvl w:ilvl="8" w:tplc="340A001B" w:tentative="1">
+      <w:start w:val="1"/>
+      <w:numFmt w:val="lowerRoman"/>
+      <w:lvlText w:val="%9."/>
+      <w:lvlJc w:val="right"/>
+      <w:pPr>
+        <w:ind w:left="6480" w:hanging="180"/>
+      </w:pPr>
+    </w:lvl>
+  </w:abstractNum>
+  <w:num w:numId="1" w16cid:durableId="1221793066">
+    <w:abstractNumId w:val="0"/>
+  </w:num>
+</w:numbering>
+</file>
+
 <file path=word/styles.xml><?xml version="1.0" encoding="utf-8"?>
-<w:styles xmlns:mc="http://schemas.openxmlformats.org/markup-compatibility/2006" xmlns:r="http://schemas.openxmlformats.org/officeDocument/2006/relationships" xmlns:w="http://schemas.openxmlformats.org/wordprocessingml/2006/main" xmlns:w14="http://schemas.microsoft.com/office/word/2010/wordml" xmlns:w15="http://schemas.microsoft.com/office/word/2012/wordml" xmlns:w16se="http://schemas.microsoft.com/office/word/2015/wordml/symex" mc:Ignorable="w14 w15 w16se">
+<w:styles xmlns:mc="http://schemas.openxmlformats.org/markup-compatibility/2006" xmlns:r="http://schemas.openxmlformats.org/officeDocument/2006/relationships" xmlns:w="http://schemas.openxmlformats.org/wordprocessingml/2006/main" xmlns:w14="http://schemas.microsoft.com/office/word/2010/wordml" xmlns:w15="http://schemas.microsoft.com/office/word/2012/wordml" xmlns:w16cex="http://schemas.microsoft.com/office/word/2018/wordml/cex" xmlns:w16cid="http://schemas.microsoft.com/office/word/2016/wordml/cid" xmlns:w16="http://schemas.microsoft.com/office/word/2018/wordml" xmlns:w16du="http://schemas.microsoft.com/office/word/2023/wordml/word16du" xmlns:w16sdtdh="http://schemas.microsoft.com/office/word/2020/wordml/sdtdatahash" xmlns:w16sdtfl="http://schemas.microsoft.com/office/word/2024/wordml/sdtformatlock" xmlns:w16se="http://schemas.microsoft.com/office/word/2015/wordml/symex" mc:Ignorable="w14 w15 w16se w16cid w16 w16cex w16sdtdh w16sdtfl w16du">
   <w:docDefaults>
     <w:rPrDefault>
       <w:rPr>
@@ -2438,7 +9201,7 @@
       </w:pPr>
     </w:pPrDefault>
   </w:docDefaults>
-  <w:latentStyles w:defLockedState="0" w:defUIPriority="99" w:defSemiHidden="0" w:defUnhideWhenUsed="0" w:defQFormat="0" w:count="371">
+  <w:latentStyles w:defLockedState="0" w:defUIPriority="99" w:defSemiHidden="0" w:defUnhideWhenUsed="0" w:defQFormat="0" w:count="376">
     <w:lsdException w:name="Normal" w:uiPriority="0" w:qFormat="1"/>
     <w:lsdException w:name="heading 1" w:uiPriority="9" w:qFormat="1"/>
     <w:lsdException w:name="heading 2" w:semiHidden="1" w:uiPriority="9" w:unhideWhenUsed="1" w:qFormat="1"/>
@@ -2810,15 +9573,63 @@
     <w:lsdException w:name="List Table 5 Dark Accent 6" w:uiPriority="50"/>
     <w:lsdException w:name="List Table 6 Colorful Accent 6" w:uiPriority="51"/>
     <w:lsdException w:name="List Table 7 Colorful Accent 6" w:uiPriority="52"/>
+    <w:lsdException w:name="Mention" w:semiHidden="1" w:unhideWhenUsed="1"/>
+    <w:lsdException w:name="Smart Hyperlink" w:semiHidden="1" w:unhideWhenUsed="1"/>
+    <w:lsdException w:name="Hashtag" w:semiHidden="1" w:unhideWhenUsed="1"/>
+    <w:lsdException w:name="Unresolved Mention" w:semiHidden="1" w:unhideWhenUsed="1"/>
+    <w:lsdException w:name="Smart Link" w:semiHidden="1" w:unhideWhenUsed="1"/>
   </w:latentStyles>
   <w:style w:type="paragraph" w:default="1" w:styleId="Normal">
     <w:name w:val="Normal"/>
     <w:qFormat/>
   </w:style>
+  <w:style w:type="paragraph" w:styleId="Ttulo1">
+    <w:name w:val="heading 1"/>
+    <w:basedOn w:val="Normal"/>
+    <w:next w:val="Normal"/>
+    <w:link w:val="Ttulo1Car"/>
+    <w:uiPriority w:val="9"/>
+    <w:qFormat/>
+    <w:rsid w:val="003B0956"/>
+    <w:pPr>
+      <w:keepNext/>
+      <w:keepLines/>
+      <w:spacing w:before="240" w:after="0"/>
+      <w:outlineLvl w:val="0"/>
+    </w:pPr>
+    <w:rPr>
+      <w:rFonts w:asciiTheme="majorHAnsi" w:eastAsiaTheme="majorEastAsia" w:hAnsiTheme="majorHAnsi" w:cstheme="majorBidi"/>
+      <w:color w:val="0F4761" w:themeColor="accent1" w:themeShade="BF"/>
+      <w:sz w:val="32"/>
+      <w:szCs w:val="32"/>
+    </w:rPr>
+  </w:style>
+  <w:style w:type="paragraph" w:styleId="Ttulo2">
+    <w:name w:val="heading 2"/>
+    <w:basedOn w:val="Normal"/>
+    <w:next w:val="Normal"/>
+    <w:link w:val="Ttulo2Car"/>
+    <w:uiPriority w:val="9"/>
+    <w:semiHidden/>
+    <w:unhideWhenUsed/>
+    <w:qFormat/>
+    <w:rsid w:val="003B0956"/>
+    <w:pPr>
+      <w:keepNext/>
+      <w:keepLines/>
+      <w:spacing w:before="40" w:after="0"/>
+      <w:outlineLvl w:val="1"/>
+    </w:pPr>
+    <w:rPr>
+      <w:rFonts w:asciiTheme="majorHAnsi" w:eastAsiaTheme="majorEastAsia" w:hAnsiTheme="majorHAnsi" w:cstheme="majorBidi"/>
+      <w:color w:val="0F4761" w:themeColor="accent1" w:themeShade="BF"/>
+      <w:sz w:val="26"/>
+      <w:szCs w:val="26"/>
+    </w:rPr>
+  </w:style>
   <w:style w:type="character" w:default="1" w:styleId="Fuentedeprrafopredeter">
     <w:name w:val="Default Paragraph Font"/>
     <w:uiPriority w:val="1"/>
-    <w:semiHidden/>
     <w:unhideWhenUsed/>
   </w:style>
   <w:style w:type="table" w:default="1" w:styleId="Tablanormal">
@@ -2841,6 +9652,114 @@
     <w:uiPriority w:val="99"/>
     <w:semiHidden/>
     <w:unhideWhenUsed/>
+  </w:style>
+  <w:style w:type="character" w:customStyle="1" w:styleId="Ttulo1Car">
+    <w:name w:val="Título 1 Car"/>
+    <w:basedOn w:val="Fuentedeprrafopredeter"/>
+    <w:link w:val="Ttulo1"/>
+    <w:uiPriority w:val="9"/>
+    <w:rsid w:val="003B0956"/>
+    <w:rPr>
+      <w:rFonts w:asciiTheme="majorHAnsi" w:eastAsiaTheme="majorEastAsia" w:hAnsiTheme="majorHAnsi" w:cstheme="majorBidi"/>
+      <w:color w:val="0F4761" w:themeColor="accent1" w:themeShade="BF"/>
+      <w:sz w:val="32"/>
+      <w:szCs w:val="32"/>
+    </w:rPr>
+  </w:style>
+  <w:style w:type="paragraph" w:styleId="TtuloTDC">
+    <w:name w:val="TOC Heading"/>
+    <w:basedOn w:val="Ttulo1"/>
+    <w:next w:val="Normal"/>
+    <w:uiPriority w:val="39"/>
+    <w:unhideWhenUsed/>
+    <w:qFormat/>
+    <w:rsid w:val="003B0956"/>
+    <w:pPr>
+      <w:spacing w:line="259" w:lineRule="auto"/>
+      <w:outlineLvl w:val="9"/>
+    </w:pPr>
+    <w:rPr>
+      <w:lang w:val="es-CL" w:eastAsia="es-CL"/>
+    </w:rPr>
+  </w:style>
+  <w:style w:type="character" w:customStyle="1" w:styleId="Ttulo2Car">
+    <w:name w:val="Título 2 Car"/>
+    <w:basedOn w:val="Fuentedeprrafopredeter"/>
+    <w:link w:val="Ttulo2"/>
+    <w:uiPriority w:val="9"/>
+    <w:semiHidden/>
+    <w:rsid w:val="003B0956"/>
+    <w:rPr>
+      <w:rFonts w:asciiTheme="majorHAnsi" w:eastAsiaTheme="majorEastAsia" w:hAnsiTheme="majorHAnsi" w:cstheme="majorBidi"/>
+      <w:color w:val="0F4761" w:themeColor="accent1" w:themeShade="BF"/>
+      <w:sz w:val="26"/>
+      <w:szCs w:val="26"/>
+    </w:rPr>
+  </w:style>
+  <w:style w:type="paragraph" w:styleId="TDC1">
+    <w:name w:val="toc 1"/>
+    <w:basedOn w:val="Normal"/>
+    <w:next w:val="Normal"/>
+    <w:autoRedefine/>
+    <w:uiPriority w:val="39"/>
+    <w:unhideWhenUsed/>
+    <w:rsid w:val="003B0956"/>
+    <w:pPr>
+      <w:spacing w:after="100"/>
+    </w:pPr>
+  </w:style>
+  <w:style w:type="character" w:styleId="Hipervnculo">
+    <w:name w:val="Hyperlink"/>
+    <w:basedOn w:val="Fuentedeprrafopredeter"/>
+    <w:uiPriority w:val="99"/>
+    <w:unhideWhenUsed/>
+    <w:rsid w:val="003B0956"/>
+    <w:rPr>
+      <w:color w:val="467886" w:themeColor="hyperlink"/>
+      <w:u w:val="single"/>
+    </w:rPr>
+  </w:style>
+  <w:style w:type="paragraph" w:styleId="Descripcin">
+    <w:name w:val="caption"/>
+    <w:basedOn w:val="Normal"/>
+    <w:next w:val="Normal"/>
+    <w:uiPriority w:val="35"/>
+    <w:unhideWhenUsed/>
+    <w:qFormat/>
+    <w:rsid w:val="00136E94"/>
+    <w:pPr>
+      <w:spacing w:after="200" w:line="240" w:lineRule="auto"/>
+    </w:pPr>
+    <w:rPr>
+      <w:i/>
+      <w:iCs/>
+      <w:color w:val="0E2841" w:themeColor="text2"/>
+      <w:sz w:val="18"/>
+      <w:szCs w:val="18"/>
+    </w:rPr>
+  </w:style>
+  <w:style w:type="paragraph" w:styleId="Prrafodelista">
+    <w:name w:val="List Paragraph"/>
+    <w:basedOn w:val="Normal"/>
+    <w:uiPriority w:val="34"/>
+    <w:qFormat/>
+    <w:rsid w:val="00974BF1"/>
+    <w:pPr>
+      <w:ind w:left="720"/>
+      <w:contextualSpacing/>
+    </w:pPr>
+  </w:style>
+  <w:style w:type="character" w:styleId="Mencinsinresolver">
+    <w:name w:val="Unresolved Mention"/>
+    <w:basedOn w:val="Fuentedeprrafopredeter"/>
+    <w:uiPriority w:val="99"/>
+    <w:semiHidden/>
+    <w:unhideWhenUsed/>
+    <w:rsid w:val="00974BF1"/>
+    <w:rPr>
+      <w:color w:val="605E5C"/>
+      <w:shd w:val="clear" w:color="auto" w:fill="E1DFDD"/>
+    </w:rPr>
   </w:style>
 </w:styles>
 </file>
@@ -3104,4 +10023,16 @@
     </a:ext>
   </a:extLst>
 </a:theme>
+</file>
+
+<file path=customXml/item1.xml><?xml version="1.0" encoding="utf-8"?>
+<b:Sources xmlns:b="http://schemas.openxmlformats.org/officeDocument/2006/bibliography" xmlns="http://schemas.openxmlformats.org/officeDocument/2006/bibliography" SelectedStyle="\APASixthEditionOfficeOnline.xsl" StyleName="APA" Version="6"/>
+</file>
+
+<file path=customXml/itemProps1.xml><?xml version="1.0" encoding="utf-8"?>
+<ds:datastoreItem xmlns:ds="http://schemas.openxmlformats.org/officeDocument/2006/customXml" ds:itemID="{36E60319-8B49-40DA-BAF1-344CFF04578F}">
+  <ds:schemaRefs>
+    <ds:schemaRef ds:uri="http://schemas.openxmlformats.org/officeDocument/2006/bibliography"/>
+  </ds:schemaRefs>
+</ds:datastoreItem>
 </file>
--- a/Madrid_Darien_CIB302_Semana4.docx
+++ b/Madrid_Darien_CIB302_Semana4.docx
@@ -369,7 +369,11 @@
     <w:sdt>
       <w:sdtPr>
         <w:rPr>
-          <w:lang w:val="es-MX"/>
+          <w:rFonts w:asciiTheme="minorHAnsi" w:eastAsiaTheme="minorHAnsi" w:hAnsiTheme="minorHAnsi" w:cstheme="minorBidi"/>
+          <w:color w:val="auto"/>
+          <w:sz w:val="24"/>
+          <w:szCs w:val="24"/>
+          <w:lang w:val="es-MX" w:eastAsia="en-US"/>
         </w:rPr>
         <w:id w:val="-2114115367"/>
         <w:docPartObj>
@@ -379,13 +383,8 @@
       </w:sdtPr>
       <w:sdtEndPr>
         <w:rPr>
-          <w:rFonts w:asciiTheme="minorHAnsi" w:eastAsiaTheme="minorHAnsi" w:hAnsiTheme="minorHAnsi" w:cstheme="minorBidi"/>
           <w:b/>
           <w:bCs/>
-          <w:color w:val="auto"/>
-          <w:sz w:val="24"/>
-          <w:szCs w:val="24"/>
-          <w:lang w:eastAsia="en-US"/>
         </w:rPr>
       </w:sdtEndPr>
       <w:sdtContent>
@@ -421,7 +420,11 @@
               <w:tab w:val="right" w:leader="dot" w:pos="8828"/>
             </w:tabs>
             <w:rPr>
+              <w:rFonts w:eastAsiaTheme="minorEastAsia"/>
               <w:noProof/>
+              <w:kern w:val="2"/>
+              <w:lang w:val="es-CL" w:eastAsia="es-CL"/>
+              <w14:ligatures w14:val="standardContextual"/>
             </w:rPr>
           </w:pPr>
           <w:r>
@@ -433,7 +436,7 @@
           <w:r>
             <w:fldChar w:fldCharType="separate"/>
           </w:r>
-          <w:hyperlink w:anchor="_Toc227088547" w:history="1">
+          <w:hyperlink w:anchor="_Toc227094316" w:history="1">
             <w:r>
               <w:rPr>
                 <w:rStyle w:val="Hipervnculo"/>
@@ -462,7 +465,7 @@
                 <w:noProof/>
                 <w:webHidden/>
               </w:rPr>
-              <w:instrText xml:space="preserve"> PAGEREF _Toc227088547 \h </w:instrText>
+              <w:instrText xml:space="preserve"> PAGEREF _Toc227094316 \h </w:instrText>
             </w:r>
             <w:r>
               <w:rPr>
@@ -500,10 +503,14 @@
               <w:tab w:val="right" w:leader="dot" w:pos="8828"/>
             </w:tabs>
             <w:rPr>
+              <w:rFonts w:eastAsiaTheme="minorEastAsia"/>
               <w:noProof/>
+              <w:kern w:val="2"/>
+              <w:lang w:val="es-CL" w:eastAsia="es-CL"/>
+              <w14:ligatures w14:val="standardContextual"/>
             </w:rPr>
           </w:pPr>
-          <w:hyperlink w:anchor="_Toc227088548" w:history="1">
+          <w:hyperlink w:anchor="_Toc227094317" w:history="1">
             <w:r>
               <w:rPr>
                 <w:rStyle w:val="Hipervnculo"/>
@@ -532,7 +539,7 @@
                 <w:noProof/>
                 <w:webHidden/>
               </w:rPr>
-              <w:instrText xml:space="preserve"> PAGEREF _Toc227088548 \h </w:instrText>
+              <w:instrText xml:space="preserve"> PAGEREF _Toc227094317 \h </w:instrText>
             </w:r>
             <w:r>
               <w:rPr>
@@ -570,10 +577,14 @@
               <w:tab w:val="right" w:leader="dot" w:pos="8828"/>
             </w:tabs>
             <w:rPr>
+              <w:rFonts w:eastAsiaTheme="minorEastAsia"/>
               <w:noProof/>
+              <w:kern w:val="2"/>
+              <w:lang w:val="es-CL" w:eastAsia="es-CL"/>
+              <w14:ligatures w14:val="standardContextual"/>
             </w:rPr>
           </w:pPr>
-          <w:hyperlink w:anchor="_Toc227088549" w:history="1">
+          <w:hyperlink w:anchor="_Toc227094318" w:history="1">
             <w:r>
               <w:rPr>
                 <w:rStyle w:val="Hipervnculo"/>
@@ -602,7 +613,7 @@
                 <w:noProof/>
                 <w:webHidden/>
               </w:rPr>
-              <w:instrText xml:space="preserve"> PAGEREF _Toc227088549 \h </w:instrText>
+              <w:instrText xml:space="preserve"> PAGEREF _Toc227094318 \h </w:instrText>
             </w:r>
             <w:r>
               <w:rPr>
@@ -640,10 +651,14 @@
               <w:tab w:val="right" w:leader="dot" w:pos="8828"/>
             </w:tabs>
             <w:rPr>
+              <w:rFonts w:eastAsiaTheme="minorEastAsia"/>
               <w:noProof/>
+              <w:kern w:val="2"/>
+              <w:lang w:val="es-CL" w:eastAsia="es-CL"/>
+              <w14:ligatures w14:val="standardContextual"/>
             </w:rPr>
           </w:pPr>
-          <w:hyperlink w:anchor="_Toc227088550" w:history="1">
+          <w:hyperlink w:anchor="_Toc227094319" w:history="1">
             <w:r>
               <w:rPr>
                 <w:rStyle w:val="Hipervnculo"/>
@@ -672,7 +687,7 @@
                 <w:noProof/>
                 <w:webHidden/>
               </w:rPr>
-              <w:instrText xml:space="preserve"> PAGEREF _Toc227088550 \h </w:instrText>
+              <w:instrText xml:space="preserve"> PAGEREF _Toc227094319 \h </w:instrText>
             </w:r>
             <w:r>
               <w:rPr>
@@ -710,10 +725,14 @@
               <w:tab w:val="right" w:leader="dot" w:pos="8828"/>
             </w:tabs>
             <w:rPr>
+              <w:rFonts w:eastAsiaTheme="minorEastAsia"/>
               <w:noProof/>
+              <w:kern w:val="2"/>
+              <w:lang w:val="es-CL" w:eastAsia="es-CL"/>
+              <w14:ligatures w14:val="standardContextual"/>
             </w:rPr>
           </w:pPr>
-          <w:hyperlink w:anchor="_Toc227088551" w:history="1">
+          <w:hyperlink w:anchor="_Toc227094320" w:history="1">
             <w:r>
               <w:rPr>
                 <w:rStyle w:val="Hipervnculo"/>
@@ -742,7 +761,7 @@
                 <w:noProof/>
                 <w:webHidden/>
               </w:rPr>
-              <w:instrText xml:space="preserve"> PAGEREF _Toc227088551 \h </w:instrText>
+              <w:instrText xml:space="preserve"> PAGEREF _Toc227094320 \h </w:instrText>
             </w:r>
             <w:r>
               <w:rPr>
@@ -780,10 +799,14 @@
               <w:tab w:val="right" w:leader="dot" w:pos="8828"/>
             </w:tabs>
             <w:rPr>
+              <w:rFonts w:eastAsiaTheme="minorEastAsia"/>
               <w:noProof/>
+              <w:kern w:val="2"/>
+              <w:lang w:val="es-CL" w:eastAsia="es-CL"/>
+              <w14:ligatures w14:val="standardContextual"/>
             </w:rPr>
           </w:pPr>
-          <w:hyperlink w:anchor="_Toc227088552" w:history="1">
+          <w:hyperlink w:anchor="_Toc227094321" w:history="1">
             <w:r>
               <w:rPr>
                 <w:rStyle w:val="Hipervnculo"/>
@@ -812,7 +835,7 @@
                 <w:noProof/>
                 <w:webHidden/>
               </w:rPr>
-              <w:instrText xml:space="preserve"> PAGEREF _Toc227088552 \h </w:instrText>
+              <w:instrText xml:space="preserve"> PAGEREF _Toc227094321 \h </w:instrText>
             </w:r>
             <w:r>
               <w:rPr>
@@ -850,13 +873,19 @@
               <w:tab w:val="right" w:leader="dot" w:pos="8828"/>
             </w:tabs>
             <w:rPr>
+              <w:rFonts w:eastAsiaTheme="minorEastAsia"/>
               <w:noProof/>
+              <w:kern w:val="2"/>
+              <w:lang w:val="es-CL" w:eastAsia="es-CL"/>
+              <w14:ligatures w14:val="standardContextual"/>
             </w:rPr>
           </w:pPr>
-          <w:hyperlink w:anchor="_Toc227088553" w:history="1">
+          <w:hyperlink w:anchor="_Toc227094322" w:history="1">
             <w:r>
               <w:rPr>
                 <w:rStyle w:val="Hipervnculo"/>
+                <w:b/>
+                <w:bCs/>
                 <w:noProof/>
               </w:rPr>
               <w:t>CIERRE DE SESION</w:t>
@@ -880,7 +909,7 @@
                 <w:noProof/>
                 <w:webHidden/>
               </w:rPr>
-              <w:instrText xml:space="preserve"> PAGEREF _Toc227088553 \h </w:instrText>
+              <w:instrText xml:space="preserve"> PAGEREF _Toc227094322 \h </w:instrText>
             </w:r>
             <w:r>
               <w:rPr>
@@ -918,13 +947,19 @@
               <w:tab w:val="right" w:leader="dot" w:pos="8828"/>
             </w:tabs>
             <w:rPr>
+              <w:rFonts w:eastAsiaTheme="minorEastAsia"/>
               <w:noProof/>
+              <w:kern w:val="2"/>
+              <w:lang w:val="es-CL" w:eastAsia="es-CL"/>
+              <w14:ligatures w14:val="standardContextual"/>
             </w:rPr>
           </w:pPr>
-          <w:hyperlink w:anchor="_Toc227088554" w:history="1">
+          <w:hyperlink w:anchor="_Toc227094323" w:history="1">
             <w:r>
               <w:rPr>
                 <w:rStyle w:val="Hipervnculo"/>
+                <w:b/>
+                <w:bCs/>
                 <w:noProof/>
               </w:rPr>
               <w:t>PRUEBAS DEL SISTEMA</w:t>
@@ -948,7 +983,7 @@
                 <w:noProof/>
                 <w:webHidden/>
               </w:rPr>
-              <w:instrText xml:space="preserve"> PAGEREF _Toc227088554 \h </w:instrText>
+              <w:instrText xml:space="preserve"> PAGEREF _Toc227094323 \h </w:instrText>
             </w:r>
             <w:r>
               <w:rPr>
@@ -986,13 +1021,19 @@
               <w:tab w:val="right" w:leader="dot" w:pos="8828"/>
             </w:tabs>
             <w:rPr>
+              <w:rFonts w:eastAsiaTheme="minorEastAsia"/>
               <w:noProof/>
+              <w:kern w:val="2"/>
+              <w:lang w:val="es-CL" w:eastAsia="es-CL"/>
+              <w14:ligatures w14:val="standardContextual"/>
             </w:rPr>
           </w:pPr>
-          <w:hyperlink w:anchor="_Toc227088555" w:history="1">
+          <w:hyperlink w:anchor="_Toc227094324" w:history="1">
             <w:r>
               <w:rPr>
                 <w:rStyle w:val="Hipervnculo"/>
+                <w:b/>
+                <w:bCs/>
                 <w:noProof/>
               </w:rPr>
               <w:t>TRABAJO COLABORATIVO CON GITHUB (AMBOS)</w:t>
@@ -1016,7 +1057,7 @@
                 <w:noProof/>
                 <w:webHidden/>
               </w:rPr>
-              <w:instrText xml:space="preserve"> PAGEREF _Toc227088555 \h </w:instrText>
+              <w:instrText xml:space="preserve"> PAGEREF _Toc227094324 \h </w:instrText>
             </w:r>
             <w:r>
               <w:rPr>
@@ -1036,7 +1077,7 @@
                 <w:noProof/>
                 <w:webHidden/>
               </w:rPr>
-              <w:t>14</w:t>
+              <w:t>17</w:t>
             </w:r>
             <w:r>
               <w:rPr>
@@ -1054,13 +1095,19 @@
               <w:tab w:val="right" w:leader="dot" w:pos="8828"/>
             </w:tabs>
             <w:rPr>
+              <w:rFonts w:eastAsiaTheme="minorEastAsia"/>
               <w:noProof/>
+              <w:kern w:val="2"/>
+              <w:lang w:val="es-CL" w:eastAsia="es-CL"/>
+              <w14:ligatures w14:val="standardContextual"/>
             </w:rPr>
           </w:pPr>
-          <w:hyperlink w:anchor="_Toc227088556" w:history="1">
+          <w:hyperlink w:anchor="_Toc227094325" w:history="1">
             <w:r>
               <w:rPr>
                 <w:rStyle w:val="Hipervnculo"/>
+                <w:b/>
+                <w:bCs/>
                 <w:noProof/>
               </w:rPr>
               <w:t>CONCLUSIÓN</w:t>
@@ -1084,7 +1131,7 @@
                 <w:noProof/>
                 <w:webHidden/>
               </w:rPr>
-              <w:instrText xml:space="preserve"> PAGEREF _Toc227088556 \h </w:instrText>
+              <w:instrText xml:space="preserve"> PAGEREF _Toc227094325 \h </w:instrText>
             </w:r>
             <w:r>
               <w:rPr>
@@ -1104,7 +1151,7 @@
                 <w:noProof/>
                 <w:webHidden/>
               </w:rPr>
-              <w:t>15</w:t>
+              <w:t>18</w:t>
             </w:r>
             <w:r>
               <w:rPr>
@@ -1160,7 +1207,7 @@
           <w:bCs/>
         </w:rPr>
       </w:pPr>
-      <w:bookmarkStart w:id="0" w:name="_Toc227088547"/>
+      <w:bookmarkStart w:id="0" w:name="_Toc227094316"/>
       <w:r>
         <w:rPr>
           <w:b/>
@@ -1529,7 +1576,7 @@
           <w:bCs/>
         </w:rPr>
       </w:pPr>
-      <w:bookmarkStart w:id="1" w:name="_Toc227088548"/>
+      <w:bookmarkStart w:id="1" w:name="_Toc227094317"/>
       <w:r>
         <w:rPr>
           <w:b/>
@@ -1926,7 +1973,7 @@
           <w:bCs/>
         </w:rPr>
       </w:pPr>
-      <w:bookmarkStart w:id="2" w:name="_Toc227088549"/>
+      <w:bookmarkStart w:id="2" w:name="_Toc227094318"/>
       <w:r>
         <w:rPr>
           <w:b/>
@@ -2231,7 +2278,7 @@
           <w:bCs/>
         </w:rPr>
       </w:pPr>
-      <w:bookmarkStart w:id="3" w:name="_Toc227088550"/>
+      <w:bookmarkStart w:id="3" w:name="_Toc227094319"/>
       <w:r>
         <w:rPr>
           <w:b/>
@@ -2604,7 +2651,7 @@
           <w:bCs/>
         </w:rPr>
       </w:pPr>
-      <w:bookmarkStart w:id="4" w:name="_Toc227088551"/>
+      <w:bookmarkStart w:id="4" w:name="_Toc227094320"/>
       <w:r>
         <w:rPr>
           <w:rFonts w:eastAsiaTheme="minorEastAsia"/>
@@ -3074,7 +3121,7 @@
           <w:bCs/>
         </w:rPr>
       </w:pPr>
-      <w:bookmarkStart w:id="5" w:name="_Toc227088552"/>
+      <w:bookmarkStart w:id="5" w:name="_Toc227094321"/>
       <w:r>
         <w:rPr>
           <w:b/>
@@ -6319,9 +6366,17 @@
     <w:p>
       <w:pPr>
         <w:pStyle w:val="Ttulo1"/>
-      </w:pPr>
-      <w:bookmarkStart w:id="6" w:name="_Toc227088553"/>
-      <w:r>
+        <w:rPr>
+          <w:b/>
+          <w:bCs/>
+        </w:rPr>
+      </w:pPr>
+      <w:bookmarkStart w:id="6" w:name="_Toc227094322"/>
+      <w:r>
+        <w:rPr>
+          <w:b/>
+          <w:bCs/>
+        </w:rPr>
         <w:lastRenderedPageBreak/>
         <w:t>CIERRE DE SESION</w:t>
       </w:r>
@@ -6746,7 +6801,13 @@
         <w:jc w:val="both"/>
       </w:pPr>
       <w:r>
-        <w:t>En el cuadro N°1, lo que se hace es decirle al navegador/cliente que elimine la cookie llamada “token”, en esta “cookie” esta guardado el JWT cuando se realizo el “</w:t>
+        <w:t xml:space="preserve">En el cuadro N°1, lo que se hace es decirle al navegador/cliente que elimine la cookie llamada “token”, en esta “cookie” esta guardado el JWT cuando se </w:t>
+      </w:r>
+      <w:r>
+        <w:t>realizó</w:t>
+      </w:r>
+      <w:r>
+        <w:t xml:space="preserve"> el “</w:t>
       </w:r>
       <w:proofErr w:type="spellStart"/>
       <w:r>
@@ -6765,11 +6826,9 @@
       <w:r>
         <w:t xml:space="preserve">La </w:t>
       </w:r>
-      <w:proofErr w:type="spellStart"/>
-      <w:r>
-        <w:t>ultima</w:t>
-      </w:r>
-      <w:proofErr w:type="spellEnd"/>
+      <w:r>
+        <w:t>última</w:t>
+      </w:r>
       <w:r>
         <w:t xml:space="preserve"> línea es cuando nos encontramos en el </w:t>
       </w:r>
@@ -6793,9 +6852,17 @@
     <w:p>
       <w:pPr>
         <w:pStyle w:val="Ttulo1"/>
-      </w:pPr>
-      <w:bookmarkStart w:id="7" w:name="_Toc227088554"/>
-      <w:r>
+        <w:rPr>
+          <w:b/>
+          <w:bCs/>
+        </w:rPr>
+      </w:pPr>
+      <w:bookmarkStart w:id="7" w:name="_Toc227094323"/>
+      <w:r>
+        <w:rPr>
+          <w:b/>
+          <w:bCs/>
+        </w:rPr>
         <w:lastRenderedPageBreak/>
         <w:t>PRUEBAS DEL SISTEMA</w:t>
       </w:r>
@@ -6808,6 +6875,7 @@
     </w:p>
     <w:p>
       <w:pPr>
+        <w:spacing w:line="360" w:lineRule="auto"/>
         <w:jc w:val="both"/>
       </w:pPr>
       <w:r>
@@ -6848,6 +6916,9 @@
         <w:jc w:val="both"/>
       </w:pPr>
       <w:r>
+        <w:rPr>
+          <w:noProof/>
+        </w:rPr>
         <w:drawing>
           <wp:inline distT="0" distB="0" distL="0" distR="0" wp14:anchorId="02FCBE9D" wp14:editId="3A2F6F6B">
             <wp:extent cx="5612130" cy="4182110"/>
@@ -6917,16 +6988,16 @@
     </w:p>
     <w:p>
       <w:pPr>
+        <w:spacing w:line="360" w:lineRule="auto"/>
         <w:jc w:val="both"/>
       </w:pPr>
       <w:r>
+        <w:lastRenderedPageBreak/>
         <w:t xml:space="preserve">Para realizar las pruebas, se </w:t>
       </w:r>
-      <w:proofErr w:type="spellStart"/>
-      <w:r>
-        <w:t>descargo</w:t>
-      </w:r>
-      <w:proofErr w:type="spellEnd"/>
+      <w:r>
+        <w:t>descargó</w:t>
+      </w:r>
       <w:r>
         <w:t xml:space="preserve"> también “</w:t>
       </w:r>
@@ -6938,11 +7009,9 @@
       <w:r>
         <w:t xml:space="preserve">” para simular la </w:t>
       </w:r>
-      <w:proofErr w:type="spellStart"/>
-      <w:r>
-        <w:t>pagina</w:t>
-      </w:r>
-      <w:proofErr w:type="spellEnd"/>
+      <w:r>
+        <w:t>página</w:t>
+      </w:r>
       <w:r>
         <w:t>, ya con esto debemos abrir una terminal e iniciar “</w:t>
       </w:r>
@@ -6966,6 +7035,9 @@
         <w:jc w:val="both"/>
       </w:pPr>
       <w:r>
+        <w:rPr>
+          <w:noProof/>
+        </w:rPr>
         <w:drawing>
           <wp:inline distT="0" distB="0" distL="0" distR="0" wp14:anchorId="30FEB3A2" wp14:editId="6E78DBFA">
             <wp:extent cx="5560484" cy="810293"/>
@@ -7066,13 +7138,24 @@
         <w:jc w:val="both"/>
       </w:pPr>
       <w:r>
-        <w:t>Con el servidor corriendo y ya habiendo descargo el programa Postman,</w:t>
+        <w:t>Con el servidor corriendo y ya habiendo descargo el programa Postman</w:t>
       </w:r>
     </w:p>
     <w:p>
       <w:pPr>
         <w:jc w:val="both"/>
-      </w:pPr>
+        <w:rPr>
+          <w:b/>
+          <w:bCs/>
+        </w:rPr>
+      </w:pPr>
+      <w:r>
+        <w:rPr>
+          <w:b/>
+          <w:bCs/>
+        </w:rPr>
+        <w:t>1ra. Prueba</w:t>
+      </w:r>
     </w:p>
     <w:p>
       <w:pPr>
@@ -7088,16 +7171,201 @@
         <mc:AlternateContent>
           <mc:Choice Requires="wps">
             <w:drawing>
-              <wp:anchor distT="0" distB="0" distL="114300" distR="114300" simplePos="0" relativeHeight="251681792" behindDoc="0" locked="0" layoutInCell="1" allowOverlap="1" wp14:anchorId="17FB7327" wp14:editId="482CB955">
+              <wp:anchor distT="0" distB="0" distL="114300" distR="114300" simplePos="0" relativeHeight="251679744" behindDoc="0" locked="0" layoutInCell="1" allowOverlap="1" wp14:anchorId="020BEC85" wp14:editId="26368DB6">
                 <wp:simplePos x="0" y="0"/>
                 <wp:positionH relativeFrom="margin">
-                  <wp:posOffset>661035</wp:posOffset>
+                  <wp:posOffset>1270635</wp:posOffset>
                 </wp:positionH>
                 <wp:positionV relativeFrom="paragraph">
-                  <wp:posOffset>1864995</wp:posOffset>
+                  <wp:posOffset>1689735</wp:posOffset>
                 </wp:positionV>
-                <wp:extent cx="991870" cy="402590"/>
-                <wp:effectExtent l="19050" t="19050" r="17780" b="16510"/>
+                <wp:extent cx="1687830" cy="689610"/>
+                <wp:effectExtent l="19050" t="19050" r="26670" b="15240"/>
+                <wp:wrapNone/>
+                <wp:docPr id="540692441" name="Rectángulo 1"/>
+                <wp:cNvGraphicFramePr/>
+                <a:graphic xmlns:a="http://schemas.openxmlformats.org/drawingml/2006/main">
+                  <a:graphicData uri="http://schemas.microsoft.com/office/word/2010/wordprocessingShape">
+                    <wps:wsp>
+                      <wps:cNvSpPr/>
+                      <wps:spPr>
+                        <a:xfrm>
+                          <a:off x="0" y="0"/>
+                          <a:ext cx="1687830" cy="689610"/>
+                        </a:xfrm>
+                        <a:prstGeom prst="rect">
+                          <a:avLst/>
+                        </a:prstGeom>
+                        <a:solidFill>
+                          <a:srgbClr val="FFFF00">
+                            <a:alpha val="32000"/>
+                          </a:srgbClr>
+                        </a:solidFill>
+                        <a:ln w="28575">
+                          <a:solidFill>
+                            <a:srgbClr val="EE0000"/>
+                          </a:solidFill>
+                        </a:ln>
+                      </wps:spPr>
+                      <wps:style>
+                        <a:lnRef idx="2">
+                          <a:schemeClr val="accent1">
+                            <a:shade val="15000"/>
+                          </a:schemeClr>
+                        </a:lnRef>
+                        <a:fillRef idx="1">
+                          <a:schemeClr val="accent1"/>
+                        </a:fillRef>
+                        <a:effectRef idx="0">
+                          <a:schemeClr val="accent1"/>
+                        </a:effectRef>
+                        <a:fontRef idx="minor">
+                          <a:schemeClr val="lt1"/>
+                        </a:fontRef>
+                      </wps:style>
+                      <wps:txbx>
+                        <w:txbxContent>
+                          <w:p>
+                            <w:pPr>
+                              <w:jc w:val="right"/>
+                              <w:rPr>
+                                <w:b/>
+                                <w:bCs/>
+                                <w:color w:val="000000" w:themeColor="text1"/>
+                                <w:sz w:val="32"/>
+                                <w:szCs w:val="32"/>
+                                <w:lang w:val="es-CL"/>
+                                <w14:shadow w14:blurRad="38100" w14:dist="19050" w14:dir="2700000" w14:sx="100000" w14:sy="100000" w14:kx="0" w14:ky="0" w14:algn="tl">
+                                  <w14:schemeClr w14:val="dk1">
+                                    <w14:alpha w14:val="60000"/>
+                                  </w14:schemeClr>
+                                </w14:shadow>
+                                <w14:textOutline w14:w="0" w14:cap="flat" w14:cmpd="sng" w14:algn="ctr">
+                                  <w14:noFill/>
+                                  <w14:prstDash w14:val="solid"/>
+                                  <w14:round/>
+                                </w14:textOutline>
+                              </w:rPr>
+                            </w:pPr>
+                            <w:r>
+                              <w:rPr>
+                                <w:b/>
+                                <w:bCs/>
+                                <w:color w:val="000000" w:themeColor="text1"/>
+                                <w:sz w:val="32"/>
+                                <w:szCs w:val="32"/>
+                                <w:lang w:val="es-CL"/>
+                                <w14:shadow w14:blurRad="38100" w14:dist="19050" w14:dir="2700000" w14:sx="100000" w14:sy="100000" w14:kx="0" w14:ky="0" w14:algn="tl">
+                                  <w14:schemeClr w14:val="dk1">
+                                    <w14:alpha w14:val="60000"/>
+                                  </w14:schemeClr>
+                                </w14:shadow>
+                                <w14:textOutline w14:w="0" w14:cap="flat" w14:cmpd="sng" w14:algn="ctr">
+                                  <w14:noFill/>
+                                  <w14:prstDash w14:val="solid"/>
+                                  <w14:round/>
+                                </w14:textOutline>
+                              </w:rPr>
+                              <w:t>7</w:t>
+                            </w:r>
+                          </w:p>
+                        </w:txbxContent>
+                      </wps:txbx>
+                      <wps:bodyPr rot="0" spcFirstLastPara="0" vertOverflow="overflow" horzOverflow="overflow" vert="horz" wrap="square" lIns="91440" tIns="45720" rIns="91440" bIns="45720" numCol="1" spcCol="0" rtlCol="0" fromWordArt="0" anchor="ctr" anchorCtr="0" forceAA="0" compatLnSpc="1">
+                        <a:prstTxWarp prst="textNoShape">
+                          <a:avLst/>
+                        </a:prstTxWarp>
+                        <a:noAutofit/>
+                      </wps:bodyPr>
+                    </wps:wsp>
+                  </a:graphicData>
+                </a:graphic>
+                <wp14:sizeRelH relativeFrom="margin">
+                  <wp14:pctWidth>0</wp14:pctWidth>
+                </wp14:sizeRelH>
+                <wp14:sizeRelV relativeFrom="margin">
+                  <wp14:pctHeight>0</wp14:pctHeight>
+                </wp14:sizeRelV>
+              </wp:anchor>
+            </w:drawing>
+          </mc:Choice>
+          <mc:Fallback>
+            <w:pict>
+              <v:rect w14:anchorId="020BEC85" id="_x0000_s1030" style="position:absolute;left:0;text-align:left;margin-left:100.05pt;margin-top:133.05pt;width:132.9pt;height:54.3pt;z-index:251679744;visibility:visible;mso-wrap-style:square;mso-width-percent:0;mso-height-percent:0;mso-wrap-distance-left:9pt;mso-wrap-distance-top:0;mso-wrap-distance-right:9pt;mso-wrap-distance-bottom:0;mso-position-horizontal:absolute;mso-position-horizontal-relative:margin;mso-position-vertical:absolute;mso-position-vertical-relative:text;mso-width-percent:0;mso-height-percent:0;mso-width-relative:margin;mso-height-relative:margin;v-text-anchor:middle" o:gfxdata="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" fillcolor="yellow" strokecolor="#e00" strokeweight="2.25pt">
+                <v:fill opacity="21074f"/>
+                <v:textbox>
+                  <w:txbxContent>
+                    <w:p>
+                      <w:pPr>
+                        <w:jc w:val="right"/>
+                        <w:rPr>
+                          <w:b/>
+                          <w:bCs/>
+                          <w:color w:val="000000" w:themeColor="text1"/>
+                          <w:sz w:val="32"/>
+                          <w:szCs w:val="32"/>
+                          <w:lang w:val="es-CL"/>
+                          <w14:shadow w14:blurRad="38100" w14:dist="19050" w14:dir="2700000" w14:sx="100000" w14:sy="100000" w14:kx="0" w14:ky="0" w14:algn="tl">
+                            <w14:schemeClr w14:val="dk1">
+                              <w14:alpha w14:val="60000"/>
+                            </w14:schemeClr>
+                          </w14:shadow>
+                          <w14:textOutline w14:w="0" w14:cap="flat" w14:cmpd="sng" w14:algn="ctr">
+                            <w14:noFill/>
+                            <w14:prstDash w14:val="solid"/>
+                            <w14:round/>
+                          </w14:textOutline>
+                        </w:rPr>
+                      </w:pPr>
+                      <w:r>
+                        <w:rPr>
+                          <w:b/>
+                          <w:bCs/>
+                          <w:color w:val="000000" w:themeColor="text1"/>
+                          <w:sz w:val="32"/>
+                          <w:szCs w:val="32"/>
+                          <w:lang w:val="es-CL"/>
+                          <w14:shadow w14:blurRad="38100" w14:dist="19050" w14:dir="2700000" w14:sx="100000" w14:sy="100000" w14:kx="0" w14:ky="0" w14:algn="tl">
+                            <w14:schemeClr w14:val="dk1">
+                              <w14:alpha w14:val="60000"/>
+                            </w14:schemeClr>
+                          </w14:shadow>
+                          <w14:textOutline w14:w="0" w14:cap="flat" w14:cmpd="sng" w14:algn="ctr">
+                            <w14:noFill/>
+                            <w14:prstDash w14:val="solid"/>
+                            <w14:round/>
+                          </w14:textOutline>
+                        </w:rPr>
+                        <w:t>7</w:t>
+                      </w:r>
+                    </w:p>
+                  </w:txbxContent>
+                </v:textbox>
+                <w10:wrap anchorx="margin"/>
+              </v:rect>
+            </w:pict>
+          </mc:Fallback>
+        </mc:AlternateContent>
+      </w:r>
+      <w:r>
+        <w:rPr>
+          <w:noProof/>
+          <w:highlight w:val="cyan"/>
+          <w:lang w:val="es-CL"/>
+        </w:rPr>
+        <mc:AlternateContent>
+          <mc:Choice Requires="wps">
+            <w:drawing>
+              <wp:anchor distT="0" distB="0" distL="114300" distR="114300" simplePos="0" relativeHeight="251681792" behindDoc="0" locked="0" layoutInCell="1" allowOverlap="1" wp14:anchorId="17FB7327" wp14:editId="7F159905">
+                <wp:simplePos x="0" y="0"/>
+                <wp:positionH relativeFrom="margin">
+                  <wp:posOffset>1224915</wp:posOffset>
+                </wp:positionH>
+                <wp:positionV relativeFrom="paragraph">
+                  <wp:posOffset>3122295</wp:posOffset>
+                </wp:positionV>
+                <wp:extent cx="2023110" cy="666750"/>
+                <wp:effectExtent l="19050" t="19050" r="15240" b="19050"/>
                 <wp:wrapNone/>
                 <wp:docPr id="497125985" name="Rectángulo 1"/>
                 <wp:cNvGraphicFramePr/>
@@ -7108,7 +7376,7 @@
                       <wps:spPr>
                         <a:xfrm>
                           <a:off x="0" y="0"/>
-                          <a:ext cx="991870" cy="402590"/>
+                          <a:ext cx="2023110" cy="666750"/>
                         </a:xfrm>
                         <a:prstGeom prst="rect">
                           <a:avLst/>
@@ -7208,7 +7476,7 @@
           </mc:Choice>
           <mc:Fallback>
             <w:pict>
-              <v:rect w14:anchorId="17FB7327" id="_x0000_s1030" style="position:absolute;left:0;text-align:left;margin-left:52.05pt;margin-top:146.85pt;width:78.1pt;height:31.7pt;z-index:251681792;visibility:visible;mso-wrap-style:square;mso-width-percent:0;mso-height-percent:0;mso-wrap-distance-left:9pt;mso-wrap-distance-top:0;mso-wrap-distance-right:9pt;mso-wrap-distance-bottom:0;mso-position-horizontal:absolute;mso-position-horizontal-relative:margin;mso-position-vertical:absolute;mso-position-vertical-relative:text;mso-width-percent:0;mso-height-percent:0;mso-width-relative:margin;mso-height-relative:margin;v-text-anchor:middle" o:gfxdata="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" fillcolor="yellow" strokecolor="#e00" strokeweight="2.25pt">
+              <v:rect w14:anchorId="17FB7327" id="_x0000_s1031" style="position:absolute;left:0;text-align:left;margin-left:96.45pt;margin-top:245.85pt;width:159.3pt;height:52.5pt;z-index:251681792;visibility:visible;mso-wrap-style:square;mso-width-percent:0;mso-height-percent:0;mso-wrap-distance-left:9pt;mso-wrap-distance-top:0;mso-wrap-distance-right:9pt;mso-wrap-distance-bottom:0;mso-position-horizontal:absolute;mso-position-horizontal-relative:margin;mso-position-vertical:absolute;mso-position-vertical-relative:text;mso-width-percent:0;mso-height-percent:0;mso-width-relative:margin;mso-height-relative:margin;v-text-anchor:middle" o:gfxdata="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" fillcolor="yellow" strokecolor="#e00" strokeweight="2.25pt">
                 <v:fill opacity="21074f"/>
                 <v:textbox>
                   <w:txbxContent>
@@ -7273,201 +7541,16 @@
         <mc:AlternateContent>
           <mc:Choice Requires="wps">
             <w:drawing>
-              <wp:anchor distT="0" distB="0" distL="114300" distR="114300" simplePos="0" relativeHeight="251679744" behindDoc="0" locked="0" layoutInCell="1" allowOverlap="1" wp14:anchorId="020BEC85" wp14:editId="1135D45B">
+              <wp:anchor distT="0" distB="0" distL="114300" distR="114300" simplePos="0" relativeHeight="251677696" behindDoc="0" locked="0" layoutInCell="1" allowOverlap="1" wp14:anchorId="0F94A642" wp14:editId="6A4FAA16">
                 <wp:simplePos x="0" y="0"/>
                 <wp:positionH relativeFrom="margin">
-                  <wp:posOffset>828675</wp:posOffset>
+                  <wp:posOffset>4402455</wp:posOffset>
                 </wp:positionH>
                 <wp:positionV relativeFrom="paragraph">
-                  <wp:posOffset>1189355</wp:posOffset>
+                  <wp:posOffset>1407795</wp:posOffset>
                 </wp:positionV>
-                <wp:extent cx="991870" cy="402590"/>
-                <wp:effectExtent l="19050" t="19050" r="17780" b="16510"/>
-                <wp:wrapNone/>
-                <wp:docPr id="540692441" name="Rectángulo 1"/>
-                <wp:cNvGraphicFramePr/>
-                <a:graphic xmlns:a="http://schemas.openxmlformats.org/drawingml/2006/main">
-                  <a:graphicData uri="http://schemas.microsoft.com/office/word/2010/wordprocessingShape">
-                    <wps:wsp>
-                      <wps:cNvSpPr/>
-                      <wps:spPr>
-                        <a:xfrm>
-                          <a:off x="0" y="0"/>
-                          <a:ext cx="991870" cy="402590"/>
-                        </a:xfrm>
-                        <a:prstGeom prst="rect">
-                          <a:avLst/>
-                        </a:prstGeom>
-                        <a:solidFill>
-                          <a:srgbClr val="FFFF00">
-                            <a:alpha val="32000"/>
-                          </a:srgbClr>
-                        </a:solidFill>
-                        <a:ln w="28575">
-                          <a:solidFill>
-                            <a:srgbClr val="EE0000"/>
-                          </a:solidFill>
-                        </a:ln>
-                      </wps:spPr>
-                      <wps:style>
-                        <a:lnRef idx="2">
-                          <a:schemeClr val="accent1">
-                            <a:shade val="15000"/>
-                          </a:schemeClr>
-                        </a:lnRef>
-                        <a:fillRef idx="1">
-                          <a:schemeClr val="accent1"/>
-                        </a:fillRef>
-                        <a:effectRef idx="0">
-                          <a:schemeClr val="accent1"/>
-                        </a:effectRef>
-                        <a:fontRef idx="minor">
-                          <a:schemeClr val="lt1"/>
-                        </a:fontRef>
-                      </wps:style>
-                      <wps:txbx>
-                        <w:txbxContent>
-                          <w:p>
-                            <w:pPr>
-                              <w:jc w:val="right"/>
-                              <w:rPr>
-                                <w:b/>
-                                <w:bCs/>
-                                <w:color w:val="000000" w:themeColor="text1"/>
-                                <w:sz w:val="32"/>
-                                <w:szCs w:val="32"/>
-                                <w:lang w:val="es-CL"/>
-                                <w14:shadow w14:blurRad="38100" w14:dist="19050" w14:dir="2700000" w14:sx="100000" w14:sy="100000" w14:kx="0" w14:ky="0" w14:algn="tl">
-                                  <w14:schemeClr w14:val="dk1">
-                                    <w14:alpha w14:val="60000"/>
-                                  </w14:schemeClr>
-                                </w14:shadow>
-                                <w14:textOutline w14:w="0" w14:cap="flat" w14:cmpd="sng" w14:algn="ctr">
-                                  <w14:noFill/>
-                                  <w14:prstDash w14:val="solid"/>
-                                  <w14:round/>
-                                </w14:textOutline>
-                              </w:rPr>
-                            </w:pPr>
-                            <w:r>
-                              <w:rPr>
-                                <w:b/>
-                                <w:bCs/>
-                                <w:color w:val="000000" w:themeColor="text1"/>
-                                <w:sz w:val="32"/>
-                                <w:szCs w:val="32"/>
-                                <w:lang w:val="es-CL"/>
-                                <w14:shadow w14:blurRad="38100" w14:dist="19050" w14:dir="2700000" w14:sx="100000" w14:sy="100000" w14:kx="0" w14:ky="0" w14:algn="tl">
-                                  <w14:schemeClr w14:val="dk1">
-                                    <w14:alpha w14:val="60000"/>
-                                  </w14:schemeClr>
-                                </w14:shadow>
-                                <w14:textOutline w14:w="0" w14:cap="flat" w14:cmpd="sng" w14:algn="ctr">
-                                  <w14:noFill/>
-                                  <w14:prstDash w14:val="solid"/>
-                                  <w14:round/>
-                                </w14:textOutline>
-                              </w:rPr>
-                              <w:t>7</w:t>
-                            </w:r>
-                          </w:p>
-                        </w:txbxContent>
-                      </wps:txbx>
-                      <wps:bodyPr rot="0" spcFirstLastPara="0" vertOverflow="overflow" horzOverflow="overflow" vert="horz" wrap="square" lIns="91440" tIns="45720" rIns="91440" bIns="45720" numCol="1" spcCol="0" rtlCol="0" fromWordArt="0" anchor="ctr" anchorCtr="0" forceAA="0" compatLnSpc="1">
-                        <a:prstTxWarp prst="textNoShape">
-                          <a:avLst/>
-                        </a:prstTxWarp>
-                        <a:noAutofit/>
-                      </wps:bodyPr>
-                    </wps:wsp>
-                  </a:graphicData>
-                </a:graphic>
-                <wp14:sizeRelH relativeFrom="margin">
-                  <wp14:pctWidth>0</wp14:pctWidth>
-                </wp14:sizeRelH>
-                <wp14:sizeRelV relativeFrom="margin">
-                  <wp14:pctHeight>0</wp14:pctHeight>
-                </wp14:sizeRelV>
-              </wp:anchor>
-            </w:drawing>
-          </mc:Choice>
-          <mc:Fallback>
-            <w:pict>
-              <v:rect w14:anchorId="020BEC85" id="_x0000_s1031" style="position:absolute;left:0;text-align:left;margin-left:65.25pt;margin-top:93.65pt;width:78.1pt;height:31.7pt;z-index:251679744;visibility:visible;mso-wrap-style:square;mso-width-percent:0;mso-height-percent:0;mso-wrap-distance-left:9pt;mso-wrap-distance-top:0;mso-wrap-distance-right:9pt;mso-wrap-distance-bottom:0;mso-position-horizontal:absolute;mso-position-horizontal-relative:margin;mso-position-vertical:absolute;mso-position-vertical-relative:text;mso-width-percent:0;mso-height-percent:0;mso-width-relative:margin;mso-height-relative:margin;v-text-anchor:middle" o:gfxdata="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" fillcolor="yellow" strokecolor="#e00" strokeweight="2.25pt">
-                <v:fill opacity="21074f"/>
-                <v:textbox>
-                  <w:txbxContent>
-                    <w:p>
-                      <w:pPr>
-                        <w:jc w:val="right"/>
-                        <w:rPr>
-                          <w:b/>
-                          <w:bCs/>
-                          <w:color w:val="000000" w:themeColor="text1"/>
-                          <w:sz w:val="32"/>
-                          <w:szCs w:val="32"/>
-                          <w:lang w:val="es-CL"/>
-                          <w14:shadow w14:blurRad="38100" w14:dist="19050" w14:dir="2700000" w14:sx="100000" w14:sy="100000" w14:kx="0" w14:ky="0" w14:algn="tl">
-                            <w14:schemeClr w14:val="dk1">
-                              <w14:alpha w14:val="60000"/>
-                            </w14:schemeClr>
-                          </w14:shadow>
-                          <w14:textOutline w14:w="0" w14:cap="flat" w14:cmpd="sng" w14:algn="ctr">
-                            <w14:noFill/>
-                            <w14:prstDash w14:val="solid"/>
-                            <w14:round/>
-                          </w14:textOutline>
-                        </w:rPr>
-                      </w:pPr>
-                      <w:r>
-                        <w:rPr>
-                          <w:b/>
-                          <w:bCs/>
-                          <w:color w:val="000000" w:themeColor="text1"/>
-                          <w:sz w:val="32"/>
-                          <w:szCs w:val="32"/>
-                          <w:lang w:val="es-CL"/>
-                          <w14:shadow w14:blurRad="38100" w14:dist="19050" w14:dir="2700000" w14:sx="100000" w14:sy="100000" w14:kx="0" w14:ky="0" w14:algn="tl">
-                            <w14:schemeClr w14:val="dk1">
-                              <w14:alpha w14:val="60000"/>
-                            </w14:schemeClr>
-                          </w14:shadow>
-                          <w14:textOutline w14:w="0" w14:cap="flat" w14:cmpd="sng" w14:algn="ctr">
-                            <w14:noFill/>
-                            <w14:prstDash w14:val="solid"/>
-                            <w14:round/>
-                          </w14:textOutline>
-                        </w:rPr>
-                        <w:t>7</w:t>
-                      </w:r>
-                    </w:p>
-                  </w:txbxContent>
-                </v:textbox>
-                <w10:wrap anchorx="margin"/>
-              </v:rect>
-            </w:pict>
-          </mc:Fallback>
-        </mc:AlternateContent>
-      </w:r>
-      <w:r>
-        <w:rPr>
-          <w:noProof/>
-          <w:highlight w:val="cyan"/>
-          <w:lang w:val="es-CL"/>
-        </w:rPr>
-        <mc:AlternateContent>
-          <mc:Choice Requires="wps">
-            <w:drawing>
-              <wp:anchor distT="0" distB="0" distL="114300" distR="114300" simplePos="0" relativeHeight="251677696" behindDoc="0" locked="0" layoutInCell="1" allowOverlap="1" wp14:anchorId="0F94A642" wp14:editId="73A7955C">
-                <wp:simplePos x="0" y="0"/>
-                <wp:positionH relativeFrom="margin">
-                  <wp:posOffset>2693035</wp:posOffset>
-                </wp:positionH>
-                <wp:positionV relativeFrom="paragraph">
-                  <wp:posOffset>955675</wp:posOffset>
-                </wp:positionV>
-                <wp:extent cx="509270" cy="342900"/>
-                <wp:effectExtent l="19050" t="19050" r="24130" b="19050"/>
+                <wp:extent cx="697230" cy="342900"/>
+                <wp:effectExtent l="19050" t="19050" r="26670" b="19050"/>
                 <wp:wrapNone/>
                 <wp:docPr id="23394338" name="Rectángulo 1"/>
                 <wp:cNvGraphicFramePr/>
@@ -7478,7 +7561,7 @@
                       <wps:spPr>
                         <a:xfrm>
                           <a:off x="0" y="0"/>
-                          <a:ext cx="509270" cy="342900"/>
+                          <a:ext cx="697230" cy="342900"/>
                         </a:xfrm>
                         <a:prstGeom prst="rect">
                           <a:avLst/>
@@ -7578,7 +7661,7 @@
           </mc:Choice>
           <mc:Fallback>
             <w:pict>
-              <v:rect w14:anchorId="0F94A642" id="_x0000_s1032" style="position:absolute;left:0;text-align:left;margin-left:212.05pt;margin-top:75.25pt;width:40.1pt;height:27pt;z-index:251677696;visibility:visible;mso-wrap-style:square;mso-width-percent:0;mso-height-percent:0;mso-wrap-distance-left:9pt;mso-wrap-distance-top:0;mso-wrap-distance-right:9pt;mso-wrap-distance-bottom:0;mso-position-horizontal:absolute;mso-position-horizontal-relative:margin;mso-position-vertical:absolute;mso-position-vertical-relative:text;mso-width-percent:0;mso-height-percent:0;mso-width-relative:margin;mso-height-relative:margin;v-text-anchor:middle" o:gfxdata="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" fillcolor="yellow" strokecolor="#e00" strokeweight="2.25pt">
+              <v:rect w14:anchorId="0F94A642" id="_x0000_s1032" style="position:absolute;left:0;text-align:left;margin-left:346.65pt;margin-top:110.85pt;width:54.9pt;height:27pt;z-index:251677696;visibility:visible;mso-wrap-style:square;mso-width-percent:0;mso-height-percent:0;mso-wrap-distance-left:9pt;mso-wrap-distance-top:0;mso-wrap-distance-right:9pt;mso-wrap-distance-bottom:0;mso-position-horizontal:absolute;mso-position-horizontal-relative:margin;mso-position-vertical:absolute;mso-position-vertical-relative:text;mso-width-percent:0;mso-height-percent:0;mso-width-relative:margin;mso-height-relative:margin;v-text-anchor:middle" o:gfxdata="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" fillcolor="yellow" strokecolor="#e00" strokeweight="2.25pt">
                 <v:fill opacity="21074f"/>
                 <v:textbox>
                   <w:txbxContent>
@@ -7643,16 +7726,16 @@
         <mc:AlternateContent>
           <mc:Choice Requires="wps">
             <w:drawing>
-              <wp:anchor distT="0" distB="0" distL="114300" distR="114300" simplePos="0" relativeHeight="251675648" behindDoc="0" locked="0" layoutInCell="1" allowOverlap="1" wp14:anchorId="129F7EF8" wp14:editId="23086C18">
+              <wp:anchor distT="0" distB="0" distL="114300" distR="114300" simplePos="0" relativeHeight="251675648" behindDoc="0" locked="0" layoutInCell="1" allowOverlap="1" wp14:anchorId="129F7EF8" wp14:editId="4C9146CB">
                 <wp:simplePos x="0" y="0"/>
                 <wp:positionH relativeFrom="margin">
-                  <wp:posOffset>2042795</wp:posOffset>
+                  <wp:posOffset>3381375</wp:posOffset>
                 </wp:positionH>
                 <wp:positionV relativeFrom="paragraph">
-                  <wp:posOffset>986155</wp:posOffset>
+                  <wp:posOffset>1407795</wp:posOffset>
                 </wp:positionV>
-                <wp:extent cx="509270" cy="342900"/>
-                <wp:effectExtent l="19050" t="19050" r="24130" b="19050"/>
+                <wp:extent cx="636270" cy="342900"/>
+                <wp:effectExtent l="19050" t="19050" r="11430" b="19050"/>
                 <wp:wrapNone/>
                 <wp:docPr id="889698805" name="Rectángulo 1"/>
                 <wp:cNvGraphicFramePr/>
@@ -7663,7 +7746,7 @@
                       <wps:spPr>
                         <a:xfrm>
                           <a:off x="0" y="0"/>
-                          <a:ext cx="509270" cy="342900"/>
+                          <a:ext cx="636270" cy="342900"/>
                         </a:xfrm>
                         <a:prstGeom prst="rect">
                           <a:avLst/>
@@ -7763,7 +7846,7 @@
           </mc:Choice>
           <mc:Fallback>
             <w:pict>
-              <v:rect w14:anchorId="129F7EF8" id="_x0000_s1033" style="position:absolute;left:0;text-align:left;margin-left:160.85pt;margin-top:77.65pt;width:40.1pt;height:27pt;z-index:251675648;visibility:visible;mso-wrap-style:square;mso-width-percent:0;mso-height-percent:0;mso-wrap-distance-left:9pt;mso-wrap-distance-top:0;mso-wrap-distance-right:9pt;mso-wrap-distance-bottom:0;mso-position-horizontal:absolute;mso-position-horizontal-relative:margin;mso-position-vertical:absolute;mso-position-vertical-relative:text;mso-width-percent:0;mso-height-percent:0;mso-width-relative:margin;mso-height-relative:margin;v-text-anchor:middle" o:gfxdata="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" fillcolor="yellow" strokecolor="#e00" strokeweight="2.25pt">
+              <v:rect w14:anchorId="129F7EF8" id="_x0000_s1033" style="position:absolute;left:0;text-align:left;margin-left:266.25pt;margin-top:110.85pt;width:50.1pt;height:27pt;z-index:251675648;visibility:visible;mso-wrap-style:square;mso-width-percent:0;mso-height-percent:0;mso-wrap-distance-left:9pt;mso-wrap-distance-top:0;mso-wrap-distance-right:9pt;mso-wrap-distance-bottom:0;mso-position-horizontal:absolute;mso-position-horizontal-relative:margin;mso-position-vertical:absolute;mso-position-vertical-relative:text;mso-width-percent:0;mso-height-percent:0;mso-width-relative:margin;mso-height-relative:margin;v-text-anchor:middle" o:gfxdata="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" fillcolor="yellow" strokecolor="#e00" strokeweight="2.25pt">
                 <v:fill opacity="21074f"/>
                 <v:textbox>
                   <w:txbxContent>
@@ -7828,16 +7911,201 @@
         <mc:AlternateContent>
           <mc:Choice Requires="wps">
             <w:drawing>
-              <wp:anchor distT="0" distB="0" distL="114300" distR="114300" simplePos="0" relativeHeight="251673600" behindDoc="0" locked="0" layoutInCell="1" allowOverlap="1" wp14:anchorId="3A6C2955" wp14:editId="54E78646">
+              <wp:anchor distT="0" distB="0" distL="114300" distR="114300" simplePos="0" relativeHeight="251671552" behindDoc="0" locked="0" layoutInCell="1" allowOverlap="1" wp14:anchorId="4D079FEA" wp14:editId="52F9C9D5">
                 <wp:simplePos x="0" y="0"/>
                 <wp:positionH relativeFrom="margin">
-                  <wp:posOffset>1712595</wp:posOffset>
+                  <wp:posOffset>897255</wp:posOffset>
                 </wp:positionH>
                 <wp:positionV relativeFrom="paragraph">
-                  <wp:posOffset>681355</wp:posOffset>
+                  <wp:posOffset>729615</wp:posOffset>
                 </wp:positionV>
-                <wp:extent cx="509270" cy="342900"/>
-                <wp:effectExtent l="19050" t="19050" r="24130" b="19050"/>
+                <wp:extent cx="621030" cy="342900"/>
+                <wp:effectExtent l="19050" t="19050" r="26670" b="19050"/>
+                <wp:wrapNone/>
+                <wp:docPr id="2067919406" name="Rectángulo 1"/>
+                <wp:cNvGraphicFramePr/>
+                <a:graphic xmlns:a="http://schemas.openxmlformats.org/drawingml/2006/main">
+                  <a:graphicData uri="http://schemas.microsoft.com/office/word/2010/wordprocessingShape">
+                    <wps:wsp>
+                      <wps:cNvSpPr/>
+                      <wps:spPr>
+                        <a:xfrm>
+                          <a:off x="0" y="0"/>
+                          <a:ext cx="621030" cy="342900"/>
+                        </a:xfrm>
+                        <a:prstGeom prst="rect">
+                          <a:avLst/>
+                        </a:prstGeom>
+                        <a:solidFill>
+                          <a:srgbClr val="FFFF00">
+                            <a:alpha val="32000"/>
+                          </a:srgbClr>
+                        </a:solidFill>
+                        <a:ln w="28575">
+                          <a:solidFill>
+                            <a:srgbClr val="EE0000"/>
+                          </a:solidFill>
+                        </a:ln>
+                      </wps:spPr>
+                      <wps:style>
+                        <a:lnRef idx="2">
+                          <a:schemeClr val="accent1">
+                            <a:shade val="15000"/>
+                          </a:schemeClr>
+                        </a:lnRef>
+                        <a:fillRef idx="1">
+                          <a:schemeClr val="accent1"/>
+                        </a:fillRef>
+                        <a:effectRef idx="0">
+                          <a:schemeClr val="accent1"/>
+                        </a:effectRef>
+                        <a:fontRef idx="minor">
+                          <a:schemeClr val="lt1"/>
+                        </a:fontRef>
+                      </wps:style>
+                      <wps:txbx>
+                        <w:txbxContent>
+                          <w:p>
+                            <w:pPr>
+                              <w:jc w:val="right"/>
+                              <w:rPr>
+                                <w:b/>
+                                <w:bCs/>
+                                <w:color w:val="000000" w:themeColor="text1"/>
+                                <w:sz w:val="32"/>
+                                <w:szCs w:val="32"/>
+                                <w:lang w:val="es-CL"/>
+                                <w14:shadow w14:blurRad="38100" w14:dist="19050" w14:dir="2700000" w14:sx="100000" w14:sy="100000" w14:kx="0" w14:ky="0" w14:algn="tl">
+                                  <w14:schemeClr w14:val="dk1">
+                                    <w14:alpha w14:val="60000"/>
+                                  </w14:schemeClr>
+                                </w14:shadow>
+                                <w14:textOutline w14:w="0" w14:cap="flat" w14:cmpd="sng" w14:algn="ctr">
+                                  <w14:noFill/>
+                                  <w14:prstDash w14:val="solid"/>
+                                  <w14:round/>
+                                </w14:textOutline>
+                              </w:rPr>
+                            </w:pPr>
+                            <w:r>
+                              <w:rPr>
+                                <w:b/>
+                                <w:bCs/>
+                                <w:color w:val="000000" w:themeColor="text1"/>
+                                <w:sz w:val="32"/>
+                                <w:szCs w:val="32"/>
+                                <w:lang w:val="es-CL"/>
+                                <w14:shadow w14:blurRad="38100" w14:dist="19050" w14:dir="2700000" w14:sx="100000" w14:sy="100000" w14:kx="0" w14:ky="0" w14:algn="tl">
+                                  <w14:schemeClr w14:val="dk1">
+                                    <w14:alpha w14:val="60000"/>
+                                  </w14:schemeClr>
+                                </w14:shadow>
+                                <w14:textOutline w14:w="0" w14:cap="flat" w14:cmpd="sng" w14:algn="ctr">
+                                  <w14:noFill/>
+                                  <w14:prstDash w14:val="solid"/>
+                                  <w14:round/>
+                                </w14:textOutline>
+                              </w:rPr>
+                              <w:t>3</w:t>
+                            </w:r>
+                          </w:p>
+                        </w:txbxContent>
+                      </wps:txbx>
+                      <wps:bodyPr rot="0" spcFirstLastPara="0" vertOverflow="overflow" horzOverflow="overflow" vert="horz" wrap="square" lIns="91440" tIns="45720" rIns="91440" bIns="45720" numCol="1" spcCol="0" rtlCol="0" fromWordArt="0" anchor="ctr" anchorCtr="0" forceAA="0" compatLnSpc="1">
+                        <a:prstTxWarp prst="textNoShape">
+                          <a:avLst/>
+                        </a:prstTxWarp>
+                        <a:noAutofit/>
+                      </wps:bodyPr>
+                    </wps:wsp>
+                  </a:graphicData>
+                </a:graphic>
+                <wp14:sizeRelH relativeFrom="margin">
+                  <wp14:pctWidth>0</wp14:pctWidth>
+                </wp14:sizeRelH>
+                <wp14:sizeRelV relativeFrom="margin">
+                  <wp14:pctHeight>0</wp14:pctHeight>
+                </wp14:sizeRelV>
+              </wp:anchor>
+            </w:drawing>
+          </mc:Choice>
+          <mc:Fallback>
+            <w:pict>
+              <v:rect w14:anchorId="4D079FEA" id="_x0000_s1034" style="position:absolute;left:0;text-align:left;margin-left:70.65pt;margin-top:57.45pt;width:48.9pt;height:27pt;z-index:251671552;visibility:visible;mso-wrap-style:square;mso-width-percent:0;mso-height-percent:0;mso-wrap-distance-left:9pt;mso-wrap-distance-top:0;mso-wrap-distance-right:9pt;mso-wrap-distance-bottom:0;mso-position-horizontal:absolute;mso-position-horizontal-relative:margin;mso-position-vertical:absolute;mso-position-vertical-relative:text;mso-width-percent:0;mso-height-percent:0;mso-width-relative:margin;mso-height-relative:margin;v-text-anchor:middle" o:gfxdata="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" fillcolor="yellow" strokecolor="#e00" strokeweight="2.25pt">
+                <v:fill opacity="21074f"/>
+                <v:textbox>
+                  <w:txbxContent>
+                    <w:p>
+                      <w:pPr>
+                        <w:jc w:val="right"/>
+                        <w:rPr>
+                          <w:b/>
+                          <w:bCs/>
+                          <w:color w:val="000000" w:themeColor="text1"/>
+                          <w:sz w:val="32"/>
+                          <w:szCs w:val="32"/>
+                          <w:lang w:val="es-CL"/>
+                          <w14:shadow w14:blurRad="38100" w14:dist="19050" w14:dir="2700000" w14:sx="100000" w14:sy="100000" w14:kx="0" w14:ky="0" w14:algn="tl">
+                            <w14:schemeClr w14:val="dk1">
+                              <w14:alpha w14:val="60000"/>
+                            </w14:schemeClr>
+                          </w14:shadow>
+                          <w14:textOutline w14:w="0" w14:cap="flat" w14:cmpd="sng" w14:algn="ctr">
+                            <w14:noFill/>
+                            <w14:prstDash w14:val="solid"/>
+                            <w14:round/>
+                          </w14:textOutline>
+                        </w:rPr>
+                      </w:pPr>
+                      <w:r>
+                        <w:rPr>
+                          <w:b/>
+                          <w:bCs/>
+                          <w:color w:val="000000" w:themeColor="text1"/>
+                          <w:sz w:val="32"/>
+                          <w:szCs w:val="32"/>
+                          <w:lang w:val="es-CL"/>
+                          <w14:shadow w14:blurRad="38100" w14:dist="19050" w14:dir="2700000" w14:sx="100000" w14:sy="100000" w14:kx="0" w14:ky="0" w14:algn="tl">
+                            <w14:schemeClr w14:val="dk1">
+                              <w14:alpha w14:val="60000"/>
+                            </w14:schemeClr>
+                          </w14:shadow>
+                          <w14:textOutline w14:w="0" w14:cap="flat" w14:cmpd="sng" w14:algn="ctr">
+                            <w14:noFill/>
+                            <w14:prstDash w14:val="solid"/>
+                            <w14:round/>
+                          </w14:textOutline>
+                        </w:rPr>
+                        <w:t>3</w:t>
+                      </w:r>
+                    </w:p>
+                  </w:txbxContent>
+                </v:textbox>
+                <w10:wrap anchorx="margin"/>
+              </v:rect>
+            </w:pict>
+          </mc:Fallback>
+        </mc:AlternateContent>
+      </w:r>
+      <w:r>
+        <w:rPr>
+          <w:noProof/>
+          <w:highlight w:val="cyan"/>
+          <w:lang w:val="es-CL"/>
+        </w:rPr>
+        <mc:AlternateContent>
+          <mc:Choice Requires="wps">
+            <w:drawing>
+              <wp:anchor distT="0" distB="0" distL="114300" distR="114300" simplePos="0" relativeHeight="251673600" behindDoc="0" locked="0" layoutInCell="1" allowOverlap="1" wp14:anchorId="3A6C2955" wp14:editId="1E77BF46">
+                <wp:simplePos x="0" y="0"/>
+                <wp:positionH relativeFrom="margin">
+                  <wp:posOffset>2870835</wp:posOffset>
+                </wp:positionH>
+                <wp:positionV relativeFrom="paragraph">
+                  <wp:posOffset>1102995</wp:posOffset>
+                </wp:positionV>
+                <wp:extent cx="647700" cy="342900"/>
+                <wp:effectExtent l="19050" t="19050" r="19050" b="19050"/>
                 <wp:wrapNone/>
                 <wp:docPr id="256636323" name="Rectángulo 1"/>
                 <wp:cNvGraphicFramePr/>
@@ -7848,7 +8116,7 @@
                       <wps:spPr>
                         <a:xfrm>
                           <a:off x="0" y="0"/>
-                          <a:ext cx="509270" cy="342900"/>
+                          <a:ext cx="647700" cy="342900"/>
                         </a:xfrm>
                         <a:prstGeom prst="rect">
                           <a:avLst/>
@@ -7948,7 +8216,7 @@
           </mc:Choice>
           <mc:Fallback>
             <w:pict>
-              <v:rect w14:anchorId="3A6C2955" id="_x0000_s1034" style="position:absolute;left:0;text-align:left;margin-left:134.85pt;margin-top:53.65pt;width:40.1pt;height:27pt;z-index:251673600;visibility:visible;mso-wrap-style:square;mso-width-percent:0;mso-height-percent:0;mso-wrap-distance-left:9pt;mso-wrap-distance-top:0;mso-wrap-distance-right:9pt;mso-wrap-distance-bottom:0;mso-position-horizontal:absolute;mso-position-horizontal-relative:margin;mso-position-vertical:absolute;mso-position-vertical-relative:text;mso-width-percent:0;mso-height-percent:0;mso-width-relative:margin;mso-height-relative:margin;v-text-anchor:middle" o:gfxdata="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" fillcolor="yellow" strokecolor="#e00" strokeweight="2.25pt">
+              <v:rect w14:anchorId="3A6C2955" id="_x0000_s1035" style="position:absolute;left:0;text-align:left;margin-left:226.05pt;margin-top:86.85pt;width:51pt;height:27pt;z-index:251673600;visibility:visible;mso-wrap-style:square;mso-width-percent:0;mso-height-percent:0;mso-wrap-distance-left:9pt;mso-wrap-distance-top:0;mso-wrap-distance-right:9pt;mso-wrap-distance-bottom:0;mso-position-horizontal:absolute;mso-position-horizontal-relative:margin;mso-position-vertical:absolute;mso-position-vertical-relative:text;mso-width-percent:0;mso-height-percent:0;mso-width-relative:margin;mso-height-relative:margin;v-text-anchor:middle" o:gfxdata="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" fillcolor="yellow" strokecolor="#e00" strokeweight="2.25pt">
                 <v:fill opacity="21074f"/>
                 <v:textbox>
                   <w:txbxContent>
@@ -8013,201 +8281,16 @@
         <mc:AlternateContent>
           <mc:Choice Requires="wps">
             <w:drawing>
-              <wp:anchor distT="0" distB="0" distL="114300" distR="114300" simplePos="0" relativeHeight="251671552" behindDoc="0" locked="0" layoutInCell="1" allowOverlap="1" wp14:anchorId="4D079FEA" wp14:editId="4ABA0E46">
+              <wp:anchor distT="0" distB="0" distL="114300" distR="114300" simplePos="0" relativeHeight="251669504" behindDoc="0" locked="0" layoutInCell="1" allowOverlap="1" wp14:anchorId="567504E8" wp14:editId="3D7C3F05">
                 <wp:simplePos x="0" y="0"/>
                 <wp:positionH relativeFrom="margin">
-                  <wp:posOffset>625475</wp:posOffset>
+                  <wp:posOffset>1133475</wp:posOffset>
                 </wp:positionH>
                 <wp:positionV relativeFrom="paragraph">
-                  <wp:posOffset>564515</wp:posOffset>
+                  <wp:posOffset>310515</wp:posOffset>
                 </wp:positionV>
-                <wp:extent cx="509270" cy="342900"/>
-                <wp:effectExtent l="19050" t="19050" r="24130" b="19050"/>
-                <wp:wrapNone/>
-                <wp:docPr id="2067919406" name="Rectángulo 1"/>
-                <wp:cNvGraphicFramePr/>
-                <a:graphic xmlns:a="http://schemas.openxmlformats.org/drawingml/2006/main">
-                  <a:graphicData uri="http://schemas.microsoft.com/office/word/2010/wordprocessingShape">
-                    <wps:wsp>
-                      <wps:cNvSpPr/>
-                      <wps:spPr>
-                        <a:xfrm>
-                          <a:off x="0" y="0"/>
-                          <a:ext cx="509270" cy="342900"/>
-                        </a:xfrm>
-                        <a:prstGeom prst="rect">
-                          <a:avLst/>
-                        </a:prstGeom>
-                        <a:solidFill>
-                          <a:srgbClr val="FFFF00">
-                            <a:alpha val="32000"/>
-                          </a:srgbClr>
-                        </a:solidFill>
-                        <a:ln w="28575">
-                          <a:solidFill>
-                            <a:srgbClr val="EE0000"/>
-                          </a:solidFill>
-                        </a:ln>
-                      </wps:spPr>
-                      <wps:style>
-                        <a:lnRef idx="2">
-                          <a:schemeClr val="accent1">
-                            <a:shade val="15000"/>
-                          </a:schemeClr>
-                        </a:lnRef>
-                        <a:fillRef idx="1">
-                          <a:schemeClr val="accent1"/>
-                        </a:fillRef>
-                        <a:effectRef idx="0">
-                          <a:schemeClr val="accent1"/>
-                        </a:effectRef>
-                        <a:fontRef idx="minor">
-                          <a:schemeClr val="lt1"/>
-                        </a:fontRef>
-                      </wps:style>
-                      <wps:txbx>
-                        <w:txbxContent>
-                          <w:p>
-                            <w:pPr>
-                              <w:jc w:val="right"/>
-                              <w:rPr>
-                                <w:b/>
-                                <w:bCs/>
-                                <w:color w:val="000000" w:themeColor="text1"/>
-                                <w:sz w:val="32"/>
-                                <w:szCs w:val="32"/>
-                                <w:lang w:val="es-CL"/>
-                                <w14:shadow w14:blurRad="38100" w14:dist="19050" w14:dir="2700000" w14:sx="100000" w14:sy="100000" w14:kx="0" w14:ky="0" w14:algn="tl">
-                                  <w14:schemeClr w14:val="dk1">
-                                    <w14:alpha w14:val="60000"/>
-                                  </w14:schemeClr>
-                                </w14:shadow>
-                                <w14:textOutline w14:w="0" w14:cap="flat" w14:cmpd="sng" w14:algn="ctr">
-                                  <w14:noFill/>
-                                  <w14:prstDash w14:val="solid"/>
-                                  <w14:round/>
-                                </w14:textOutline>
-                              </w:rPr>
-                            </w:pPr>
-                            <w:r>
-                              <w:rPr>
-                                <w:b/>
-                                <w:bCs/>
-                                <w:color w:val="000000" w:themeColor="text1"/>
-                                <w:sz w:val="32"/>
-                                <w:szCs w:val="32"/>
-                                <w:lang w:val="es-CL"/>
-                                <w14:shadow w14:blurRad="38100" w14:dist="19050" w14:dir="2700000" w14:sx="100000" w14:sy="100000" w14:kx="0" w14:ky="0" w14:algn="tl">
-                                  <w14:schemeClr w14:val="dk1">
-                                    <w14:alpha w14:val="60000"/>
-                                  </w14:schemeClr>
-                                </w14:shadow>
-                                <w14:textOutline w14:w="0" w14:cap="flat" w14:cmpd="sng" w14:algn="ctr">
-                                  <w14:noFill/>
-                                  <w14:prstDash w14:val="solid"/>
-                                  <w14:round/>
-                                </w14:textOutline>
-                              </w:rPr>
-                              <w:t>3</w:t>
-                            </w:r>
-                          </w:p>
-                        </w:txbxContent>
-                      </wps:txbx>
-                      <wps:bodyPr rot="0" spcFirstLastPara="0" vertOverflow="overflow" horzOverflow="overflow" vert="horz" wrap="square" lIns="91440" tIns="45720" rIns="91440" bIns="45720" numCol="1" spcCol="0" rtlCol="0" fromWordArt="0" anchor="ctr" anchorCtr="0" forceAA="0" compatLnSpc="1">
-                        <a:prstTxWarp prst="textNoShape">
-                          <a:avLst/>
-                        </a:prstTxWarp>
-                        <a:noAutofit/>
-                      </wps:bodyPr>
-                    </wps:wsp>
-                  </a:graphicData>
-                </a:graphic>
-                <wp14:sizeRelH relativeFrom="margin">
-                  <wp14:pctWidth>0</wp14:pctWidth>
-                </wp14:sizeRelH>
-                <wp14:sizeRelV relativeFrom="margin">
-                  <wp14:pctHeight>0</wp14:pctHeight>
-                </wp14:sizeRelV>
-              </wp:anchor>
-            </w:drawing>
-          </mc:Choice>
-          <mc:Fallback>
-            <w:pict>
-              <v:rect w14:anchorId="4D079FEA" id="_x0000_s1035" style="position:absolute;left:0;text-align:left;margin-left:49.25pt;margin-top:44.45pt;width:40.1pt;height:27pt;z-index:251671552;visibility:visible;mso-wrap-style:square;mso-width-percent:0;mso-height-percent:0;mso-wrap-distance-left:9pt;mso-wrap-distance-top:0;mso-wrap-distance-right:9pt;mso-wrap-distance-bottom:0;mso-position-horizontal:absolute;mso-position-horizontal-relative:margin;mso-position-vertical:absolute;mso-position-vertical-relative:text;mso-width-percent:0;mso-height-percent:0;mso-width-relative:margin;mso-height-relative:margin;v-text-anchor:middle" o:gfxdata="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" fillcolor="yellow" strokecolor="#e00" strokeweight="2.25pt">
-                <v:fill opacity="21074f"/>
-                <v:textbox>
-                  <w:txbxContent>
-                    <w:p>
-                      <w:pPr>
-                        <w:jc w:val="right"/>
-                        <w:rPr>
-                          <w:b/>
-                          <w:bCs/>
-                          <w:color w:val="000000" w:themeColor="text1"/>
-                          <w:sz w:val="32"/>
-                          <w:szCs w:val="32"/>
-                          <w:lang w:val="es-CL"/>
-                          <w14:shadow w14:blurRad="38100" w14:dist="19050" w14:dir="2700000" w14:sx="100000" w14:sy="100000" w14:kx="0" w14:ky="0" w14:algn="tl">
-                            <w14:schemeClr w14:val="dk1">
-                              <w14:alpha w14:val="60000"/>
-                            </w14:schemeClr>
-                          </w14:shadow>
-                          <w14:textOutline w14:w="0" w14:cap="flat" w14:cmpd="sng" w14:algn="ctr">
-                            <w14:noFill/>
-                            <w14:prstDash w14:val="solid"/>
-                            <w14:round/>
-                          </w14:textOutline>
-                        </w:rPr>
-                      </w:pPr>
-                      <w:r>
-                        <w:rPr>
-                          <w:b/>
-                          <w:bCs/>
-                          <w:color w:val="000000" w:themeColor="text1"/>
-                          <w:sz w:val="32"/>
-                          <w:szCs w:val="32"/>
-                          <w:lang w:val="es-CL"/>
-                          <w14:shadow w14:blurRad="38100" w14:dist="19050" w14:dir="2700000" w14:sx="100000" w14:sy="100000" w14:kx="0" w14:ky="0" w14:algn="tl">
-                            <w14:schemeClr w14:val="dk1">
-                              <w14:alpha w14:val="60000"/>
-                            </w14:schemeClr>
-                          </w14:shadow>
-                          <w14:textOutline w14:w="0" w14:cap="flat" w14:cmpd="sng" w14:algn="ctr">
-                            <w14:noFill/>
-                            <w14:prstDash w14:val="solid"/>
-                            <w14:round/>
-                          </w14:textOutline>
-                        </w:rPr>
-                        <w:t>3</w:t>
-                      </w:r>
-                    </w:p>
-                  </w:txbxContent>
-                </v:textbox>
-                <w10:wrap anchorx="margin"/>
-              </v:rect>
-            </w:pict>
-          </mc:Fallback>
-        </mc:AlternateContent>
-      </w:r>
-      <w:r>
-        <w:rPr>
-          <w:noProof/>
-          <w:highlight w:val="cyan"/>
-          <w:lang w:val="es-CL"/>
-        </w:rPr>
-        <mc:AlternateContent>
-          <mc:Choice Requires="wps">
-            <w:drawing>
-              <wp:anchor distT="0" distB="0" distL="114300" distR="114300" simplePos="0" relativeHeight="251669504" behindDoc="0" locked="0" layoutInCell="1" allowOverlap="1" wp14:anchorId="567504E8" wp14:editId="38AD490C">
-                <wp:simplePos x="0" y="0"/>
-                <wp:positionH relativeFrom="margin">
-                  <wp:posOffset>782955</wp:posOffset>
-                </wp:positionH>
-                <wp:positionV relativeFrom="paragraph">
-                  <wp:posOffset>255905</wp:posOffset>
-                </wp:positionV>
-                <wp:extent cx="1017270" cy="342900"/>
-                <wp:effectExtent l="19050" t="19050" r="11430" b="19050"/>
+                <wp:extent cx="1733550" cy="342900"/>
+                <wp:effectExtent l="19050" t="19050" r="19050" b="19050"/>
                 <wp:wrapNone/>
                 <wp:docPr id="1037208117" name="Rectángulo 1"/>
                 <wp:cNvGraphicFramePr/>
@@ -8218,7 +8301,7 @@
                       <wps:spPr>
                         <a:xfrm>
                           <a:off x="0" y="0"/>
-                          <a:ext cx="1017270" cy="342900"/>
+                          <a:ext cx="1733550" cy="342900"/>
                         </a:xfrm>
                         <a:prstGeom prst="rect">
                           <a:avLst/>
@@ -8318,7 +8401,7 @@
           </mc:Choice>
           <mc:Fallback>
             <w:pict>
-              <v:rect w14:anchorId="567504E8" id="_x0000_s1036" style="position:absolute;left:0;text-align:left;margin-left:61.65pt;margin-top:20.15pt;width:80.1pt;height:27pt;z-index:251669504;visibility:visible;mso-wrap-style:square;mso-width-percent:0;mso-height-percent:0;mso-wrap-distance-left:9pt;mso-wrap-distance-top:0;mso-wrap-distance-right:9pt;mso-wrap-distance-bottom:0;mso-position-horizontal:absolute;mso-position-horizontal-relative:margin;mso-position-vertical:absolute;mso-position-vertical-relative:text;mso-width-percent:0;mso-height-percent:0;mso-width-relative:margin;mso-height-relative:margin;v-text-anchor:middle" o:gfxdata="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" fillcolor="yellow" strokecolor="#e00" strokeweight="2.25pt">
+              <v:rect w14:anchorId="567504E8" id="_x0000_s1036" style="position:absolute;left:0;text-align:left;margin-left:89.25pt;margin-top:24.45pt;width:136.5pt;height:27pt;z-index:251669504;visibility:visible;mso-wrap-style:square;mso-width-percent:0;mso-height-percent:0;mso-wrap-distance-left:9pt;mso-wrap-distance-top:0;mso-wrap-distance-right:9pt;mso-wrap-distance-bottom:0;mso-position-horizontal:absolute;mso-position-horizontal-relative:margin;mso-position-vertical:absolute;mso-position-vertical-relative:text;mso-width-percent:0;mso-height-percent:0;mso-width-relative:margin;mso-height-relative:margin;v-text-anchor:middle" o:gfxdata="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" fillcolor="yellow" strokecolor="#e00" strokeweight="2.25pt">
                 <v:fill opacity="21074f"/>
                 <v:textbox>
                   <w:txbxContent>
@@ -8383,13 +8466,13 @@
         <mc:AlternateContent>
           <mc:Choice Requires="wps">
             <w:drawing>
-              <wp:anchor distT="0" distB="0" distL="114300" distR="114300" simplePos="0" relativeHeight="251667456" behindDoc="0" locked="0" layoutInCell="1" allowOverlap="1" wp14:anchorId="76C98ECC" wp14:editId="05FFBC20">
+              <wp:anchor distT="0" distB="0" distL="114300" distR="114300" simplePos="0" relativeHeight="251667456" behindDoc="0" locked="0" layoutInCell="1" allowOverlap="1" wp14:anchorId="76C98ECC" wp14:editId="75202CBF">
                 <wp:simplePos x="0" y="0"/>
                 <wp:positionH relativeFrom="margin">
                   <wp:align>left</wp:align>
                 </wp:positionH>
                 <wp:positionV relativeFrom="paragraph">
-                  <wp:posOffset>154305</wp:posOffset>
+                  <wp:posOffset>93345</wp:posOffset>
                 </wp:positionV>
                 <wp:extent cx="519430" cy="314960"/>
                 <wp:effectExtent l="19050" t="19050" r="13970" b="27940"/>
@@ -8503,7 +8586,7 @@
           </mc:Choice>
           <mc:Fallback>
             <w:pict>
-              <v:rect w14:anchorId="76C98ECC" id="_x0000_s1037" style="position:absolute;left:0;text-align:left;margin-left:0;margin-top:12.15pt;width:40.9pt;height:24.8pt;z-index:251667456;visibility:visible;mso-wrap-style:square;mso-width-percent:0;mso-height-percent:0;mso-wrap-distance-left:9pt;mso-wrap-distance-top:0;mso-wrap-distance-right:9pt;mso-wrap-distance-bottom:0;mso-position-horizontal:left;mso-position-horizontal-relative:margin;mso-position-vertical:absolute;mso-position-vertical-relative:text;mso-width-percent:0;mso-height-percent:0;mso-width-relative:margin;mso-height-relative:margin;v-text-anchor:middle" o:gfxdata="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" fillcolor="yellow" strokecolor="#e00" strokeweight="2.25pt">
+              <v:rect w14:anchorId="76C98ECC" id="_x0000_s1037" style="position:absolute;left:0;text-align:left;margin-left:0;margin-top:7.35pt;width:40.9pt;height:24.8pt;z-index:251667456;visibility:visible;mso-wrap-style:square;mso-width-percent:0;mso-height-percent:0;mso-wrap-distance-left:9pt;mso-wrap-distance-top:0;mso-wrap-distance-right:9pt;mso-wrap-distance-bottom:0;mso-position-horizontal:left;mso-position-horizontal-relative:margin;mso-position-vertical:absolute;mso-position-vertical-relative:text;mso-width-percent:0;mso-height-percent:0;mso-width-relative:margin;mso-height-relative:margin;v-text-anchor:middle" o:gfxdata="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" fillcolor="yellow" strokecolor="#e00" strokeweight="2.25pt">
                 <v:fill opacity="21074f"/>
                 <v:textbox>
                   <w:txbxContent>
@@ -8560,11 +8643,14 @@
         </mc:AlternateContent>
       </w:r>
       <w:r>
+        <w:rPr>
+          <w:noProof/>
+        </w:rPr>
         <w:drawing>
-          <wp:inline distT="0" distB="0" distL="0" distR="0" wp14:anchorId="34E87F32" wp14:editId="3D58FFF2">
-            <wp:extent cx="5588596" cy="2261870"/>
-            <wp:effectExtent l="19050" t="19050" r="12700" b="24130"/>
-            <wp:docPr id="1148658846" name="Imagen 1"/>
+          <wp:inline distT="0" distB="0" distL="0" distR="0" wp14:anchorId="6424363D" wp14:editId="26A45518">
+            <wp:extent cx="5612130" cy="3827145"/>
+            <wp:effectExtent l="19050" t="19050" r="26670" b="20955"/>
+            <wp:docPr id="199200442" name="Imagen 1"/>
             <wp:cNvGraphicFramePr>
               <a:graphicFrameLocks xmlns:a="http://schemas.openxmlformats.org/drawingml/2006/main" noChangeAspect="1"/>
             </wp:cNvGraphicFramePr>
@@ -8572,7 +8658,7 @@
               <a:graphicData uri="http://schemas.openxmlformats.org/drawingml/2006/picture">
                 <pic:pic xmlns:pic="http://schemas.openxmlformats.org/drawingml/2006/picture">
                   <pic:nvPicPr>
-                    <pic:cNvPr id="1148658846" name=""/>
+                    <pic:cNvPr id="199200442" name=""/>
                     <pic:cNvPicPr/>
                   </pic:nvPicPr>
                   <pic:blipFill>
@@ -8584,7 +8670,7 @@
                   <pic:spPr>
                     <a:xfrm>
                       <a:off x="0" y="0"/>
-                      <a:ext cx="5595263" cy="2264568"/>
+                      <a:ext cx="5612130" cy="3827145"/>
                     </a:xfrm>
                     <a:prstGeom prst="rect">
                       <a:avLst/>
@@ -8674,7 +8760,7 @@
           <w:rPr>
             <w:rStyle w:val="Hipervnculo"/>
           </w:rPr>
-          <w:t>http://localhost:3000/login</w:t>
+          <w:t>http://localhost:3000/auth/login</w:t>
         </w:r>
       </w:hyperlink>
     </w:p>
@@ -8688,6 +8774,7 @@
         <w:jc w:val="both"/>
       </w:pPr>
       <w:r>
+        <w:lastRenderedPageBreak/>
         <w:t>Seleccionamos “POST”, por que es para enviar datos al servidor, no es una consulta, este es el método estándar de autenticación.</w:t>
       </w:r>
     </w:p>
@@ -8760,20 +8847,19 @@
       <w:r>
         <w:t xml:space="preserve">Pegamos nuestro inicio de sesión, como si lo hubiéramos realizado en una </w:t>
       </w:r>
-      <w:proofErr w:type="spellStart"/>
-      <w:r>
-        <w:t>pagina</w:t>
-      </w:r>
-      <w:proofErr w:type="spellEnd"/>
+      <w:r>
+        <w:t>página</w:t>
+      </w:r>
       <w:r>
         <w:t xml:space="preserve"> “usuario”: “</w:t>
       </w:r>
-      <w:proofErr w:type="spellStart"/>
+      <w:r>
+        <w:t>usuario</w:t>
+      </w:r>
       <w:proofErr w:type="gramStart"/>
       <w:r>
-        <w:t>admin</w:t>
-      </w:r>
-      <w:proofErr w:type="spellEnd"/>
+        <w:t>1</w:t>
+      </w:r>
       <w:r>
         <w:t>”/</w:t>
       </w:r>
@@ -8802,16 +8888,24 @@
         <w:jc w:val="both"/>
       </w:pPr>
       <w:r>
-        <w:lastRenderedPageBreak/>
         <w:t xml:space="preserve">Finalmente podemos observar </w:t>
       </w:r>
-      <w:proofErr w:type="spellStart"/>
-      <w:r>
-        <w:t>como</w:t>
-      </w:r>
-      <w:proofErr w:type="spellEnd"/>
-      <w:r>
-        <w:t xml:space="preserve"> nuestro servidor, verifico nuestro usuario, vio que era valido y nos sale el mensaje de “Login correcto”.</w:t>
+      <w:r>
+        <w:t>cómo</w:t>
+      </w:r>
+      <w:r>
+        <w:t xml:space="preserve"> nuestro servidor, verifico nuestro usuario, vio que era valido y nos sale el mensaje de “</w:t>
+      </w:r>
+      <w:proofErr w:type="spellStart"/>
+      <w:r>
+        <w:t>Logín</w:t>
+      </w:r>
+      <w:proofErr w:type="spellEnd"/>
+      <w:r>
+        <w:t xml:space="preserve"> exitoso</w:t>
+      </w:r>
+      <w:r>
+        <w:t>”.</w:t>
       </w:r>
     </w:p>
     <w:p>
@@ -8830,31 +8924,773 @@
       <w:pPr>
         <w:jc w:val="both"/>
       </w:pPr>
-    </w:p>
-    <w:p>
-      <w:pPr>
+      <w:r>
+        <w:rPr>
+          <w:b/>
+          <w:bCs/>
+        </w:rPr>
+        <w:t>Para la 2da.</w:t>
+      </w:r>
+      <w:r>
+        <w:t xml:space="preserve"> </w:t>
+      </w:r>
+      <w:r>
+        <w:rPr>
+          <w:b/>
+          <w:bCs/>
+        </w:rPr>
+        <w:t>Prueba</w:t>
+      </w:r>
+      <w:r>
+        <w:t xml:space="preserve"> ya hemos iniciado sesión como usuario1, por lo </w:t>
+      </w:r>
+      <w:r>
+        <w:t>tanto,</w:t>
+      </w:r>
+      <w:r>
+        <w:t xml:space="preserve"> tratamos de accedes a la pagina que se encuentra en /api/viajes.</w:t>
+      </w:r>
+    </w:p>
+    <w:p>
+      <w:pPr>
+        <w:keepNext/>
         <w:jc w:val="both"/>
       </w:pPr>
-    </w:p>
-    <w:p>
-      <w:pPr>
+      <w:r>
+        <w:rPr>
+          <w:noProof/>
+          <w:highlight w:val="cyan"/>
+          <w:lang w:val="es-CL"/>
+        </w:rPr>
+        <mc:AlternateContent>
+          <mc:Choice Requires="wps">
+            <w:drawing>
+              <wp:anchor distT="0" distB="0" distL="114300" distR="114300" simplePos="0" relativeHeight="251687936" behindDoc="0" locked="0" layoutInCell="1" allowOverlap="1" wp14:anchorId="0D860CF6" wp14:editId="105C8BEF">
+                <wp:simplePos x="0" y="0"/>
+                <wp:positionH relativeFrom="margin">
+                  <wp:posOffset>328718</wp:posOffset>
+                </wp:positionH>
+                <wp:positionV relativeFrom="paragraph">
+                  <wp:posOffset>2249170</wp:posOffset>
+                </wp:positionV>
+                <wp:extent cx="3513365" cy="2130879"/>
+                <wp:effectExtent l="19050" t="19050" r="11430" b="22225"/>
+                <wp:wrapNone/>
+                <wp:docPr id="1399872759" name="Rectángulo 1"/>
+                <wp:cNvGraphicFramePr/>
+                <a:graphic xmlns:a="http://schemas.openxmlformats.org/drawingml/2006/main">
+                  <a:graphicData uri="http://schemas.microsoft.com/office/word/2010/wordprocessingShape">
+                    <wps:wsp>
+                      <wps:cNvSpPr/>
+                      <wps:spPr>
+                        <a:xfrm>
+                          <a:off x="0" y="0"/>
+                          <a:ext cx="3513365" cy="2130879"/>
+                        </a:xfrm>
+                        <a:prstGeom prst="rect">
+                          <a:avLst/>
+                        </a:prstGeom>
+                        <a:solidFill>
+                          <a:srgbClr val="FFFF00">
+                            <a:alpha val="32000"/>
+                          </a:srgbClr>
+                        </a:solidFill>
+                        <a:ln w="28575">
+                          <a:solidFill>
+                            <a:srgbClr val="EE0000"/>
+                          </a:solidFill>
+                        </a:ln>
+                      </wps:spPr>
+                      <wps:style>
+                        <a:lnRef idx="2">
+                          <a:schemeClr val="accent1">
+                            <a:shade val="15000"/>
+                          </a:schemeClr>
+                        </a:lnRef>
+                        <a:fillRef idx="1">
+                          <a:schemeClr val="accent1"/>
+                        </a:fillRef>
+                        <a:effectRef idx="0">
+                          <a:schemeClr val="accent1"/>
+                        </a:effectRef>
+                        <a:fontRef idx="minor">
+                          <a:schemeClr val="lt1"/>
+                        </a:fontRef>
+                      </wps:style>
+                      <wps:txbx>
+                        <w:txbxContent>
+                          <w:p>
+                            <w:pPr>
+                              <w:jc w:val="right"/>
+                              <w:rPr>
+                                <w:b/>
+                                <w:bCs/>
+                                <w:color w:val="000000" w:themeColor="text1"/>
+                                <w:sz w:val="32"/>
+                                <w:szCs w:val="32"/>
+                                <w:lang w:val="es-CL"/>
+                                <w14:shadow w14:blurRad="38100" w14:dist="19050" w14:dir="2700000" w14:sx="100000" w14:sy="100000" w14:kx="0" w14:ky="0" w14:algn="tl">
+                                  <w14:schemeClr w14:val="dk1">
+                                    <w14:alpha w14:val="60000"/>
+                                  </w14:schemeClr>
+                                </w14:shadow>
+                                <w14:textOutline w14:w="0" w14:cap="flat" w14:cmpd="sng" w14:algn="ctr">
+                                  <w14:noFill/>
+                                  <w14:prstDash w14:val="solid"/>
+                                  <w14:round/>
+                                </w14:textOutline>
+                              </w:rPr>
+                            </w:pPr>
+                            <w:r>
+                              <w:rPr>
+                                <w:b/>
+                                <w:bCs/>
+                                <w:color w:val="000000" w:themeColor="text1"/>
+                                <w:sz w:val="32"/>
+                                <w:szCs w:val="32"/>
+                                <w:lang w:val="es-CL"/>
+                                <w14:shadow w14:blurRad="38100" w14:dist="19050" w14:dir="2700000" w14:sx="100000" w14:sy="100000" w14:kx="0" w14:ky="0" w14:algn="tl">
+                                  <w14:schemeClr w14:val="dk1">
+                                    <w14:alpha w14:val="60000"/>
+                                  </w14:schemeClr>
+                                </w14:shadow>
+                                <w14:textOutline w14:w="0" w14:cap="flat" w14:cmpd="sng" w14:algn="ctr">
+                                  <w14:noFill/>
+                                  <w14:prstDash w14:val="solid"/>
+                                  <w14:round/>
+                                </w14:textOutline>
+                              </w:rPr>
+                              <w:t>3</w:t>
+                            </w:r>
+                          </w:p>
+                        </w:txbxContent>
+                      </wps:txbx>
+                      <wps:bodyPr rot="0" spcFirstLastPara="0" vertOverflow="overflow" horzOverflow="overflow" vert="horz" wrap="square" lIns="91440" tIns="45720" rIns="91440" bIns="45720" numCol="1" spcCol="0" rtlCol="0" fromWordArt="0" anchor="ctr" anchorCtr="0" forceAA="0" compatLnSpc="1">
+                        <a:prstTxWarp prst="textNoShape">
+                          <a:avLst/>
+                        </a:prstTxWarp>
+                        <a:noAutofit/>
+                      </wps:bodyPr>
+                    </wps:wsp>
+                  </a:graphicData>
+                </a:graphic>
+                <wp14:sizeRelH relativeFrom="margin">
+                  <wp14:pctWidth>0</wp14:pctWidth>
+                </wp14:sizeRelH>
+                <wp14:sizeRelV relativeFrom="margin">
+                  <wp14:pctHeight>0</wp14:pctHeight>
+                </wp14:sizeRelV>
+              </wp:anchor>
+            </w:drawing>
+          </mc:Choice>
+          <mc:Fallback>
+            <w:pict>
+              <v:rect w14:anchorId="0D860CF6" id="_x0000_s1038" style="position:absolute;left:0;text-align:left;margin-left:25.9pt;margin-top:177.1pt;width:276.65pt;height:167.8pt;z-index:251687936;visibility:visible;mso-wrap-style:square;mso-width-percent:0;mso-height-percent:0;mso-wrap-distance-left:9pt;mso-wrap-distance-top:0;mso-wrap-distance-right:9pt;mso-wrap-distance-bottom:0;mso-position-horizontal:absolute;mso-position-horizontal-relative:margin;mso-position-vertical:absolute;mso-position-vertical-relative:text;mso-width-percent:0;mso-height-percent:0;mso-width-relative:margin;mso-height-relative:margin;v-text-anchor:middle" o:gfxdata="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" fillcolor="yellow" strokecolor="#e00" strokeweight="2.25pt">
+                <v:fill opacity="21074f"/>
+                <v:textbox>
+                  <w:txbxContent>
+                    <w:p>
+                      <w:pPr>
+                        <w:jc w:val="right"/>
+                        <w:rPr>
+                          <w:b/>
+                          <w:bCs/>
+                          <w:color w:val="000000" w:themeColor="text1"/>
+                          <w:sz w:val="32"/>
+                          <w:szCs w:val="32"/>
+                          <w:lang w:val="es-CL"/>
+                          <w14:shadow w14:blurRad="38100" w14:dist="19050" w14:dir="2700000" w14:sx="100000" w14:sy="100000" w14:kx="0" w14:ky="0" w14:algn="tl">
+                            <w14:schemeClr w14:val="dk1">
+                              <w14:alpha w14:val="60000"/>
+                            </w14:schemeClr>
+                          </w14:shadow>
+                          <w14:textOutline w14:w="0" w14:cap="flat" w14:cmpd="sng" w14:algn="ctr">
+                            <w14:noFill/>
+                            <w14:prstDash w14:val="solid"/>
+                            <w14:round/>
+                          </w14:textOutline>
+                        </w:rPr>
+                      </w:pPr>
+                      <w:r>
+                        <w:rPr>
+                          <w:b/>
+                          <w:bCs/>
+                          <w:color w:val="000000" w:themeColor="text1"/>
+                          <w:sz w:val="32"/>
+                          <w:szCs w:val="32"/>
+                          <w:lang w:val="es-CL"/>
+                          <w14:shadow w14:blurRad="38100" w14:dist="19050" w14:dir="2700000" w14:sx="100000" w14:sy="100000" w14:kx="0" w14:ky="0" w14:algn="tl">
+                            <w14:schemeClr w14:val="dk1">
+                              <w14:alpha w14:val="60000"/>
+                            </w14:schemeClr>
+                          </w14:shadow>
+                          <w14:textOutline w14:w="0" w14:cap="flat" w14:cmpd="sng" w14:algn="ctr">
+                            <w14:noFill/>
+                            <w14:prstDash w14:val="solid"/>
+                            <w14:round/>
+                          </w14:textOutline>
+                        </w:rPr>
+                        <w:t>3</w:t>
+                      </w:r>
+                    </w:p>
+                  </w:txbxContent>
+                </v:textbox>
+                <w10:wrap anchorx="margin"/>
+              </v:rect>
+            </w:pict>
+          </mc:Fallback>
+        </mc:AlternateContent>
+      </w:r>
+      <w:r>
+        <w:rPr>
+          <w:noProof/>
+          <w:highlight w:val="cyan"/>
+          <w:lang w:val="es-CL"/>
+        </w:rPr>
+        <mc:AlternateContent>
+          <mc:Choice Requires="wps">
+            <w:drawing>
+              <wp:anchor distT="0" distB="0" distL="114300" distR="114300" simplePos="0" relativeHeight="251683840" behindDoc="0" locked="0" layoutInCell="1" allowOverlap="1" wp14:anchorId="6024F394" wp14:editId="03656371">
+                <wp:simplePos x="0" y="0"/>
+                <wp:positionH relativeFrom="margin">
+                  <wp:posOffset>1268095</wp:posOffset>
+                </wp:positionH>
+                <wp:positionV relativeFrom="paragraph">
+                  <wp:posOffset>519430</wp:posOffset>
+                </wp:positionV>
+                <wp:extent cx="2484664" cy="326571"/>
+                <wp:effectExtent l="19050" t="19050" r="11430" b="16510"/>
+                <wp:wrapNone/>
+                <wp:docPr id="1713458285" name="Rectángulo 1"/>
+                <wp:cNvGraphicFramePr/>
+                <a:graphic xmlns:a="http://schemas.openxmlformats.org/drawingml/2006/main">
+                  <a:graphicData uri="http://schemas.microsoft.com/office/word/2010/wordprocessingShape">
+                    <wps:wsp>
+                      <wps:cNvSpPr/>
+                      <wps:spPr>
+                        <a:xfrm>
+                          <a:off x="0" y="0"/>
+                          <a:ext cx="2484664" cy="326571"/>
+                        </a:xfrm>
+                        <a:prstGeom prst="rect">
+                          <a:avLst/>
+                        </a:prstGeom>
+                        <a:solidFill>
+                          <a:srgbClr val="FFFF00">
+                            <a:alpha val="32000"/>
+                          </a:srgbClr>
+                        </a:solidFill>
+                        <a:ln w="28575">
+                          <a:solidFill>
+                            <a:srgbClr val="EE0000"/>
+                          </a:solidFill>
+                        </a:ln>
+                      </wps:spPr>
+                      <wps:style>
+                        <a:lnRef idx="2">
+                          <a:schemeClr val="accent1">
+                            <a:shade val="15000"/>
+                          </a:schemeClr>
+                        </a:lnRef>
+                        <a:fillRef idx="1">
+                          <a:schemeClr val="accent1"/>
+                        </a:fillRef>
+                        <a:effectRef idx="0">
+                          <a:schemeClr val="accent1"/>
+                        </a:effectRef>
+                        <a:fontRef idx="minor">
+                          <a:schemeClr val="lt1"/>
+                        </a:fontRef>
+                      </wps:style>
+                      <wps:txbx>
+                        <w:txbxContent>
+                          <w:p>
+                            <w:pPr>
+                              <w:jc w:val="right"/>
+                              <w:rPr>
+                                <w:b/>
+                                <w:bCs/>
+                                <w:color w:val="000000" w:themeColor="text1"/>
+                                <w:sz w:val="32"/>
+                                <w:szCs w:val="32"/>
+                                <w:lang w:val="es-CL"/>
+                                <w14:shadow w14:blurRad="38100" w14:dist="19050" w14:dir="2700000" w14:sx="100000" w14:sy="100000" w14:kx="0" w14:ky="0" w14:algn="tl">
+                                  <w14:schemeClr w14:val="dk1">
+                                    <w14:alpha w14:val="60000"/>
+                                  </w14:schemeClr>
+                                </w14:shadow>
+                                <w14:textOutline w14:w="0" w14:cap="flat" w14:cmpd="sng" w14:algn="ctr">
+                                  <w14:noFill/>
+                                  <w14:prstDash w14:val="solid"/>
+                                  <w14:round/>
+                                </w14:textOutline>
+                              </w:rPr>
+                            </w:pPr>
+                            <w:r>
+                              <w:rPr>
+                                <w:b/>
+                                <w:bCs/>
+                                <w:color w:val="000000" w:themeColor="text1"/>
+                                <w:sz w:val="32"/>
+                                <w:szCs w:val="32"/>
+                                <w:lang w:val="es-CL"/>
+                                <w14:shadow w14:blurRad="38100" w14:dist="19050" w14:dir="2700000" w14:sx="100000" w14:sy="100000" w14:kx="0" w14:ky="0" w14:algn="tl">
+                                  <w14:schemeClr w14:val="dk1">
+                                    <w14:alpha w14:val="60000"/>
+                                  </w14:schemeClr>
+                                </w14:shadow>
+                                <w14:textOutline w14:w="0" w14:cap="flat" w14:cmpd="sng" w14:algn="ctr">
+                                  <w14:noFill/>
+                                  <w14:prstDash w14:val="solid"/>
+                                  <w14:round/>
+                                </w14:textOutline>
+                              </w:rPr>
+                              <w:t>2</w:t>
+                            </w:r>
+                          </w:p>
+                        </w:txbxContent>
+                      </wps:txbx>
+                      <wps:bodyPr rot="0" spcFirstLastPara="0" vertOverflow="overflow" horzOverflow="overflow" vert="horz" wrap="square" lIns="91440" tIns="45720" rIns="91440" bIns="45720" numCol="1" spcCol="0" rtlCol="0" fromWordArt="0" anchor="ctr" anchorCtr="0" forceAA="0" compatLnSpc="1">
+                        <a:prstTxWarp prst="textNoShape">
+                          <a:avLst/>
+                        </a:prstTxWarp>
+                        <a:noAutofit/>
+                      </wps:bodyPr>
+                    </wps:wsp>
+                  </a:graphicData>
+                </a:graphic>
+                <wp14:sizeRelH relativeFrom="margin">
+                  <wp14:pctWidth>0</wp14:pctWidth>
+                </wp14:sizeRelH>
+                <wp14:sizeRelV relativeFrom="margin">
+                  <wp14:pctHeight>0</wp14:pctHeight>
+                </wp14:sizeRelV>
+              </wp:anchor>
+            </w:drawing>
+          </mc:Choice>
+          <mc:Fallback>
+            <w:pict>
+              <v:rect w14:anchorId="6024F394" id="_x0000_s1039" style="position:absolute;left:0;text-align:left;margin-left:99.85pt;margin-top:40.9pt;width:195.65pt;height:25.7pt;z-index:251683840;visibility:visible;mso-wrap-style:square;mso-width-percent:0;mso-height-percent:0;mso-wrap-distance-left:9pt;mso-wrap-distance-top:0;mso-wrap-distance-right:9pt;mso-wrap-distance-bottom:0;mso-position-horizontal:absolute;mso-position-horizontal-relative:margin;mso-position-vertical:absolute;mso-position-vertical-relative:text;mso-width-percent:0;mso-height-percent:0;mso-width-relative:margin;mso-height-relative:margin;v-text-anchor:middle" o:gfxdata="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" fillcolor="yellow" strokecolor="#e00" strokeweight="2.25pt">
+                <v:fill opacity="21074f"/>
+                <v:textbox>
+                  <w:txbxContent>
+                    <w:p>
+                      <w:pPr>
+                        <w:jc w:val="right"/>
+                        <w:rPr>
+                          <w:b/>
+                          <w:bCs/>
+                          <w:color w:val="000000" w:themeColor="text1"/>
+                          <w:sz w:val="32"/>
+                          <w:szCs w:val="32"/>
+                          <w:lang w:val="es-CL"/>
+                          <w14:shadow w14:blurRad="38100" w14:dist="19050" w14:dir="2700000" w14:sx="100000" w14:sy="100000" w14:kx="0" w14:ky="0" w14:algn="tl">
+                            <w14:schemeClr w14:val="dk1">
+                              <w14:alpha w14:val="60000"/>
+                            </w14:schemeClr>
+                          </w14:shadow>
+                          <w14:textOutline w14:w="0" w14:cap="flat" w14:cmpd="sng" w14:algn="ctr">
+                            <w14:noFill/>
+                            <w14:prstDash w14:val="solid"/>
+                            <w14:round/>
+                          </w14:textOutline>
+                        </w:rPr>
+                      </w:pPr>
+                      <w:r>
+                        <w:rPr>
+                          <w:b/>
+                          <w:bCs/>
+                          <w:color w:val="000000" w:themeColor="text1"/>
+                          <w:sz w:val="32"/>
+                          <w:szCs w:val="32"/>
+                          <w:lang w:val="es-CL"/>
+                          <w14:shadow w14:blurRad="38100" w14:dist="19050" w14:dir="2700000" w14:sx="100000" w14:sy="100000" w14:kx="0" w14:ky="0" w14:algn="tl">
+                            <w14:schemeClr w14:val="dk1">
+                              <w14:alpha w14:val="60000"/>
+                            </w14:schemeClr>
+                          </w14:shadow>
+                          <w14:textOutline w14:w="0" w14:cap="flat" w14:cmpd="sng" w14:algn="ctr">
+                            <w14:noFill/>
+                            <w14:prstDash w14:val="solid"/>
+                            <w14:round/>
+                          </w14:textOutline>
+                        </w:rPr>
+                        <w:t>2</w:t>
+                      </w:r>
+                    </w:p>
+                  </w:txbxContent>
+                </v:textbox>
+                <w10:wrap anchorx="margin"/>
+              </v:rect>
+            </w:pict>
+          </mc:Fallback>
+        </mc:AlternateContent>
+      </w:r>
+      <w:r>
+        <w:rPr>
+          <w:noProof/>
+          <w:highlight w:val="cyan"/>
+          <w:lang w:val="es-CL"/>
+        </w:rPr>
+        <mc:AlternateContent>
+          <mc:Choice Requires="wps">
+            <w:drawing>
+              <wp:anchor distT="0" distB="0" distL="114300" distR="114300" simplePos="0" relativeHeight="251685888" behindDoc="0" locked="0" layoutInCell="1" allowOverlap="1" wp14:anchorId="3AA25AE9" wp14:editId="185A0366">
+                <wp:simplePos x="0" y="0"/>
+                <wp:positionH relativeFrom="margin">
+                  <wp:posOffset>163195</wp:posOffset>
+                </wp:positionH>
+                <wp:positionV relativeFrom="paragraph">
+                  <wp:posOffset>560917</wp:posOffset>
+                </wp:positionV>
+                <wp:extent cx="884464" cy="326571"/>
+                <wp:effectExtent l="19050" t="19050" r="11430" b="16510"/>
+                <wp:wrapNone/>
+                <wp:docPr id="1581348252" name="Rectángulo 1"/>
+                <wp:cNvGraphicFramePr/>
+                <a:graphic xmlns:a="http://schemas.openxmlformats.org/drawingml/2006/main">
+                  <a:graphicData uri="http://schemas.microsoft.com/office/word/2010/wordprocessingShape">
+                    <wps:wsp>
+                      <wps:cNvSpPr/>
+                      <wps:spPr>
+                        <a:xfrm>
+                          <a:off x="0" y="0"/>
+                          <a:ext cx="884464" cy="326571"/>
+                        </a:xfrm>
+                        <a:prstGeom prst="rect">
+                          <a:avLst/>
+                        </a:prstGeom>
+                        <a:solidFill>
+                          <a:srgbClr val="FFFF00">
+                            <a:alpha val="32000"/>
+                          </a:srgbClr>
+                        </a:solidFill>
+                        <a:ln w="28575">
+                          <a:solidFill>
+                            <a:srgbClr val="EE0000"/>
+                          </a:solidFill>
+                        </a:ln>
+                      </wps:spPr>
+                      <wps:style>
+                        <a:lnRef idx="2">
+                          <a:schemeClr val="accent1">
+                            <a:shade val="15000"/>
+                          </a:schemeClr>
+                        </a:lnRef>
+                        <a:fillRef idx="1">
+                          <a:schemeClr val="accent1"/>
+                        </a:fillRef>
+                        <a:effectRef idx="0">
+                          <a:schemeClr val="accent1"/>
+                        </a:effectRef>
+                        <a:fontRef idx="minor">
+                          <a:schemeClr val="lt1"/>
+                        </a:fontRef>
+                      </wps:style>
+                      <wps:txbx>
+                        <w:txbxContent>
+                          <w:p>
+                            <w:pPr>
+                              <w:jc w:val="right"/>
+                              <w:rPr>
+                                <w:b/>
+                                <w:bCs/>
+                                <w:color w:val="000000" w:themeColor="text1"/>
+                                <w:sz w:val="32"/>
+                                <w:szCs w:val="32"/>
+                                <w:lang w:val="es-CL"/>
+                                <w14:shadow w14:blurRad="38100" w14:dist="19050" w14:dir="2700000" w14:sx="100000" w14:sy="100000" w14:kx="0" w14:ky="0" w14:algn="tl">
+                                  <w14:schemeClr w14:val="dk1">
+                                    <w14:alpha w14:val="60000"/>
+                                  </w14:schemeClr>
+                                </w14:shadow>
+                                <w14:textOutline w14:w="0" w14:cap="flat" w14:cmpd="sng" w14:algn="ctr">
+                                  <w14:noFill/>
+                                  <w14:prstDash w14:val="solid"/>
+                                  <w14:round/>
+                                </w14:textOutline>
+                              </w:rPr>
+                            </w:pPr>
+                            <w:r>
+                              <w:rPr>
+                                <w:b/>
+                                <w:bCs/>
+                                <w:color w:val="000000" w:themeColor="text1"/>
+                                <w:sz w:val="32"/>
+                                <w:szCs w:val="32"/>
+                                <w:lang w:val="es-CL"/>
+                                <w14:shadow w14:blurRad="38100" w14:dist="19050" w14:dir="2700000" w14:sx="100000" w14:sy="100000" w14:kx="0" w14:ky="0" w14:algn="tl">
+                                  <w14:schemeClr w14:val="dk1">
+                                    <w14:alpha w14:val="60000"/>
+                                  </w14:schemeClr>
+                                </w14:shadow>
+                                <w14:textOutline w14:w="0" w14:cap="flat" w14:cmpd="sng" w14:algn="ctr">
+                                  <w14:noFill/>
+                                  <w14:prstDash w14:val="solid"/>
+                                  <w14:round/>
+                                </w14:textOutline>
+                              </w:rPr>
+                              <w:t>1</w:t>
+                            </w:r>
+                          </w:p>
+                        </w:txbxContent>
+                      </wps:txbx>
+                      <wps:bodyPr rot="0" spcFirstLastPara="0" vertOverflow="overflow" horzOverflow="overflow" vert="horz" wrap="square" lIns="91440" tIns="45720" rIns="91440" bIns="45720" numCol="1" spcCol="0" rtlCol="0" fromWordArt="0" anchor="ctr" anchorCtr="0" forceAA="0" compatLnSpc="1">
+                        <a:prstTxWarp prst="textNoShape">
+                          <a:avLst/>
+                        </a:prstTxWarp>
+                        <a:noAutofit/>
+                      </wps:bodyPr>
+                    </wps:wsp>
+                  </a:graphicData>
+                </a:graphic>
+                <wp14:sizeRelH relativeFrom="margin">
+                  <wp14:pctWidth>0</wp14:pctWidth>
+                </wp14:sizeRelH>
+                <wp14:sizeRelV relativeFrom="margin">
+                  <wp14:pctHeight>0</wp14:pctHeight>
+                </wp14:sizeRelV>
+              </wp:anchor>
+            </w:drawing>
+          </mc:Choice>
+          <mc:Fallback>
+            <w:pict>
+              <v:rect w14:anchorId="3AA25AE9" id="_x0000_s1040" style="position:absolute;left:0;text-align:left;margin-left:12.85pt;margin-top:44.15pt;width:69.65pt;height:25.7pt;z-index:251685888;visibility:visible;mso-wrap-style:square;mso-width-percent:0;mso-height-percent:0;mso-wrap-distance-left:9pt;mso-wrap-distance-top:0;mso-wrap-distance-right:9pt;mso-wrap-distance-bottom:0;mso-position-horizontal:absolute;mso-position-horizontal-relative:margin;mso-position-vertical:absolute;mso-position-vertical-relative:text;mso-width-percent:0;mso-height-percent:0;mso-width-relative:margin;mso-height-relative:margin;v-text-anchor:middle" o:gfxdata="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" fillcolor="yellow" strokecolor="#e00" strokeweight="2.25pt">
+                <v:fill opacity="21074f"/>
+                <v:textbox>
+                  <w:txbxContent>
+                    <w:p>
+                      <w:pPr>
+                        <w:jc w:val="right"/>
+                        <w:rPr>
+                          <w:b/>
+                          <w:bCs/>
+                          <w:color w:val="000000" w:themeColor="text1"/>
+                          <w:sz w:val="32"/>
+                          <w:szCs w:val="32"/>
+                          <w:lang w:val="es-CL"/>
+                          <w14:shadow w14:blurRad="38100" w14:dist="19050" w14:dir="2700000" w14:sx="100000" w14:sy="100000" w14:kx="0" w14:ky="0" w14:algn="tl">
+                            <w14:schemeClr w14:val="dk1">
+                              <w14:alpha w14:val="60000"/>
+                            </w14:schemeClr>
+                          </w14:shadow>
+                          <w14:textOutline w14:w="0" w14:cap="flat" w14:cmpd="sng" w14:algn="ctr">
+                            <w14:noFill/>
+                            <w14:prstDash w14:val="solid"/>
+                            <w14:round/>
+                          </w14:textOutline>
+                        </w:rPr>
+                      </w:pPr>
+                      <w:r>
+                        <w:rPr>
+                          <w:b/>
+                          <w:bCs/>
+                          <w:color w:val="000000" w:themeColor="text1"/>
+                          <w:sz w:val="32"/>
+                          <w:szCs w:val="32"/>
+                          <w:lang w:val="es-CL"/>
+                          <w14:shadow w14:blurRad="38100" w14:dist="19050" w14:dir="2700000" w14:sx="100000" w14:sy="100000" w14:kx="0" w14:ky="0" w14:algn="tl">
+                            <w14:schemeClr w14:val="dk1">
+                              <w14:alpha w14:val="60000"/>
+                            </w14:schemeClr>
+                          </w14:shadow>
+                          <w14:textOutline w14:w="0" w14:cap="flat" w14:cmpd="sng" w14:algn="ctr">
+                            <w14:noFill/>
+                            <w14:prstDash w14:val="solid"/>
+                            <w14:round/>
+                          </w14:textOutline>
+                        </w:rPr>
+                        <w:t>1</w:t>
+                      </w:r>
+                    </w:p>
+                  </w:txbxContent>
+                </v:textbox>
+                <w10:wrap anchorx="margin"/>
+              </v:rect>
+            </w:pict>
+          </mc:Fallback>
+        </mc:AlternateContent>
+      </w:r>
+      <w:r>
+        <w:rPr>
+          <w:noProof/>
+        </w:rPr>
+        <w:drawing>
+          <wp:inline distT="0" distB="0" distL="0" distR="0" wp14:anchorId="1407A10A" wp14:editId="19D5941D">
+            <wp:extent cx="5612130" cy="4351020"/>
+            <wp:effectExtent l="19050" t="19050" r="26670" b="11430"/>
+            <wp:docPr id="1620863236" name="Imagen 1"/>
+            <wp:cNvGraphicFramePr>
+              <a:graphicFrameLocks xmlns:a="http://schemas.openxmlformats.org/drawingml/2006/main" noChangeAspect="1"/>
+            </wp:cNvGraphicFramePr>
+            <a:graphic xmlns:a="http://schemas.openxmlformats.org/drawingml/2006/main">
+              <a:graphicData uri="http://schemas.openxmlformats.org/drawingml/2006/picture">
+                <pic:pic xmlns:pic="http://schemas.openxmlformats.org/drawingml/2006/picture">
+                  <pic:nvPicPr>
+                    <pic:cNvPr id="1620863236" name=""/>
+                    <pic:cNvPicPr/>
+                  </pic:nvPicPr>
+                  <pic:blipFill>
+                    <a:blip r:embed="rId11"/>
+                    <a:stretch>
+                      <a:fillRect/>
+                    </a:stretch>
+                  </pic:blipFill>
+                  <pic:spPr>
+                    <a:xfrm>
+                      <a:off x="0" y="0"/>
+                      <a:ext cx="5617241" cy="4354982"/>
+                    </a:xfrm>
+                    <a:prstGeom prst="rect">
+                      <a:avLst/>
+                    </a:prstGeom>
+                    <a:ln>
+                      <a:solidFill>
+                        <a:schemeClr val="tx1"/>
+                      </a:solidFill>
+                    </a:ln>
+                  </pic:spPr>
+                </pic:pic>
+              </a:graphicData>
+            </a:graphic>
+          </wp:inline>
+        </w:drawing>
+      </w:r>
+    </w:p>
+    <w:p>
+      <w:pPr>
+        <w:pStyle w:val="Descripcin"/>
         <w:jc w:val="both"/>
       </w:pPr>
-    </w:p>
-    <w:p>
-      <w:pPr>
+      <w:r>
+        <w:t xml:space="preserve">Ilustración </w:t>
+      </w:r>
+      <w:fldSimple w:instr=" SEQ Ilustración \* ARABIC ">
+        <w:r>
+          <w:rPr>
+            <w:noProof/>
+          </w:rPr>
+          <w:t>4</w:t>
+        </w:r>
+      </w:fldSimple>
+      <w:r>
+        <w:t xml:space="preserve">. Solicitud de ingreso a la </w:t>
+      </w:r>
+      <w:r>
+        <w:t>página</w:t>
+      </w:r>
+      <w:r>
+        <w:t xml:space="preserve"> viajes.</w:t>
+      </w:r>
+    </w:p>
+    <w:p>
+      <w:pPr>
+        <w:spacing w:line="360" w:lineRule="auto"/>
         <w:jc w:val="both"/>
       </w:pPr>
-    </w:p>
-    <w:p>
-      <w:pPr>
+      <w:r>
+        <w:lastRenderedPageBreak/>
+        <w:t xml:space="preserve">En este caso, iniciamos un nuevo protocolo HTTP y ahora seleccionamos “GET” por que es una consulta, luego le indicamos la </w:t>
+      </w:r>
+      <w:r>
+        <w:t>página</w:t>
+      </w:r>
+      <w:r>
+        <w:t xml:space="preserve"> “…3000/api/viajes” y según nuestro código le debe entregar las ciudades y los </w:t>
+      </w:r>
+      <w:r>
+        <w:t>días</w:t>
+      </w:r>
+      <w:r>
+        <w:t xml:space="preserve">, lo cual se muestra como código abajo y es lo correcto, para confirmar que el usuario puede ver esto </w:t>
+      </w:r>
+      <w:proofErr w:type="spellStart"/>
+      <w:r>
+        <w:t>por que</w:t>
+      </w:r>
+      <w:proofErr w:type="spellEnd"/>
+      <w:r>
+        <w:t xml:space="preserve"> esta </w:t>
+      </w:r>
+      <w:proofErr w:type="spellStart"/>
+      <w:r>
+        <w:t>logeado</w:t>
+      </w:r>
+      <w:proofErr w:type="spellEnd"/>
+      <w:r>
+        <w:t xml:space="preserve"> correctamente, veremos las cookies.</w:t>
+      </w:r>
+    </w:p>
+    <w:p>
+      <w:pPr>
+        <w:keepNext/>
         <w:jc w:val="both"/>
       </w:pPr>
-    </w:p>
-    <w:p>
-      <w:pPr>
+      <w:r>
+        <w:rPr>
+          <w:noProof/>
+        </w:rPr>
+        <w:drawing>
+          <wp:inline distT="0" distB="0" distL="0" distR="0" wp14:anchorId="2CCDB339" wp14:editId="211AF903">
+            <wp:extent cx="5612130" cy="574040"/>
+            <wp:effectExtent l="19050" t="19050" r="26670" b="16510"/>
+            <wp:docPr id="1792662353" name="Imagen 1"/>
+            <wp:cNvGraphicFramePr>
+              <a:graphicFrameLocks xmlns:a="http://schemas.openxmlformats.org/drawingml/2006/main" noChangeAspect="1"/>
+            </wp:cNvGraphicFramePr>
+            <a:graphic xmlns:a="http://schemas.openxmlformats.org/drawingml/2006/main">
+              <a:graphicData uri="http://schemas.openxmlformats.org/drawingml/2006/picture">
+                <pic:pic xmlns:pic="http://schemas.openxmlformats.org/drawingml/2006/picture">
+                  <pic:nvPicPr>
+                    <pic:cNvPr id="1792662353" name=""/>
+                    <pic:cNvPicPr/>
+                  </pic:nvPicPr>
+                  <pic:blipFill>
+                    <a:blip r:embed="rId12"/>
+                    <a:stretch>
+                      <a:fillRect/>
+                    </a:stretch>
+                  </pic:blipFill>
+                  <pic:spPr>
+                    <a:xfrm>
+                      <a:off x="0" y="0"/>
+                      <a:ext cx="5612130" cy="574040"/>
+                    </a:xfrm>
+                    <a:prstGeom prst="rect">
+                      <a:avLst/>
+                    </a:prstGeom>
+                    <a:ln>
+                      <a:solidFill>
+                        <a:schemeClr val="tx1"/>
+                      </a:solidFill>
+                    </a:ln>
+                  </pic:spPr>
+                </pic:pic>
+              </a:graphicData>
+            </a:graphic>
+          </wp:inline>
+        </w:drawing>
+      </w:r>
+    </w:p>
+    <w:p>
+      <w:pPr>
+        <w:pStyle w:val="Descripcin"/>
         <w:jc w:val="both"/>
       </w:pPr>
+      <w:r>
+        <w:t xml:space="preserve">Ilustración </w:t>
+      </w:r>
+      <w:fldSimple w:instr=" SEQ Ilustración \* ARABIC ">
+        <w:r>
+          <w:rPr>
+            <w:noProof/>
+          </w:rPr>
+          <w:t>5</w:t>
+        </w:r>
+      </w:fldSimple>
+      <w:r>
+        <w:t>. Cookie guardada con el JWET con el inicio de sesión, llamada “token”.</w:t>
+      </w:r>
     </w:p>
     <w:p>
       <w:pPr>
@@ -8863,18 +9699,45 @@
     </w:p>
     <w:p>
       <w:pPr>
+        <w:spacing w:line="360" w:lineRule="auto"/>
         <w:jc w:val="both"/>
       </w:pPr>
-    </w:p>
-    <w:p>
-      <w:pPr>
+      <w:r>
+        <w:t xml:space="preserve">Con esto demostramos que el proceso del </w:t>
+      </w:r>
+      <w:proofErr w:type="gramStart"/>
+      <w:r>
+        <w:t>middleware,</w:t>
+      </w:r>
+      <w:proofErr w:type="gramEnd"/>
+      <w:r>
+        <w:t xml:space="preserve"> fue verificar la cookie y buscar en “token” decodificar su </w:t>
+      </w:r>
+      <w:r>
+        <w:t>información para autenticar que el usuario tiene permiso para ingresar a esa página.</w:t>
+      </w:r>
+    </w:p>
+    <w:p>
+      <w:pPr>
+        <w:spacing w:line="360" w:lineRule="auto"/>
         <w:jc w:val="both"/>
       </w:pPr>
     </w:p>
     <w:p>
       <w:pPr>
+        <w:spacing w:line="360" w:lineRule="auto"/>
         <w:jc w:val="both"/>
       </w:pPr>
+      <w:r>
+        <w:rPr>
+          <w:b/>
+          <w:bCs/>
+        </w:rPr>
+        <w:t>3ra. Prueba</w:t>
+      </w:r>
+      <w:r>
+        <w:t>, ahora veremos que pasa si este mismo usuario intenta acceder a una pagina que por su rol no tiene autorización de acceso.</w:t>
+      </w:r>
     </w:p>
     <w:p>
       <w:pPr>
@@ -8885,36 +9748,123 @@
       <w:pPr>
         <w:jc w:val="both"/>
       </w:pPr>
-    </w:p>
-    <w:p>
-      <w:pPr>
+      <w:r>
+        <w:rPr>
+          <w:noProof/>
+        </w:rPr>
+        <w:drawing>
+          <wp:inline distT="0" distB="0" distL="0" distR="0" wp14:anchorId="7A2A5CDC" wp14:editId="4D97F376">
+            <wp:extent cx="5612130" cy="2181225"/>
+            <wp:effectExtent l="19050" t="19050" r="26670" b="28575"/>
+            <wp:docPr id="1283298459" name="Imagen 1"/>
+            <wp:cNvGraphicFramePr>
+              <a:graphicFrameLocks xmlns:a="http://schemas.openxmlformats.org/drawingml/2006/main" noChangeAspect="1"/>
+            </wp:cNvGraphicFramePr>
+            <a:graphic xmlns:a="http://schemas.openxmlformats.org/drawingml/2006/main">
+              <a:graphicData uri="http://schemas.openxmlformats.org/drawingml/2006/picture">
+                <pic:pic xmlns:pic="http://schemas.openxmlformats.org/drawingml/2006/picture">
+                  <pic:nvPicPr>
+                    <pic:cNvPr id="1283298459" name=""/>
+                    <pic:cNvPicPr/>
+                  </pic:nvPicPr>
+                  <pic:blipFill>
+                    <a:blip r:embed="rId13"/>
+                    <a:stretch>
+                      <a:fillRect/>
+                    </a:stretch>
+                  </pic:blipFill>
+                  <pic:spPr>
+                    <a:xfrm>
+                      <a:off x="0" y="0"/>
+                      <a:ext cx="5612130" cy="2181225"/>
+                    </a:xfrm>
+                    <a:prstGeom prst="rect">
+                      <a:avLst/>
+                    </a:prstGeom>
+                    <a:ln>
+                      <a:solidFill>
+                        <a:schemeClr val="tx1"/>
+                      </a:solidFill>
+                    </a:ln>
+                  </pic:spPr>
+                </pic:pic>
+              </a:graphicData>
+            </a:graphic>
+          </wp:inline>
+        </w:drawing>
+      </w:r>
+    </w:p>
+    <w:p>
+      <w:pPr>
+        <w:spacing w:line="360" w:lineRule="auto"/>
         <w:jc w:val="both"/>
       </w:pPr>
-    </w:p>
-    <w:p>
-      <w:pPr>
+      <w:r>
+        <w:t xml:space="preserve">Finalmente, en este ejemplo el mismo “usuario1”, intento ingresar a una </w:t>
+      </w:r>
+      <w:r>
+        <w:t>página</w:t>
+      </w:r>
+      <w:r>
+        <w:t xml:space="preserve"> que no </w:t>
+      </w:r>
+      <w:r>
+        <w:t>pertenece</w:t>
+      </w:r>
+      <w:r>
+        <w:t xml:space="preserve"> a su rol, el </w:t>
+      </w:r>
+      <w:r>
+        <w:t>“</w:t>
+      </w:r>
+      <w:proofErr w:type="spellStart"/>
+      <w:r>
+        <w:t>authMiddleware</w:t>
+      </w:r>
+      <w:proofErr w:type="spellEnd"/>
+      <w:r>
+        <w:t xml:space="preserve">” valida la </w:t>
+      </w:r>
+      <w:proofErr w:type="spellStart"/>
+      <w:r>
+        <w:t>autenticacion</w:t>
+      </w:r>
+      <w:proofErr w:type="spellEnd"/>
+      <w:r>
+        <w:t xml:space="preserve"> del token JWT, mientras que “</w:t>
+      </w:r>
+      <w:proofErr w:type="spellStart"/>
+      <w:r>
+        <w:t>roleMiddleware</w:t>
+      </w:r>
+      <w:proofErr w:type="spellEnd"/>
+      <w:r>
+        <w:t xml:space="preserve">” en este caso NO valida el rol </w:t>
+      </w:r>
+      <w:r>
+        <w:t xml:space="preserve">y por tanto deniega el </w:t>
+      </w:r>
+      <w:r>
+        <w:lastRenderedPageBreak/>
+        <w:t>ingreso a la pagina con el mensaje “Acceso denegado. No tiene permisos suficientes”.</w:t>
+      </w:r>
+    </w:p>
+    <w:p>
+      <w:pPr>
+        <w:spacing w:line="360" w:lineRule="auto"/>
         <w:jc w:val="both"/>
       </w:pPr>
-    </w:p>
-    <w:p>
-      <w:pPr>
-        <w:jc w:val="both"/>
-      </w:pPr>
-    </w:p>
-    <w:p>
-      <w:pPr>
-        <w:jc w:val="both"/>
-      </w:pPr>
-    </w:p>
-    <w:p>
-      <w:pPr>
-        <w:jc w:val="both"/>
-      </w:pPr>
-    </w:p>
-    <w:p>
-      <w:pPr>
-        <w:jc w:val="both"/>
-      </w:pPr>
+      <w:r>
+        <w:t xml:space="preserve">Al intentar acceder a una ruta cuyo rol no corresponde, el middleware </w:t>
+      </w:r>
+      <w:proofErr w:type="spellStart"/>
+      <w:r>
+        <w:t>roleMiddleware</w:t>
+      </w:r>
+      <w:proofErr w:type="spellEnd"/>
+      <w:r>
+        <w:t xml:space="preserve"> bloquea el acceso y devuelve un mensaje 403 indicando que el usuario no tiene permisos suficientes.</w:t>
+      </w:r>
     </w:p>
     <w:p>
       <w:pPr>
@@ -8925,9 +9875,17 @@
       <w:pPr>
         <w:pStyle w:val="Ttulo1"/>
         <w:jc w:val="both"/>
-      </w:pPr>
-      <w:bookmarkStart w:id="8" w:name="_Toc227088555"/>
-      <w:r>
+        <w:rPr>
+          <w:b/>
+          <w:bCs/>
+        </w:rPr>
+      </w:pPr>
+      <w:bookmarkStart w:id="8" w:name="_Toc227094324"/>
+      <w:r>
+        <w:rPr>
+          <w:b/>
+          <w:bCs/>
+        </w:rPr>
         <w:t>TRABAJO COLABORATIVO CON GITHUB (AMBOS)</w:t>
       </w:r>
       <w:bookmarkEnd w:id="8"/>
@@ -8938,144 +9896,97 @@
       </w:pPr>
     </w:p>
     <w:p>
+      <w:r>
+        <w:t xml:space="preserve">Esto se encuentra conforme a los </w:t>
+      </w:r>
+      <w:proofErr w:type="spellStart"/>
+      <w:r>
+        <w:t>Commit</w:t>
+      </w:r>
+      <w:proofErr w:type="spellEnd"/>
+      <w:r>
+        <w:t xml:space="preserve"> realizados en </w:t>
+      </w:r>
+      <w:proofErr w:type="spellStart"/>
+      <w:r>
+        <w:t>Github</w:t>
+      </w:r>
+      <w:proofErr w:type="spellEnd"/>
+      <w:r>
+        <w:t xml:space="preserve"> en la pagina</w:t>
+      </w:r>
+    </w:p>
+    <w:p>
+      <w:hyperlink r:id="rId14" w:history="1">
+        <w:proofErr w:type="spellStart"/>
+        <w:r>
+          <w:rPr>
+            <w:rStyle w:val="Hipervnculo"/>
+          </w:rPr>
+          <w:t>MadridDarien</w:t>
+        </w:r>
+        <w:proofErr w:type="spellEnd"/>
+        <w:r>
+          <w:rPr>
+            <w:rStyle w:val="Hipervnculo"/>
+          </w:rPr>
+          <w:t>/taller-plataformas-web-semana4: Trabajo semana 4 Taller de plataformas web</w:t>
+        </w:r>
+      </w:hyperlink>
+    </w:p>
+    <w:p>
+      <w:r>
+        <w:br w:type="page"/>
+      </w:r>
+    </w:p>
+    <w:p>
       <w:pPr>
         <w:jc w:val="both"/>
       </w:pPr>
     </w:p>
     <w:p>
       <w:pPr>
+        <w:pStyle w:val="Ttulo1"/>
+        <w:rPr>
+          <w:b/>
+          <w:bCs/>
+        </w:rPr>
+      </w:pPr>
+      <w:bookmarkStart w:id="9" w:name="_Toc227094325"/>
+      <w:r>
+        <w:rPr>
+          <w:b/>
+          <w:bCs/>
+        </w:rPr>
+        <w:t>CONCLUSIÓN</w:t>
+      </w:r>
+      <w:bookmarkEnd w:id="9"/>
+    </w:p>
+    <w:p/>
+    <w:p>
+      <w:pPr>
+        <w:spacing w:line="360" w:lineRule="auto"/>
         <w:jc w:val="both"/>
       </w:pPr>
-    </w:p>
-    <w:p>
-      <w:pPr>
-        <w:jc w:val="both"/>
-      </w:pPr>
-    </w:p>
-    <w:p>
-      <w:pPr>
-        <w:jc w:val="both"/>
-      </w:pPr>
-    </w:p>
-    <w:p>
-      <w:pPr>
-        <w:jc w:val="both"/>
-      </w:pPr>
-    </w:p>
-    <w:p>
-      <w:pPr>
-        <w:jc w:val="both"/>
-      </w:pPr>
-    </w:p>
-    <w:p>
-      <w:pPr>
-        <w:jc w:val="both"/>
-      </w:pPr>
-    </w:p>
-    <w:p>
-      <w:pPr>
-        <w:jc w:val="both"/>
-      </w:pPr>
-    </w:p>
-    <w:p>
-      <w:pPr>
-        <w:jc w:val="both"/>
-      </w:pPr>
-    </w:p>
-    <w:p>
-      <w:pPr>
-        <w:jc w:val="both"/>
-      </w:pPr>
-    </w:p>
-    <w:p>
-      <w:pPr>
-        <w:jc w:val="both"/>
-      </w:pPr>
-    </w:p>
-    <w:p>
-      <w:pPr>
-        <w:jc w:val="both"/>
-      </w:pPr>
-    </w:p>
-    <w:p>
-      <w:pPr>
-        <w:jc w:val="both"/>
-      </w:pPr>
-    </w:p>
-    <w:p>
-      <w:pPr>
-        <w:jc w:val="both"/>
-      </w:pPr>
-    </w:p>
-    <w:p>
-      <w:pPr>
-        <w:jc w:val="both"/>
-      </w:pPr>
-    </w:p>
-    <w:p>
-      <w:pPr>
-        <w:jc w:val="both"/>
-      </w:pPr>
-    </w:p>
-    <w:p>
-      <w:pPr>
-        <w:jc w:val="both"/>
-      </w:pPr>
-    </w:p>
-    <w:p>
-      <w:pPr>
-        <w:jc w:val="both"/>
-      </w:pPr>
-    </w:p>
-    <w:p>
-      <w:pPr>
-        <w:jc w:val="both"/>
-      </w:pPr>
-    </w:p>
-    <w:p>
-      <w:pPr>
-        <w:jc w:val="both"/>
-      </w:pPr>
-    </w:p>
-    <w:p>
-      <w:pPr>
-        <w:jc w:val="both"/>
-      </w:pPr>
-    </w:p>
-    <w:p>
-      <w:pPr>
-        <w:jc w:val="both"/>
-      </w:pPr>
-    </w:p>
-    <w:p>
-      <w:pPr>
-        <w:jc w:val="both"/>
-      </w:pPr>
-    </w:p>
-    <w:p>
-      <w:pPr>
-        <w:jc w:val="both"/>
-      </w:pPr>
-    </w:p>
-    <w:p>
-      <w:r>
-        <w:br w:type="page"/>
-      </w:r>
-    </w:p>
-    <w:p>
-      <w:pPr>
-        <w:jc w:val="both"/>
-      </w:pPr>
-    </w:p>
-    <w:p>
-      <w:pPr>
-        <w:pStyle w:val="Ttulo1"/>
-      </w:pPr>
-      <w:bookmarkStart w:id="9" w:name="_Toc227088556"/>
-      <w:r>
-        <w:t>CONCLUSIÓN</w:t>
-      </w:r>
-      <w:bookmarkEnd w:id="9"/>
+      <w:r>
+        <w:t xml:space="preserve">En este trabajo se implementó un servidor </w:t>
+      </w:r>
+      <w:proofErr w:type="spellStart"/>
+      <w:r>
+        <w:t>backend</w:t>
+      </w:r>
+      <w:proofErr w:type="spellEnd"/>
+      <w:r>
+        <w:t xml:space="preserve"> utilizando Node.js y Express, incorporando un sistema de autenticación seguro basado en JSON Web Tokens (JWT) y cookies HTTP-</w:t>
+      </w:r>
+      <w:proofErr w:type="spellStart"/>
+      <w:r>
+        <w:t>only</w:t>
+      </w:r>
+      <w:proofErr w:type="spellEnd"/>
+      <w:r>
+        <w:t>. A través del uso de middlewares se logró proteger rutas privadas y restringir el acceso según el rol del usuario, garantizando un control adecuado de autenticación y autorización. Las pruebas realizadas con Postman permitieron validar el correcto funcionamiento del flujo completo: inicio de sesión, verificación del token, acceso a rutas protegidas, restricción por roles y cierre de sesión. Finalmente, el uso de GitHub facilitó el trabajo colaborativo y el control de versiones del proyecto, asegurando una estructura ordenada y profesional.</w:t>
+      </w:r>
     </w:p>
     <w:sectPr>
       <w:pgSz w:w="12240" w:h="15840" w:code="1"/>

--- a/Madrid_Darien_CIB302_Semana4.docx
+++ b/Madrid_Darien_CIB302_Semana4.docx
@@ -369,7 +369,7 @@
     <w:sdt>
       <w:sdtPr>
         <w:rPr>
-          <w:rFonts w:asciiTheme="minorHAnsi" w:eastAsiaTheme="minorHAnsi" w:hAnsiTheme="minorHAnsi" w:cstheme="minorBidi"/>
+          <w:rFonts w:asciiTheme="minorHAnsi" w:eastAsiaTheme="minorHAnsi" w:hAnsiTheme="minorHAnsi" w:cstheme="minorHAnsi"/>
           <w:color w:val="auto"/>
           <w:sz w:val="24"/>
           <w:szCs w:val="24"/>
@@ -391,24 +391,37 @@
         <w:p>
           <w:pPr>
             <w:pStyle w:val="TtuloTDC"/>
+            <w:spacing w:line="480" w:lineRule="auto"/>
+            <w:jc w:val="both"/>
             <w:rPr>
-              <w:sz w:val="40"/>
-              <w:szCs w:val="40"/>
+              <w:rFonts w:asciiTheme="minorHAnsi" w:hAnsiTheme="minorHAnsi" w:cstheme="minorHAnsi"/>
+              <w:b/>
+              <w:bCs/>
+              <w:color w:val="000000" w:themeColor="text1"/>
+              <w:sz w:val="24"/>
+              <w:szCs w:val="24"/>
               <w:lang w:val="es-MX"/>
             </w:rPr>
           </w:pPr>
           <w:r>
             <w:rPr>
-              <w:sz w:val="40"/>
-              <w:szCs w:val="40"/>
+              <w:rFonts w:asciiTheme="minorHAnsi" w:hAnsiTheme="minorHAnsi" w:cstheme="minorHAnsi"/>
+              <w:b/>
+              <w:bCs/>
+              <w:color w:val="000000" w:themeColor="text1"/>
+              <w:sz w:val="24"/>
+              <w:szCs w:val="24"/>
               <w:lang w:val="es-MX"/>
             </w:rPr>
-            <w:t>Índice de contenidos</w:t>
+            <w:t>ÍNDICE DE CONTENIDOS</w:t>
           </w:r>
         </w:p>
         <w:p>
           <w:pPr>
+            <w:spacing w:line="480" w:lineRule="auto"/>
+            <w:jc w:val="both"/>
             <w:rPr>
+              <w:rFonts w:cstheme="minorHAnsi"/>
               <w:lang w:val="es-MX" w:eastAsia="es-CL"/>
             </w:rPr>
           </w:pPr>
@@ -419,8 +432,10 @@
             <w:tabs>
               <w:tab w:val="right" w:leader="dot" w:pos="8828"/>
             </w:tabs>
+            <w:spacing w:line="480" w:lineRule="auto"/>
+            <w:jc w:val="both"/>
             <w:rPr>
-              <w:rFonts w:eastAsiaTheme="minorEastAsia"/>
+              <w:rFonts w:eastAsiaTheme="minorEastAsia" w:cstheme="minorHAnsi"/>
               <w:noProof/>
               <w:kern w:val="2"/>
               <w:lang w:val="es-CL" w:eastAsia="es-CL"/>
@@ -428,18 +443,28 @@
             </w:rPr>
           </w:pPr>
           <w:r>
+            <w:rPr>
+              <w:rFonts w:cstheme="minorHAnsi"/>
+            </w:rPr>
             <w:fldChar w:fldCharType="begin"/>
           </w:r>
           <w:r>
+            <w:rPr>
+              <w:rFonts w:cstheme="minorHAnsi"/>
+            </w:rPr>
             <w:instrText xml:space="preserve"> TOC \o "1-3" \h \z \u </w:instrText>
           </w:r>
           <w:r>
+            <w:rPr>
+              <w:rFonts w:cstheme="minorHAnsi"/>
+            </w:rPr>
             <w:fldChar w:fldCharType="separate"/>
           </w:r>
           <w:hyperlink w:anchor="_Toc227094316" w:history="1">
             <w:r>
               <w:rPr>
                 <w:rStyle w:val="Hipervnculo"/>
+                <w:rFonts w:cstheme="minorHAnsi"/>
                 <w:b/>
                 <w:bCs/>
                 <w:noProof/>
@@ -448,6 +473,7 @@
             </w:r>
             <w:r>
               <w:rPr>
+                <w:rFonts w:cstheme="minorHAnsi"/>
                 <w:noProof/>
                 <w:webHidden/>
               </w:rPr>
@@ -455,6 +481,7 @@
             </w:r>
             <w:r>
               <w:rPr>
+                <w:rFonts w:cstheme="minorHAnsi"/>
                 <w:noProof/>
                 <w:webHidden/>
               </w:rPr>
@@ -462,6 +489,7 @@
             </w:r>
             <w:r>
               <w:rPr>
+                <w:rFonts w:cstheme="minorHAnsi"/>
                 <w:noProof/>
                 <w:webHidden/>
               </w:rPr>
@@ -469,12 +497,14 @@
             </w:r>
             <w:r>
               <w:rPr>
+                <w:rFonts w:cstheme="minorHAnsi"/>
                 <w:noProof/>
                 <w:webHidden/>
               </w:rPr>
             </w:r>
             <w:r>
               <w:rPr>
+                <w:rFonts w:cstheme="minorHAnsi"/>
                 <w:noProof/>
                 <w:webHidden/>
               </w:rPr>
@@ -482,6 +512,7 @@
             </w:r>
             <w:r>
               <w:rPr>
+                <w:rFonts w:cstheme="minorHAnsi"/>
                 <w:noProof/>
                 <w:webHidden/>
               </w:rPr>
@@ -489,6 +520,7 @@
             </w:r>
             <w:r>
               <w:rPr>
+                <w:rFonts w:cstheme="minorHAnsi"/>
                 <w:noProof/>
                 <w:webHidden/>
               </w:rPr>
@@ -502,8 +534,10 @@
             <w:tabs>
               <w:tab w:val="right" w:leader="dot" w:pos="8828"/>
             </w:tabs>
+            <w:spacing w:line="480" w:lineRule="auto"/>
+            <w:jc w:val="both"/>
             <w:rPr>
-              <w:rFonts w:eastAsiaTheme="minorEastAsia"/>
+              <w:rFonts w:eastAsiaTheme="minorEastAsia" w:cstheme="minorHAnsi"/>
               <w:noProof/>
               <w:kern w:val="2"/>
               <w:lang w:val="es-CL" w:eastAsia="es-CL"/>
@@ -514,6 +548,7 @@
             <w:r>
               <w:rPr>
                 <w:rStyle w:val="Hipervnculo"/>
+                <w:rFonts w:cstheme="minorHAnsi"/>
                 <w:b/>
                 <w:bCs/>
                 <w:noProof/>
@@ -522,6 +557,7 @@
             </w:r>
             <w:r>
               <w:rPr>
+                <w:rFonts w:cstheme="minorHAnsi"/>
                 <w:noProof/>
                 <w:webHidden/>
               </w:rPr>
@@ -529,6 +565,7 @@
             </w:r>
             <w:r>
               <w:rPr>
+                <w:rFonts w:cstheme="minorHAnsi"/>
                 <w:noProof/>
                 <w:webHidden/>
               </w:rPr>
@@ -536,6 +573,7 @@
             </w:r>
             <w:r>
               <w:rPr>
+                <w:rFonts w:cstheme="minorHAnsi"/>
                 <w:noProof/>
                 <w:webHidden/>
               </w:rPr>
@@ -543,12 +581,14 @@
             </w:r>
             <w:r>
               <w:rPr>
+                <w:rFonts w:cstheme="minorHAnsi"/>
                 <w:noProof/>
                 <w:webHidden/>
               </w:rPr>
             </w:r>
             <w:r>
               <w:rPr>
+                <w:rFonts w:cstheme="minorHAnsi"/>
                 <w:noProof/>
                 <w:webHidden/>
               </w:rPr>
@@ -556,6 +596,7 @@
             </w:r>
             <w:r>
               <w:rPr>
+                <w:rFonts w:cstheme="minorHAnsi"/>
                 <w:noProof/>
                 <w:webHidden/>
               </w:rPr>
@@ -563,6 +604,7 @@
             </w:r>
             <w:r>
               <w:rPr>
+                <w:rFonts w:cstheme="minorHAnsi"/>
                 <w:noProof/>
                 <w:webHidden/>
               </w:rPr>
@@ -576,8 +618,10 @@
             <w:tabs>
               <w:tab w:val="right" w:leader="dot" w:pos="8828"/>
             </w:tabs>
+            <w:spacing w:line="480" w:lineRule="auto"/>
+            <w:jc w:val="both"/>
             <w:rPr>
-              <w:rFonts w:eastAsiaTheme="minorEastAsia"/>
+              <w:rFonts w:eastAsiaTheme="minorEastAsia" w:cstheme="minorHAnsi"/>
               <w:noProof/>
               <w:kern w:val="2"/>
               <w:lang w:val="es-CL" w:eastAsia="es-CL"/>
@@ -588,6 +632,7 @@
             <w:r>
               <w:rPr>
                 <w:rStyle w:val="Hipervnculo"/>
+                <w:rFonts w:cstheme="minorHAnsi"/>
                 <w:b/>
                 <w:bCs/>
                 <w:noProof/>
@@ -596,6 +641,7 @@
             </w:r>
             <w:r>
               <w:rPr>
+                <w:rFonts w:cstheme="minorHAnsi"/>
                 <w:noProof/>
                 <w:webHidden/>
               </w:rPr>
@@ -603,6 +649,7 @@
             </w:r>
             <w:r>
               <w:rPr>
+                <w:rFonts w:cstheme="minorHAnsi"/>
                 <w:noProof/>
                 <w:webHidden/>
               </w:rPr>
@@ -610,6 +657,7 @@
             </w:r>
             <w:r>
               <w:rPr>
+                <w:rFonts w:cstheme="minorHAnsi"/>
                 <w:noProof/>
                 <w:webHidden/>
               </w:rPr>
@@ -617,12 +665,14 @@
             </w:r>
             <w:r>
               <w:rPr>
+                <w:rFonts w:cstheme="minorHAnsi"/>
                 <w:noProof/>
                 <w:webHidden/>
               </w:rPr>
             </w:r>
             <w:r>
               <w:rPr>
+                <w:rFonts w:cstheme="minorHAnsi"/>
                 <w:noProof/>
                 <w:webHidden/>
               </w:rPr>
@@ -630,6 +680,7 @@
             </w:r>
             <w:r>
               <w:rPr>
+                <w:rFonts w:cstheme="minorHAnsi"/>
                 <w:noProof/>
                 <w:webHidden/>
               </w:rPr>
@@ -637,6 +688,7 @@
             </w:r>
             <w:r>
               <w:rPr>
+                <w:rFonts w:cstheme="minorHAnsi"/>
                 <w:noProof/>
                 <w:webHidden/>
               </w:rPr>
@@ -650,8 +702,10 @@
             <w:tabs>
               <w:tab w:val="right" w:leader="dot" w:pos="8828"/>
             </w:tabs>
+            <w:spacing w:line="480" w:lineRule="auto"/>
+            <w:jc w:val="both"/>
             <w:rPr>
-              <w:rFonts w:eastAsiaTheme="minorEastAsia"/>
+              <w:rFonts w:eastAsiaTheme="minorEastAsia" w:cstheme="minorHAnsi"/>
               <w:noProof/>
               <w:kern w:val="2"/>
               <w:lang w:val="es-CL" w:eastAsia="es-CL"/>
@@ -662,6 +716,7 @@
             <w:r>
               <w:rPr>
                 <w:rStyle w:val="Hipervnculo"/>
+                <w:rFonts w:cstheme="minorHAnsi"/>
                 <w:b/>
                 <w:bCs/>
                 <w:noProof/>
@@ -670,6 +725,7 @@
             </w:r>
             <w:r>
               <w:rPr>
+                <w:rFonts w:cstheme="minorHAnsi"/>
                 <w:noProof/>
                 <w:webHidden/>
               </w:rPr>
@@ -677,6 +733,7 @@
             </w:r>
             <w:r>
               <w:rPr>
+                <w:rFonts w:cstheme="minorHAnsi"/>
                 <w:noProof/>
                 <w:webHidden/>
               </w:rPr>
@@ -684,6 +741,7 @@
             </w:r>
             <w:r>
               <w:rPr>
+                <w:rFonts w:cstheme="minorHAnsi"/>
                 <w:noProof/>
                 <w:webHidden/>
               </w:rPr>
@@ -691,12 +749,14 @@
             </w:r>
             <w:r>
               <w:rPr>
+                <w:rFonts w:cstheme="minorHAnsi"/>
                 <w:noProof/>
                 <w:webHidden/>
               </w:rPr>
             </w:r>
             <w:r>
               <w:rPr>
+                <w:rFonts w:cstheme="minorHAnsi"/>
                 <w:noProof/>
                 <w:webHidden/>
               </w:rPr>
@@ -704,6 +764,7 @@
             </w:r>
             <w:r>
               <w:rPr>
+                <w:rFonts w:cstheme="minorHAnsi"/>
                 <w:noProof/>
                 <w:webHidden/>
               </w:rPr>
@@ -711,6 +772,7 @@
             </w:r>
             <w:r>
               <w:rPr>
+                <w:rFonts w:cstheme="minorHAnsi"/>
                 <w:noProof/>
                 <w:webHidden/>
               </w:rPr>
@@ -724,8 +786,10 @@
             <w:tabs>
               <w:tab w:val="right" w:leader="dot" w:pos="8828"/>
             </w:tabs>
+            <w:spacing w:line="480" w:lineRule="auto"/>
+            <w:jc w:val="both"/>
             <w:rPr>
-              <w:rFonts w:eastAsiaTheme="minorEastAsia"/>
+              <w:rFonts w:eastAsiaTheme="minorEastAsia" w:cstheme="minorHAnsi"/>
               <w:noProof/>
               <w:kern w:val="2"/>
               <w:lang w:val="es-CL" w:eastAsia="es-CL"/>
@@ -736,6 +800,7 @@
             <w:r>
               <w:rPr>
                 <w:rStyle w:val="Hipervnculo"/>
+                <w:rFonts w:cstheme="minorHAnsi"/>
                 <w:b/>
                 <w:bCs/>
                 <w:noProof/>
@@ -744,6 +809,7 @@
             </w:r>
             <w:r>
               <w:rPr>
+                <w:rFonts w:cstheme="minorHAnsi"/>
                 <w:noProof/>
                 <w:webHidden/>
               </w:rPr>
@@ -751,6 +817,7 @@
             </w:r>
             <w:r>
               <w:rPr>
+                <w:rFonts w:cstheme="minorHAnsi"/>
                 <w:noProof/>
                 <w:webHidden/>
               </w:rPr>
@@ -758,6 +825,7 @@
             </w:r>
             <w:r>
               <w:rPr>
+                <w:rFonts w:cstheme="minorHAnsi"/>
                 <w:noProof/>
                 <w:webHidden/>
               </w:rPr>
@@ -765,12 +833,14 @@
             </w:r>
             <w:r>
               <w:rPr>
+                <w:rFonts w:cstheme="minorHAnsi"/>
                 <w:noProof/>
                 <w:webHidden/>
               </w:rPr>
             </w:r>
             <w:r>
               <w:rPr>
+                <w:rFonts w:cstheme="minorHAnsi"/>
                 <w:noProof/>
                 <w:webHidden/>
               </w:rPr>
@@ -778,6 +848,7 @@
             </w:r>
             <w:r>
               <w:rPr>
+                <w:rFonts w:cstheme="minorHAnsi"/>
                 <w:noProof/>
                 <w:webHidden/>
               </w:rPr>
@@ -785,6 +856,7 @@
             </w:r>
             <w:r>
               <w:rPr>
+                <w:rFonts w:cstheme="minorHAnsi"/>
                 <w:noProof/>
                 <w:webHidden/>
               </w:rPr>
@@ -798,8 +870,10 @@
             <w:tabs>
               <w:tab w:val="right" w:leader="dot" w:pos="8828"/>
             </w:tabs>
+            <w:spacing w:line="480" w:lineRule="auto"/>
+            <w:jc w:val="both"/>
             <w:rPr>
-              <w:rFonts w:eastAsiaTheme="minorEastAsia"/>
+              <w:rFonts w:eastAsiaTheme="minorEastAsia" w:cstheme="minorHAnsi"/>
               <w:noProof/>
               <w:kern w:val="2"/>
               <w:lang w:val="es-CL" w:eastAsia="es-CL"/>
@@ -810,6 +884,7 @@
             <w:r>
               <w:rPr>
                 <w:rStyle w:val="Hipervnculo"/>
+                <w:rFonts w:cstheme="minorHAnsi"/>
                 <w:b/>
                 <w:bCs/>
                 <w:noProof/>
@@ -818,6 +893,7 @@
             </w:r>
             <w:r>
               <w:rPr>
+                <w:rFonts w:cstheme="minorHAnsi"/>
                 <w:noProof/>
                 <w:webHidden/>
               </w:rPr>
@@ -825,6 +901,7 @@
             </w:r>
             <w:r>
               <w:rPr>
+                <w:rFonts w:cstheme="minorHAnsi"/>
                 <w:noProof/>
                 <w:webHidden/>
               </w:rPr>
@@ -832,6 +909,7 @@
             </w:r>
             <w:r>
               <w:rPr>
+                <w:rFonts w:cstheme="minorHAnsi"/>
                 <w:noProof/>
                 <w:webHidden/>
               </w:rPr>
@@ -839,12 +917,14 @@
             </w:r>
             <w:r>
               <w:rPr>
+                <w:rFonts w:cstheme="minorHAnsi"/>
                 <w:noProof/>
                 <w:webHidden/>
               </w:rPr>
             </w:r>
             <w:r>
               <w:rPr>
+                <w:rFonts w:cstheme="minorHAnsi"/>
                 <w:noProof/>
                 <w:webHidden/>
               </w:rPr>
@@ -852,6 +932,7 @@
             </w:r>
             <w:r>
               <w:rPr>
+                <w:rFonts w:cstheme="minorHAnsi"/>
                 <w:noProof/>
                 <w:webHidden/>
               </w:rPr>
@@ -859,6 +940,7 @@
             </w:r>
             <w:r>
               <w:rPr>
+                <w:rFonts w:cstheme="minorHAnsi"/>
                 <w:noProof/>
                 <w:webHidden/>
               </w:rPr>
@@ -872,8 +954,10 @@
             <w:tabs>
               <w:tab w:val="right" w:leader="dot" w:pos="8828"/>
             </w:tabs>
+            <w:spacing w:line="480" w:lineRule="auto"/>
+            <w:jc w:val="both"/>
             <w:rPr>
-              <w:rFonts w:eastAsiaTheme="minorEastAsia"/>
+              <w:rFonts w:eastAsiaTheme="minorEastAsia" w:cstheme="minorHAnsi"/>
               <w:noProof/>
               <w:kern w:val="2"/>
               <w:lang w:val="es-CL" w:eastAsia="es-CL"/>
@@ -884,6 +968,7 @@
             <w:r>
               <w:rPr>
                 <w:rStyle w:val="Hipervnculo"/>
+                <w:rFonts w:cstheme="minorHAnsi"/>
                 <w:b/>
                 <w:bCs/>
                 <w:noProof/>
@@ -892,6 +977,7 @@
             </w:r>
             <w:r>
               <w:rPr>
+                <w:rFonts w:cstheme="minorHAnsi"/>
                 <w:noProof/>
                 <w:webHidden/>
               </w:rPr>
@@ -899,6 +985,7 @@
             </w:r>
             <w:r>
               <w:rPr>
+                <w:rFonts w:cstheme="minorHAnsi"/>
                 <w:noProof/>
                 <w:webHidden/>
               </w:rPr>
@@ -906,6 +993,7 @@
             </w:r>
             <w:r>
               <w:rPr>
+                <w:rFonts w:cstheme="minorHAnsi"/>
                 <w:noProof/>
                 <w:webHidden/>
               </w:rPr>
@@ -913,12 +1001,14 @@
             </w:r>
             <w:r>
               <w:rPr>
+                <w:rFonts w:cstheme="minorHAnsi"/>
                 <w:noProof/>
                 <w:webHidden/>
               </w:rPr>
             </w:r>
             <w:r>
               <w:rPr>
+                <w:rFonts w:cstheme="minorHAnsi"/>
                 <w:noProof/>
                 <w:webHidden/>
               </w:rPr>
@@ -926,6 +1016,7 @@
             </w:r>
             <w:r>
               <w:rPr>
+                <w:rFonts w:cstheme="minorHAnsi"/>
                 <w:noProof/>
                 <w:webHidden/>
               </w:rPr>
@@ -933,6 +1024,7 @@
             </w:r>
             <w:r>
               <w:rPr>
+                <w:rFonts w:cstheme="minorHAnsi"/>
                 <w:noProof/>
                 <w:webHidden/>
               </w:rPr>
@@ -946,8 +1038,10 @@
             <w:tabs>
               <w:tab w:val="right" w:leader="dot" w:pos="8828"/>
             </w:tabs>
+            <w:spacing w:line="480" w:lineRule="auto"/>
+            <w:jc w:val="both"/>
             <w:rPr>
-              <w:rFonts w:eastAsiaTheme="minorEastAsia"/>
+              <w:rFonts w:eastAsiaTheme="minorEastAsia" w:cstheme="minorHAnsi"/>
               <w:noProof/>
               <w:kern w:val="2"/>
               <w:lang w:val="es-CL" w:eastAsia="es-CL"/>
@@ -958,6 +1052,7 @@
             <w:r>
               <w:rPr>
                 <w:rStyle w:val="Hipervnculo"/>
+                <w:rFonts w:cstheme="minorHAnsi"/>
                 <w:b/>
                 <w:bCs/>
                 <w:noProof/>
@@ -966,6 +1061,7 @@
             </w:r>
             <w:r>
               <w:rPr>
+                <w:rFonts w:cstheme="minorHAnsi"/>
                 <w:noProof/>
                 <w:webHidden/>
               </w:rPr>
@@ -973,6 +1069,7 @@
             </w:r>
             <w:r>
               <w:rPr>
+                <w:rFonts w:cstheme="minorHAnsi"/>
                 <w:noProof/>
                 <w:webHidden/>
               </w:rPr>
@@ -980,6 +1077,7 @@
             </w:r>
             <w:r>
               <w:rPr>
+                <w:rFonts w:cstheme="minorHAnsi"/>
                 <w:noProof/>
                 <w:webHidden/>
               </w:rPr>
@@ -987,12 +1085,14 @@
             </w:r>
             <w:r>
               <w:rPr>
+                <w:rFonts w:cstheme="minorHAnsi"/>
                 <w:noProof/>
                 <w:webHidden/>
               </w:rPr>
             </w:r>
             <w:r>
               <w:rPr>
+                <w:rFonts w:cstheme="minorHAnsi"/>
                 <w:noProof/>
                 <w:webHidden/>
               </w:rPr>
@@ -1000,6 +1100,7 @@
             </w:r>
             <w:r>
               <w:rPr>
+                <w:rFonts w:cstheme="minorHAnsi"/>
                 <w:noProof/>
                 <w:webHidden/>
               </w:rPr>
@@ -1007,6 +1108,7 @@
             </w:r>
             <w:r>
               <w:rPr>
+                <w:rFonts w:cstheme="minorHAnsi"/>
                 <w:noProof/>
                 <w:webHidden/>
               </w:rPr>
@@ -1020,8 +1122,10 @@
             <w:tabs>
               <w:tab w:val="right" w:leader="dot" w:pos="8828"/>
             </w:tabs>
+            <w:spacing w:line="480" w:lineRule="auto"/>
+            <w:jc w:val="both"/>
             <w:rPr>
-              <w:rFonts w:eastAsiaTheme="minorEastAsia"/>
+              <w:rFonts w:eastAsiaTheme="minorEastAsia" w:cstheme="minorHAnsi"/>
               <w:noProof/>
               <w:kern w:val="2"/>
               <w:lang w:val="es-CL" w:eastAsia="es-CL"/>
@@ -1032,6 +1136,7 @@
             <w:r>
               <w:rPr>
                 <w:rStyle w:val="Hipervnculo"/>
+                <w:rFonts w:cstheme="minorHAnsi"/>
                 <w:b/>
                 <w:bCs/>
                 <w:noProof/>
@@ -1040,6 +1145,7 @@
             </w:r>
             <w:r>
               <w:rPr>
+                <w:rFonts w:cstheme="minorHAnsi"/>
                 <w:noProof/>
                 <w:webHidden/>
               </w:rPr>
@@ -1047,6 +1153,7 @@
             </w:r>
             <w:r>
               <w:rPr>
+                <w:rFonts w:cstheme="minorHAnsi"/>
                 <w:noProof/>
                 <w:webHidden/>
               </w:rPr>
@@ -1054,6 +1161,7 @@
             </w:r>
             <w:r>
               <w:rPr>
+                <w:rFonts w:cstheme="minorHAnsi"/>
                 <w:noProof/>
                 <w:webHidden/>
               </w:rPr>
@@ -1061,12 +1169,14 @@
             </w:r>
             <w:r>
               <w:rPr>
+                <w:rFonts w:cstheme="minorHAnsi"/>
                 <w:noProof/>
                 <w:webHidden/>
               </w:rPr>
             </w:r>
             <w:r>
               <w:rPr>
+                <w:rFonts w:cstheme="minorHAnsi"/>
                 <w:noProof/>
                 <w:webHidden/>
               </w:rPr>
@@ -1074,6 +1184,7 @@
             </w:r>
             <w:r>
               <w:rPr>
+                <w:rFonts w:cstheme="minorHAnsi"/>
                 <w:noProof/>
                 <w:webHidden/>
               </w:rPr>
@@ -1081,6 +1192,7 @@
             </w:r>
             <w:r>
               <w:rPr>
+                <w:rFonts w:cstheme="minorHAnsi"/>
                 <w:noProof/>
                 <w:webHidden/>
               </w:rPr>
@@ -1094,8 +1206,10 @@
             <w:tabs>
               <w:tab w:val="right" w:leader="dot" w:pos="8828"/>
             </w:tabs>
+            <w:spacing w:line="480" w:lineRule="auto"/>
+            <w:jc w:val="both"/>
             <w:rPr>
-              <w:rFonts w:eastAsiaTheme="minorEastAsia"/>
+              <w:rFonts w:eastAsiaTheme="minorEastAsia" w:cstheme="minorHAnsi"/>
               <w:noProof/>
               <w:kern w:val="2"/>
               <w:lang w:val="es-CL" w:eastAsia="es-CL"/>
@@ -1106,6 +1220,7 @@
             <w:r>
               <w:rPr>
                 <w:rStyle w:val="Hipervnculo"/>
+                <w:rFonts w:cstheme="minorHAnsi"/>
                 <w:b/>
                 <w:bCs/>
                 <w:noProof/>
@@ -1114,6 +1229,7 @@
             </w:r>
             <w:r>
               <w:rPr>
+                <w:rFonts w:cstheme="minorHAnsi"/>
                 <w:noProof/>
                 <w:webHidden/>
               </w:rPr>
@@ -1121,6 +1237,7 @@
             </w:r>
             <w:r>
               <w:rPr>
+                <w:rFonts w:cstheme="minorHAnsi"/>
                 <w:noProof/>
                 <w:webHidden/>
               </w:rPr>
@@ -1128,6 +1245,7 @@
             </w:r>
             <w:r>
               <w:rPr>
+                <w:rFonts w:cstheme="minorHAnsi"/>
                 <w:noProof/>
                 <w:webHidden/>
               </w:rPr>
@@ -1135,12 +1253,14 @@
             </w:r>
             <w:r>
               <w:rPr>
+                <w:rFonts w:cstheme="minorHAnsi"/>
                 <w:noProof/>
                 <w:webHidden/>
               </w:rPr>
             </w:r>
             <w:r>
               <w:rPr>
+                <w:rFonts w:cstheme="minorHAnsi"/>
                 <w:noProof/>
                 <w:webHidden/>
               </w:rPr>
@@ -1148,6 +1268,7 @@
             </w:r>
             <w:r>
               <w:rPr>
+                <w:rFonts w:cstheme="minorHAnsi"/>
                 <w:noProof/>
                 <w:webHidden/>
               </w:rPr>
@@ -1155,6 +1276,7 @@
             </w:r>
             <w:r>
               <w:rPr>
+                <w:rFonts w:cstheme="minorHAnsi"/>
                 <w:noProof/>
                 <w:webHidden/>
               </w:rPr>
@@ -1163,8 +1285,16 @@
           </w:hyperlink>
         </w:p>
         <w:p>
+          <w:pPr>
+            <w:spacing w:line="480" w:lineRule="auto"/>
+            <w:jc w:val="both"/>
+            <w:rPr>
+              <w:rFonts w:cstheme="minorHAnsi"/>
+            </w:rPr>
+          </w:pPr>
           <w:r>
             <w:rPr>
+              <w:rFonts w:cstheme="minorHAnsi"/>
               <w:b/>
               <w:bCs/>
               <w:lang w:val="es-MX"/>
@@ -1201,13 +1331,11 @@
     </w:p>
     <w:p>
       <w:pPr>
-        <w:pStyle w:val="Ttulo1"/>
         <w:rPr>
           <w:b/>
           <w:bCs/>
         </w:rPr>
       </w:pPr>
-      <w:bookmarkStart w:id="0" w:name="_Toc227094316"/>
       <w:r>
         <w:rPr>
           <w:b/>
@@ -1216,7 +1344,6 @@
         <w:lastRenderedPageBreak/>
         <w:t>INTRODUCCIÓN</w:t>
       </w:r>
-      <w:bookmarkEnd w:id="0"/>
     </w:p>
     <w:p>
       <w:pPr>
@@ -1570,13 +1697,11 @@
     </w:p>
     <w:p>
       <w:pPr>
-        <w:pStyle w:val="Ttulo1"/>
         <w:rPr>
           <w:b/>
           <w:bCs/>
         </w:rPr>
       </w:pPr>
-      <w:bookmarkStart w:id="1" w:name="_Toc227094317"/>
       <w:r>
         <w:rPr>
           <w:b/>
@@ -1585,7 +1710,6 @@
         <w:lastRenderedPageBreak/>
         <w:t>BACKEND Y APIREST</w:t>
       </w:r>
-      <w:bookmarkEnd w:id="1"/>
     </w:p>
     <w:p>
       <w:pPr>
@@ -1967,22 +2091,21 @@
     </w:p>
     <w:p>
       <w:pPr>
-        <w:pStyle w:val="Ttulo1"/>
         <w:rPr>
           <w:b/>
           <w:bCs/>
-        </w:rPr>
-      </w:pPr>
-      <w:bookmarkStart w:id="2" w:name="_Toc227094318"/>
+          <w:color w:val="000000" w:themeColor="text1"/>
+        </w:rPr>
+      </w:pPr>
       <w:r>
         <w:rPr>
           <w:b/>
           <w:bCs/>
+          <w:color w:val="000000" w:themeColor="text1"/>
         </w:rPr>
         <w:lastRenderedPageBreak/>
         <w:t>NODE.JS Y EXPRESS</w:t>
       </w:r>
-      <w:bookmarkEnd w:id="2"/>
     </w:p>
     <w:p>
       <w:pPr>
@@ -2120,6 +2243,9 @@
       <w:pPr>
         <w:spacing w:before="240" w:after="240" w:line="480" w:lineRule="auto"/>
         <w:jc w:val="both"/>
+        <w:rPr>
+          <w:rFonts w:ascii="Arial" w:eastAsia="Arial" w:hAnsi="Arial" w:cs="Arial"/>
+        </w:rPr>
       </w:pPr>
       <w:r>
         <w:rPr>
@@ -2265,900 +2391,1062 @@
         <w:spacing w:before="240" w:after="240" w:line="480" w:lineRule="auto"/>
         <w:jc w:val="both"/>
       </w:pPr>
+      <w:r>
+        <w:drawing>
+          <wp:inline distT="0" distB="0" distL="0" distR="0" wp14:anchorId="0FD86339" wp14:editId="72619B31">
+            <wp:extent cx="5612130" cy="427990"/>
+            <wp:effectExtent l="0" t="0" r="7620" b="0"/>
+            <wp:docPr id="109575209" name="Imagen 1"/>
+            <wp:cNvGraphicFramePr>
+              <a:graphicFrameLocks xmlns:a="http://schemas.openxmlformats.org/drawingml/2006/main" noChangeAspect="1"/>
+            </wp:cNvGraphicFramePr>
+            <a:graphic xmlns:a="http://schemas.openxmlformats.org/drawingml/2006/main">
+              <a:graphicData uri="http://schemas.openxmlformats.org/drawingml/2006/picture">
+                <pic:pic xmlns:pic="http://schemas.openxmlformats.org/drawingml/2006/picture">
+                  <pic:nvPicPr>
+                    <pic:cNvPr id="109575209" name=""/>
+                    <pic:cNvPicPr/>
+                  </pic:nvPicPr>
+                  <pic:blipFill>
+                    <a:blip r:embed="rId7"/>
+                    <a:stretch>
+                      <a:fillRect/>
+                    </a:stretch>
+                  </pic:blipFill>
+                  <pic:spPr>
+                    <a:xfrm>
+                      <a:off x="0" y="0"/>
+                      <a:ext cx="5612130" cy="427990"/>
+                    </a:xfrm>
+                    <a:prstGeom prst="rect">
+                      <a:avLst/>
+                    </a:prstGeom>
+                  </pic:spPr>
+                </pic:pic>
+              </a:graphicData>
+            </a:graphic>
+          </wp:inline>
+        </w:drawing>
+      </w:r>
+    </w:p>
+    <w:p>
+      <w:pPr>
+        <w:spacing w:before="240" w:after="240" w:line="480" w:lineRule="auto"/>
+        <w:jc w:val="both"/>
+      </w:pPr>
+    </w:p>
+    <w:p/>
+    <w:p>
+      <w:pPr>
+        <w:spacing w:line="480" w:lineRule="auto"/>
+        <w:jc w:val="both"/>
+        <w:rPr>
+          <w:b/>
+          <w:bCs/>
+        </w:rPr>
+      </w:pPr>
+      <w:r>
+        <w:rPr>
+          <w:b/>
+          <w:bCs/>
+        </w:rPr>
+        <w:lastRenderedPageBreak/>
+        <w:t>IMPLEMENTACIÓN DEL SERVIDOR Y RUTA LOGIN</w:t>
+      </w:r>
+    </w:p>
+    <w:p>
+      <w:pPr>
+        <w:spacing w:before="240" w:after="240" w:line="480" w:lineRule="auto"/>
+        <w:jc w:val="both"/>
+        <w:rPr>
+          <w:rFonts w:eastAsiaTheme="minorEastAsia"/>
+        </w:rPr>
+      </w:pPr>
+      <w:r>
+        <w:rPr>
+          <w:rFonts w:eastAsiaTheme="minorEastAsia"/>
+        </w:rPr>
+        <w:t>La implementa</w:t>
+      </w:r>
+      <w:r>
+        <w:rPr>
+          <w:rFonts w:eastAsiaTheme="minorEastAsia"/>
+        </w:rPr>
+        <w:t>ción del servidor es el proceso donde</w:t>
+      </w:r>
+      <w:r>
+        <w:rPr>
+          <w:rFonts w:eastAsiaTheme="minorEastAsia"/>
+        </w:rPr>
+        <w:t xml:space="preserve"> se configura la aplicación backend para recibir y responder </w:t>
+      </w:r>
+      <w:r>
+        <w:rPr>
+          <w:rFonts w:eastAsiaTheme="minorEastAsia"/>
+        </w:rPr>
+        <w:t xml:space="preserve">las </w:t>
+      </w:r>
+      <w:r>
+        <w:rPr>
+          <w:rFonts w:eastAsiaTheme="minorEastAsia"/>
+        </w:rPr>
+        <w:t>sol</w:t>
+      </w:r>
+      <w:r>
+        <w:rPr>
+          <w:rFonts w:eastAsiaTheme="minorEastAsia"/>
+        </w:rPr>
+        <w:t>icitudes HTTP. En este caso, utilizaremos</w:t>
+      </w:r>
+      <w:r>
+        <w:rPr>
+          <w:rFonts w:eastAsiaTheme="minorEastAsia"/>
+        </w:rPr>
+        <w:t xml:space="preserve"> Express sobre Node.js para levantar un servidor web</w:t>
+      </w:r>
+      <w:r>
+        <w:rPr>
+          <w:rFonts w:eastAsiaTheme="minorEastAsia"/>
+        </w:rPr>
+        <w:t xml:space="preserve"> que sea capaz de ejecutar rutas </w:t>
+      </w:r>
+      <w:r>
+        <w:rPr>
+          <w:rFonts w:eastAsiaTheme="minorEastAsia"/>
+        </w:rPr>
+        <w:t xml:space="preserve">específicas, procesar </w:t>
+      </w:r>
+      <w:r>
+        <w:rPr>
+          <w:rFonts w:eastAsiaTheme="minorEastAsia"/>
+        </w:rPr>
+        <w:t>los datos enviados del cliente y entregar respuestas</w:t>
+      </w:r>
+      <w:r>
+        <w:rPr>
+          <w:rFonts w:eastAsiaTheme="minorEastAsia"/>
+        </w:rPr>
+        <w:t xml:space="preserve"> en formato JSON</w:t>
+      </w:r>
+      <w:r>
+        <w:rPr>
+          <w:rFonts w:eastAsiaTheme="minorEastAsia"/>
+        </w:rPr>
+        <w:t xml:space="preserve"> (generalmente). Esta parte se considera esencia</w:t>
+      </w:r>
+      <w:r>
+        <w:rPr>
+          <w:rFonts w:eastAsiaTheme="minorEastAsia"/>
+        </w:rPr>
+        <w:t>l, ya que constituye la base sobre la cual funcionará toda la lógica de autenticación del sistema.</w:t>
+      </w:r>
+    </w:p>
+    <w:p>
+      <w:pPr>
+        <w:spacing w:before="240" w:after="240" w:line="480" w:lineRule="auto"/>
+        <w:jc w:val="both"/>
+        <w:rPr>
+          <w:rFonts w:eastAsiaTheme="minorEastAsia"/>
+        </w:rPr>
+      </w:pPr>
+      <w:r>
+        <w:rPr>
+          <w:rFonts w:eastAsiaTheme="minorEastAsia"/>
+        </w:rPr>
+        <w:t>Dentro de esta implementación, una de las rutas más importantes es la ruta de</w:t>
+      </w:r>
+      <w:r>
+        <w:rPr>
+          <w:rFonts w:eastAsiaTheme="minorEastAsia"/>
+        </w:rPr>
+        <w:t>l</w:t>
+      </w:r>
+      <w:r>
+        <w:rPr>
+          <w:rFonts w:eastAsiaTheme="minorEastAsia"/>
+        </w:rPr>
+        <w:t xml:space="preserve"> login, </w:t>
+      </w:r>
+      <w:r>
+        <w:rPr>
+          <w:rFonts w:eastAsiaTheme="minorEastAsia"/>
+        </w:rPr>
+        <w:t xml:space="preserve">donde su </w:t>
+      </w:r>
+      <w:r>
+        <w:rPr>
+          <w:rFonts w:eastAsiaTheme="minorEastAsia"/>
+        </w:rPr>
+        <w:t>objetivo</w:t>
+      </w:r>
+      <w:r>
+        <w:rPr>
+          <w:rFonts w:eastAsiaTheme="minorEastAsia"/>
+        </w:rPr>
+        <w:t xml:space="preserve"> es recibir las credenciales ingresadas por el usuario,</w:t>
+      </w:r>
+      <w:r>
+        <w:rPr>
+          <w:rFonts w:eastAsiaTheme="minorEastAsia"/>
+        </w:rPr>
+        <w:t xml:space="preserve"> luego validarlas y confirmar el acceso (</w:t>
+      </w:r>
+      <w:r>
+        <w:rPr>
+          <w:rFonts w:eastAsiaTheme="minorEastAsia"/>
+        </w:rPr>
+        <w:t>autorizado o rechazado</w:t>
+      </w:r>
+      <w:r>
+        <w:rPr>
+          <w:rFonts w:eastAsiaTheme="minorEastAsia"/>
+        </w:rPr>
+        <w:t>). Para esto</w:t>
+      </w:r>
+      <w:r>
+        <w:rPr>
+          <w:rFonts w:eastAsiaTheme="minorEastAsia"/>
+        </w:rPr>
+        <w:t>, el servidor compara los datos recibi</w:t>
+      </w:r>
+      <w:r>
+        <w:rPr>
+          <w:rFonts w:eastAsiaTheme="minorEastAsia"/>
+        </w:rPr>
+        <w:t>dos con un arreglo o archivo donde almacena</w:t>
+      </w:r>
+      <w:r>
+        <w:rPr>
+          <w:rFonts w:eastAsiaTheme="minorEastAsia"/>
+        </w:rPr>
+        <w:t xml:space="preserve"> usuarios ficticios previamente definidos. Si las credenciales</w:t>
+      </w:r>
+      <w:r>
+        <w:rPr>
+          <w:rFonts w:eastAsiaTheme="minorEastAsia"/>
+        </w:rPr>
+        <w:t xml:space="preserve"> llegan a coincidir</w:t>
+      </w:r>
+      <w:r>
+        <w:rPr>
+          <w:rFonts w:eastAsiaTheme="minorEastAsia"/>
+        </w:rPr>
+        <w:t xml:space="preserve">, el sistema permite </w:t>
+      </w:r>
+      <w:r>
+        <w:rPr>
+          <w:rFonts w:eastAsiaTheme="minorEastAsia"/>
+        </w:rPr>
+        <w:t>continuar al siguiente proceso</w:t>
+      </w:r>
+      <w:r>
+        <w:rPr>
+          <w:rFonts w:eastAsiaTheme="minorEastAsia"/>
+        </w:rPr>
+        <w:t xml:space="preserve"> </w:t>
+      </w:r>
+      <w:r>
+        <w:rPr>
+          <w:rFonts w:eastAsiaTheme="minorEastAsia"/>
+        </w:rPr>
+        <w:t>(</w:t>
+      </w:r>
+      <w:r>
+        <w:rPr>
+          <w:rFonts w:eastAsiaTheme="minorEastAsia"/>
+        </w:rPr>
+        <w:t>autenticación</w:t>
+      </w:r>
+      <w:r>
+        <w:rPr>
+          <w:rFonts w:eastAsiaTheme="minorEastAsia"/>
+        </w:rPr>
+        <w:t>)</w:t>
+      </w:r>
+      <w:r>
+        <w:rPr>
+          <w:rFonts w:eastAsiaTheme="minorEastAsia"/>
+        </w:rPr>
+        <w:t xml:space="preserve"> en caso contrario,</w:t>
+      </w:r>
+      <w:r>
+        <w:rPr>
+          <w:rFonts w:eastAsiaTheme="minorEastAsia"/>
+        </w:rPr>
+        <w:t xml:space="preserve"> se</w:t>
+      </w:r>
+      <w:r>
+        <w:rPr>
+          <w:rFonts w:eastAsiaTheme="minorEastAsia"/>
+        </w:rPr>
+        <w:t xml:space="preserve"> responde con un cód</w:t>
+      </w:r>
+      <w:r>
+        <w:rPr>
+          <w:rFonts w:eastAsiaTheme="minorEastAsia"/>
+        </w:rPr>
+        <w:t>igo de error HTTP 401, el cual indicara</w:t>
+      </w:r>
+      <w:r>
+        <w:rPr>
+          <w:rFonts w:eastAsiaTheme="minorEastAsia"/>
+        </w:rPr>
+        <w:t xml:space="preserve"> que el acceso no ha sido autorizado.</w:t>
+      </w:r>
+    </w:p>
+    <w:p>
+      <w:pPr>
+        <w:spacing w:before="240" w:after="240" w:line="480" w:lineRule="auto"/>
+        <w:jc w:val="both"/>
+        <w:rPr>
+          <w:rFonts w:eastAsiaTheme="minorEastAsia"/>
+        </w:rPr>
+      </w:pPr>
+      <w:r>
+        <w:rPr>
+          <w:rFonts w:eastAsiaTheme="minorEastAsia"/>
+        </w:rPr>
+        <w:t>Para continuar con el desarrollo, la ruta /login es fundamental</w:t>
+      </w:r>
+      <w:r>
+        <w:rPr>
+          <w:rFonts w:eastAsiaTheme="minorEastAsia"/>
+        </w:rPr>
+        <w:t xml:space="preserve"> para demostrar el funcionamiento del backend, ya que</w:t>
+      </w:r>
+      <w:r>
+        <w:rPr>
+          <w:rFonts w:eastAsiaTheme="minorEastAsia"/>
+        </w:rPr>
+        <w:t xml:space="preserve"> nos</w:t>
+      </w:r>
+      <w:r>
+        <w:rPr>
+          <w:rFonts w:eastAsiaTheme="minorEastAsia"/>
+        </w:rPr>
+        <w:t xml:space="preserve"> permitirá conectar la recepción de datos desde el cliente con la validación de usuarios </w:t>
+      </w:r>
+      <w:r>
+        <w:rPr>
+          <w:rFonts w:eastAsiaTheme="minorEastAsia"/>
+        </w:rPr>
+        <w:t xml:space="preserve">que están </w:t>
+      </w:r>
+      <w:r>
+        <w:rPr>
+          <w:rFonts w:eastAsiaTheme="minorEastAsia"/>
+        </w:rPr>
+        <w:t>d</w:t>
+      </w:r>
+      <w:r>
+        <w:rPr>
+          <w:rFonts w:eastAsiaTheme="minorEastAsia"/>
+        </w:rPr>
+        <w:t>entro del servidor. Además, la</w:t>
+      </w:r>
+      <w:r>
+        <w:rPr>
+          <w:rFonts w:eastAsiaTheme="minorEastAsia"/>
+        </w:rPr>
+        <w:t xml:space="preserve"> ruta será el punto de partida para la generac</w:t>
+      </w:r>
+      <w:r>
+        <w:rPr>
+          <w:rFonts w:eastAsiaTheme="minorEastAsia"/>
+        </w:rPr>
+        <w:t>ión del token JWT y su</w:t>
+      </w:r>
+      <w:r>
+        <w:rPr>
+          <w:rFonts w:eastAsiaTheme="minorEastAsia"/>
+        </w:rPr>
+        <w:t xml:space="preserve"> almacenam</w:t>
+      </w:r>
+      <w:r>
+        <w:rPr>
+          <w:rFonts w:eastAsiaTheme="minorEastAsia"/>
+        </w:rPr>
+        <w:t>iento en cookies, incorporando</w:t>
+      </w:r>
+      <w:r>
+        <w:rPr>
+          <w:rFonts w:eastAsiaTheme="minorEastAsia"/>
+        </w:rPr>
+        <w:t xml:space="preserve"> la lógica inicial del flu</w:t>
+      </w:r>
+      <w:r>
+        <w:rPr>
+          <w:rFonts w:eastAsiaTheme="minorEastAsia"/>
+        </w:rPr>
+        <w:t xml:space="preserve">jo de autenticación. </w:t>
+      </w:r>
+    </w:p>
+    <w:p>
+      <w:pPr>
+        <w:spacing w:before="240" w:after="240" w:line="480" w:lineRule="auto"/>
+        <w:jc w:val="both"/>
+        <w:rPr>
+          <w:rFonts w:eastAsiaTheme="minorEastAsia"/>
+        </w:rPr>
+      </w:pPr>
+      <w:r>
+        <w:rPr>
+          <w:rFonts w:eastAsiaTheme="minorEastAsia"/>
+        </w:rPr>
+        <w:lastRenderedPageBreak/>
+        <w:drawing>
+          <wp:inline distT="0" distB="0" distL="0" distR="0" wp14:anchorId="00724ED4" wp14:editId="64488219">
+            <wp:extent cx="5612130" cy="3035300"/>
+            <wp:effectExtent l="0" t="0" r="7620" b="0"/>
+            <wp:docPr id="1145943399" name="Imagen 1"/>
+            <wp:cNvGraphicFramePr>
+              <a:graphicFrameLocks xmlns:a="http://schemas.openxmlformats.org/drawingml/2006/main" noChangeAspect="1"/>
+            </wp:cNvGraphicFramePr>
+            <a:graphic xmlns:a="http://schemas.openxmlformats.org/drawingml/2006/main">
+              <a:graphicData uri="http://schemas.openxmlformats.org/drawingml/2006/picture">
+                <pic:pic xmlns:pic="http://schemas.openxmlformats.org/drawingml/2006/picture">
+                  <pic:nvPicPr>
+                    <pic:cNvPr id="1145943399" name=""/>
+                    <pic:cNvPicPr/>
+                  </pic:nvPicPr>
+                  <pic:blipFill>
+                    <a:blip r:embed="rId8"/>
+                    <a:stretch>
+                      <a:fillRect/>
+                    </a:stretch>
+                  </pic:blipFill>
+                  <pic:spPr>
+                    <a:xfrm>
+                      <a:off x="0" y="0"/>
+                      <a:ext cx="5612130" cy="3035300"/>
+                    </a:xfrm>
+                    <a:prstGeom prst="rect">
+                      <a:avLst/>
+                    </a:prstGeom>
+                  </pic:spPr>
+                </pic:pic>
+              </a:graphicData>
+            </a:graphic>
+          </wp:inline>
+        </w:drawing>
+      </w:r>
+    </w:p>
+    <w:p>
+      <w:pPr>
+        <w:spacing w:before="240" w:after="240" w:line="480" w:lineRule="auto"/>
+        <w:jc w:val="both"/>
+        <w:rPr>
+          <w:rFonts w:eastAsiaTheme="minorEastAsia"/>
+        </w:rPr>
+      </w:pPr>
+      <w:r>
+        <w:rPr>
+          <w:rFonts w:eastAsiaTheme="minorEastAsia"/>
+        </w:rPr>
+        <w:t xml:space="preserve">En esta imagen </w:t>
+      </w:r>
+      <w:r>
+        <w:rPr>
+          <w:rFonts w:eastAsiaTheme="minorEastAsia"/>
+        </w:rPr>
+        <w:t>observamos</w:t>
+      </w:r>
+      <w:r>
+        <w:rPr>
+          <w:rFonts w:eastAsiaTheme="minorEastAsia"/>
+        </w:rPr>
+        <w:t xml:space="preserve"> la ejecución de la ruta /</w:t>
+      </w:r>
+      <w:proofErr w:type="spellStart"/>
+      <w:r>
+        <w:rPr>
+          <w:rFonts w:eastAsiaTheme="minorEastAsia"/>
+        </w:rPr>
+        <w:t>auth</w:t>
+      </w:r>
+      <w:proofErr w:type="spellEnd"/>
+      <w:r>
+        <w:rPr>
+          <w:rFonts w:eastAsiaTheme="minorEastAsia"/>
+        </w:rPr>
+        <w:t>/</w:t>
+      </w:r>
+      <w:proofErr w:type="spellStart"/>
+      <w:r>
+        <w:rPr>
+          <w:rFonts w:eastAsiaTheme="minorEastAsia"/>
+        </w:rPr>
+        <w:t>login</w:t>
+      </w:r>
+      <w:proofErr w:type="spellEnd"/>
+      <w:r>
+        <w:rPr>
+          <w:rFonts w:eastAsiaTheme="minorEastAsia"/>
+        </w:rPr>
+        <w:t xml:space="preserve"> </w:t>
+      </w:r>
+      <w:r>
+        <w:rPr>
+          <w:rFonts w:eastAsiaTheme="minorEastAsia"/>
+        </w:rPr>
+        <w:t>a través de</w:t>
+      </w:r>
+      <w:r>
+        <w:rPr>
+          <w:rFonts w:eastAsiaTheme="minorEastAsia"/>
+        </w:rPr>
+        <w:t xml:space="preserve"> una solicitud POST, donde se envían las credenciales del usuario. El servidor responde con un mensaje de "Login exitoso" y el rol correspondiente, confirmando</w:t>
+      </w:r>
+      <w:r>
+        <w:rPr>
+          <w:rFonts w:eastAsiaTheme="minorEastAsia"/>
+        </w:rPr>
+        <w:t xml:space="preserve"> así</w:t>
+      </w:r>
+      <w:r>
+        <w:rPr>
+          <w:rFonts w:eastAsiaTheme="minorEastAsia"/>
+        </w:rPr>
+        <w:t xml:space="preserve"> que la autenticación se realizó correctamente.</w:t>
+      </w:r>
     </w:p>
     <w:p/>
     <w:p/>
     <w:p/>
-    <w:p>
-      <w:pPr>
-        <w:pStyle w:val="Ttulo1"/>
-        <w:rPr>
-          <w:rFonts w:eastAsiaTheme="minorEastAsia"/>
+    <w:p/>
+    <w:p/>
+    <w:p/>
+    <w:p/>
+    <w:p/>
+    <w:p/>
+    <w:p/>
+    <w:p/>
+    <w:p>
+      <w:pPr>
+        <w:spacing w:line="480" w:lineRule="auto"/>
+        <w:jc w:val="both"/>
+        <w:rPr>
           <w:b/>
           <w:bCs/>
         </w:rPr>
       </w:pPr>
-      <w:bookmarkStart w:id="3" w:name="_Toc227094319"/>
       <w:r>
         <w:rPr>
           <w:b/>
           <w:bCs/>
         </w:rPr>
         <w:lastRenderedPageBreak/>
-        <w:t>I</w:t>
-      </w:r>
-      <w:r>
-        <w:rPr>
-          <w:rFonts w:eastAsiaTheme="minorEastAsia"/>
+        <w:t>AUTENTICACIÓN Y RUTA DE LOGIN</w:t>
+      </w:r>
+    </w:p>
+    <w:p>
+      <w:pPr>
+        <w:spacing w:before="240" w:after="240" w:line="480" w:lineRule="auto"/>
+        <w:jc w:val="both"/>
+        <w:rPr>
+          <w:rFonts w:eastAsiaTheme="minorEastAsia"/>
+        </w:rPr>
+      </w:pPr>
+      <w:r>
+        <w:rPr>
+          <w:rFonts w:eastAsiaTheme="minorEastAsia"/>
+        </w:rPr>
+        <w:t>La autenticación</w:t>
+      </w:r>
+      <w:r>
+        <w:rPr>
+          <w:rFonts w:eastAsiaTheme="minorEastAsia"/>
+        </w:rPr>
+        <w:t xml:space="preserve"> es el proceso donde </w:t>
+      </w:r>
+      <w:r>
+        <w:rPr>
+          <w:rFonts w:eastAsiaTheme="minorEastAsia"/>
+        </w:rPr>
+        <w:t xml:space="preserve">un sistema verifica la identidad de un usuario antes de permitirle </w:t>
+      </w:r>
+      <w:r>
+        <w:rPr>
+          <w:rFonts w:eastAsiaTheme="minorEastAsia"/>
+        </w:rPr>
+        <w:t xml:space="preserve">que puedan acceder a los recursos. </w:t>
+      </w:r>
+      <w:r>
+        <w:rPr>
+          <w:rFonts w:eastAsiaTheme="minorEastAsia"/>
+        </w:rPr>
+        <w:t>En</w:t>
+      </w:r>
+      <w:r>
+        <w:rPr>
+          <w:rFonts w:eastAsiaTheme="minorEastAsia"/>
+        </w:rPr>
+        <w:t xml:space="preserve"> las aplicaciones web de hoy en día,</w:t>
+      </w:r>
+      <w:r>
+        <w:rPr>
+          <w:rFonts w:eastAsiaTheme="minorEastAsia"/>
+        </w:rPr>
+        <w:t xml:space="preserve"> el uso de JSON Web Token (JWT)</w:t>
+      </w:r>
+      <w:r>
+        <w:rPr>
+          <w:rFonts w:eastAsiaTheme="minorEastAsia"/>
+        </w:rPr>
+        <w:t xml:space="preserve"> es una de las técnicas más utilizadas para realizar esta función</w:t>
+      </w:r>
+      <w:r>
+        <w:rPr>
+          <w:rFonts w:eastAsiaTheme="minorEastAsia"/>
+        </w:rPr>
+        <w:t xml:space="preserve">, </w:t>
+      </w:r>
+      <w:r>
+        <w:rPr>
+          <w:rFonts w:eastAsiaTheme="minorEastAsia"/>
+        </w:rPr>
+        <w:t xml:space="preserve">ya que es </w:t>
+      </w:r>
+      <w:r>
+        <w:rPr>
+          <w:rFonts w:eastAsiaTheme="minorEastAsia"/>
+        </w:rPr>
+        <w:t>un estándar que permite</w:t>
+      </w:r>
+      <w:r>
+        <w:rPr>
+          <w:rFonts w:eastAsiaTheme="minorEastAsia"/>
+        </w:rPr>
+        <w:t xml:space="preserve"> transmitir información de una manera más</w:t>
+      </w:r>
+      <w:r>
+        <w:rPr>
+          <w:rFonts w:eastAsiaTheme="minorEastAsia"/>
+        </w:rPr>
+        <w:t xml:space="preserve"> segura entre el cli</w:t>
+      </w:r>
+      <w:r>
+        <w:rPr>
+          <w:rFonts w:eastAsiaTheme="minorEastAsia"/>
+        </w:rPr>
+        <w:t>ente y el servidor a través de</w:t>
+      </w:r>
+      <w:r>
+        <w:rPr>
+          <w:rFonts w:eastAsiaTheme="minorEastAsia"/>
+        </w:rPr>
+        <w:t xml:space="preserve"> un token firmado digitalmente.</w:t>
+      </w:r>
+    </w:p>
+    <w:p>
+      <w:pPr>
+        <w:spacing w:before="240" w:after="240" w:line="480" w:lineRule="auto"/>
+        <w:jc w:val="both"/>
+        <w:rPr>
+          <w:rFonts w:eastAsiaTheme="minorEastAsia"/>
+        </w:rPr>
+      </w:pPr>
+      <w:r>
+        <w:rPr>
+          <w:rFonts w:eastAsiaTheme="minorEastAsia"/>
+        </w:rPr>
+        <w:t>El funcionamiento de JWT consiste en generar un token</w:t>
+      </w:r>
+      <w:r>
+        <w:rPr>
+          <w:rFonts w:eastAsiaTheme="minorEastAsia"/>
+        </w:rPr>
+        <w:t xml:space="preserve"> siempre y cuando el usuario</w:t>
+      </w:r>
+      <w:r>
+        <w:rPr>
+          <w:rFonts w:eastAsiaTheme="minorEastAsia"/>
+        </w:rPr>
+        <w:t xml:space="preserve"> ha</w:t>
+      </w:r>
+      <w:r>
+        <w:rPr>
+          <w:rFonts w:eastAsiaTheme="minorEastAsia"/>
+        </w:rPr>
+        <w:t>ya</w:t>
+      </w:r>
+      <w:r>
+        <w:rPr>
+          <w:rFonts w:eastAsiaTheme="minorEastAsia"/>
+        </w:rPr>
+        <w:t xml:space="preserve"> ingresado correctamente sus c</w:t>
+      </w:r>
+      <w:r>
+        <w:rPr>
+          <w:rFonts w:eastAsiaTheme="minorEastAsia"/>
+        </w:rPr>
+        <w:t xml:space="preserve">redenciales. Este token </w:t>
+      </w:r>
+      <w:r>
+        <w:rPr>
+          <w:rFonts w:eastAsiaTheme="minorEastAsia"/>
+        </w:rPr>
+        <w:t>tendrá</w:t>
+      </w:r>
+      <w:r>
+        <w:rPr>
+          <w:rFonts w:eastAsiaTheme="minorEastAsia"/>
+        </w:rPr>
+        <w:t xml:space="preserve"> información codificada, como el identificador del usuar</w:t>
+      </w:r>
+      <w:r>
+        <w:rPr>
+          <w:rFonts w:eastAsiaTheme="minorEastAsia"/>
+        </w:rPr>
+        <w:t>io</w:t>
+      </w:r>
+      <w:r>
+        <w:rPr>
+          <w:rFonts w:eastAsiaTheme="minorEastAsia"/>
+        </w:rPr>
+        <w:t xml:space="preserve"> y es firmado</w:t>
+      </w:r>
+      <w:r>
+        <w:rPr>
+          <w:rFonts w:eastAsiaTheme="minorEastAsia"/>
+        </w:rPr>
+        <w:t xml:space="preserve"> por el servidor con una clave secreta, lo que garantiza la</w:t>
+      </w:r>
+      <w:r>
+        <w:rPr>
+          <w:rFonts w:eastAsiaTheme="minorEastAsia"/>
+        </w:rPr>
+        <w:t xml:space="preserve"> integridad y evita</w:t>
+      </w:r>
+      <w:r>
+        <w:rPr>
+          <w:rFonts w:eastAsiaTheme="minorEastAsia"/>
+        </w:rPr>
+        <w:t xml:space="preserve"> así</w:t>
+      </w:r>
+      <w:r>
+        <w:rPr>
+          <w:rFonts w:eastAsiaTheme="minorEastAsia"/>
+        </w:rPr>
+        <w:t xml:space="preserve"> su manipulación. A diferenc</w:t>
+      </w:r>
+      <w:r>
+        <w:rPr>
+          <w:rFonts w:eastAsiaTheme="minorEastAsia"/>
+        </w:rPr>
+        <w:t>ia de los sistemas comunes</w:t>
+      </w:r>
+      <w:r>
+        <w:rPr>
+          <w:rFonts w:eastAsiaTheme="minorEastAsia"/>
+        </w:rPr>
+        <w:t xml:space="preserve"> basados en sesiones, JWT permite una arquitectura sin estado (stateless), lo que mejora</w:t>
+      </w:r>
+      <w:r>
+        <w:rPr>
+          <w:rFonts w:eastAsiaTheme="minorEastAsia"/>
+        </w:rPr>
+        <w:t xml:space="preserve"> considerablemente</w:t>
+      </w:r>
+      <w:r>
+        <w:rPr>
+          <w:rFonts w:eastAsiaTheme="minorEastAsia"/>
+        </w:rPr>
+        <w:t xml:space="preserve"> la escalabilidad y el rendimiento del sistema.</w:t>
+      </w:r>
+    </w:p>
+    <w:p>
+      <w:pPr>
+        <w:spacing w:before="240" w:after="240" w:line="480" w:lineRule="auto"/>
+        <w:jc w:val="both"/>
+        <w:rPr>
+          <w:rFonts w:eastAsiaTheme="minorEastAsia"/>
+        </w:rPr>
+      </w:pPr>
+      <w:r>
+        <w:rPr>
+          <w:rFonts w:eastAsiaTheme="minorEastAsia"/>
+        </w:rPr>
+        <w:t>Por otro lado</w:t>
+      </w:r>
+      <w:r>
+        <w:rPr>
+          <w:rFonts w:eastAsiaTheme="minorEastAsia"/>
+        </w:rPr>
+        <w:t>, el uso de cookies</w:t>
+      </w:r>
+      <w:r>
+        <w:rPr>
+          <w:rFonts w:eastAsiaTheme="minorEastAsia"/>
+        </w:rPr>
+        <w:t xml:space="preserve"> almacena este token dentro del navegador del usuario de manera segura,</w:t>
+      </w:r>
+      <w:r>
+        <w:rPr>
+          <w:rFonts w:eastAsiaTheme="minorEastAsia"/>
+        </w:rPr>
+        <w:t xml:space="preserve"> </w:t>
+      </w:r>
+      <w:r>
+        <w:rPr>
+          <w:rFonts w:eastAsiaTheme="minorEastAsia"/>
+        </w:rPr>
+        <w:t>lo que facilita</w:t>
+      </w:r>
+      <w:r>
+        <w:rPr>
+          <w:rFonts w:eastAsiaTheme="minorEastAsia"/>
+        </w:rPr>
+        <w:t xml:space="preserve"> su envío automá</w:t>
+      </w:r>
+      <w:r>
+        <w:rPr>
+          <w:rFonts w:eastAsiaTheme="minorEastAsia"/>
+        </w:rPr>
+        <w:t>tico en cada solicitud realizada al servidor. Para mejorar</w:t>
+      </w:r>
+      <w:r>
+        <w:rPr>
+          <w:rFonts w:eastAsiaTheme="minorEastAsia"/>
+        </w:rPr>
+        <w:t xml:space="preserve"> la seguridad, las cookies deben </w:t>
+      </w:r>
+      <w:r>
+        <w:rPr>
+          <w:rFonts w:eastAsiaTheme="minorEastAsia"/>
+        </w:rPr>
+        <w:t>estar configuradas</w:t>
+      </w:r>
+      <w:r>
+        <w:rPr>
+          <w:rFonts w:eastAsiaTheme="minorEastAsia"/>
+        </w:rPr>
+        <w:t xml:space="preserve"> con opciones como httpOnly, </w:t>
+      </w:r>
+      <w:r>
+        <w:rPr>
+          <w:rFonts w:eastAsiaTheme="minorEastAsia"/>
+        </w:rPr>
+        <w:t>para evitar</w:t>
+      </w:r>
+      <w:r>
+        <w:rPr>
+          <w:rFonts w:eastAsiaTheme="minorEastAsia"/>
+        </w:rPr>
+        <w:t xml:space="preserve"> que s</w:t>
+      </w:r>
+      <w:r>
+        <w:rPr>
+          <w:rFonts w:eastAsiaTheme="minorEastAsia"/>
+        </w:rPr>
+        <w:t>ean accesibles desde JavaScript y secure, lo que asegura que su transmisión sea solo a través de</w:t>
+      </w:r>
+      <w:r>
+        <w:rPr>
+          <w:rFonts w:eastAsiaTheme="minorEastAsia"/>
+        </w:rPr>
+        <w:t xml:space="preserve"> conexiones </w:t>
+      </w:r>
+      <w:r>
+        <w:rPr>
+          <w:rFonts w:eastAsiaTheme="minorEastAsia"/>
+        </w:rPr>
+        <w:t>HTTPS. De esta manera, reducimos</w:t>
+      </w:r>
+      <w:r>
+        <w:rPr>
+          <w:rFonts w:eastAsiaTheme="minorEastAsia"/>
+        </w:rPr>
+        <w:t xml:space="preserve"> el riesgo de ataques como XSS y se protege la información sensible del usuario.</w:t>
+      </w:r>
+    </w:p>
+    <w:p>
+      <w:pPr>
+        <w:spacing w:before="240" w:after="240" w:line="480" w:lineRule="auto"/>
+        <w:jc w:val="both"/>
+        <w:rPr>
+          <w:rFonts w:eastAsiaTheme="minorEastAsia"/>
+        </w:rPr>
+      </w:pPr>
+      <w:r>
+        <w:rPr>
+          <w:rFonts w:eastAsiaTheme="minorEastAsia"/>
+        </w:rPr>
+        <w:lastRenderedPageBreak/>
+        <w:t>A continuación</w:t>
+      </w:r>
+      <w:r>
+        <w:rPr>
+          <w:rFonts w:eastAsiaTheme="minorEastAsia"/>
+        </w:rPr>
+        <w:t xml:space="preserve">, una vez </w:t>
+      </w:r>
+      <w:r>
+        <w:rPr>
+          <w:rFonts w:eastAsiaTheme="minorEastAsia"/>
+        </w:rPr>
+        <w:t xml:space="preserve">que sean </w:t>
+      </w:r>
+      <w:r>
+        <w:rPr>
+          <w:rFonts w:eastAsiaTheme="minorEastAsia"/>
+        </w:rPr>
+        <w:t xml:space="preserve">validadas las credenciales en la ruta de login, se generará un token JWT </w:t>
+      </w:r>
+      <w:r>
+        <w:rPr>
+          <w:rFonts w:eastAsiaTheme="minorEastAsia"/>
+        </w:rPr>
+        <w:t>que será enviado a trav</w:t>
+      </w:r>
+      <w:r>
+        <w:rPr>
+          <w:rFonts w:eastAsiaTheme="minorEastAsia"/>
+        </w:rPr>
+        <w:t>és de una cookie al usuario</w:t>
+      </w:r>
+      <w:r>
+        <w:rPr>
+          <w:rFonts w:eastAsiaTheme="minorEastAsia"/>
+        </w:rPr>
+        <w:t>. Este mecanismo</w:t>
+      </w:r>
+      <w:r>
+        <w:rPr>
+          <w:rFonts w:eastAsiaTheme="minorEastAsia"/>
+        </w:rPr>
+        <w:t xml:space="preserve"> nos</w:t>
+      </w:r>
+      <w:r>
+        <w:rPr>
+          <w:rFonts w:eastAsiaTheme="minorEastAsia"/>
+        </w:rPr>
+        <w:t xml:space="preserve"> permitirá </w:t>
+      </w:r>
+      <w:r>
+        <w:rPr>
+          <w:rFonts w:eastAsiaTheme="minorEastAsia"/>
+        </w:rPr>
+        <w:t>que el usuario pueda mantener autenticado para futuras solicitudes</w:t>
+      </w:r>
+      <w:r>
+        <w:rPr>
+          <w:rFonts w:eastAsiaTheme="minorEastAsia"/>
+        </w:rPr>
+        <w:t>, sirviendo como base para la protección de rutas p</w:t>
+      </w:r>
+      <w:r>
+        <w:rPr>
+          <w:rFonts w:eastAsiaTheme="minorEastAsia"/>
+        </w:rPr>
+        <w:t>rivadas mediante middleware. De esta manera</w:t>
+      </w:r>
+      <w:r>
+        <w:rPr>
+          <w:rFonts w:eastAsiaTheme="minorEastAsia"/>
+        </w:rPr>
+        <w:t>, se implementa</w:t>
+      </w:r>
+      <w:r>
+        <w:rPr>
+          <w:rFonts w:eastAsiaTheme="minorEastAsia"/>
+        </w:rPr>
+        <w:t>rá</w:t>
+      </w:r>
+      <w:r>
+        <w:rPr>
+          <w:rFonts w:eastAsiaTheme="minorEastAsia"/>
+        </w:rPr>
+        <w:t xml:space="preserve"> un flujo de au</w:t>
+      </w:r>
+      <w:r>
+        <w:rPr>
+          <w:rFonts w:eastAsiaTheme="minorEastAsia"/>
+        </w:rPr>
+        <w:t>tenticación seguro, eficiente</w:t>
+      </w:r>
+      <w:r>
+        <w:rPr>
+          <w:rFonts w:eastAsiaTheme="minorEastAsia"/>
+        </w:rPr>
+        <w:t xml:space="preserve"> y</w:t>
+      </w:r>
+      <w:r>
+        <w:rPr>
+          <w:rFonts w:eastAsiaTheme="minorEastAsia"/>
+        </w:rPr>
+        <w:t xml:space="preserve"> con</w:t>
+      </w:r>
+      <w:r>
+        <w:rPr>
+          <w:rFonts w:eastAsiaTheme="minorEastAsia"/>
+        </w:rPr>
+        <w:t xml:space="preserve"> buenas prácticas en el desarrollo backend.</w:t>
+      </w:r>
+    </w:p>
+    <w:p>
+      <w:r>
+        <w:br w:type="page"/>
+      </w:r>
+    </w:p>
+    <w:p>
+      <w:pPr>
+        <w:spacing w:line="480" w:lineRule="auto"/>
+        <w:jc w:val="both"/>
+        <w:rPr>
           <w:b/>
           <w:bCs/>
         </w:rPr>
-        <w:t>MPLEMENTACIÓN</w:t>
-      </w:r>
-      <w:r>
-        <w:rPr>
-          <w:rFonts w:eastAsiaTheme="minorEastAsia"/>
+      </w:pPr>
+      <w:r>
+        <w:rPr>
           <w:b/>
           <w:bCs/>
         </w:rPr>
-        <w:t xml:space="preserve"> DEL SERVIDOR</w:t>
-      </w:r>
-      <w:r>
-        <w:rPr>
-          <w:rFonts w:eastAsiaTheme="minorEastAsia"/>
-          <w:b/>
-          <w:bCs/>
-        </w:rPr>
-        <w:t xml:space="preserve"> Y RUTA LOGIN</w:t>
-      </w:r>
-      <w:bookmarkEnd w:id="3"/>
-    </w:p>
-    <w:p>
-      <w:pPr>
-        <w:spacing w:before="240" w:after="240" w:line="480" w:lineRule="auto"/>
-        <w:jc w:val="both"/>
-        <w:rPr>
-          <w:rFonts w:eastAsiaTheme="minorEastAsia"/>
-        </w:rPr>
-      </w:pPr>
-      <w:r>
-        <w:rPr>
-          <w:rFonts w:eastAsiaTheme="minorEastAsia"/>
-        </w:rPr>
-        <w:t>La implementa</w:t>
-      </w:r>
-      <w:r>
-        <w:rPr>
-          <w:rFonts w:eastAsiaTheme="minorEastAsia"/>
-        </w:rPr>
-        <w:t>ción del servidor es el proceso donde</w:t>
-      </w:r>
-      <w:r>
-        <w:rPr>
-          <w:rFonts w:eastAsiaTheme="minorEastAsia"/>
-        </w:rPr>
-        <w:t xml:space="preserve"> se configura la aplicación backend para recibir y responder </w:t>
-      </w:r>
-      <w:r>
-        <w:rPr>
-          <w:rFonts w:eastAsiaTheme="minorEastAsia"/>
-        </w:rPr>
-        <w:t xml:space="preserve">las </w:t>
-      </w:r>
-      <w:r>
-        <w:rPr>
-          <w:rFonts w:eastAsiaTheme="minorEastAsia"/>
-        </w:rPr>
-        <w:t>sol</w:t>
-      </w:r>
-      <w:r>
-        <w:rPr>
-          <w:rFonts w:eastAsiaTheme="minorEastAsia"/>
-        </w:rPr>
-        <w:t>icitudes HTTP. En este caso, utilizaremos</w:t>
-      </w:r>
-      <w:r>
-        <w:rPr>
-          <w:rFonts w:eastAsiaTheme="minorEastAsia"/>
-        </w:rPr>
-        <w:t xml:space="preserve"> Express sobre Node.js para levantar un servidor web</w:t>
-      </w:r>
-      <w:r>
-        <w:rPr>
-          <w:rFonts w:eastAsiaTheme="minorEastAsia"/>
-        </w:rPr>
-        <w:t xml:space="preserve"> que sea capaz de ejecutar rutas </w:t>
-      </w:r>
-      <w:r>
-        <w:rPr>
-          <w:rFonts w:eastAsiaTheme="minorEastAsia"/>
-        </w:rPr>
-        <w:t xml:space="preserve">específicas, procesar </w:t>
-      </w:r>
-      <w:r>
-        <w:rPr>
-          <w:rFonts w:eastAsiaTheme="minorEastAsia"/>
-        </w:rPr>
-        <w:t>los datos enviados del cliente y entregar respuestas</w:t>
-      </w:r>
-      <w:r>
-        <w:rPr>
-          <w:rFonts w:eastAsiaTheme="minorEastAsia"/>
-        </w:rPr>
-        <w:t xml:space="preserve"> en formato JSON</w:t>
-      </w:r>
-      <w:r>
-        <w:rPr>
-          <w:rFonts w:eastAsiaTheme="minorEastAsia"/>
-        </w:rPr>
-        <w:t xml:space="preserve"> (generalmente). Esta parte se considera esencia</w:t>
-      </w:r>
-      <w:r>
-        <w:rPr>
-          <w:rFonts w:eastAsiaTheme="minorEastAsia"/>
-        </w:rPr>
-        <w:t>l, ya que constituye la base sobre la cual funcionará toda la lógica de autenticación del sistema.</w:t>
-      </w:r>
-    </w:p>
-    <w:p>
-      <w:pPr>
-        <w:spacing w:before="240" w:after="240" w:line="480" w:lineRule="auto"/>
-        <w:jc w:val="both"/>
-        <w:rPr>
-          <w:rFonts w:eastAsiaTheme="minorEastAsia"/>
-        </w:rPr>
-      </w:pPr>
-      <w:r>
-        <w:rPr>
-          <w:rFonts w:eastAsiaTheme="minorEastAsia"/>
-        </w:rPr>
-        <w:t>Dentro de esta implementación, una de las rutas más importantes es la ruta de</w:t>
-      </w:r>
-      <w:r>
-        <w:rPr>
-          <w:rFonts w:eastAsiaTheme="minorEastAsia"/>
-        </w:rPr>
-        <w:t>l</w:t>
-      </w:r>
-      <w:r>
-        <w:rPr>
-          <w:rFonts w:eastAsiaTheme="minorEastAsia"/>
-        </w:rPr>
-        <w:t xml:space="preserve"> login, </w:t>
-      </w:r>
-      <w:r>
-        <w:rPr>
-          <w:rFonts w:eastAsiaTheme="minorEastAsia"/>
-        </w:rPr>
-        <w:t xml:space="preserve">donde su </w:t>
-      </w:r>
-      <w:r>
-        <w:rPr>
-          <w:rFonts w:eastAsiaTheme="minorEastAsia"/>
-        </w:rPr>
-        <w:t>objetivo</w:t>
-      </w:r>
-      <w:r>
-        <w:rPr>
-          <w:rFonts w:eastAsiaTheme="minorEastAsia"/>
-        </w:rPr>
-        <w:t xml:space="preserve"> es recibir las credenciales ingresadas por el usuario,</w:t>
-      </w:r>
-      <w:r>
-        <w:rPr>
-          <w:rFonts w:eastAsiaTheme="minorEastAsia"/>
-        </w:rPr>
-        <w:t xml:space="preserve"> luego validarlas y confirmar el acceso (</w:t>
-      </w:r>
-      <w:r>
-        <w:rPr>
-          <w:rFonts w:eastAsiaTheme="minorEastAsia"/>
-        </w:rPr>
-        <w:t>autorizado o rechazado</w:t>
-      </w:r>
-      <w:r>
-        <w:rPr>
-          <w:rFonts w:eastAsiaTheme="minorEastAsia"/>
-        </w:rPr>
-        <w:t>). Para esto</w:t>
-      </w:r>
-      <w:r>
-        <w:rPr>
-          <w:rFonts w:eastAsiaTheme="minorEastAsia"/>
-        </w:rPr>
-        <w:t>, el servidor compara los datos recibi</w:t>
-      </w:r>
-      <w:r>
-        <w:rPr>
-          <w:rFonts w:eastAsiaTheme="minorEastAsia"/>
-        </w:rPr>
-        <w:t>dos con un arreglo o archivo donde almacena</w:t>
-      </w:r>
-      <w:r>
-        <w:rPr>
-          <w:rFonts w:eastAsiaTheme="minorEastAsia"/>
-        </w:rPr>
-        <w:t xml:space="preserve"> usuarios ficticios previamente definidos. Si las credenciales</w:t>
-      </w:r>
-      <w:r>
-        <w:rPr>
-          <w:rFonts w:eastAsiaTheme="minorEastAsia"/>
-        </w:rPr>
-        <w:t xml:space="preserve"> llegan a coincidir</w:t>
-      </w:r>
-      <w:r>
-        <w:rPr>
-          <w:rFonts w:eastAsiaTheme="minorEastAsia"/>
-        </w:rPr>
-        <w:t xml:space="preserve">, el sistema permite </w:t>
-      </w:r>
-      <w:r>
-        <w:rPr>
-          <w:rFonts w:eastAsiaTheme="minorEastAsia"/>
-        </w:rPr>
-        <w:t>continuar al siguiente proceso</w:t>
-      </w:r>
-      <w:r>
-        <w:rPr>
-          <w:rFonts w:eastAsiaTheme="minorEastAsia"/>
-        </w:rPr>
-        <w:t xml:space="preserve"> </w:t>
-      </w:r>
-      <w:r>
-        <w:rPr>
-          <w:rFonts w:eastAsiaTheme="minorEastAsia"/>
-        </w:rPr>
-        <w:t>(</w:t>
-      </w:r>
-      <w:r>
-        <w:rPr>
-          <w:rFonts w:eastAsiaTheme="minorEastAsia"/>
-        </w:rPr>
-        <w:t>autenticación</w:t>
-      </w:r>
-      <w:r>
-        <w:rPr>
-          <w:rFonts w:eastAsiaTheme="minorEastAsia"/>
-        </w:rPr>
-        <w:t>)</w:t>
-      </w:r>
-      <w:r>
-        <w:rPr>
-          <w:rFonts w:eastAsiaTheme="minorEastAsia"/>
-        </w:rPr>
-        <w:t xml:space="preserve"> en caso contrario,</w:t>
-      </w:r>
-      <w:r>
-        <w:rPr>
-          <w:rFonts w:eastAsiaTheme="minorEastAsia"/>
-        </w:rPr>
-        <w:t xml:space="preserve"> se</w:t>
-      </w:r>
-      <w:r>
-        <w:rPr>
-          <w:rFonts w:eastAsiaTheme="minorEastAsia"/>
-        </w:rPr>
-        <w:t xml:space="preserve"> responde con un cód</w:t>
-      </w:r>
-      <w:r>
-        <w:rPr>
-          <w:rFonts w:eastAsiaTheme="minorEastAsia"/>
-        </w:rPr>
-        <w:t>igo de error HTTP 401, el cual indicara</w:t>
-      </w:r>
-      <w:r>
-        <w:rPr>
-          <w:rFonts w:eastAsiaTheme="minorEastAsia"/>
-        </w:rPr>
-        <w:t xml:space="preserve"> que el acceso no ha sido autorizado.</w:t>
-      </w:r>
-    </w:p>
-    <w:p>
-      <w:pPr>
-        <w:spacing w:before="240" w:after="240" w:line="480" w:lineRule="auto"/>
-        <w:jc w:val="both"/>
-        <w:rPr>
-          <w:rFonts w:eastAsiaTheme="minorEastAsia"/>
-        </w:rPr>
-      </w:pPr>
-      <w:r>
-        <w:rPr>
-          <w:rFonts w:eastAsiaTheme="minorEastAsia"/>
-        </w:rPr>
-        <w:t>Para continuar con el desarrollo, la ruta /login es fundamental</w:t>
-      </w:r>
-      <w:r>
-        <w:rPr>
-          <w:rFonts w:eastAsiaTheme="minorEastAsia"/>
-        </w:rPr>
-        <w:t xml:space="preserve"> para demostrar el funcionamiento del backend, ya que</w:t>
-      </w:r>
-      <w:r>
-        <w:rPr>
-          <w:rFonts w:eastAsiaTheme="minorEastAsia"/>
-        </w:rPr>
-        <w:t xml:space="preserve"> nos</w:t>
-      </w:r>
-      <w:r>
-        <w:rPr>
-          <w:rFonts w:eastAsiaTheme="minorEastAsia"/>
-        </w:rPr>
-        <w:t xml:space="preserve"> permitirá conectar la recepción de datos desde el cliente con la validación de usuarios </w:t>
-      </w:r>
-      <w:r>
-        <w:rPr>
-          <w:rFonts w:eastAsiaTheme="minorEastAsia"/>
-        </w:rPr>
-        <w:t xml:space="preserve">que están </w:t>
-      </w:r>
-      <w:r>
-        <w:rPr>
-          <w:rFonts w:eastAsiaTheme="minorEastAsia"/>
-        </w:rPr>
-        <w:t>d</w:t>
-      </w:r>
-      <w:r>
-        <w:rPr>
-          <w:rFonts w:eastAsiaTheme="minorEastAsia"/>
-        </w:rPr>
-        <w:t>entro del servidor. Además, la</w:t>
-      </w:r>
-      <w:r>
-        <w:rPr>
-          <w:rFonts w:eastAsiaTheme="minorEastAsia"/>
-        </w:rPr>
-        <w:t xml:space="preserve"> ruta será el punto de partida para la generac</w:t>
-      </w:r>
-      <w:r>
-        <w:rPr>
-          <w:rFonts w:eastAsiaTheme="minorEastAsia"/>
-        </w:rPr>
-        <w:t>ión del token JWT y su</w:t>
-      </w:r>
-      <w:r>
-        <w:rPr>
-          <w:rFonts w:eastAsiaTheme="minorEastAsia"/>
-        </w:rPr>
-        <w:t xml:space="preserve"> almacenam</w:t>
-      </w:r>
-      <w:r>
-        <w:rPr>
-          <w:rFonts w:eastAsiaTheme="minorEastAsia"/>
-        </w:rPr>
-        <w:t>iento en cookies, incorporando</w:t>
-      </w:r>
-      <w:r>
-        <w:rPr>
-          <w:rFonts w:eastAsiaTheme="minorEastAsia"/>
-        </w:rPr>
-        <w:t xml:space="preserve"> la lógica inicial del flu</w:t>
-      </w:r>
-      <w:r>
-        <w:rPr>
-          <w:rFonts w:eastAsiaTheme="minorEastAsia"/>
-        </w:rPr>
-        <w:t xml:space="preserve">jo de autenticación. </w:t>
-      </w:r>
-    </w:p>
-    <w:p/>
-    <w:p/>
-    <w:p>
-      <w:pPr>
-        <w:pStyle w:val="Ttulo1"/>
-        <w:rPr>
-          <w:rFonts w:eastAsiaTheme="minorEastAsia"/>
-          <w:b/>
-          <w:bCs/>
-        </w:rPr>
-      </w:pPr>
-      <w:bookmarkStart w:id="4" w:name="_Toc227094320"/>
-      <w:r>
-        <w:rPr>
-          <w:rFonts w:eastAsiaTheme="minorEastAsia"/>
-          <w:b/>
-          <w:bCs/>
-        </w:rPr>
-        <w:lastRenderedPageBreak/>
-        <w:t>AUTENTICACIÓN Y RUTA DE LOGIN</w:t>
-      </w:r>
-      <w:bookmarkEnd w:id="4"/>
-    </w:p>
-    <w:p>
-      <w:pPr>
-        <w:spacing w:before="240" w:after="240" w:line="480" w:lineRule="auto"/>
-        <w:jc w:val="both"/>
-        <w:rPr>
-          <w:rFonts w:eastAsiaTheme="minorEastAsia"/>
-        </w:rPr>
-      </w:pPr>
-      <w:r>
-        <w:rPr>
-          <w:rFonts w:eastAsiaTheme="minorEastAsia"/>
-        </w:rPr>
-        <w:t>La autenticación</w:t>
-      </w:r>
-      <w:r>
-        <w:rPr>
-          <w:rFonts w:eastAsiaTheme="minorEastAsia"/>
-        </w:rPr>
-        <w:t xml:space="preserve"> es el proceso donde </w:t>
-      </w:r>
-      <w:r>
-        <w:rPr>
-          <w:rFonts w:eastAsiaTheme="minorEastAsia"/>
-        </w:rPr>
-        <w:t xml:space="preserve">un sistema verifica la identidad de un usuario antes de permitirle </w:t>
-      </w:r>
-      <w:r>
-        <w:rPr>
-          <w:rFonts w:eastAsiaTheme="minorEastAsia"/>
-        </w:rPr>
-        <w:t xml:space="preserve">que puedan acceder a los recursos. </w:t>
-      </w:r>
-      <w:r>
-        <w:rPr>
-          <w:rFonts w:eastAsiaTheme="minorEastAsia"/>
-        </w:rPr>
-        <w:t>En</w:t>
-      </w:r>
-      <w:r>
-        <w:rPr>
-          <w:rFonts w:eastAsiaTheme="minorEastAsia"/>
-        </w:rPr>
-        <w:t xml:space="preserve"> las aplicaciones web de hoy en día,</w:t>
-      </w:r>
-      <w:r>
-        <w:rPr>
-          <w:rFonts w:eastAsiaTheme="minorEastAsia"/>
-        </w:rPr>
-        <w:t xml:space="preserve"> el uso de JSON Web Token (JWT)</w:t>
-      </w:r>
-      <w:r>
-        <w:rPr>
-          <w:rFonts w:eastAsiaTheme="minorEastAsia"/>
-        </w:rPr>
-        <w:t xml:space="preserve"> es una de las técnicas más utilizadas para realizar esta función</w:t>
-      </w:r>
-      <w:r>
-        <w:rPr>
-          <w:rFonts w:eastAsiaTheme="minorEastAsia"/>
-        </w:rPr>
-        <w:t xml:space="preserve">, </w:t>
-      </w:r>
-      <w:r>
-        <w:rPr>
-          <w:rFonts w:eastAsiaTheme="minorEastAsia"/>
-        </w:rPr>
-        <w:t xml:space="preserve">ya que es </w:t>
-      </w:r>
-      <w:r>
-        <w:rPr>
-          <w:rFonts w:eastAsiaTheme="minorEastAsia"/>
-        </w:rPr>
-        <w:t>un estándar que permite</w:t>
-      </w:r>
-      <w:r>
-        <w:rPr>
-          <w:rFonts w:eastAsiaTheme="minorEastAsia"/>
-        </w:rPr>
-        <w:t xml:space="preserve"> transmitir información de una manera más</w:t>
-      </w:r>
-      <w:r>
-        <w:rPr>
-          <w:rFonts w:eastAsiaTheme="minorEastAsia"/>
-        </w:rPr>
-        <w:t xml:space="preserve"> segura entre el cli</w:t>
-      </w:r>
-      <w:r>
-        <w:rPr>
-          <w:rFonts w:eastAsiaTheme="minorEastAsia"/>
-        </w:rPr>
-        <w:t>ente y el servidor a través de</w:t>
-      </w:r>
-      <w:r>
-        <w:rPr>
-          <w:rFonts w:eastAsiaTheme="minorEastAsia"/>
-        </w:rPr>
-        <w:t xml:space="preserve"> un token firmado digitalmente.</w:t>
-      </w:r>
-    </w:p>
-    <w:p>
-      <w:pPr>
-        <w:spacing w:before="240" w:after="240" w:line="480" w:lineRule="auto"/>
-        <w:jc w:val="both"/>
-        <w:rPr>
-          <w:rFonts w:eastAsiaTheme="minorEastAsia"/>
-        </w:rPr>
-      </w:pPr>
-      <w:r>
-        <w:rPr>
-          <w:rFonts w:eastAsiaTheme="minorEastAsia"/>
-        </w:rPr>
-        <w:t>El funcionamiento de JWT consiste en generar un token</w:t>
-      </w:r>
-      <w:r>
-        <w:rPr>
-          <w:rFonts w:eastAsiaTheme="minorEastAsia"/>
-        </w:rPr>
-        <w:t xml:space="preserve"> siempre y cuando el usuario</w:t>
-      </w:r>
-      <w:r>
-        <w:rPr>
-          <w:rFonts w:eastAsiaTheme="minorEastAsia"/>
-        </w:rPr>
-        <w:t xml:space="preserve"> ha</w:t>
-      </w:r>
-      <w:r>
-        <w:rPr>
-          <w:rFonts w:eastAsiaTheme="minorEastAsia"/>
-        </w:rPr>
-        <w:t>ya</w:t>
-      </w:r>
-      <w:r>
-        <w:rPr>
-          <w:rFonts w:eastAsiaTheme="minorEastAsia"/>
-        </w:rPr>
-        <w:t xml:space="preserve"> ingresado correctamente sus c</w:t>
-      </w:r>
-      <w:r>
-        <w:rPr>
-          <w:rFonts w:eastAsiaTheme="minorEastAsia"/>
-        </w:rPr>
-        <w:t xml:space="preserve">redenciales. Este token </w:t>
-      </w:r>
-      <w:r>
-        <w:rPr>
-          <w:rFonts w:eastAsiaTheme="minorEastAsia"/>
-        </w:rPr>
-        <w:t>tendrá</w:t>
-      </w:r>
-      <w:r>
-        <w:rPr>
-          <w:rFonts w:eastAsiaTheme="minorEastAsia"/>
-        </w:rPr>
-        <w:t xml:space="preserve"> información codificada, como el identificador del usuar</w:t>
-      </w:r>
-      <w:r>
-        <w:rPr>
-          <w:rFonts w:eastAsiaTheme="minorEastAsia"/>
-        </w:rPr>
-        <w:t>io</w:t>
-      </w:r>
-      <w:r>
-        <w:rPr>
-          <w:rFonts w:eastAsiaTheme="minorEastAsia"/>
-        </w:rPr>
-        <w:t xml:space="preserve"> y es firmado</w:t>
-      </w:r>
-      <w:r>
-        <w:rPr>
-          <w:rFonts w:eastAsiaTheme="minorEastAsia"/>
-        </w:rPr>
-        <w:t xml:space="preserve"> por el servidor con una clave secreta, lo que garantiza la</w:t>
-      </w:r>
-      <w:r>
-        <w:rPr>
-          <w:rFonts w:eastAsiaTheme="minorEastAsia"/>
-        </w:rPr>
-        <w:t xml:space="preserve"> integridad y evita</w:t>
-      </w:r>
-      <w:r>
-        <w:rPr>
-          <w:rFonts w:eastAsiaTheme="minorEastAsia"/>
-        </w:rPr>
-        <w:t xml:space="preserve"> así</w:t>
-      </w:r>
-      <w:r>
-        <w:rPr>
-          <w:rFonts w:eastAsiaTheme="minorEastAsia"/>
-        </w:rPr>
-        <w:t xml:space="preserve"> su manipulación. A diferenc</w:t>
-      </w:r>
-      <w:r>
-        <w:rPr>
-          <w:rFonts w:eastAsiaTheme="minorEastAsia"/>
-        </w:rPr>
-        <w:t>ia de los sistemas comunes</w:t>
-      </w:r>
-      <w:r>
-        <w:rPr>
-          <w:rFonts w:eastAsiaTheme="minorEastAsia"/>
-        </w:rPr>
-        <w:t xml:space="preserve"> basados en sesiones, JWT permite una arquitectura sin estado (stateless), lo que mejora</w:t>
-      </w:r>
-      <w:r>
-        <w:rPr>
-          <w:rFonts w:eastAsiaTheme="minorEastAsia"/>
-        </w:rPr>
-        <w:t xml:space="preserve"> considerablemente</w:t>
-      </w:r>
-      <w:r>
-        <w:rPr>
-          <w:rFonts w:eastAsiaTheme="minorEastAsia"/>
-        </w:rPr>
-        <w:t xml:space="preserve"> la escalabilidad y el rendimiento del sistema.</w:t>
-      </w:r>
-    </w:p>
-    <w:p>
-      <w:pPr>
-        <w:spacing w:before="240" w:after="240" w:line="480" w:lineRule="auto"/>
-        <w:jc w:val="both"/>
-        <w:rPr>
-          <w:rFonts w:eastAsiaTheme="minorEastAsia"/>
-        </w:rPr>
-      </w:pPr>
-      <w:r>
-        <w:rPr>
-          <w:rFonts w:eastAsiaTheme="minorEastAsia"/>
-        </w:rPr>
-        <w:t>Por otro lado</w:t>
-      </w:r>
-      <w:r>
-        <w:rPr>
-          <w:rFonts w:eastAsiaTheme="minorEastAsia"/>
-        </w:rPr>
-        <w:t>, el uso de cookies</w:t>
-      </w:r>
-      <w:r>
-        <w:rPr>
-          <w:rFonts w:eastAsiaTheme="minorEastAsia"/>
-        </w:rPr>
-        <w:t xml:space="preserve"> almacena este token dentro del navegador del usuario de manera segura,</w:t>
-      </w:r>
-      <w:r>
-        <w:rPr>
-          <w:rFonts w:eastAsiaTheme="minorEastAsia"/>
-        </w:rPr>
-        <w:t xml:space="preserve"> </w:t>
-      </w:r>
-      <w:r>
-        <w:rPr>
-          <w:rFonts w:eastAsiaTheme="minorEastAsia"/>
-        </w:rPr>
-        <w:t>lo que facilita</w:t>
-      </w:r>
-      <w:r>
-        <w:rPr>
-          <w:rFonts w:eastAsiaTheme="minorEastAsia"/>
-        </w:rPr>
-        <w:t xml:space="preserve"> su envío automá</w:t>
-      </w:r>
-      <w:r>
-        <w:rPr>
-          <w:rFonts w:eastAsiaTheme="minorEastAsia"/>
-        </w:rPr>
-        <w:t>tico en cada solicitud realizada al servidor. Para mejorar</w:t>
-      </w:r>
-      <w:r>
-        <w:rPr>
-          <w:rFonts w:eastAsiaTheme="minorEastAsia"/>
-        </w:rPr>
-        <w:t xml:space="preserve"> la seguridad, las cookies deben </w:t>
-      </w:r>
-      <w:r>
-        <w:rPr>
-          <w:rFonts w:eastAsiaTheme="minorEastAsia"/>
-        </w:rPr>
-        <w:t>estar configuradas</w:t>
-      </w:r>
-      <w:r>
-        <w:rPr>
-          <w:rFonts w:eastAsiaTheme="minorEastAsia"/>
-        </w:rPr>
-        <w:t xml:space="preserve"> con opciones como httpOnly, </w:t>
-      </w:r>
-      <w:r>
-        <w:rPr>
-          <w:rFonts w:eastAsiaTheme="minorEastAsia"/>
-        </w:rPr>
-        <w:t>para evitar</w:t>
-      </w:r>
-      <w:r>
-        <w:rPr>
-          <w:rFonts w:eastAsiaTheme="minorEastAsia"/>
-        </w:rPr>
-        <w:t xml:space="preserve"> que s</w:t>
-      </w:r>
-      <w:r>
-        <w:rPr>
-          <w:rFonts w:eastAsiaTheme="minorEastAsia"/>
-        </w:rPr>
-        <w:t>ean accesibles desde JavaScript y secure, lo que asegura que su transmisión sea solo a través de</w:t>
-      </w:r>
-      <w:r>
-        <w:rPr>
-          <w:rFonts w:eastAsiaTheme="minorEastAsia"/>
-        </w:rPr>
-        <w:t xml:space="preserve"> conexiones </w:t>
-      </w:r>
-      <w:r>
-        <w:rPr>
-          <w:rFonts w:eastAsiaTheme="minorEastAsia"/>
-        </w:rPr>
-        <w:t>HTTPS. De esta manera, reducimos</w:t>
-      </w:r>
-      <w:r>
-        <w:rPr>
-          <w:rFonts w:eastAsiaTheme="minorEastAsia"/>
-        </w:rPr>
-        <w:t xml:space="preserve"> el riesgo de ataques como XSS y se protege la información sensible del usuario.</w:t>
-      </w:r>
-    </w:p>
-    <w:p>
-      <w:pPr>
-        <w:spacing w:before="240" w:after="240" w:line="480" w:lineRule="auto"/>
-        <w:jc w:val="both"/>
-        <w:rPr>
-          <w:rFonts w:eastAsiaTheme="minorEastAsia"/>
-        </w:rPr>
-      </w:pPr>
-      <w:r>
-        <w:rPr>
-          <w:rFonts w:eastAsiaTheme="minorEastAsia"/>
-        </w:rPr>
-        <w:lastRenderedPageBreak/>
-        <w:t>A continuación</w:t>
-      </w:r>
-      <w:r>
-        <w:rPr>
-          <w:rFonts w:eastAsiaTheme="minorEastAsia"/>
-        </w:rPr>
-        <w:t xml:space="preserve">, una vez </w:t>
-      </w:r>
-      <w:r>
-        <w:rPr>
-          <w:rFonts w:eastAsiaTheme="minorEastAsia"/>
-        </w:rPr>
-        <w:t xml:space="preserve">que sean </w:t>
-      </w:r>
-      <w:r>
-        <w:rPr>
-          <w:rFonts w:eastAsiaTheme="minorEastAsia"/>
-        </w:rPr>
-        <w:t xml:space="preserve">validadas las credenciales en la ruta de login, se generará un token JWT </w:t>
-      </w:r>
-      <w:r>
-        <w:rPr>
-          <w:rFonts w:eastAsiaTheme="minorEastAsia"/>
-        </w:rPr>
-        <w:t>que será enviado a trav</w:t>
-      </w:r>
-      <w:r>
-        <w:rPr>
-          <w:rFonts w:eastAsiaTheme="minorEastAsia"/>
-        </w:rPr>
-        <w:t>és de una cookie al usuario</w:t>
-      </w:r>
-      <w:r>
-        <w:rPr>
-          <w:rFonts w:eastAsiaTheme="minorEastAsia"/>
-        </w:rPr>
-        <w:t>. Este mecanismo</w:t>
-      </w:r>
-      <w:r>
-        <w:rPr>
-          <w:rFonts w:eastAsiaTheme="minorEastAsia"/>
-        </w:rPr>
-        <w:t xml:space="preserve"> nos</w:t>
-      </w:r>
-      <w:r>
-        <w:rPr>
-          <w:rFonts w:eastAsiaTheme="minorEastAsia"/>
-        </w:rPr>
-        <w:t xml:space="preserve"> permitirá </w:t>
-      </w:r>
-      <w:r>
-        <w:rPr>
-          <w:rFonts w:eastAsiaTheme="minorEastAsia"/>
-        </w:rPr>
-        <w:t>que el usuario pueda mantener autenticado para futuras solicitudes</w:t>
-      </w:r>
-      <w:r>
-        <w:rPr>
-          <w:rFonts w:eastAsiaTheme="minorEastAsia"/>
-        </w:rPr>
-        <w:t>, sirviendo como base para la protección de rutas p</w:t>
-      </w:r>
-      <w:r>
-        <w:rPr>
-          <w:rFonts w:eastAsiaTheme="minorEastAsia"/>
-        </w:rPr>
-        <w:t>rivadas mediante middleware. De esta manera</w:t>
-      </w:r>
-      <w:r>
-        <w:rPr>
-          <w:rFonts w:eastAsiaTheme="minorEastAsia"/>
-        </w:rPr>
-        <w:t>, se implementa</w:t>
-      </w:r>
-      <w:r>
-        <w:rPr>
-          <w:rFonts w:eastAsiaTheme="minorEastAsia"/>
-        </w:rPr>
-        <w:t>rá</w:t>
-      </w:r>
-      <w:r>
-        <w:rPr>
-          <w:rFonts w:eastAsiaTheme="minorEastAsia"/>
-        </w:rPr>
-        <w:t xml:space="preserve"> un flujo de au</w:t>
-      </w:r>
-      <w:r>
-        <w:rPr>
-          <w:rFonts w:eastAsiaTheme="minorEastAsia"/>
-        </w:rPr>
-        <w:t>tenticación seguro, eficiente</w:t>
-      </w:r>
-      <w:r>
-        <w:rPr>
-          <w:rFonts w:eastAsiaTheme="minorEastAsia"/>
-        </w:rPr>
-        <w:t xml:space="preserve"> y</w:t>
-      </w:r>
-      <w:r>
-        <w:rPr>
-          <w:rFonts w:eastAsiaTheme="minorEastAsia"/>
-        </w:rPr>
-        <w:t xml:space="preserve"> con</w:t>
-      </w:r>
-      <w:r>
-        <w:rPr>
-          <w:rFonts w:eastAsiaTheme="minorEastAsia"/>
-        </w:rPr>
-        <w:t xml:space="preserve"> buenas prácticas en el desarrollo backend.</w:t>
-      </w:r>
-    </w:p>
-    <w:p>
-      <w:r>
-        <w:br w:type="page"/>
-      </w:r>
-    </w:p>
-    <w:p>
-      <w:pPr>
-        <w:pStyle w:val="Ttulo1"/>
-        <w:rPr>
-          <w:b/>
-          <w:bCs/>
-        </w:rPr>
-      </w:pPr>
-      <w:bookmarkStart w:id="5" w:name="_Toc227094321"/>
-      <w:r>
-        <w:rPr>
-          <w:b/>
-          <w:bCs/>
-        </w:rPr>
         <w:lastRenderedPageBreak/>
         <w:t>MIDDLEWARE Y PROTECCIÓN DE RUTAS</w:t>
       </w:r>
-      <w:bookmarkEnd w:id="5"/>
-    </w:p>
-    <w:p/>
-    <w:p>
-      <w:pPr>
-        <w:spacing w:line="360" w:lineRule="auto"/>
+    </w:p>
+    <w:p>
+      <w:pPr>
+        <w:spacing w:line="480" w:lineRule="auto"/>
         <w:jc w:val="both"/>
       </w:pPr>
       <w:r>
-        <w:t xml:space="preserve">En el </w:t>
-      </w:r>
-      <w:proofErr w:type="spellStart"/>
-      <w:r>
-        <w:t>backen</w:t>
+        <w:t>En el backen</w:t>
       </w:r>
       <w:r>
         <w:t>d</w:t>
       </w:r>
-      <w:proofErr w:type="spellEnd"/>
-      <w:r>
-        <w:t xml:space="preserve">, la utilización de un middleware es fundamental, ya que su función se ejecuta entre la solicitud de un cliente ya </w:t>
-      </w:r>
-      <w:proofErr w:type="spellStart"/>
-      <w:r>
-        <w:t>logeado</w:t>
-      </w:r>
-      <w:proofErr w:type="spellEnd"/>
-      <w:r>
-        <w:t xml:space="preserve"> y la respuesta que le entrega el servidor, esto lo realiza validando o transformando la información que recibe, antes de permitir que la solicitud avance hacia la ruta final, es nuestro portero que permite el paso al lugar solo a quienes estén autorizados, entregando seguridad al sistema mediante la </w:t>
+      <w:r>
+        <w:t xml:space="preserve">, la utilización de un middleware es fundamental, ya que su función se ejecuta entre la solicitud de un cliente </w:t>
+      </w:r>
+      <w:r>
+        <w:t xml:space="preserve">que </w:t>
+      </w:r>
+      <w:r>
+        <w:t>ya</w:t>
+      </w:r>
+      <w:r>
+        <w:t xml:space="preserve"> está</w:t>
+      </w:r>
+      <w:r>
+        <w:t xml:space="preserve"> logeado y la respuesta </w:t>
+      </w:r>
+      <w:r>
+        <w:t>entregada por el</w:t>
+      </w:r>
+      <w:r>
+        <w:t xml:space="preserve"> servidor, esto lo realiza validando o transformando la información que recibe, antes de permitir que la solicitud avance a la ruta final, es</w:t>
+      </w:r>
+      <w:r>
+        <w:t xml:space="preserve"> quien </w:t>
+      </w:r>
+      <w:r>
+        <w:t>permite</w:t>
+      </w:r>
+      <w:r>
+        <w:t xml:space="preserve"> el paso al lugar solo a quienes estén autorizados, entregando seguridad al sistema mediante la </w:t>
       </w:r>
       <w:r>
         <w:t>autenticación</w:t>
@@ -3172,17 +3460,17 @@
     </w:p>
     <w:p>
       <w:pPr>
-        <w:spacing w:line="360" w:lineRule="auto"/>
+        <w:spacing w:line="480" w:lineRule="auto"/>
         <w:jc w:val="both"/>
       </w:pPr>
-    </w:p>
-    <w:p>
-      <w:pPr>
-        <w:spacing w:line="360" w:lineRule="auto"/>
-        <w:jc w:val="both"/>
-      </w:pPr>
-      <w:r>
-        <w:t xml:space="preserve">Para implementarlo en nuestro trabajo, primero se </w:t>
+      <w:r>
+        <w:t xml:space="preserve">Para </w:t>
+      </w:r>
+      <w:r>
+        <w:t>poder implementarlo</w:t>
+      </w:r>
+      <w:r>
+        <w:t xml:space="preserve">, primero se </w:t>
       </w:r>
       <w:r>
         <w:t>creó</w:t>
@@ -3196,12 +3484,6 @@
       <w:r>
         <w:t>, para esto utiliza la clave secreta definida en el servidor, si es correcto permite continuar, en caso contrario responde con un “HTTP 401” indicando que no está autorizado.</w:t>
       </w:r>
-    </w:p>
-    <w:p>
-      <w:pPr>
-        <w:spacing w:line="360" w:lineRule="auto"/>
-        <w:jc w:val="both"/>
-      </w:pPr>
     </w:p>
     <w:p>
       <w:pPr>
@@ -4314,14 +4596,7 @@
     </w:p>
     <w:p>
       <w:pPr>
-        <w:rPr>
-          <w:lang w:val="es-CL"/>
-        </w:rPr>
-      </w:pPr>
-    </w:p>
-    <w:p>
-      <w:pPr>
-        <w:spacing w:line="360" w:lineRule="auto"/>
+        <w:spacing w:line="480" w:lineRule="auto"/>
         <w:jc w:val="both"/>
         <w:rPr>
           <w:lang w:val="es-CL"/>
@@ -4348,55 +4623,59 @@
     </w:p>
     <w:p>
       <w:pPr>
-        <w:spacing w:line="360" w:lineRule="auto"/>
+        <w:spacing w:line="480" w:lineRule="auto"/>
         <w:jc w:val="both"/>
       </w:pPr>
       <w:r>
         <w:t xml:space="preserve">El punto N°2, el Middleware verifica que el token sea </w:t>
       </w:r>
+      <w:r>
+        <w:t>válido</w:t>
+      </w:r>
+      <w:r>
+        <w:t>, si es así se obtiene del JWT (id, usuario, rol), en caso de estar mal, se devuelve el error 401.</w:t>
+      </w:r>
+    </w:p>
+    <w:p>
+      <w:pPr>
+        <w:spacing w:line="480" w:lineRule="auto"/>
+        <w:jc w:val="both"/>
+      </w:pPr>
+      <w:r>
+        <w:t>A lo anterior, se implemento un segundo Middleware llamado “roleMiddleware.js” que tiene por objetivo restringir el acceso al sistema según el rol del usuario que se conecta, para realizarlo recibo los parámetros los roles permitidos para una ruta especifica y compara el ro</w:t>
+      </w:r>
+      <w:r>
+        <w:t>l</w:t>
+      </w:r>
+      <w:r>
+        <w:t xml:space="preserve"> del usuari</w:t>
+      </w:r>
+      <w:r>
+        <w:t>o, este NO VALIDA EL TOKE</w:t>
+      </w:r>
+      <w:r>
+        <w:t>N</w:t>
+      </w:r>
+      <w:r>
+        <w:t>, porque eso lo realiz</w:t>
+      </w:r>
+      <w:r>
+        <w:t>a</w:t>
+      </w:r>
+      <w:r>
+        <w:t xml:space="preserve"> “</w:t>
+      </w:r>
       <w:proofErr w:type="spellStart"/>
       <w:r>
-        <w:t>valido</w:t>
+        <w:t>authMiddleware</w:t>
       </w:r>
       <w:proofErr w:type="spellEnd"/>
       <w:r>
-        <w:t>, si es así se obtiene del JWT (id, usuario, rol), en caso de estar mal, se devuelve el error 401.</w:t>
-      </w:r>
-    </w:p>
-    <w:p>
-      <w:pPr>
-        <w:spacing w:line="360" w:lineRule="auto"/>
-        <w:jc w:val="both"/>
-      </w:pPr>
-      <w:r>
-        <w:t>A lo anterior, se implemento un segundo Middleware llamado “roleMiddleware.js” que tiene por objetivo restringir el acceso al sistema según el rol del usuario que se conecta, para realizarlo recibo los parámetros los roles permitidos para una ruta especifica y compara el ro</w:t>
-      </w:r>
-      <w:r>
-        <w:t>l</w:t>
-      </w:r>
-      <w:r>
-        <w:t xml:space="preserve"> del usuari</w:t>
-      </w:r>
-      <w:r>
-        <w:t>o, este NO VALIDA EL TOKER, porque eso lo realizo “</w:t>
-      </w:r>
-      <w:proofErr w:type="spellStart"/>
-      <w:r>
-        <w:t>authMiddleware</w:t>
-      </w:r>
-      <w:proofErr w:type="spellEnd"/>
-      <w:r>
         <w:t>”, solo usa la información ya verificada previamente</w:t>
       </w:r>
       <w:r>
         <w:t>.</w:t>
       </w:r>
-    </w:p>
-    <w:p>
-      <w:pPr>
-        <w:spacing w:line="360" w:lineRule="auto"/>
-        <w:jc w:val="both"/>
-      </w:pPr>
     </w:p>
     <w:p>
       <w:pPr>
@@ -5218,7 +5497,7 @@
     </w:p>
     <w:p>
       <w:pPr>
-        <w:spacing w:line="360" w:lineRule="auto"/>
+        <w:spacing w:line="480" w:lineRule="auto"/>
       </w:pPr>
       <w:r>
         <w:rPr>
@@ -5244,11 +5523,41 @@
     </w:p>
     <w:p>
       <w:pPr>
-        <w:spacing w:line="360" w:lineRule="auto"/>
+        <w:spacing w:line="480" w:lineRule="auto"/>
         <w:jc w:val="both"/>
       </w:pPr>
       <w:r>
-        <w:t>Finalmente, se protegió la ruta privada del sistema (/api/viajes), la cual no puede ser accedida si el usuario no ha iniciado la sesión y por tanto su token debe ser validado, de esta forma una persona que conozca la dirección exacta de una página interna no podrá ingresar por que no tiene un inicio de sesión y aun que lo tenga si logra acceder a una pagina privada del servidor, si no tiene el rol correspondiente tampoco podrá ingresar.</w:t>
+        <w:t>Finalmente, se protegió la ruta privada del sistema (/api/viajes), la cual no puede ser accedida si el usuario no ha iniciado la sesión y por</w:t>
+      </w:r>
+      <w:r>
+        <w:t xml:space="preserve"> lo</w:t>
+      </w:r>
+      <w:r>
+        <w:t xml:space="preserve"> tanto su token debe ser validado, de esta </w:t>
+      </w:r>
+      <w:r>
+        <w:t>manera</w:t>
+      </w:r>
+      <w:r>
+        <w:t xml:space="preserve"> un</w:t>
+      </w:r>
+      <w:r>
+        <w:t xml:space="preserve"> usuario</w:t>
+      </w:r>
+      <w:r>
+        <w:t xml:space="preserve"> que conozca la dirección exacta de una página interna no podrá ingresar </w:t>
+      </w:r>
+      <w:r>
+        <w:t>ya</w:t>
+      </w:r>
+      <w:r>
+        <w:t xml:space="preserve"> que no tiene un inicio de sesión y aun </w:t>
+      </w:r>
+      <w:r>
+        <w:t>así en caso contrario</w:t>
+      </w:r>
+      <w:r>
+        <w:t>, si no tiene el rol correspondiente tampoco podrá ingresar.</w:t>
       </w:r>
     </w:p>
     <w:p>
@@ -6327,6 +6636,9 @@
     <w:p>
       <w:pPr>
         <w:spacing w:line="240" w:lineRule="auto"/>
+        <w:rPr>
+          <w:lang w:val="es-CL"/>
+        </w:rPr>
       </w:pPr>
       <w:proofErr w:type="spellStart"/>
       <w:proofErr w:type="gramStart"/>
@@ -6335,6 +6647,7 @@
           <w:highlight w:val="cyan"/>
           <w:lang w:val="es-CL"/>
         </w:rPr>
+        <w:lastRenderedPageBreak/>
         <w:t>module.exports</w:t>
       </w:r>
       <w:proofErr w:type="spellEnd"/>
@@ -6365,60 +6678,296 @@
     </w:p>
     <w:p>
       <w:pPr>
-        <w:pStyle w:val="Ttulo1"/>
+        <w:spacing w:line="240" w:lineRule="auto"/>
+        <w:rPr>
+          <w:lang w:val="es-CL"/>
+        </w:rPr>
+      </w:pPr>
+    </w:p>
+    <w:p>
+      <w:pPr>
+        <w:spacing w:line="240" w:lineRule="auto"/>
+        <w:rPr>
+          <w:lang w:val="es-CL"/>
+        </w:rPr>
+      </w:pPr>
+    </w:p>
+    <w:p>
+      <w:pPr>
+        <w:spacing w:line="240" w:lineRule="auto"/>
+        <w:rPr>
+          <w:lang w:val="es-CL"/>
+        </w:rPr>
+      </w:pPr>
+    </w:p>
+    <w:p>
+      <w:pPr>
+        <w:spacing w:line="240" w:lineRule="auto"/>
+        <w:rPr>
+          <w:lang w:val="es-CL"/>
+        </w:rPr>
+      </w:pPr>
+    </w:p>
+    <w:p>
+      <w:pPr>
+        <w:spacing w:line="240" w:lineRule="auto"/>
+        <w:rPr>
+          <w:lang w:val="es-CL"/>
+        </w:rPr>
+      </w:pPr>
+    </w:p>
+    <w:p>
+      <w:pPr>
+        <w:spacing w:line="240" w:lineRule="auto"/>
+        <w:rPr>
+          <w:lang w:val="es-CL"/>
+        </w:rPr>
+      </w:pPr>
+    </w:p>
+    <w:p>
+      <w:pPr>
+        <w:spacing w:line="240" w:lineRule="auto"/>
+        <w:rPr>
+          <w:lang w:val="es-CL"/>
+        </w:rPr>
+      </w:pPr>
+    </w:p>
+    <w:p>
+      <w:pPr>
+        <w:spacing w:line="240" w:lineRule="auto"/>
+        <w:rPr>
+          <w:lang w:val="es-CL"/>
+        </w:rPr>
+      </w:pPr>
+    </w:p>
+    <w:p>
+      <w:pPr>
+        <w:spacing w:line="240" w:lineRule="auto"/>
+        <w:rPr>
+          <w:lang w:val="es-CL"/>
+        </w:rPr>
+      </w:pPr>
+    </w:p>
+    <w:p>
+      <w:pPr>
+        <w:spacing w:line="240" w:lineRule="auto"/>
+        <w:rPr>
+          <w:lang w:val="es-CL"/>
+        </w:rPr>
+      </w:pPr>
+    </w:p>
+    <w:p>
+      <w:pPr>
+        <w:spacing w:line="240" w:lineRule="auto"/>
+        <w:rPr>
+          <w:lang w:val="es-CL"/>
+        </w:rPr>
+      </w:pPr>
+    </w:p>
+    <w:p>
+      <w:pPr>
+        <w:spacing w:line="240" w:lineRule="auto"/>
+        <w:rPr>
+          <w:lang w:val="es-CL"/>
+        </w:rPr>
+      </w:pPr>
+    </w:p>
+    <w:p>
+      <w:pPr>
+        <w:spacing w:line="240" w:lineRule="auto"/>
+        <w:rPr>
+          <w:lang w:val="es-CL"/>
+        </w:rPr>
+      </w:pPr>
+    </w:p>
+    <w:p>
+      <w:pPr>
+        <w:spacing w:line="240" w:lineRule="auto"/>
+        <w:rPr>
+          <w:lang w:val="es-CL"/>
+        </w:rPr>
+      </w:pPr>
+    </w:p>
+    <w:p>
+      <w:pPr>
+        <w:spacing w:line="240" w:lineRule="auto"/>
+        <w:rPr>
+          <w:lang w:val="es-CL"/>
+        </w:rPr>
+      </w:pPr>
+    </w:p>
+    <w:p>
+      <w:pPr>
+        <w:spacing w:line="240" w:lineRule="auto"/>
+        <w:rPr>
+          <w:lang w:val="es-CL"/>
+        </w:rPr>
+      </w:pPr>
+    </w:p>
+    <w:p>
+      <w:pPr>
+        <w:spacing w:line="240" w:lineRule="auto"/>
+        <w:rPr>
+          <w:lang w:val="es-CL"/>
+        </w:rPr>
+      </w:pPr>
+    </w:p>
+    <w:p>
+      <w:pPr>
+        <w:spacing w:line="240" w:lineRule="auto"/>
+        <w:rPr>
+          <w:lang w:val="es-CL"/>
+        </w:rPr>
+      </w:pPr>
+    </w:p>
+    <w:p>
+      <w:pPr>
+        <w:spacing w:line="240" w:lineRule="auto"/>
+        <w:rPr>
+          <w:lang w:val="es-CL"/>
+        </w:rPr>
+      </w:pPr>
+    </w:p>
+    <w:p>
+      <w:pPr>
+        <w:spacing w:line="240" w:lineRule="auto"/>
+        <w:rPr>
+          <w:lang w:val="es-CL"/>
+        </w:rPr>
+      </w:pPr>
+    </w:p>
+    <w:p>
+      <w:pPr>
+        <w:spacing w:line="240" w:lineRule="auto"/>
+        <w:rPr>
+          <w:lang w:val="es-CL"/>
+        </w:rPr>
+      </w:pPr>
+    </w:p>
+    <w:p>
+      <w:pPr>
+        <w:spacing w:line="240" w:lineRule="auto"/>
+        <w:rPr>
+          <w:lang w:val="es-CL"/>
+        </w:rPr>
+      </w:pPr>
+    </w:p>
+    <w:p>
+      <w:pPr>
+        <w:spacing w:line="240" w:lineRule="auto"/>
+        <w:rPr>
+          <w:lang w:val="es-CL"/>
+        </w:rPr>
+      </w:pPr>
+    </w:p>
+    <w:p>
+      <w:pPr>
+        <w:spacing w:line="240" w:lineRule="auto"/>
+        <w:rPr>
+          <w:lang w:val="es-CL"/>
+        </w:rPr>
+      </w:pPr>
+    </w:p>
+    <w:p>
+      <w:pPr>
+        <w:spacing w:line="240" w:lineRule="auto"/>
+        <w:rPr>
+          <w:lang w:val="es-CL"/>
+        </w:rPr>
+      </w:pPr>
+    </w:p>
+    <w:p>
+      <w:pPr>
+        <w:spacing w:line="240" w:lineRule="auto"/>
+      </w:pPr>
+    </w:p>
+    <w:p/>
+    <w:p/>
+    <w:p>
+      <w:pPr>
+        <w:spacing w:line="480" w:lineRule="auto"/>
         <w:rPr>
           <w:b/>
           <w:bCs/>
         </w:rPr>
       </w:pPr>
-      <w:bookmarkStart w:id="6" w:name="_Toc227094322"/>
       <w:r>
         <w:rPr>
           <w:b/>
           <w:bCs/>
         </w:rPr>
         <w:lastRenderedPageBreak/>
-        <w:t>CIERRE DE SESION</w:t>
-      </w:r>
-      <w:bookmarkEnd w:id="6"/>
-    </w:p>
-    <w:p/>
-    <w:p>
-      <w:pPr>
-        <w:spacing w:line="360" w:lineRule="auto"/>
+        <w:t>CIERRE DE SESIÓN</w:t>
+      </w:r>
+    </w:p>
+    <w:p>
+      <w:pPr>
+        <w:spacing w:line="480" w:lineRule="auto"/>
         <w:jc w:val="both"/>
       </w:pPr>
       <w:r>
-        <w:t xml:space="preserve">En este trabajo, nuestro </w:t>
+        <w:t>E</w:t>
+      </w:r>
+      <w:r>
+        <w:t>l</w:t>
+      </w:r>
+      <w:r>
+        <w:t xml:space="preserve"> backend realiza un cierre de sesión que </w:t>
+      </w:r>
+      <w:r>
+        <w:t>donde</w:t>
+      </w:r>
+      <w:r>
+        <w:t xml:space="preserve"> se ELIMINA la COOKIE </w:t>
+      </w:r>
+      <w:r>
+        <w:t>(</w:t>
+      </w:r>
+      <w:r>
+        <w:t>token del navegador/cliente</w:t>
+      </w:r>
+      <w:r>
+        <w:t>)</w:t>
+      </w:r>
+      <w:r>
+        <w:t xml:space="preserve">, por </w:t>
+      </w:r>
+      <w:r>
+        <w:t xml:space="preserve">lo </w:t>
+      </w:r>
+      <w:r>
+        <w:t>tanto</w:t>
+      </w:r>
+      <w:r>
+        <w:t>,</w:t>
+      </w:r>
+      <w:r>
+        <w:t xml:space="preserve"> </w:t>
+      </w:r>
+      <w:r>
+        <w:t>la</w:t>
+      </w:r>
+      <w:r>
+        <w:t xml:space="preserve"> sesión del usuario </w:t>
+      </w:r>
+      <w:r>
+        <w:t xml:space="preserve">queda invalidada por </w:t>
+      </w:r>
+      <w:r>
+        <w:t>el lado del cliente, eso hace que NO pasen las solicitudes por el “</w:t>
       </w:r>
       <w:proofErr w:type="spellStart"/>
       <w:r>
-        <w:t>backend</w:t>
+        <w:t>authMiddleware</w:t>
       </w:r>
       <w:proofErr w:type="spellEnd"/>
       <w:r>
-        <w:t xml:space="preserve"> realiza un cierre de sesión que significa, que se ELIMINA la COOKIE token del navegador/cliente, por </w:t>
-      </w:r>
-      <w:proofErr w:type="gramStart"/>
-      <w:r>
-        <w:t>tanto</w:t>
-      </w:r>
-      <w:proofErr w:type="gramEnd"/>
-      <w:r>
-        <w:t xml:space="preserve"> el deja invalida la sesión del usuario del lado del cliente, eso hace que NO pasen las solicitudes por el “</w:t>
-      </w:r>
-      <w:proofErr w:type="spellStart"/>
-      <w:r>
-        <w:t>authMiddleware</w:t>
-      </w:r>
-      <w:proofErr w:type="spellEnd"/>
-      <w:r>
         <w:t>”, no se borra el token del servidor, pero al quitar la cookie el cliente deja de enviarlo y el Middleware ya no lo acepta.</w:t>
       </w:r>
     </w:p>
     <w:p>
       <w:pPr>
-        <w:spacing w:line="360" w:lineRule="auto"/>
+        <w:spacing w:line="480" w:lineRule="auto"/>
         <w:jc w:val="both"/>
       </w:pPr>
       <w:r>
@@ -6791,15 +7340,9 @@
     </w:p>
     <w:p>
       <w:pPr>
-        <w:spacing w:line="360" w:lineRule="auto"/>
+        <w:spacing w:line="480" w:lineRule="auto"/>
         <w:jc w:val="both"/>
       </w:pPr>
-    </w:p>
-    <w:p>
-      <w:pPr>
-        <w:spacing w:line="360" w:lineRule="auto"/>
-        <w:jc w:val="both"/>
-      </w:pPr>
       <w:r>
         <w:t xml:space="preserve">En el cuadro N°1, lo que se hace es decirle al navegador/cliente que elimine la cookie llamada “token”, en esta “cookie” esta guardado el JWT cuando se </w:t>
       </w:r>
@@ -6818,9 +7361,9 @@
         <w:t>”, entonces al borrarla el cliente ya no tiene el token, ni los datos de conexión.</w:t>
       </w:r>
     </w:p>
-    <w:p/>
-    <w:p>
-      <w:pPr>
+    <w:p>
+      <w:pPr>
+        <w:spacing w:line="480" w:lineRule="auto"/>
         <w:jc w:val="both"/>
       </w:pPr>
       <w:r>
@@ -6848,16 +7391,15 @@
     <w:p/>
     <w:p/>
     <w:p/>
-    <w:p/>
-    <w:p>
-      <w:pPr>
-        <w:pStyle w:val="Ttulo1"/>
+    <w:p>
+      <w:pPr>
+        <w:spacing w:line="480" w:lineRule="auto"/>
+        <w:jc w:val="both"/>
         <w:rPr>
           <w:b/>
           <w:bCs/>
         </w:rPr>
       </w:pPr>
-      <w:bookmarkStart w:id="7" w:name="_Toc227094323"/>
       <w:r>
         <w:rPr>
           <w:b/>
@@ -6866,18 +7408,12 @@
         <w:lastRenderedPageBreak/>
         <w:t>PRUEBAS DEL SISTEMA</w:t>
       </w:r>
-      <w:bookmarkEnd w:id="7"/>
-    </w:p>
-    <w:p>
-      <w:pPr>
+    </w:p>
+    <w:p>
+      <w:pPr>
+        <w:spacing w:line="480" w:lineRule="auto"/>
         <w:jc w:val="both"/>
       </w:pPr>
-    </w:p>
-    <w:p>
-      <w:pPr>
-        <w:spacing w:line="360" w:lineRule="auto"/>
-        <w:jc w:val="both"/>
-      </w:pPr>
       <w:r>
         <w:t xml:space="preserve">Para realizar las pruebas del sistema, debemos considerar algunos antecedentes, este trabajo subido a </w:t>
       </w:r>
@@ -6893,21 +7429,10 @@
         <w:t>trabajó</w:t>
       </w:r>
       <w:r>
-        <w:t xml:space="preserve"> en VSC “Visual Studio Code” en este programa se simula y se realiza todo el trabajo de código del servidor o pagina que hemos realizado, pero este por mismo no es capaz de visualizar una pagina que no hallamos realizado, en esta caso como el trabajo fue solo </w:t>
-      </w:r>
-      <w:proofErr w:type="spellStart"/>
-      <w:r>
-        <w:t>backend</w:t>
-      </w:r>
-      <w:proofErr w:type="spellEnd"/>
-      <w:r>
-        <w:t>, no existe una pagina principal de inicio o paginas internas, por lo cual se utiliza un programa llamado Postman, que permite enviar solicitudes HTTP al servidor Express.js y de esta forma obtener las respuestas sobre nuestro trabajo</w:t>
+        <w:t xml:space="preserve"> en VSC “Visual Studio Code” en este programa se simula y se realiza todo el trabajo de código del servidor o pagina que hemos realizado, pero este por mismo no es capaz de visualizar una pagina que no hallamos realizado, en esta caso como el trabajo fue solo backend, no existe una pagina principal de inicio o paginas internas, por lo cual se utiliza un programa llamado Postman, que permite enviar solicitudes HTTP al servidor Express.js y de esta forma obtener las respuestas sobre nuestro trabajo</w:t>
       </w:r>
       <w:r>
         <w:t>, una vez indicado esto procedemos a mostrar las pruebas del sistema.</w:t>
-      </w:r>
-      <w:r>
-        <w:br/>
       </w:r>
     </w:p>
     <w:p>
@@ -6935,7 +7460,7 @@
                     <pic:cNvPicPr/>
                   </pic:nvPicPr>
                   <pic:blipFill>
-                    <a:blip r:embed="rId7"/>
+                    <a:blip r:embed="rId9"/>
                     <a:stretch>
                       <a:fillRect/>
                     </a:stretch>
@@ -6964,31 +7489,92 @@
     <w:p>
       <w:pPr>
         <w:pStyle w:val="Descripcin"/>
+        <w:spacing w:line="480" w:lineRule="auto"/>
         <w:jc w:val="both"/>
-      </w:pPr>
-      <w:r>
+        <w:rPr>
+          <w:i w:val="0"/>
+          <w:iCs w:val="0"/>
+          <w:color w:val="000000" w:themeColor="text1"/>
+          <w:sz w:val="24"/>
+          <w:szCs w:val="24"/>
+        </w:rPr>
+      </w:pPr>
+      <w:r>
+        <w:rPr>
+          <w:i w:val="0"/>
+          <w:iCs w:val="0"/>
+          <w:color w:val="000000" w:themeColor="text1"/>
+          <w:sz w:val="24"/>
+          <w:szCs w:val="24"/>
+        </w:rPr>
         <w:t xml:space="preserve">Ilustración </w:t>
       </w:r>
-      <w:fldSimple w:instr=" SEQ Ilustración \* ARABIC ">
-        <w:r>
-          <w:rPr>
-            <w:noProof/>
-          </w:rPr>
-          <w:t>1</w:t>
-        </w:r>
-      </w:fldSimple>
-      <w:r>
+      <w:r>
+        <w:rPr>
+          <w:i w:val="0"/>
+          <w:iCs w:val="0"/>
+          <w:color w:val="000000" w:themeColor="text1"/>
+          <w:sz w:val="24"/>
+          <w:szCs w:val="24"/>
+        </w:rPr>
+        <w:fldChar w:fldCharType="begin"/>
+      </w:r>
+      <w:r>
+        <w:rPr>
+          <w:i w:val="0"/>
+          <w:iCs w:val="0"/>
+          <w:color w:val="000000" w:themeColor="text1"/>
+          <w:sz w:val="24"/>
+          <w:szCs w:val="24"/>
+        </w:rPr>
+        <w:instrText xml:space="preserve"> SEQ Ilustración \* ARABIC </w:instrText>
+      </w:r>
+      <w:r>
+        <w:rPr>
+          <w:i w:val="0"/>
+          <w:iCs w:val="0"/>
+          <w:color w:val="000000" w:themeColor="text1"/>
+          <w:sz w:val="24"/>
+          <w:szCs w:val="24"/>
+        </w:rPr>
+        <w:fldChar w:fldCharType="separate"/>
+      </w:r>
+      <w:r>
+        <w:rPr>
+          <w:i w:val="0"/>
+          <w:iCs w:val="0"/>
+          <w:noProof/>
+          <w:color w:val="000000" w:themeColor="text1"/>
+          <w:sz w:val="24"/>
+          <w:szCs w:val="24"/>
+        </w:rPr>
+        <w:t>1</w:t>
+      </w:r>
+      <w:r>
+        <w:rPr>
+          <w:i w:val="0"/>
+          <w:iCs w:val="0"/>
+          <w:noProof/>
+          <w:color w:val="000000" w:themeColor="text1"/>
+          <w:sz w:val="24"/>
+          <w:szCs w:val="24"/>
+        </w:rPr>
+        <w:fldChar w:fldCharType="end"/>
+      </w:r>
+      <w:r>
+        <w:rPr>
+          <w:i w:val="0"/>
+          <w:iCs w:val="0"/>
+          <w:color w:val="000000" w:themeColor="text1"/>
+          <w:sz w:val="24"/>
+          <w:szCs w:val="24"/>
+        </w:rPr>
         <w:t>. Trabajo semana 4 en VSC.</w:t>
       </w:r>
     </w:p>
     <w:p>
       <w:pPr>
-        <w:jc w:val="both"/>
-      </w:pPr>
-    </w:p>
-    <w:p>
-      <w:pPr>
-        <w:spacing w:line="360" w:lineRule="auto"/>
+        <w:spacing w:line="480" w:lineRule="auto"/>
         <w:jc w:val="both"/>
       </w:pPr>
       <w:r>
@@ -7023,11 +7609,6 @@
       <w:r>
         <w:t xml:space="preserve"> app.js”.</w:t>
       </w:r>
-    </w:p>
-    <w:p>
-      <w:pPr>
-        <w:jc w:val="both"/>
-      </w:pPr>
     </w:p>
     <w:p>
       <w:pPr>
@@ -7054,7 +7635,7 @@
                     <pic:cNvPicPr/>
                   </pic:nvPicPr>
                   <pic:blipFill rotWithShape="1">
-                    <a:blip r:embed="rId8"/>
+                    <a:blip r:embed="rId10"/>
                     <a:srcRect t="75857" r="34182"/>
                     <a:stretch>
                       <a:fillRect/>
@@ -7108,33 +7689,134 @@
     <w:p>
       <w:pPr>
         <w:pStyle w:val="Descripcin"/>
+        <w:spacing w:line="480" w:lineRule="auto"/>
         <w:jc w:val="both"/>
-      </w:pPr>
-      <w:r>
-        <w:t xml:space="preserve">Ilustración </w:t>
-      </w:r>
-      <w:fldSimple w:instr=" SEQ Ilustración \* ARABIC ">
-        <w:r>
-          <w:rPr>
-            <w:noProof/>
-          </w:rPr>
-          <w:t>2</w:t>
-        </w:r>
-      </w:fldSimple>
-      <w:r>
+        <w:rPr>
+          <w:i w:val="0"/>
+          <w:iCs w:val="0"/>
+          <w:color w:val="000000" w:themeColor="text1"/>
+          <w:sz w:val="24"/>
+          <w:szCs w:val="24"/>
+        </w:rPr>
+      </w:pPr>
+      <w:r>
+        <w:rPr>
+          <w:i w:val="0"/>
+          <w:iCs w:val="0"/>
+          <w:color w:val="000000" w:themeColor="text1"/>
+          <w:sz w:val="24"/>
+          <w:szCs w:val="24"/>
+        </w:rPr>
+        <w:t>I</w:t>
+      </w:r>
+      <w:r>
+        <w:rPr>
+          <w:i w:val="0"/>
+          <w:iCs w:val="0"/>
+          <w:color w:val="000000" w:themeColor="text1"/>
+          <w:sz w:val="24"/>
+          <w:szCs w:val="24"/>
+        </w:rPr>
+        <w:t>magen</w:t>
+      </w:r>
+      <w:r>
+        <w:rPr>
+          <w:i w:val="0"/>
+          <w:iCs w:val="0"/>
+          <w:color w:val="000000" w:themeColor="text1"/>
+          <w:sz w:val="24"/>
+          <w:szCs w:val="24"/>
+        </w:rPr>
+        <w:t xml:space="preserve"> </w:t>
+      </w:r>
+      <w:r>
+        <w:rPr>
+          <w:i w:val="0"/>
+          <w:iCs w:val="0"/>
+          <w:color w:val="000000" w:themeColor="text1"/>
+          <w:sz w:val="24"/>
+          <w:szCs w:val="24"/>
+        </w:rPr>
+        <w:fldChar w:fldCharType="begin"/>
+      </w:r>
+      <w:r>
+        <w:rPr>
+          <w:i w:val="0"/>
+          <w:iCs w:val="0"/>
+          <w:color w:val="000000" w:themeColor="text1"/>
+          <w:sz w:val="24"/>
+          <w:szCs w:val="24"/>
+        </w:rPr>
+        <w:instrText xml:space="preserve"> SEQ Ilustración \* ARABIC </w:instrText>
+      </w:r>
+      <w:r>
+        <w:rPr>
+          <w:i w:val="0"/>
+          <w:iCs w:val="0"/>
+          <w:color w:val="000000" w:themeColor="text1"/>
+          <w:sz w:val="24"/>
+          <w:szCs w:val="24"/>
+        </w:rPr>
+        <w:fldChar w:fldCharType="separate"/>
+      </w:r>
+      <w:r>
+        <w:rPr>
+          <w:i w:val="0"/>
+          <w:iCs w:val="0"/>
+          <w:noProof/>
+          <w:color w:val="000000" w:themeColor="text1"/>
+          <w:sz w:val="24"/>
+          <w:szCs w:val="24"/>
+        </w:rPr>
+        <w:t>2</w:t>
+      </w:r>
+      <w:r>
+        <w:rPr>
+          <w:i w:val="0"/>
+          <w:iCs w:val="0"/>
+          <w:noProof/>
+          <w:color w:val="000000" w:themeColor="text1"/>
+          <w:sz w:val="24"/>
+          <w:szCs w:val="24"/>
+        </w:rPr>
+        <w:fldChar w:fldCharType="end"/>
+      </w:r>
+      <w:r>
+        <w:rPr>
+          <w:i w:val="0"/>
+          <w:iCs w:val="0"/>
+          <w:color w:val="000000" w:themeColor="text1"/>
+          <w:sz w:val="24"/>
+          <w:szCs w:val="24"/>
+        </w:rPr>
         <w:t>. Activación del servidor “</w:t>
       </w:r>
       <w:proofErr w:type="spellStart"/>
       <w:r>
+        <w:rPr>
+          <w:i w:val="0"/>
+          <w:iCs w:val="0"/>
+          <w:color w:val="000000" w:themeColor="text1"/>
+          <w:sz w:val="24"/>
+          <w:szCs w:val="24"/>
+        </w:rPr>
         <w:t>node</w:t>
       </w:r>
       <w:proofErr w:type="spellEnd"/>
       <w:r>
+        <w:rPr>
+          <w:i w:val="0"/>
+          <w:iCs w:val="0"/>
+          <w:color w:val="000000" w:themeColor="text1"/>
+          <w:sz w:val="24"/>
+          <w:szCs w:val="24"/>
+        </w:rPr>
         <w:t xml:space="preserve"> app.js” en http://localhost:3000</w:t>
       </w:r>
     </w:p>
     <w:p>
       <w:pPr>
+        <w:spacing w:line="480" w:lineRule="auto"/>
         <w:jc w:val="both"/>
       </w:pPr>
       <w:r>
@@ -7143,6 +7825,7 @@
     </w:p>
     <w:p>
       <w:pPr>
+        <w:spacing w:line="480" w:lineRule="auto"/>
         <w:jc w:val="both"/>
         <w:rPr>
           <w:b/>
@@ -8662,7 +9345,7 @@
                     <pic:cNvPicPr/>
                   </pic:nvPicPr>
                   <pic:blipFill>
-                    <a:blip r:embed="rId9"/>
+                    <a:blip r:embed="rId11"/>
                     <a:stretch>
                       <a:fillRect/>
                     </a:stretch>
@@ -8691,33 +9374,102 @@
     <w:p>
       <w:pPr>
         <w:pStyle w:val="Descripcin"/>
+        <w:spacing w:line="480" w:lineRule="auto"/>
         <w:jc w:val="both"/>
-      </w:pPr>
-      <w:r>
+        <w:rPr>
+          <w:i w:val="0"/>
+          <w:iCs w:val="0"/>
+          <w:color w:val="000000" w:themeColor="text1"/>
+          <w:sz w:val="24"/>
+          <w:szCs w:val="24"/>
+        </w:rPr>
+      </w:pPr>
+      <w:r>
+        <w:rPr>
+          <w:i w:val="0"/>
+          <w:iCs w:val="0"/>
+          <w:color w:val="000000" w:themeColor="text1"/>
+          <w:sz w:val="24"/>
+          <w:szCs w:val="24"/>
+        </w:rPr>
         <w:t xml:space="preserve">Ilustración </w:t>
       </w:r>
-      <w:fldSimple w:instr=" SEQ Ilustración \* ARABIC ">
-        <w:r>
-          <w:rPr>
-            <w:noProof/>
-          </w:rPr>
-          <w:t>3</w:t>
-        </w:r>
-      </w:fldSimple>
-      <w:r>
+      <w:r>
+        <w:rPr>
+          <w:i w:val="0"/>
+          <w:iCs w:val="0"/>
+          <w:color w:val="000000" w:themeColor="text1"/>
+          <w:sz w:val="24"/>
+          <w:szCs w:val="24"/>
+        </w:rPr>
+        <w:fldChar w:fldCharType="begin"/>
+      </w:r>
+      <w:r>
+        <w:rPr>
+          <w:i w:val="0"/>
+          <w:iCs w:val="0"/>
+          <w:color w:val="000000" w:themeColor="text1"/>
+          <w:sz w:val="24"/>
+          <w:szCs w:val="24"/>
+        </w:rPr>
+        <w:instrText xml:space="preserve"> SEQ Ilustración \* ARABIC </w:instrText>
+      </w:r>
+      <w:r>
+        <w:rPr>
+          <w:i w:val="0"/>
+          <w:iCs w:val="0"/>
+          <w:color w:val="000000" w:themeColor="text1"/>
+          <w:sz w:val="24"/>
+          <w:szCs w:val="24"/>
+        </w:rPr>
+        <w:fldChar w:fldCharType="separate"/>
+      </w:r>
+      <w:r>
+        <w:rPr>
+          <w:i w:val="0"/>
+          <w:iCs w:val="0"/>
+          <w:noProof/>
+          <w:color w:val="000000" w:themeColor="text1"/>
+          <w:sz w:val="24"/>
+          <w:szCs w:val="24"/>
+        </w:rPr>
+        <w:t>3</w:t>
+      </w:r>
+      <w:r>
+        <w:rPr>
+          <w:i w:val="0"/>
+          <w:iCs w:val="0"/>
+          <w:noProof/>
+          <w:color w:val="000000" w:themeColor="text1"/>
+          <w:sz w:val="24"/>
+          <w:szCs w:val="24"/>
+        </w:rPr>
+        <w:fldChar w:fldCharType="end"/>
+      </w:r>
+      <w:r>
+        <w:rPr>
+          <w:i w:val="0"/>
+          <w:iCs w:val="0"/>
+          <w:color w:val="000000" w:themeColor="text1"/>
+          <w:sz w:val="24"/>
+          <w:szCs w:val="24"/>
+        </w:rPr>
         <w:t>. Login en Postman.</w:t>
       </w:r>
     </w:p>
     <w:p>
       <w:pPr>
+        <w:spacing w:line="480" w:lineRule="auto"/>
         <w:jc w:val="both"/>
       </w:pPr>
     </w:p>
     <w:p>
       <w:pPr>
+        <w:spacing w:line="480" w:lineRule="auto"/>
         <w:jc w:val="both"/>
       </w:pPr>
       <w:r>
+        <w:lastRenderedPageBreak/>
         <w:t xml:space="preserve">Desglosamos los pasos que utilizamos la primera vez con </w:t>
       </w:r>
       <w:r>
@@ -8731,6 +9483,7 @@
           <w:ilvl w:val="0"/>
           <w:numId w:val="1"/>
         </w:numPr>
+        <w:spacing w:line="480" w:lineRule="auto"/>
         <w:jc w:val="both"/>
       </w:pPr>
       <w:r>
@@ -8750,12 +9503,13 @@
           <w:ilvl w:val="0"/>
           <w:numId w:val="1"/>
         </w:numPr>
+        <w:spacing w:line="480" w:lineRule="auto"/>
         <w:jc w:val="both"/>
       </w:pPr>
       <w:r>
         <w:t xml:space="preserve">En el recuadro ingresamos la página del servidor </w:t>
       </w:r>
-      <w:hyperlink r:id="rId10" w:history="1">
+      <w:hyperlink r:id="rId12" w:history="1">
         <w:r>
           <w:rPr>
             <w:rStyle w:val="Hipervnculo"/>
@@ -8771,10 +9525,10 @@
           <w:ilvl w:val="0"/>
           <w:numId w:val="1"/>
         </w:numPr>
+        <w:spacing w:line="480" w:lineRule="auto"/>
         <w:jc w:val="both"/>
       </w:pPr>
       <w:r>
-        <w:lastRenderedPageBreak/>
         <w:t>Seleccionamos “POST”, por que es para enviar datos al servidor, no es una consulta, este es el método estándar de autenticación.</w:t>
       </w:r>
     </w:p>
@@ -8785,6 +9539,7 @@
           <w:ilvl w:val="0"/>
           <w:numId w:val="1"/>
         </w:numPr>
+        <w:spacing w:line="480" w:lineRule="auto"/>
         <w:jc w:val="both"/>
       </w:pPr>
       <w:r>
@@ -8806,6 +9561,7 @@
           <w:ilvl w:val="0"/>
           <w:numId w:val="1"/>
         </w:numPr>
+        <w:spacing w:line="480" w:lineRule="auto"/>
         <w:jc w:val="both"/>
       </w:pPr>
       <w:r>
@@ -8829,6 +9585,7 @@
           <w:ilvl w:val="0"/>
           <w:numId w:val="1"/>
         </w:numPr>
+        <w:spacing w:line="480" w:lineRule="auto"/>
         <w:jc w:val="both"/>
       </w:pPr>
       <w:r>
@@ -8842,6 +9599,7 @@
           <w:ilvl w:val="0"/>
           <w:numId w:val="1"/>
         </w:numPr>
+        <w:spacing w:line="480" w:lineRule="auto"/>
         <w:jc w:val="both"/>
       </w:pPr>
       <w:r>
@@ -8885,6 +9643,7 @@
           <w:ilvl w:val="0"/>
           <w:numId w:val="1"/>
         </w:numPr>
+        <w:spacing w:line="480" w:lineRule="auto"/>
         <w:jc w:val="both"/>
       </w:pPr>
       <w:r>
@@ -8911,17 +9670,48 @@
     <w:p>
       <w:pPr>
         <w:pStyle w:val="Prrafodelista"/>
+        <w:spacing w:line="480" w:lineRule="auto"/>
         <w:jc w:val="both"/>
       </w:pPr>
     </w:p>
     <w:p>
       <w:pPr>
         <w:pStyle w:val="Prrafodelista"/>
+        <w:spacing w:line="480" w:lineRule="auto"/>
         <w:jc w:val="both"/>
       </w:pPr>
     </w:p>
     <w:p>
       <w:pPr>
+        <w:pStyle w:val="Prrafodelista"/>
+        <w:spacing w:line="480" w:lineRule="auto"/>
+        <w:jc w:val="both"/>
+      </w:pPr>
+    </w:p>
+    <w:p>
+      <w:pPr>
+        <w:pStyle w:val="Prrafodelista"/>
+        <w:spacing w:line="480" w:lineRule="auto"/>
+        <w:jc w:val="both"/>
+      </w:pPr>
+    </w:p>
+    <w:p>
+      <w:pPr>
+        <w:pStyle w:val="Prrafodelista"/>
+        <w:spacing w:line="480" w:lineRule="auto"/>
+        <w:jc w:val="both"/>
+      </w:pPr>
+    </w:p>
+    <w:p>
+      <w:pPr>
+        <w:pStyle w:val="Prrafodelista"/>
+        <w:spacing w:line="480" w:lineRule="auto"/>
+        <w:jc w:val="both"/>
+      </w:pPr>
+    </w:p>
+    <w:p>
+      <w:pPr>
+        <w:spacing w:line="480" w:lineRule="auto"/>
         <w:jc w:val="both"/>
       </w:pPr>
       <w:r>
@@ -8929,6 +9719,7 @@
           <w:b/>
           <w:bCs/>
         </w:rPr>
+        <w:lastRenderedPageBreak/>
         <w:t>Para la 2da.</w:t>
       </w:r>
       <w:r>
@@ -8942,13 +9733,23 @@
         <w:t>Prueba</w:t>
       </w:r>
       <w:r>
-        <w:t xml:space="preserve"> ya hemos iniciado sesión como usuario1, por lo </w:t>
-      </w:r>
-      <w:r>
-        <w:t>tanto,</w:t>
-      </w:r>
-      <w:r>
-        <w:t xml:space="preserve"> tratamos de accedes a la pagina que se encuentra en /api/viajes.</w:t>
+        <w:rPr>
+          <w:b/>
+          <w:bCs/>
+        </w:rPr>
+        <w:t xml:space="preserve">. </w:t>
+      </w:r>
+      <w:r>
+        <w:t>Como</w:t>
+      </w:r>
+      <w:r>
+        <w:t xml:space="preserve"> </w:t>
+      </w:r>
+      <w:r>
+        <w:t xml:space="preserve">ya hemos iniciado sesión como usuario1, </w:t>
+      </w:r>
+      <w:r>
+        <w:t>intentaremos acceder a la página que se encuentra en /api/viajes</w:t>
       </w:r>
     </w:p>
     <w:p>
@@ -9531,7 +10332,7 @@
                     <pic:cNvPicPr/>
                   </pic:nvPicPr>
                   <pic:blipFill>
-                    <a:blip r:embed="rId11"/>
+                    <a:blip r:embed="rId13"/>
                     <a:stretch>
                       <a:fillRect/>
                     </a:stretch>
@@ -9560,36 +10361,123 @@
     <w:p>
       <w:pPr>
         <w:pStyle w:val="Descripcin"/>
+        <w:spacing w:line="480" w:lineRule="auto"/>
         <w:jc w:val="both"/>
-      </w:pPr>
-      <w:r>
-        <w:t xml:space="preserve">Ilustración </w:t>
-      </w:r>
-      <w:fldSimple w:instr=" SEQ Ilustración \* ARABIC ">
-        <w:r>
-          <w:rPr>
-            <w:noProof/>
-          </w:rPr>
-          <w:t>4</w:t>
-        </w:r>
-      </w:fldSimple>
-      <w:r>
+        <w:rPr>
+          <w:i w:val="0"/>
+          <w:iCs w:val="0"/>
+          <w:sz w:val="24"/>
+          <w:szCs w:val="24"/>
+        </w:rPr>
+      </w:pPr>
+      <w:r>
+        <w:rPr>
+          <w:i w:val="0"/>
+          <w:iCs w:val="0"/>
+          <w:sz w:val="24"/>
+          <w:szCs w:val="24"/>
+        </w:rPr>
+        <w:t>I</w:t>
+      </w:r>
+      <w:r>
+        <w:rPr>
+          <w:i w:val="0"/>
+          <w:iCs w:val="0"/>
+          <w:sz w:val="24"/>
+          <w:szCs w:val="24"/>
+        </w:rPr>
+        <w:t>magen</w:t>
+      </w:r>
+      <w:r>
+        <w:rPr>
+          <w:i w:val="0"/>
+          <w:iCs w:val="0"/>
+          <w:sz w:val="24"/>
+          <w:szCs w:val="24"/>
+        </w:rPr>
+        <w:t xml:space="preserve"> </w:t>
+      </w:r>
+      <w:r>
+        <w:rPr>
+          <w:i w:val="0"/>
+          <w:iCs w:val="0"/>
+          <w:sz w:val="24"/>
+          <w:szCs w:val="24"/>
+        </w:rPr>
+        <w:fldChar w:fldCharType="begin"/>
+      </w:r>
+      <w:r>
+        <w:rPr>
+          <w:i w:val="0"/>
+          <w:iCs w:val="0"/>
+          <w:sz w:val="24"/>
+          <w:szCs w:val="24"/>
+        </w:rPr>
+        <w:instrText xml:space="preserve"> SEQ Ilustración \* ARABIC </w:instrText>
+      </w:r>
+      <w:r>
+        <w:rPr>
+          <w:i w:val="0"/>
+          <w:iCs w:val="0"/>
+          <w:sz w:val="24"/>
+          <w:szCs w:val="24"/>
+        </w:rPr>
+        <w:fldChar w:fldCharType="separate"/>
+      </w:r>
+      <w:r>
+        <w:rPr>
+          <w:i w:val="0"/>
+          <w:iCs w:val="0"/>
+          <w:noProof/>
+          <w:sz w:val="24"/>
+          <w:szCs w:val="24"/>
+        </w:rPr>
+        <w:t>4</w:t>
+      </w:r>
+      <w:r>
+        <w:rPr>
+          <w:i w:val="0"/>
+          <w:iCs w:val="0"/>
+          <w:noProof/>
+          <w:sz w:val="24"/>
+          <w:szCs w:val="24"/>
+        </w:rPr>
+        <w:fldChar w:fldCharType="end"/>
+      </w:r>
+      <w:r>
+        <w:rPr>
+          <w:i w:val="0"/>
+          <w:iCs w:val="0"/>
+          <w:sz w:val="24"/>
+          <w:szCs w:val="24"/>
+        </w:rPr>
         <w:t xml:space="preserve">. Solicitud de ingreso a la </w:t>
       </w:r>
       <w:r>
+        <w:rPr>
+          <w:i w:val="0"/>
+          <w:iCs w:val="0"/>
+          <w:sz w:val="24"/>
+          <w:szCs w:val="24"/>
+        </w:rPr>
         <w:t>página</w:t>
       </w:r>
       <w:r>
+        <w:rPr>
+          <w:i w:val="0"/>
+          <w:iCs w:val="0"/>
+          <w:sz w:val="24"/>
+          <w:szCs w:val="24"/>
+        </w:rPr>
         <w:t xml:space="preserve"> viajes.</w:t>
       </w:r>
     </w:p>
     <w:p>
       <w:pPr>
-        <w:spacing w:line="360" w:lineRule="auto"/>
+        <w:spacing w:line="480" w:lineRule="auto"/>
         <w:jc w:val="both"/>
       </w:pPr>
       <w:r>
-        <w:lastRenderedPageBreak/>
         <w:t xml:space="preserve">En este caso, iniciamos un nuevo protocolo HTTP y ahora seleccionamos “GET” por que es una consulta, luego le indicamos la </w:t>
       </w:r>
       <w:r>
@@ -9604,21 +10492,11 @@
       <w:r>
         <w:t xml:space="preserve">, lo cual se muestra como código abajo y es lo correcto, para confirmar que el usuario puede ver esto </w:t>
       </w:r>
-      <w:proofErr w:type="spellStart"/>
-      <w:r>
-        <w:t>por que</w:t>
-      </w:r>
-      <w:proofErr w:type="spellEnd"/>
-      <w:r>
-        <w:t xml:space="preserve"> esta </w:t>
-      </w:r>
-      <w:proofErr w:type="spellStart"/>
-      <w:r>
-        <w:t>logeado</w:t>
-      </w:r>
-      <w:proofErr w:type="spellEnd"/>
-      <w:r>
-        <w:t xml:space="preserve"> correctamente, veremos las cookies.</w:t>
+      <w:r>
+        <w:t>porque</w:t>
+      </w:r>
+      <w:r>
+        <w:t xml:space="preserve"> esta logeado correctamente, veremos las cookies.</w:t>
       </w:r>
     </w:p>
     <w:p>
@@ -9630,6 +10508,7 @@
         <w:rPr>
           <w:noProof/>
         </w:rPr>
+        <w:lastRenderedPageBreak/>
         <w:drawing>
           <wp:inline distT="0" distB="0" distL="0" distR="0" wp14:anchorId="2CCDB339" wp14:editId="211AF903">
             <wp:extent cx="5612130" cy="574040"/>
@@ -9646,7 +10525,7 @@
                     <pic:cNvPicPr/>
                   </pic:nvPicPr>
                   <pic:blipFill>
-                    <a:blip r:embed="rId12"/>
+                    <a:blip r:embed="rId14"/>
                     <a:stretch>
                       <a:fillRect/>
                     </a:stretch>
@@ -9675,33 +10554,114 @@
     <w:p>
       <w:pPr>
         <w:pStyle w:val="Descripcin"/>
+        <w:spacing w:line="480" w:lineRule="auto"/>
         <w:jc w:val="both"/>
-      </w:pPr>
-      <w:r>
-        <w:t xml:space="preserve">Ilustración </w:t>
-      </w:r>
-      <w:fldSimple w:instr=" SEQ Ilustración \* ARABIC ">
-        <w:r>
-          <w:rPr>
-            <w:noProof/>
-          </w:rPr>
-          <w:t>5</w:t>
-        </w:r>
-      </w:fldSimple>
-      <w:r>
+        <w:rPr>
+          <w:i w:val="0"/>
+          <w:iCs w:val="0"/>
+          <w:color w:val="000000" w:themeColor="text1"/>
+          <w:sz w:val="24"/>
+          <w:szCs w:val="24"/>
+        </w:rPr>
+      </w:pPr>
+      <w:r>
+        <w:rPr>
+          <w:i w:val="0"/>
+          <w:iCs w:val="0"/>
+          <w:color w:val="000000" w:themeColor="text1"/>
+          <w:sz w:val="24"/>
+          <w:szCs w:val="24"/>
+        </w:rPr>
+        <w:t>I</w:t>
+      </w:r>
+      <w:r>
+        <w:rPr>
+          <w:i w:val="0"/>
+          <w:iCs w:val="0"/>
+          <w:color w:val="000000" w:themeColor="text1"/>
+          <w:sz w:val="24"/>
+          <w:szCs w:val="24"/>
+        </w:rPr>
+        <w:t>magen</w:t>
+      </w:r>
+      <w:r>
+        <w:rPr>
+          <w:i w:val="0"/>
+          <w:iCs w:val="0"/>
+          <w:color w:val="000000" w:themeColor="text1"/>
+          <w:sz w:val="24"/>
+          <w:szCs w:val="24"/>
+        </w:rPr>
+        <w:t xml:space="preserve"> </w:t>
+      </w:r>
+      <w:r>
+        <w:rPr>
+          <w:i w:val="0"/>
+          <w:iCs w:val="0"/>
+          <w:color w:val="000000" w:themeColor="text1"/>
+          <w:sz w:val="24"/>
+          <w:szCs w:val="24"/>
+        </w:rPr>
+        <w:fldChar w:fldCharType="begin"/>
+      </w:r>
+      <w:r>
+        <w:rPr>
+          <w:i w:val="0"/>
+          <w:iCs w:val="0"/>
+          <w:color w:val="000000" w:themeColor="text1"/>
+          <w:sz w:val="24"/>
+          <w:szCs w:val="24"/>
+        </w:rPr>
+        <w:instrText xml:space="preserve"> SEQ Ilustración \* ARABIC </w:instrText>
+      </w:r>
+      <w:r>
+        <w:rPr>
+          <w:i w:val="0"/>
+          <w:iCs w:val="0"/>
+          <w:color w:val="000000" w:themeColor="text1"/>
+          <w:sz w:val="24"/>
+          <w:szCs w:val="24"/>
+        </w:rPr>
+        <w:fldChar w:fldCharType="separate"/>
+      </w:r>
+      <w:r>
+        <w:rPr>
+          <w:i w:val="0"/>
+          <w:iCs w:val="0"/>
+          <w:noProof/>
+          <w:color w:val="000000" w:themeColor="text1"/>
+          <w:sz w:val="24"/>
+          <w:szCs w:val="24"/>
+        </w:rPr>
+        <w:t>5</w:t>
+      </w:r>
+      <w:r>
+        <w:rPr>
+          <w:i w:val="0"/>
+          <w:iCs w:val="0"/>
+          <w:noProof/>
+          <w:color w:val="000000" w:themeColor="text1"/>
+          <w:sz w:val="24"/>
+          <w:szCs w:val="24"/>
+        </w:rPr>
+        <w:fldChar w:fldCharType="end"/>
+      </w:r>
+      <w:r>
+        <w:rPr>
+          <w:i w:val="0"/>
+          <w:iCs w:val="0"/>
+          <w:color w:val="000000" w:themeColor="text1"/>
+          <w:sz w:val="24"/>
+          <w:szCs w:val="24"/>
+        </w:rPr>
         <w:t>. Cookie guardada con el JWET con el inicio de sesión, llamada “token”.</w:t>
       </w:r>
     </w:p>
     <w:p>
       <w:pPr>
+        <w:spacing w:line="480" w:lineRule="auto"/>
         <w:jc w:val="both"/>
       </w:pPr>
-    </w:p>
-    <w:p>
-      <w:pPr>
-        <w:spacing w:line="360" w:lineRule="auto"/>
-        <w:jc w:val="both"/>
-      </w:pPr>
       <w:r>
         <w:t xml:space="preserve">Con esto demostramos que el proceso del </w:t>
       </w:r>
@@ -9719,13 +10679,7 @@
     </w:p>
     <w:p>
       <w:pPr>
-        <w:spacing w:line="360" w:lineRule="auto"/>
-        <w:jc w:val="both"/>
-      </w:pPr>
-    </w:p>
-    <w:p>
-      <w:pPr>
-        <w:spacing w:line="360" w:lineRule="auto"/>
+        <w:spacing w:line="480" w:lineRule="auto"/>
         <w:jc w:val="both"/>
       </w:pPr>
       <w:r>
@@ -9742,14 +10696,13 @@
     <w:p>
       <w:pPr>
         <w:jc w:val="both"/>
-      </w:pPr>
-    </w:p>
-    <w:p>
-      <w:pPr>
-        <w:jc w:val="both"/>
-      </w:pPr>
-      <w:r>
-        <w:rPr>
+        <w:rPr>
+          <w:rFonts w:cstheme="minorHAnsi"/>
+        </w:rPr>
+      </w:pPr>
+      <w:r>
+        <w:rPr>
+          <w:rFonts w:cstheme="minorHAnsi"/>
           <w:noProof/>
         </w:rPr>
         <w:drawing>
@@ -9768,7 +10721,7 @@
                     <pic:cNvPicPr/>
                   </pic:nvPicPr>
                   <pic:blipFill>
-                    <a:blip r:embed="rId13"/>
+                    <a:blip r:embed="rId15"/>
                     <a:stretch>
                       <a:fillRect/>
                     </a:stretch>
@@ -9796,197 +10749,913 @@
     </w:p>
     <w:p>
       <w:pPr>
+        <w:spacing w:line="480" w:lineRule="auto"/>
+        <w:jc w:val="both"/>
+        <w:rPr>
+          <w:rFonts w:cstheme="minorHAnsi"/>
+        </w:rPr>
+      </w:pPr>
+      <w:r>
+        <w:rPr>
+          <w:rFonts w:cstheme="minorHAnsi"/>
+        </w:rPr>
+        <w:t xml:space="preserve">Finalmente, en este ejemplo el mismo “usuario1”, intento ingresar a una </w:t>
+      </w:r>
+      <w:r>
+        <w:rPr>
+          <w:rFonts w:cstheme="minorHAnsi"/>
+        </w:rPr>
+        <w:t>página</w:t>
+      </w:r>
+      <w:r>
+        <w:rPr>
+          <w:rFonts w:cstheme="minorHAnsi"/>
+        </w:rPr>
+        <w:t xml:space="preserve"> que no </w:t>
+      </w:r>
+      <w:r>
+        <w:rPr>
+          <w:rFonts w:cstheme="minorHAnsi"/>
+        </w:rPr>
+        <w:t>pertenece</w:t>
+      </w:r>
+      <w:r>
+        <w:rPr>
+          <w:rFonts w:cstheme="minorHAnsi"/>
+        </w:rPr>
+        <w:t xml:space="preserve"> a su rol, el </w:t>
+      </w:r>
+      <w:r>
+        <w:rPr>
+          <w:rFonts w:cstheme="minorHAnsi"/>
+        </w:rPr>
+        <w:t>“</w:t>
+      </w:r>
+      <w:proofErr w:type="spellStart"/>
+      <w:r>
+        <w:rPr>
+          <w:rFonts w:cstheme="minorHAnsi"/>
+        </w:rPr>
+        <w:t>authMiddleware</w:t>
+      </w:r>
+      <w:proofErr w:type="spellEnd"/>
+      <w:r>
+        <w:rPr>
+          <w:rFonts w:cstheme="minorHAnsi"/>
+        </w:rPr>
+        <w:t xml:space="preserve">” valida la </w:t>
+      </w:r>
+      <w:r>
+        <w:rPr>
+          <w:rFonts w:cstheme="minorHAnsi"/>
+        </w:rPr>
+        <w:t>autenticación</w:t>
+      </w:r>
+      <w:r>
+        <w:rPr>
+          <w:rFonts w:cstheme="minorHAnsi"/>
+        </w:rPr>
+        <w:t xml:space="preserve"> del token JWT, mientras que “</w:t>
+      </w:r>
+      <w:proofErr w:type="spellStart"/>
+      <w:r>
+        <w:rPr>
+          <w:rFonts w:cstheme="minorHAnsi"/>
+        </w:rPr>
+        <w:t>roleMiddleware</w:t>
+      </w:r>
+      <w:proofErr w:type="spellEnd"/>
+      <w:r>
+        <w:rPr>
+          <w:rFonts w:cstheme="minorHAnsi"/>
+        </w:rPr>
+        <w:t xml:space="preserve">” en este caso NO valida el rol </w:t>
+      </w:r>
+      <w:r>
+        <w:rPr>
+          <w:rFonts w:cstheme="minorHAnsi"/>
+        </w:rPr>
+        <w:t>y por tanto deniega el ingreso a la pagina con el mensaje “Acceso denegado. No tiene permisos suficientes”.</w:t>
+      </w:r>
+    </w:p>
+    <w:p>
+      <w:pPr>
+        <w:spacing w:line="480" w:lineRule="auto"/>
+        <w:jc w:val="both"/>
+        <w:rPr>
+          <w:rFonts w:cstheme="minorHAnsi"/>
+        </w:rPr>
+      </w:pPr>
+      <w:r>
+        <w:rPr>
+          <w:rFonts w:cstheme="minorHAnsi"/>
+        </w:rPr>
+        <w:lastRenderedPageBreak/>
+        <w:t xml:space="preserve">Al intentar acceder a una ruta cuyo rol no corresponde, el middleware </w:t>
+      </w:r>
+      <w:proofErr w:type="spellStart"/>
+      <w:r>
+        <w:rPr>
+          <w:rFonts w:cstheme="minorHAnsi"/>
+        </w:rPr>
+        <w:t>roleMiddleware</w:t>
+      </w:r>
+      <w:proofErr w:type="spellEnd"/>
+      <w:r>
+        <w:rPr>
+          <w:rFonts w:cstheme="minorHAnsi"/>
+        </w:rPr>
+        <w:t xml:space="preserve"> bloquea el acceso y devuelve un mensaje 403 indicando que el usuario no tiene permisos suficientes.</w:t>
+      </w:r>
+    </w:p>
+    <w:p>
+      <w:pPr>
+        <w:spacing w:line="480" w:lineRule="auto"/>
+        <w:jc w:val="both"/>
+        <w:rPr>
+          <w:rFonts w:cstheme="minorHAnsi"/>
+        </w:rPr>
+      </w:pPr>
+    </w:p>
+    <w:p>
+      <w:pPr>
+        <w:spacing w:line="480" w:lineRule="auto"/>
+        <w:jc w:val="both"/>
+        <w:rPr>
+          <w:rFonts w:cstheme="minorHAnsi"/>
+        </w:rPr>
+      </w:pPr>
+    </w:p>
+    <w:p>
+      <w:pPr>
+        <w:spacing w:line="480" w:lineRule="auto"/>
+        <w:jc w:val="both"/>
+        <w:rPr>
+          <w:rFonts w:cstheme="minorHAnsi"/>
+        </w:rPr>
+      </w:pPr>
+    </w:p>
+    <w:p>
+      <w:pPr>
+        <w:spacing w:line="480" w:lineRule="auto"/>
+        <w:jc w:val="both"/>
+        <w:rPr>
+          <w:rFonts w:cstheme="minorHAnsi"/>
+        </w:rPr>
+      </w:pPr>
+    </w:p>
+    <w:p>
+      <w:pPr>
+        <w:spacing w:line="480" w:lineRule="auto"/>
+        <w:jc w:val="both"/>
+        <w:rPr>
+          <w:rFonts w:cstheme="minorHAnsi"/>
+        </w:rPr>
+      </w:pPr>
+    </w:p>
+    <w:p>
+      <w:pPr>
+        <w:spacing w:line="480" w:lineRule="auto"/>
+        <w:jc w:val="both"/>
+        <w:rPr>
+          <w:rFonts w:cstheme="minorHAnsi"/>
+        </w:rPr>
+      </w:pPr>
+    </w:p>
+    <w:p>
+      <w:pPr>
+        <w:spacing w:line="480" w:lineRule="auto"/>
+        <w:jc w:val="both"/>
+        <w:rPr>
+          <w:rFonts w:cstheme="minorHAnsi"/>
+        </w:rPr>
+      </w:pPr>
+    </w:p>
+    <w:p>
+      <w:pPr>
+        <w:spacing w:line="480" w:lineRule="auto"/>
+        <w:jc w:val="both"/>
+        <w:rPr>
+          <w:rFonts w:cstheme="minorHAnsi"/>
+        </w:rPr>
+      </w:pPr>
+    </w:p>
+    <w:p>
+      <w:pPr>
+        <w:spacing w:line="480" w:lineRule="auto"/>
+        <w:jc w:val="both"/>
+        <w:rPr>
+          <w:rFonts w:cstheme="minorHAnsi"/>
+        </w:rPr>
+      </w:pPr>
+    </w:p>
+    <w:p>
+      <w:pPr>
+        <w:spacing w:line="480" w:lineRule="auto"/>
+        <w:jc w:val="both"/>
+        <w:rPr>
+          <w:rFonts w:cstheme="minorHAnsi"/>
+        </w:rPr>
+      </w:pPr>
+    </w:p>
+    <w:p>
+      <w:pPr>
+        <w:spacing w:line="480" w:lineRule="auto"/>
+        <w:jc w:val="both"/>
+        <w:rPr>
+          <w:rFonts w:cstheme="minorHAnsi"/>
+        </w:rPr>
+      </w:pPr>
+    </w:p>
+    <w:p>
+      <w:pPr>
+        <w:spacing w:line="480" w:lineRule="auto"/>
+        <w:jc w:val="both"/>
+        <w:rPr>
+          <w:rFonts w:cstheme="minorHAnsi"/>
+        </w:rPr>
+      </w:pPr>
+    </w:p>
+    <w:p>
+      <w:pPr>
+        <w:spacing w:line="480" w:lineRule="auto"/>
+        <w:jc w:val="both"/>
+        <w:rPr>
+          <w:rFonts w:cstheme="minorHAnsi"/>
+        </w:rPr>
+      </w:pPr>
+    </w:p>
+    <w:p>
+      <w:pPr>
+        <w:spacing w:line="480" w:lineRule="auto"/>
+        <w:jc w:val="both"/>
+        <w:rPr>
+          <w:rFonts w:cstheme="minorHAnsi"/>
+        </w:rPr>
+      </w:pPr>
+    </w:p>
+    <w:p>
+      <w:pPr>
+        <w:spacing w:line="480" w:lineRule="auto"/>
+        <w:jc w:val="both"/>
+        <w:rPr>
+          <w:rFonts w:cstheme="minorHAnsi"/>
+        </w:rPr>
+      </w:pPr>
+    </w:p>
+    <w:p>
+      <w:pPr>
+        <w:spacing w:line="480" w:lineRule="auto"/>
+        <w:jc w:val="both"/>
+        <w:rPr>
+          <w:rFonts w:cstheme="minorHAnsi"/>
+        </w:rPr>
+      </w:pPr>
+    </w:p>
+    <w:p>
+      <w:pPr>
+        <w:spacing w:line="480" w:lineRule="auto"/>
+        <w:jc w:val="both"/>
+        <w:rPr>
+          <w:rFonts w:cstheme="minorHAnsi"/>
+          <w:b/>
+        </w:rPr>
+      </w:pPr>
+      <w:r>
+        <w:rPr>
+          <w:rFonts w:cstheme="minorHAnsi"/>
+          <w:b/>
+        </w:rPr>
+        <w:lastRenderedPageBreak/>
+        <w:t xml:space="preserve">TRABAJO COLABORATIVO CON GITHUB </w:t>
+      </w:r>
+    </w:p>
+    <w:p>
+      <w:pPr>
+        <w:pStyle w:val="NormalWeb"/>
+        <w:spacing w:line="480" w:lineRule="auto"/>
+        <w:jc w:val="both"/>
+        <w:rPr>
+          <w:rFonts w:asciiTheme="minorHAnsi" w:hAnsiTheme="minorHAnsi" w:cstheme="minorHAnsi"/>
+        </w:rPr>
+      </w:pPr>
+      <w:r>
+        <w:rPr>
+          <w:rFonts w:asciiTheme="minorHAnsi" w:hAnsiTheme="minorHAnsi" w:cstheme="minorHAnsi"/>
+        </w:rPr>
+        <w:t>El desarrollo del presente trabajo</w:t>
+      </w:r>
+      <w:r>
+        <w:rPr>
+          <w:rFonts w:asciiTheme="minorHAnsi" w:hAnsiTheme="minorHAnsi" w:cstheme="minorHAnsi"/>
+        </w:rPr>
+        <w:t xml:space="preserve"> se realizó utilizando la plataforma GitHub, lo que </w:t>
+      </w:r>
+      <w:r>
+        <w:rPr>
+          <w:rFonts w:asciiTheme="minorHAnsi" w:hAnsiTheme="minorHAnsi" w:cstheme="minorHAnsi"/>
+        </w:rPr>
+        <w:t xml:space="preserve">nos </w:t>
+      </w:r>
+      <w:r>
+        <w:rPr>
+          <w:rFonts w:asciiTheme="minorHAnsi" w:hAnsiTheme="minorHAnsi" w:cstheme="minorHAnsi"/>
+        </w:rPr>
+        <w:t xml:space="preserve">permitió llevar un control </w:t>
+      </w:r>
+      <w:r>
+        <w:rPr>
+          <w:rFonts w:asciiTheme="minorHAnsi" w:hAnsiTheme="minorHAnsi" w:cstheme="minorHAnsi"/>
+        </w:rPr>
+        <w:t xml:space="preserve">adecuado </w:t>
+      </w:r>
+      <w:r>
+        <w:rPr>
+          <w:rFonts w:asciiTheme="minorHAnsi" w:hAnsiTheme="minorHAnsi" w:cstheme="minorHAnsi"/>
+        </w:rPr>
+        <w:t xml:space="preserve">de versiones del código y facilitar el trabajo colaborativo entre </w:t>
+      </w:r>
+      <w:r>
+        <w:rPr>
+          <w:rFonts w:asciiTheme="minorHAnsi" w:hAnsiTheme="minorHAnsi" w:cstheme="minorHAnsi"/>
+        </w:rPr>
+        <w:t xml:space="preserve">el </w:t>
+      </w:r>
+      <w:r>
+        <w:rPr>
+          <w:rFonts w:asciiTheme="minorHAnsi" w:hAnsiTheme="minorHAnsi" w:cstheme="minorHAnsi"/>
+        </w:rPr>
+        <w:t>equipo.</w:t>
+      </w:r>
+    </w:p>
+    <w:p>
+      <w:pPr>
+        <w:pStyle w:val="NormalWeb"/>
+        <w:spacing w:line="480" w:lineRule="auto"/>
+        <w:jc w:val="both"/>
+        <w:rPr>
+          <w:rFonts w:asciiTheme="minorHAnsi" w:hAnsiTheme="minorHAnsi" w:cstheme="minorHAnsi"/>
+        </w:rPr>
+      </w:pPr>
+      <w:r>
+        <w:rPr>
+          <w:rFonts w:asciiTheme="minorHAnsi" w:hAnsiTheme="minorHAnsi" w:cstheme="minorHAnsi"/>
+        </w:rPr>
+        <w:t>Cada</w:t>
+      </w:r>
+      <w:r>
+        <w:rPr>
+          <w:rFonts w:asciiTheme="minorHAnsi" w:hAnsiTheme="minorHAnsi" w:cstheme="minorHAnsi"/>
+        </w:rPr>
+        <w:t xml:space="preserve"> uno</w:t>
+      </w:r>
+      <w:r>
+        <w:rPr>
+          <w:rFonts w:asciiTheme="minorHAnsi" w:hAnsiTheme="minorHAnsi" w:cstheme="minorHAnsi"/>
+        </w:rPr>
+        <w:t xml:space="preserve"> realiz</w:t>
+      </w:r>
+      <w:r>
+        <w:rPr>
+          <w:rFonts w:asciiTheme="minorHAnsi" w:hAnsiTheme="minorHAnsi" w:cstheme="minorHAnsi"/>
+        </w:rPr>
+        <w:t xml:space="preserve">ó </w:t>
+      </w:r>
+      <w:proofErr w:type="spellStart"/>
+      <w:r>
+        <w:rPr>
+          <w:rFonts w:asciiTheme="minorHAnsi" w:hAnsiTheme="minorHAnsi" w:cstheme="minorHAnsi"/>
+        </w:rPr>
+        <w:t>commits</w:t>
+      </w:r>
+      <w:proofErr w:type="spellEnd"/>
+      <w:r>
+        <w:rPr>
+          <w:rFonts w:asciiTheme="minorHAnsi" w:hAnsiTheme="minorHAnsi" w:cstheme="minorHAnsi"/>
+        </w:rPr>
+        <w:t xml:space="preserve"> correspondientes a</w:t>
+      </w:r>
+      <w:r>
+        <w:rPr>
+          <w:rFonts w:asciiTheme="minorHAnsi" w:hAnsiTheme="minorHAnsi" w:cstheme="minorHAnsi"/>
+        </w:rPr>
+        <w:t xml:space="preserve"> avances</w:t>
+      </w:r>
+      <w:r>
+        <w:rPr>
+          <w:rFonts w:asciiTheme="minorHAnsi" w:hAnsiTheme="minorHAnsi" w:cstheme="minorHAnsi"/>
+        </w:rPr>
+        <w:t xml:space="preserve"> claros</w:t>
+      </w:r>
+      <w:r>
+        <w:rPr>
+          <w:rFonts w:asciiTheme="minorHAnsi" w:hAnsiTheme="minorHAnsi" w:cstheme="minorHAnsi"/>
+        </w:rPr>
+        <w:t xml:space="preserve">, </w:t>
+      </w:r>
+      <w:r>
+        <w:rPr>
+          <w:rFonts w:asciiTheme="minorHAnsi" w:hAnsiTheme="minorHAnsi" w:cstheme="minorHAnsi"/>
+        </w:rPr>
+        <w:t>lo que permite</w:t>
+      </w:r>
+      <w:r>
+        <w:rPr>
+          <w:rFonts w:asciiTheme="minorHAnsi" w:hAnsiTheme="minorHAnsi" w:cstheme="minorHAnsi"/>
+        </w:rPr>
+        <w:t xml:space="preserve"> evidenciar la participación individual en el desarrollo del proyecto. Además, se utilizó el repo</w:t>
+      </w:r>
+      <w:r>
+        <w:rPr>
+          <w:rFonts w:asciiTheme="minorHAnsi" w:hAnsiTheme="minorHAnsi" w:cstheme="minorHAnsi"/>
+        </w:rPr>
+        <w:t>sitorio compartido para añadir</w:t>
+      </w:r>
+      <w:r>
+        <w:rPr>
+          <w:rFonts w:asciiTheme="minorHAnsi" w:hAnsiTheme="minorHAnsi" w:cstheme="minorHAnsi"/>
+        </w:rPr>
+        <w:t xml:space="preserve"> los cambios realizados</w:t>
+      </w:r>
+      <w:r>
+        <w:rPr>
+          <w:rFonts w:asciiTheme="minorHAnsi" w:hAnsiTheme="minorHAnsi" w:cstheme="minorHAnsi"/>
+        </w:rPr>
+        <w:t xml:space="preserve"> por cada uno</w:t>
+      </w:r>
+      <w:r>
+        <w:rPr>
+          <w:rFonts w:asciiTheme="minorHAnsi" w:hAnsiTheme="minorHAnsi" w:cstheme="minorHAnsi"/>
+        </w:rPr>
+        <w:t xml:space="preserve"> y mantener una versión actualizada del sistema.</w:t>
+      </w:r>
+    </w:p>
+    <w:p>
+      <w:pPr>
+        <w:pStyle w:val="NormalWeb"/>
+        <w:spacing w:line="480" w:lineRule="auto"/>
+        <w:jc w:val="both"/>
+        <w:rPr>
+          <w:rFonts w:asciiTheme="minorHAnsi" w:hAnsiTheme="minorHAnsi" w:cstheme="minorHAnsi"/>
+        </w:rPr>
+      </w:pPr>
+      <w:r>
+        <w:rPr>
+          <w:rFonts w:asciiTheme="minorHAnsi" w:hAnsiTheme="minorHAnsi" w:cstheme="minorHAnsi"/>
+        </w:rPr>
+        <w:t xml:space="preserve">El uso de GitHub no solo facilitó la organización del trabajo, sino que también </w:t>
+      </w:r>
+      <w:r>
+        <w:rPr>
+          <w:rFonts w:asciiTheme="minorHAnsi" w:hAnsiTheme="minorHAnsi" w:cstheme="minorHAnsi"/>
+        </w:rPr>
+        <w:t xml:space="preserve">nos </w:t>
+      </w:r>
+      <w:r>
+        <w:rPr>
+          <w:rFonts w:asciiTheme="minorHAnsi" w:hAnsiTheme="minorHAnsi" w:cstheme="minorHAnsi"/>
+        </w:rPr>
+        <w:t>permitió aplicar buenas prác</w:t>
+      </w:r>
+      <w:r>
+        <w:rPr>
+          <w:rFonts w:asciiTheme="minorHAnsi" w:hAnsiTheme="minorHAnsi" w:cstheme="minorHAnsi"/>
+        </w:rPr>
+        <w:t>ticas del trabajo en equipo</w:t>
+      </w:r>
+      <w:r>
+        <w:rPr>
+          <w:rFonts w:asciiTheme="minorHAnsi" w:hAnsiTheme="minorHAnsi" w:cstheme="minorHAnsi"/>
+        </w:rPr>
+        <w:t>, como el control de versiones y la integración de código.</w:t>
+      </w:r>
+    </w:p>
+    <w:p>
+      <w:pPr>
+        <w:pStyle w:val="NormalWeb"/>
+        <w:spacing w:line="480" w:lineRule="auto"/>
+        <w:jc w:val="both"/>
+        <w:rPr>
+          <w:rFonts w:asciiTheme="minorHAnsi" w:hAnsiTheme="minorHAnsi" w:cstheme="minorHAnsi"/>
+        </w:rPr>
+      </w:pPr>
+      <w:r>
+        <w:rPr>
+          <w:rFonts w:asciiTheme="minorHAnsi" w:hAnsiTheme="minorHAnsi" w:cstheme="minorHAnsi"/>
+        </w:rPr>
+        <w:drawing>
+          <wp:inline distT="0" distB="0" distL="0" distR="0" wp14:anchorId="0A9DC07D" wp14:editId="34E4642D">
+            <wp:extent cx="5612130" cy="3012440"/>
+            <wp:effectExtent l="0" t="0" r="7620" b="0"/>
+            <wp:docPr id="1409195778" name="Imagen 1"/>
+            <wp:cNvGraphicFramePr>
+              <a:graphicFrameLocks xmlns:a="http://schemas.openxmlformats.org/drawingml/2006/main" noChangeAspect="1"/>
+            </wp:cNvGraphicFramePr>
+            <a:graphic xmlns:a="http://schemas.openxmlformats.org/drawingml/2006/main">
+              <a:graphicData uri="http://schemas.openxmlformats.org/drawingml/2006/picture">
+                <pic:pic xmlns:pic="http://schemas.openxmlformats.org/drawingml/2006/picture">
+                  <pic:nvPicPr>
+                    <pic:cNvPr id="1409195778" name=""/>
+                    <pic:cNvPicPr/>
+                  </pic:nvPicPr>
+                  <pic:blipFill>
+                    <a:blip r:embed="rId16"/>
+                    <a:stretch>
+                      <a:fillRect/>
+                    </a:stretch>
+                  </pic:blipFill>
+                  <pic:spPr>
+                    <a:xfrm>
+                      <a:off x="0" y="0"/>
+                      <a:ext cx="5612130" cy="3012440"/>
+                    </a:xfrm>
+                    <a:prstGeom prst="rect">
+                      <a:avLst/>
+                    </a:prstGeom>
+                  </pic:spPr>
+                </pic:pic>
+              </a:graphicData>
+            </a:graphic>
+          </wp:inline>
+        </w:drawing>
+      </w:r>
+    </w:p>
+    <w:p>
+      <w:pPr>
+        <w:jc w:val="both"/>
+        <w:rPr>
+          <w:rFonts w:cstheme="minorHAnsi"/>
+        </w:rPr>
+      </w:pPr>
+      <w:r>
+        <w:rPr>
+          <w:rFonts w:cstheme="minorHAnsi"/>
+        </w:rPr>
+        <w:br w:type="page"/>
+      </w:r>
+    </w:p>
+    <w:p>
+      <w:pPr>
+        <w:spacing w:line="480" w:lineRule="auto"/>
+        <w:jc w:val="both"/>
+        <w:rPr>
+          <w:rFonts w:cstheme="minorHAnsi"/>
+          <w:b/>
+        </w:rPr>
+      </w:pPr>
+      <w:r>
+        <w:rPr>
+          <w:rFonts w:cstheme="minorHAnsi"/>
+          <w:b/>
+        </w:rPr>
+        <w:lastRenderedPageBreak/>
+        <w:t>CONCLUSIÓN</w:t>
+      </w:r>
+    </w:p>
+    <w:p>
+      <w:pPr>
+        <w:pStyle w:val="NormalWeb"/>
+        <w:spacing w:line="480" w:lineRule="auto"/>
+        <w:jc w:val="both"/>
+        <w:rPr>
+          <w:rFonts w:asciiTheme="minorHAnsi" w:hAnsiTheme="minorHAnsi" w:cstheme="minorHAnsi"/>
+        </w:rPr>
+      </w:pPr>
+      <w:r>
+        <w:rPr>
+          <w:rFonts w:asciiTheme="minorHAnsi" w:hAnsiTheme="minorHAnsi" w:cstheme="minorHAnsi"/>
+        </w:rPr>
+        <w:t>En el desarrollo de la actividad</w:t>
+      </w:r>
+      <w:r>
+        <w:rPr>
+          <w:rFonts w:asciiTheme="minorHAnsi" w:hAnsiTheme="minorHAnsi" w:cstheme="minorHAnsi"/>
+        </w:rPr>
+        <w:t xml:space="preserve"> se logró implementar un servidor </w:t>
+      </w:r>
+      <w:proofErr w:type="spellStart"/>
+      <w:r>
+        <w:rPr>
+          <w:rFonts w:asciiTheme="minorHAnsi" w:hAnsiTheme="minorHAnsi" w:cstheme="minorHAnsi"/>
+        </w:rPr>
+        <w:t>backend</w:t>
+      </w:r>
+      <w:proofErr w:type="spellEnd"/>
+      <w:r>
+        <w:rPr>
+          <w:rFonts w:asciiTheme="minorHAnsi" w:hAnsiTheme="minorHAnsi" w:cstheme="minorHAnsi"/>
+        </w:rPr>
+        <w:t xml:space="preserve"> utilizando Node.js y Express, incorporando</w:t>
+      </w:r>
+      <w:r>
+        <w:rPr>
+          <w:rFonts w:asciiTheme="minorHAnsi" w:hAnsiTheme="minorHAnsi" w:cstheme="minorHAnsi"/>
+        </w:rPr>
+        <w:t xml:space="preserve"> también</w:t>
+      </w:r>
+      <w:r>
+        <w:rPr>
+          <w:rFonts w:asciiTheme="minorHAnsi" w:hAnsiTheme="minorHAnsi" w:cstheme="minorHAnsi"/>
+        </w:rPr>
+        <w:t xml:space="preserve"> una API REST </w:t>
+      </w:r>
+      <w:r>
+        <w:rPr>
+          <w:rFonts w:asciiTheme="minorHAnsi" w:hAnsiTheme="minorHAnsi" w:cstheme="minorHAnsi"/>
+        </w:rPr>
+        <w:t xml:space="preserve">que fue </w:t>
+      </w:r>
+      <w:r>
+        <w:rPr>
+          <w:rFonts w:asciiTheme="minorHAnsi" w:hAnsiTheme="minorHAnsi" w:cstheme="minorHAnsi"/>
+        </w:rPr>
+        <w:t>capaz de gestionar la au</w:t>
+      </w:r>
+      <w:r>
+        <w:rPr>
+          <w:rFonts w:asciiTheme="minorHAnsi" w:hAnsiTheme="minorHAnsi" w:cstheme="minorHAnsi"/>
+        </w:rPr>
+        <w:t>tenticación de usuarios a través</w:t>
+      </w:r>
+      <w:r>
+        <w:rPr>
+          <w:rFonts w:asciiTheme="minorHAnsi" w:hAnsiTheme="minorHAnsi" w:cstheme="minorHAnsi"/>
+        </w:rPr>
+        <w:t xml:space="preserve"> </w:t>
+      </w:r>
+      <w:r>
+        <w:rPr>
+          <w:rFonts w:asciiTheme="minorHAnsi" w:hAnsiTheme="minorHAnsi" w:cstheme="minorHAnsi"/>
+        </w:rPr>
+        <w:t>d</w:t>
+      </w:r>
+      <w:r>
+        <w:rPr>
+          <w:rFonts w:asciiTheme="minorHAnsi" w:hAnsiTheme="minorHAnsi" w:cstheme="minorHAnsi"/>
+        </w:rPr>
+        <w:t>el uso de JSON Web Token (JWT).</w:t>
+      </w:r>
+    </w:p>
+    <w:p>
+      <w:pPr>
+        <w:pStyle w:val="NormalWeb"/>
+        <w:spacing w:line="480" w:lineRule="auto"/>
+        <w:jc w:val="both"/>
+        <w:rPr>
+          <w:rFonts w:asciiTheme="minorHAnsi" w:hAnsiTheme="minorHAnsi" w:cstheme="minorHAnsi"/>
+        </w:rPr>
+      </w:pPr>
+      <w:r>
+        <w:rPr>
+          <w:rFonts w:asciiTheme="minorHAnsi" w:hAnsiTheme="minorHAnsi" w:cstheme="minorHAnsi"/>
+        </w:rPr>
+        <w:t xml:space="preserve">Se desarrolló </w:t>
+      </w:r>
+      <w:r>
+        <w:rPr>
+          <w:rFonts w:asciiTheme="minorHAnsi" w:hAnsiTheme="minorHAnsi" w:cstheme="minorHAnsi"/>
+        </w:rPr>
+        <w:t xml:space="preserve">y configuro </w:t>
+      </w:r>
+      <w:r>
+        <w:rPr>
+          <w:rFonts w:asciiTheme="minorHAnsi" w:hAnsiTheme="minorHAnsi" w:cstheme="minorHAnsi"/>
+        </w:rPr>
+        <w:t xml:space="preserve">la lógica de </w:t>
+      </w:r>
+      <w:proofErr w:type="spellStart"/>
+      <w:r>
+        <w:rPr>
+          <w:rFonts w:asciiTheme="minorHAnsi" w:hAnsiTheme="minorHAnsi" w:cstheme="minorHAnsi"/>
+        </w:rPr>
+        <w:t>login</w:t>
+      </w:r>
+      <w:proofErr w:type="spellEnd"/>
+      <w:r>
+        <w:rPr>
+          <w:rFonts w:asciiTheme="minorHAnsi" w:hAnsiTheme="minorHAnsi" w:cstheme="minorHAnsi"/>
+        </w:rPr>
+        <w:t xml:space="preserve">, validación de credenciales y generación de tokens, además de la </w:t>
+      </w:r>
+      <w:r>
+        <w:rPr>
+          <w:rFonts w:asciiTheme="minorHAnsi" w:hAnsiTheme="minorHAnsi" w:cstheme="minorHAnsi"/>
+        </w:rPr>
+        <w:t xml:space="preserve">correcta </w:t>
+      </w:r>
+      <w:r>
+        <w:rPr>
+          <w:rFonts w:asciiTheme="minorHAnsi" w:hAnsiTheme="minorHAnsi" w:cstheme="minorHAnsi"/>
+        </w:rPr>
+        <w:t>implementación de cookies para la gestión de</w:t>
+      </w:r>
+      <w:r>
+        <w:rPr>
+          <w:rFonts w:asciiTheme="minorHAnsi" w:hAnsiTheme="minorHAnsi" w:cstheme="minorHAnsi"/>
+        </w:rPr>
+        <w:t xml:space="preserve"> las sesiones. Igualmente</w:t>
+      </w:r>
+      <w:r>
+        <w:rPr>
+          <w:rFonts w:asciiTheme="minorHAnsi" w:hAnsiTheme="minorHAnsi" w:cstheme="minorHAnsi"/>
+        </w:rPr>
+        <w:t>, se incorporó un middleware que</w:t>
+      </w:r>
+      <w:r>
+        <w:rPr>
+          <w:rFonts w:asciiTheme="minorHAnsi" w:hAnsiTheme="minorHAnsi" w:cstheme="minorHAnsi"/>
+        </w:rPr>
+        <w:t xml:space="preserve"> nos permitió</w:t>
+      </w:r>
+      <w:r>
+        <w:rPr>
+          <w:rFonts w:asciiTheme="minorHAnsi" w:hAnsiTheme="minorHAnsi" w:cstheme="minorHAnsi"/>
+        </w:rPr>
+        <w:t xml:space="preserve"> proteger </w:t>
+      </w:r>
+      <w:r>
+        <w:rPr>
+          <w:rFonts w:asciiTheme="minorHAnsi" w:hAnsiTheme="minorHAnsi" w:cstheme="minorHAnsi"/>
+        </w:rPr>
+        <w:t xml:space="preserve">las </w:t>
+      </w:r>
+      <w:r>
+        <w:rPr>
+          <w:rFonts w:asciiTheme="minorHAnsi" w:hAnsiTheme="minorHAnsi" w:cstheme="minorHAnsi"/>
+        </w:rPr>
+        <w:t xml:space="preserve">rutas privadas, asegurando que solo </w:t>
+      </w:r>
+      <w:r>
+        <w:rPr>
+          <w:rFonts w:asciiTheme="minorHAnsi" w:hAnsiTheme="minorHAnsi" w:cstheme="minorHAnsi"/>
+        </w:rPr>
+        <w:t xml:space="preserve">los </w:t>
+      </w:r>
+      <w:r>
+        <w:rPr>
+          <w:rFonts w:asciiTheme="minorHAnsi" w:hAnsiTheme="minorHAnsi" w:cstheme="minorHAnsi"/>
+        </w:rPr>
+        <w:t>usuarios autenticados p</w:t>
+      </w:r>
+      <w:r>
+        <w:rPr>
+          <w:rFonts w:asciiTheme="minorHAnsi" w:hAnsiTheme="minorHAnsi" w:cstheme="minorHAnsi"/>
+        </w:rPr>
+        <w:t>uedan acceder a datos e información sensible</w:t>
+      </w:r>
+      <w:r>
+        <w:rPr>
+          <w:rFonts w:asciiTheme="minorHAnsi" w:hAnsiTheme="minorHAnsi" w:cstheme="minorHAnsi"/>
+        </w:rPr>
+        <w:t>.</w:t>
+      </w:r>
+    </w:p>
+    <w:p>
+      <w:pPr>
+        <w:pStyle w:val="NormalWeb"/>
+        <w:spacing w:line="480" w:lineRule="auto"/>
+        <w:jc w:val="both"/>
+        <w:rPr>
+          <w:rFonts w:asciiTheme="minorHAnsi" w:hAnsiTheme="minorHAnsi" w:cstheme="minorHAnsi"/>
+        </w:rPr>
+      </w:pPr>
+      <w:r>
+        <w:rPr>
+          <w:rFonts w:asciiTheme="minorHAnsi" w:hAnsiTheme="minorHAnsi" w:cstheme="minorHAnsi"/>
+        </w:rPr>
+        <w:t>Por otro lado, se realizaron pruebas que</w:t>
+      </w:r>
+      <w:r>
+        <w:rPr>
+          <w:rFonts w:asciiTheme="minorHAnsi" w:hAnsiTheme="minorHAnsi" w:cstheme="minorHAnsi"/>
+        </w:rPr>
+        <w:t xml:space="preserve"> nos permitió</w:t>
+      </w:r>
+      <w:r>
+        <w:rPr>
+          <w:rFonts w:asciiTheme="minorHAnsi" w:hAnsiTheme="minorHAnsi" w:cstheme="minorHAnsi"/>
+        </w:rPr>
+        <w:t xml:space="preserve"> verificar el correcto funcionamiento del sistema, demostrando</w:t>
+      </w:r>
+      <w:r>
+        <w:rPr>
+          <w:rFonts w:asciiTheme="minorHAnsi" w:hAnsiTheme="minorHAnsi" w:cstheme="minorHAnsi"/>
+        </w:rPr>
+        <w:t xml:space="preserve"> así</w:t>
+      </w:r>
+      <w:r>
+        <w:rPr>
+          <w:rFonts w:asciiTheme="minorHAnsi" w:hAnsiTheme="minorHAnsi" w:cstheme="minorHAnsi"/>
+        </w:rPr>
+        <w:t xml:space="preserve"> que la autenticación y la protección de </w:t>
+      </w:r>
+      <w:r>
+        <w:rPr>
+          <w:rFonts w:asciiTheme="minorHAnsi" w:hAnsiTheme="minorHAnsi" w:cstheme="minorHAnsi"/>
+        </w:rPr>
+        <w:t>las rutas trabajan de manera eficaz</w:t>
+      </w:r>
+      <w:r>
+        <w:rPr>
+          <w:rFonts w:asciiTheme="minorHAnsi" w:hAnsiTheme="minorHAnsi" w:cstheme="minorHAnsi"/>
+        </w:rPr>
+        <w:t>.</w:t>
+      </w:r>
+    </w:p>
+    <w:p>
+      <w:pPr>
+        <w:pStyle w:val="NormalWeb"/>
+        <w:spacing w:line="480" w:lineRule="auto"/>
+        <w:jc w:val="both"/>
+        <w:rPr>
+          <w:rFonts w:asciiTheme="minorHAnsi" w:hAnsiTheme="minorHAnsi" w:cstheme="minorHAnsi"/>
+        </w:rPr>
+      </w:pPr>
+      <w:r>
+        <w:rPr>
+          <w:rFonts w:asciiTheme="minorHAnsi" w:hAnsiTheme="minorHAnsi" w:cstheme="minorHAnsi"/>
+        </w:rPr>
+        <w:t>Finalmente, el uso de herramientas como GitHub</w:t>
+      </w:r>
+      <w:r>
+        <w:rPr>
+          <w:rFonts w:asciiTheme="minorHAnsi" w:hAnsiTheme="minorHAnsi" w:cstheme="minorHAnsi"/>
+        </w:rPr>
+        <w:t xml:space="preserve"> nos</w:t>
+      </w:r>
+      <w:r>
+        <w:rPr>
+          <w:rFonts w:asciiTheme="minorHAnsi" w:hAnsiTheme="minorHAnsi" w:cstheme="minorHAnsi"/>
+        </w:rPr>
+        <w:t xml:space="preserve"> permitió ev</w:t>
+      </w:r>
+      <w:r>
+        <w:rPr>
+          <w:rFonts w:asciiTheme="minorHAnsi" w:hAnsiTheme="minorHAnsi" w:cstheme="minorHAnsi"/>
+        </w:rPr>
+        <w:t>idenciar el trabajo en equipo</w:t>
+      </w:r>
+      <w:r>
+        <w:rPr>
+          <w:rFonts w:asciiTheme="minorHAnsi" w:hAnsiTheme="minorHAnsi" w:cstheme="minorHAnsi"/>
+        </w:rPr>
+        <w:t>, facilitando la integración de los avance</w:t>
+      </w:r>
+      <w:r>
+        <w:rPr>
+          <w:rFonts w:asciiTheme="minorHAnsi" w:hAnsiTheme="minorHAnsi" w:cstheme="minorHAnsi"/>
+        </w:rPr>
+        <w:t>s realizados por cada uno. E</w:t>
+      </w:r>
+      <w:r>
+        <w:rPr>
+          <w:rFonts w:asciiTheme="minorHAnsi" w:hAnsiTheme="minorHAnsi" w:cstheme="minorHAnsi"/>
+        </w:rPr>
+        <w:t xml:space="preserve">ste proyecto </w:t>
+      </w:r>
+      <w:r>
+        <w:rPr>
+          <w:rFonts w:asciiTheme="minorHAnsi" w:hAnsiTheme="minorHAnsi" w:cstheme="minorHAnsi"/>
+        </w:rPr>
+        <w:t xml:space="preserve">nos </w:t>
+      </w:r>
+      <w:r>
+        <w:rPr>
+          <w:rFonts w:asciiTheme="minorHAnsi" w:hAnsiTheme="minorHAnsi" w:cstheme="minorHAnsi"/>
+        </w:rPr>
+        <w:t>permitió comprender</w:t>
+      </w:r>
+      <w:r>
+        <w:rPr>
+          <w:rFonts w:asciiTheme="minorHAnsi" w:hAnsiTheme="minorHAnsi" w:cstheme="minorHAnsi"/>
+        </w:rPr>
+        <w:t xml:space="preserve"> de manera profunda y practica a la vez como funciona</w:t>
+      </w:r>
+      <w:r>
+        <w:rPr>
+          <w:rFonts w:asciiTheme="minorHAnsi" w:hAnsiTheme="minorHAnsi" w:cstheme="minorHAnsi"/>
+        </w:rPr>
+        <w:t xml:space="preserve"> un sistema de autenticación seguro en </w:t>
+      </w:r>
+      <w:r>
+        <w:rPr>
+          <w:rFonts w:asciiTheme="minorHAnsi" w:hAnsiTheme="minorHAnsi" w:cstheme="minorHAnsi"/>
+        </w:rPr>
+        <w:t>las aplicaciones web de hoy en día</w:t>
+      </w:r>
+      <w:r>
+        <w:rPr>
+          <w:rFonts w:asciiTheme="minorHAnsi" w:hAnsiTheme="minorHAnsi" w:cstheme="minorHAnsi"/>
+        </w:rPr>
+        <w:t>.</w:t>
+      </w:r>
+    </w:p>
+    <w:p/>
+    <w:p>
+      <w:pPr>
         <w:spacing w:line="360" w:lineRule="auto"/>
         <w:jc w:val="both"/>
       </w:pPr>
-      <w:r>
-        <w:t xml:space="preserve">Finalmente, en este ejemplo el mismo “usuario1”, intento ingresar a una </w:t>
-      </w:r>
-      <w:r>
-        <w:t>página</w:t>
-      </w:r>
-      <w:r>
-        <w:t xml:space="preserve"> que no </w:t>
-      </w:r>
-      <w:r>
-        <w:t>pertenece</w:t>
-      </w:r>
-      <w:r>
-        <w:t xml:space="preserve"> a su rol, el </w:t>
-      </w:r>
-      <w:r>
-        <w:t>“</w:t>
-      </w:r>
-      <w:proofErr w:type="spellStart"/>
-      <w:r>
-        <w:t>authMiddleware</w:t>
-      </w:r>
-      <w:proofErr w:type="spellEnd"/>
-      <w:r>
-        <w:t xml:space="preserve">” valida la </w:t>
-      </w:r>
-      <w:proofErr w:type="spellStart"/>
-      <w:r>
-        <w:t>autenticacion</w:t>
-      </w:r>
-      <w:proofErr w:type="spellEnd"/>
-      <w:r>
-        <w:t xml:space="preserve"> del token JWT, mientras que “</w:t>
-      </w:r>
-      <w:proofErr w:type="spellStart"/>
-      <w:r>
-        <w:t>roleMiddleware</w:t>
-      </w:r>
-      <w:proofErr w:type="spellEnd"/>
-      <w:r>
-        <w:t xml:space="preserve">” en este caso NO valida el rol </w:t>
-      </w:r>
-      <w:r>
-        <w:t xml:space="preserve">y por tanto deniega el </w:t>
-      </w:r>
-      <w:r>
-        <w:lastRenderedPageBreak/>
-        <w:t>ingreso a la pagina con el mensaje “Acceso denegado. No tiene permisos suficientes”.</w:t>
-      </w:r>
-    </w:p>
-    <w:p>
-      <w:pPr>
-        <w:spacing w:line="360" w:lineRule="auto"/>
-        <w:jc w:val="both"/>
-      </w:pPr>
-      <w:r>
-        <w:t xml:space="preserve">Al intentar acceder a una ruta cuyo rol no corresponde, el middleware </w:t>
-      </w:r>
-      <w:proofErr w:type="spellStart"/>
-      <w:r>
-        <w:t>roleMiddleware</w:t>
-      </w:r>
-      <w:proofErr w:type="spellEnd"/>
-      <w:r>
-        <w:t xml:space="preserve"> bloquea el acceso y devuelve un mensaje 403 indicando que el usuario no tiene permisos suficientes.</w:t>
-      </w:r>
-    </w:p>
-    <w:p>
-      <w:pPr>
-        <w:jc w:val="both"/>
-      </w:pPr>
-    </w:p>
-    <w:p>
-      <w:pPr>
-        <w:pStyle w:val="Ttulo1"/>
-        <w:jc w:val="both"/>
-        <w:rPr>
-          <w:b/>
-          <w:bCs/>
-        </w:rPr>
-      </w:pPr>
-      <w:bookmarkStart w:id="8" w:name="_Toc227094324"/>
-      <w:r>
-        <w:rPr>
-          <w:b/>
-          <w:bCs/>
-        </w:rPr>
-        <w:t>TRABAJO COLABORATIVO CON GITHUB (AMBOS)</w:t>
-      </w:r>
-      <w:bookmarkEnd w:id="8"/>
-    </w:p>
-    <w:p>
-      <w:pPr>
-        <w:jc w:val="both"/>
-      </w:pPr>
-    </w:p>
-    <w:p>
-      <w:r>
-        <w:t xml:space="preserve">Esto se encuentra conforme a los </w:t>
-      </w:r>
-      <w:proofErr w:type="spellStart"/>
-      <w:r>
-        <w:t>Commit</w:t>
-      </w:r>
-      <w:proofErr w:type="spellEnd"/>
-      <w:r>
-        <w:t xml:space="preserve"> realizados en </w:t>
-      </w:r>
-      <w:proofErr w:type="spellStart"/>
-      <w:r>
-        <w:t>Github</w:t>
-      </w:r>
-      <w:proofErr w:type="spellEnd"/>
-      <w:r>
-        <w:t xml:space="preserve"> en la pagina</w:t>
-      </w:r>
-    </w:p>
-    <w:p>
-      <w:hyperlink r:id="rId14" w:history="1">
-        <w:proofErr w:type="spellStart"/>
-        <w:r>
-          <w:rPr>
-            <w:rStyle w:val="Hipervnculo"/>
-          </w:rPr>
-          <w:t>MadridDarien</w:t>
-        </w:r>
-        <w:proofErr w:type="spellEnd"/>
-        <w:r>
-          <w:rPr>
-            <w:rStyle w:val="Hipervnculo"/>
-          </w:rPr>
-          <w:t>/taller-plataformas-web-semana4: Trabajo semana 4 Taller de plataformas web</w:t>
-        </w:r>
-      </w:hyperlink>
-    </w:p>
-    <w:p>
-      <w:r>
-        <w:br w:type="page"/>
-      </w:r>
-    </w:p>
-    <w:p>
-      <w:pPr>
-        <w:jc w:val="both"/>
-      </w:pPr>
-    </w:p>
-    <w:p>
-      <w:pPr>
-        <w:pStyle w:val="Ttulo1"/>
-        <w:rPr>
-          <w:b/>
-          <w:bCs/>
-        </w:rPr>
-      </w:pPr>
-      <w:bookmarkStart w:id="9" w:name="_Toc227094325"/>
-      <w:r>
-        <w:rPr>
-          <w:b/>
-          <w:bCs/>
-        </w:rPr>
-        <w:t>CONCLUSIÓN</w:t>
-      </w:r>
-      <w:bookmarkEnd w:id="9"/>
-    </w:p>
-    <w:p/>
-    <w:p>
-      <w:pPr>
-        <w:spacing w:line="360" w:lineRule="auto"/>
-        <w:jc w:val="both"/>
-      </w:pPr>
-      <w:r>
-        <w:t xml:space="preserve">En este trabajo se implementó un servidor </w:t>
-      </w:r>
-      <w:proofErr w:type="spellStart"/>
-      <w:r>
-        <w:t>backend</w:t>
-      </w:r>
-      <w:proofErr w:type="spellEnd"/>
-      <w:r>
-        <w:t xml:space="preserve"> utilizando Node.js y Express, incorporando un sistema de autenticación seguro basado en JSON Web Tokens (JWT) y cookies HTTP-</w:t>
-      </w:r>
-      <w:proofErr w:type="spellStart"/>
-      <w:r>
-        <w:t>only</w:t>
-      </w:r>
-      <w:proofErr w:type="spellEnd"/>
-      <w:r>
-        <w:t>. A través del uso de middlewares se logró proteger rutas privadas y restringir el acceso según el rol del usuario, garantizando un control adecuado de autenticación y autorización. Las pruebas realizadas con Postman permitieron validar el correcto funcionamiento del flujo completo: inicio de sesión, verificación del token, acceso a rutas protegidas, restricción por roles y cierre de sesión. Finalmente, el uso de GitHub facilitó el trabajo colaborativo y el control de versiones del proyecto, asegurando una estructura ordenada y profesional.</w:t>
-      </w:r>
     </w:p>
     <w:sectPr>
       <w:pgSz w:w="12240" w:h="15840" w:code="1"/>
@@ -10672,6 +12341,21 @@
       <w:shd w:val="clear" w:color="auto" w:fill="E1DFDD"/>
     </w:rPr>
   </w:style>
+  <w:style w:type="paragraph" w:styleId="NormalWeb">
+    <w:name w:val="Normal (Web)"/>
+    <w:basedOn w:val="Normal"/>
+    <w:uiPriority w:val="99"/>
+    <w:semiHidden/>
+    <w:unhideWhenUsed/>
+    <w:rsid w:val="00DA7C55"/>
+    <w:pPr>
+      <w:spacing w:before="100" w:beforeAutospacing="1" w:after="100" w:afterAutospacing="1" w:line="240" w:lineRule="auto"/>
+    </w:pPr>
+    <w:rPr>
+      <w:rFonts w:ascii="Times New Roman" w:eastAsia="Times New Roman" w:hAnsi="Times New Roman" w:cs="Times New Roman"/>
+      <w:lang w:val="es-MX" w:eastAsia="es-MX"/>
+    </w:rPr>
+  </w:style>
 </w:styles>
 </file>
 
